--- a/Quiz_Web_Matematika_Paket_2.docx
+++ b/Quiz_Web_Matematika_Paket_2.docx
@@ -66,11 +66,11 @@
         <w:br/>
       </w:r>
       <w:r>
-        <w:t>3. Naskah soal ini terdiri atas 20 butir soal pilihan ganda dengan 4 opsi pilihan (A, B, C, D).</w:t>
+        <w:t>3. Naskah soal ini terdiri atas Pilihan Ganda Sederhana, Pilihan Ganda Kompleks, dan Tabel Benar/Salah.</w:t>
         <w:br/>
       </w:r>
       <w:r>
-        <w:t>4. Pilihlah salah satu jawaban yang Anda anggap paling benar dan tepat.</w:t>
+        <w:t>4. Pilihlah jawaban yang paling benar dan tepat.</w:t>
       </w:r>
     </w:p>
     <w:p>
@@ -406,7 +406,7 @@
         <w:rPr>
           <w:b/>
         </w:rPr>
-        <w:t xml:space="preserve">A. </w:t>
+        <w:t xml:space="preserve">□ A. </w:t>
       </w:r>
       <w:r>
         <w:t>07.45 WIB</w:t>
@@ -421,7 +421,7 @@
         <w:rPr>
           <w:b/>
         </w:rPr>
-        <w:t xml:space="preserve">B. </w:t>
+        <w:t xml:space="preserve">□ B. </w:t>
       </w:r>
       <w:r>
         <w:t>08.00 WIB</w:t>
@@ -436,7 +436,7 @@
         <w:rPr>
           <w:b/>
         </w:rPr>
-        <w:t xml:space="preserve">C. </w:t>
+        <w:t xml:space="preserve">□ C. </w:t>
       </w:r>
       <w:r>
         <w:t>08.15 WIB</w:t>
@@ -451,10 +451,21 @@
         <w:rPr>
           <w:b/>
         </w:rPr>
-        <w:t xml:space="preserve">D. </w:t>
+        <w:t xml:space="preserve">□ D. </w:t>
       </w:r>
       <w:r>
         <w:t>08.30 WIB</w:t>
+      </w:r>
+    </w:p>
+    <w:p>
+      <w:pPr>
+        <w:ind w:left="432"/>
+      </w:pPr>
+      <w:r>
+        <w:rPr>
+          <w:i/>
+        </w:rPr>
+        <w:t>[Pilihan Ganda Kompleks: Jawaban benar lebih dari satu]</w:t>
       </w:r>
     </w:p>
     <w:p>
@@ -545,1168 +556,64 @@
         <w:t>Pak Santo memiliki kebun sayur berbentuk persegi dengan luas 784 m². Di sekeliling kebun tersebut akan dipasang tiang pancang bambu penahan pagar dengan jarak antar-tiang sejauh 2 meter. Berapakah banyak tiang pancang bambu yang dibutuhkan Pak Santo?</w:t>
       </w:r>
     </w:p>
-    <w:p>
-      <w:pPr>
-        <w:spacing w:before="0" w:after="20"/>
-        <w:ind w:left="432"/>
-      </w:pPr>
-      <w:r>
-        <w:rPr>
-          <w:b/>
-        </w:rPr>
-        <w:t xml:space="preserve">A. </w:t>
-      </w:r>
-      <w:r>
-        <w:t>48 buah</w:t>
-      </w:r>
-    </w:p>
-    <w:p>
-      <w:pPr>
-        <w:spacing w:before="0" w:after="20"/>
-        <w:ind w:left="432"/>
-      </w:pPr>
-      <w:r>
-        <w:rPr>
-          <w:b/>
-        </w:rPr>
-        <w:t xml:space="preserve">B. </w:t>
-      </w:r>
-      <w:r>
-        <w:t>52 buah</w:t>
-      </w:r>
-    </w:p>
-    <w:p>
-      <w:pPr>
-        <w:spacing w:before="0" w:after="20"/>
-        <w:ind w:left="432"/>
-      </w:pPr>
-      <w:r>
-        <w:rPr>
-          <w:b/>
-        </w:rPr>
-        <w:t xml:space="preserve">C. </w:t>
-      </w:r>
-      <w:r>
-        <w:t>56 buah</w:t>
-      </w:r>
-    </w:p>
-    <w:p>
-      <w:pPr>
-        <w:spacing w:before="0" w:after="20"/>
-        <w:ind w:left="432"/>
-      </w:pPr>
-      <w:r>
-        <w:rPr>
-          <w:b/>
-        </w:rPr>
-        <w:t xml:space="preserve">D. </w:t>
-      </w:r>
-      <w:r>
-        <w:t>64 buah</w:t>
-      </w:r>
-    </w:p>
-    <w:p>
-      <w:pPr>
-        <w:spacing w:before="120" w:after="40"/>
-      </w:pPr>
-      <w:r>
-        <w:rPr>
-          <w:b/>
-        </w:rPr>
-        <w:t xml:space="preserve">8. </w:t>
-      </w:r>
-      <w:r>
-        <w:t>Sebuah akuarium kaca berbentuk kubus terisi air tepat separuh (1/2 bagian). Volume air di dalam akuarium tersebut tercatat 62,5 liter (dm³). Berapakah panjang rusuk akuarium tersebut dalam satuan sentimeter (cm)?</w:t>
-      </w:r>
-    </w:p>
-    <w:p>
-      <w:pPr>
-        <w:spacing w:before="0" w:after="20"/>
-        <w:ind w:left="432"/>
-      </w:pPr>
-      <w:r>
-        <w:rPr>
-          <w:b/>
-        </w:rPr>
-        <w:t xml:space="preserve">A. </w:t>
-      </w:r>
-      <w:r>
-        <w:t>40 cm</w:t>
-      </w:r>
-    </w:p>
-    <w:p>
-      <w:pPr>
-        <w:spacing w:before="0" w:after="20"/>
-        <w:ind w:left="432"/>
-      </w:pPr>
-      <w:r>
-        <w:rPr>
-          <w:b/>
-        </w:rPr>
-        <w:t xml:space="preserve">B. </w:t>
-      </w:r>
-      <w:r>
-        <w:t>50 cm</w:t>
-      </w:r>
-    </w:p>
-    <w:p>
-      <w:pPr>
-        <w:spacing w:before="0" w:after="20"/>
-        <w:ind w:left="432"/>
-      </w:pPr>
-      <w:r>
-        <w:rPr>
-          <w:b/>
-        </w:rPr>
-        <w:t xml:space="preserve">C. </w:t>
-      </w:r>
-      <w:r>
-        <w:t>60 cm</w:t>
-      </w:r>
-    </w:p>
-    <w:p>
-      <w:pPr>
-        <w:spacing w:before="0" w:after="20"/>
-        <w:ind w:left="432"/>
-      </w:pPr>
-      <w:r>
-        <w:rPr>
-          <w:b/>
-        </w:rPr>
-        <w:t xml:space="preserve">D. </w:t>
-      </w:r>
-      <w:r>
-        <w:t>70 cm</w:t>
-      </w:r>
-    </w:p>
-    <w:p>
-      <w:pPr>
-        <w:spacing w:before="120" w:after="40"/>
-      </w:pPr>
-      <w:r>
-        <w:rPr>
-          <w:b/>
-        </w:rPr>
-        <w:t xml:space="preserve">9. </w:t>
-      </w:r>
-      <w:r>
-        <w:t>Perbandingan umur Dimas dan Kakaknya adalah 3 : 7. Jika umur Kakak saat ini adalah 28 tahun, berapakah jumlah umur Dimas dan Kakaknya?</w:t>
-      </w:r>
-    </w:p>
-    <w:p>
-      <w:pPr>
-        <w:spacing w:before="0" w:after="20"/>
-        <w:ind w:left="432"/>
-      </w:pPr>
-      <w:r>
-        <w:rPr>
-          <w:b/>
-        </w:rPr>
-        <w:t xml:space="preserve">A. </w:t>
-      </w:r>
-      <w:r>
-        <w:t>36 tahun</w:t>
-      </w:r>
-    </w:p>
-    <w:p>
-      <w:pPr>
-        <w:spacing w:before="0" w:after="20"/>
-        <w:ind w:left="432"/>
-      </w:pPr>
-      <w:r>
-        <w:rPr>
-          <w:b/>
-        </w:rPr>
-        <w:t xml:space="preserve">B. </w:t>
-      </w:r>
-      <w:r>
-        <w:t>40 tahun</w:t>
-      </w:r>
-    </w:p>
-    <w:p>
-      <w:pPr>
-        <w:spacing w:before="0" w:after="20"/>
-        <w:ind w:left="432"/>
-      </w:pPr>
-      <w:r>
-        <w:rPr>
-          <w:b/>
-        </w:rPr>
-        <w:t xml:space="preserve">C. </w:t>
-      </w:r>
-      <w:r>
-        <w:t>42 tahun</w:t>
-      </w:r>
-    </w:p>
-    <w:p>
-      <w:pPr>
-        <w:spacing w:before="0" w:after="20"/>
-        <w:ind w:left="432"/>
-      </w:pPr>
-      <w:r>
-        <w:rPr>
-          <w:b/>
-        </w:rPr>
-        <w:t xml:space="preserve">D. </w:t>
-      </w:r>
-      <w:r>
-        <w:t>44 tahun</w:t>
-      </w:r>
-    </w:p>
-    <w:p>
-      <w:pPr>
-        <w:spacing w:before="120" w:after="40"/>
-      </w:pPr>
-      <w:r>
-        <w:rPr>
-          <w:b/>
-        </w:rPr>
-        <w:t xml:space="preserve">10. </w:t>
-      </w:r>
-      <w:r>
-        <w:t>Denah gedung serbaguna digambar dengan skala 1 : 200. Pada gambar denah tersebut, ukuran panjang gedung adalah 15 cm dan lebarnya 10 cm. Berapakah luas sebenarnya dari lantai gedung serbaguna tersebut dalam satuan meter persegi (m²)?</w:t>
-      </w:r>
-    </w:p>
-    <w:p>
-      <w:pPr>
-        <w:spacing w:before="0" w:after="20"/>
-        <w:ind w:left="432"/>
-      </w:pPr>
-      <w:r>
-        <w:rPr>
-          <w:b/>
-        </w:rPr>
-        <w:t xml:space="preserve">A. </w:t>
-      </w:r>
-      <w:r>
-        <w:t>300 m²</w:t>
-      </w:r>
-    </w:p>
-    <w:p>
-      <w:pPr>
-        <w:spacing w:before="0" w:after="20"/>
-        <w:ind w:left="432"/>
-      </w:pPr>
-      <w:r>
-        <w:rPr>
-          <w:b/>
-        </w:rPr>
-        <w:t xml:space="preserve">B. </w:t>
-      </w:r>
-      <w:r>
-        <w:t>450 m²</w:t>
-      </w:r>
-    </w:p>
-    <w:p>
-      <w:pPr>
-        <w:spacing w:before="0" w:after="20"/>
-        <w:ind w:left="432"/>
-      </w:pPr>
-      <w:r>
-        <w:rPr>
-          <w:b/>
-        </w:rPr>
-        <w:t xml:space="preserve">C. </w:t>
-      </w:r>
-      <w:r>
-        <w:t>600 m²</w:t>
-      </w:r>
-    </w:p>
-    <w:p>
-      <w:pPr>
-        <w:spacing w:before="0" w:after="20"/>
-        <w:ind w:left="432"/>
-      </w:pPr>
-      <w:r>
-        <w:rPr>
-          <w:b/>
-        </w:rPr>
-        <w:t xml:space="preserve">D. </w:t>
-      </w:r>
-      <w:r>
-        <w:t>750 m²</w:t>
-      </w:r>
-    </w:p>
-    <w:p>
-      <w:pPr>
-        <w:spacing w:before="120" w:after="40"/>
-      </w:pPr>
-      <w:r>
-        <w:rPr>
-          <w:b/>
-        </w:rPr>
-        <w:t xml:space="preserve">11. </w:t>
-      </w:r>
-      <w:r>
-        <w:t>Sebuah taman kota berbentuk lingkaran memiliki diameter 28 meter (π = 22/7). Seluruh permukaan tanah taman tersebut akan ditanami rumput hias gajah mini. Berapakah luas tanah taman yang akan ditanami rumput tersebut?</w:t>
-      </w:r>
-    </w:p>
-    <w:p>
-      <w:pPr>
-        <w:spacing w:before="0" w:after="20"/>
-        <w:ind w:left="432"/>
-      </w:pPr>
-      <w:r>
-        <w:rPr>
-          <w:b/>
-        </w:rPr>
-        <w:t xml:space="preserve">A. </w:t>
-      </w:r>
-      <w:r>
-        <w:t>588 m²</w:t>
-      </w:r>
-    </w:p>
-    <w:p>
-      <w:pPr>
-        <w:spacing w:before="0" w:after="20"/>
-        <w:ind w:left="432"/>
-      </w:pPr>
-      <w:r>
-        <w:rPr>
-          <w:b/>
-        </w:rPr>
-        <w:t xml:space="preserve">B. </w:t>
-      </w:r>
-      <w:r>
-        <w:t>616 m²</w:t>
-      </w:r>
-    </w:p>
-    <w:p>
-      <w:pPr>
-        <w:spacing w:before="0" w:after="20"/>
-        <w:ind w:left="432"/>
-      </w:pPr>
-      <w:r>
-        <w:rPr>
-          <w:b/>
-        </w:rPr>
-        <w:t xml:space="preserve">C. </w:t>
-      </w:r>
-      <w:r>
-        <w:t>644 m²</w:t>
-      </w:r>
-    </w:p>
-    <w:p>
-      <w:pPr>
-        <w:spacing w:before="0" w:after="20"/>
-        <w:ind w:left="432"/>
-      </w:pPr>
-      <w:r>
-        <w:rPr>
-          <w:b/>
-        </w:rPr>
-        <w:t xml:space="preserve">D. </w:t>
-      </w:r>
-      <w:r>
-        <w:t>672 m²</w:t>
-      </w:r>
-    </w:p>
-    <w:p>
-      <w:pPr>
-        <w:spacing w:before="120" w:after="40"/>
-      </w:pPr>
-      <w:r>
-        <w:rPr>
-          <w:b/>
-        </w:rPr>
-        <w:t xml:space="preserve">12. </w:t>
-      </w:r>
-      <w:r>
-        <w:t>Sebidang tanah pekarangan rumah berbentuk trapesium siku-siku memiliki panjang dua sisi sejajar masing-masing 16 meter dan 24 meter. Jarak tegak lurus antara kedua sisi sejajar tersebut (tinggi trapesium) adalah 12 meter. Berapakah luas pekarangan tersebut?</w:t>
-      </w:r>
-    </w:p>
-    <w:p>
-      <w:pPr>
-        <w:spacing w:before="0" w:after="20"/>
-        <w:ind w:left="432"/>
-      </w:pPr>
-      <w:r>
-        <w:rPr>
-          <w:b/>
-        </w:rPr>
-        <w:t xml:space="preserve">A. </w:t>
-      </w:r>
-      <w:r>
-        <w:t>200 m²</w:t>
-      </w:r>
-    </w:p>
-    <w:p>
-      <w:pPr>
-        <w:spacing w:before="0" w:after="20"/>
-        <w:ind w:left="432"/>
-      </w:pPr>
-      <w:r>
-        <w:rPr>
-          <w:b/>
-        </w:rPr>
-        <w:t xml:space="preserve">B. </w:t>
-      </w:r>
-      <w:r>
-        <w:t>240 m²</w:t>
-      </w:r>
-    </w:p>
-    <w:p>
-      <w:pPr>
-        <w:spacing w:before="0" w:after="20"/>
-        <w:ind w:left="432"/>
-      </w:pPr>
-      <w:r>
-        <w:rPr>
-          <w:b/>
-        </w:rPr>
-        <w:t xml:space="preserve">C. </w:t>
-      </w:r>
-      <w:r>
-        <w:t>280 m²</w:t>
-      </w:r>
-    </w:p>
-    <w:p>
-      <w:pPr>
-        <w:spacing w:before="0" w:after="20"/>
-        <w:ind w:left="432"/>
-      </w:pPr>
-      <w:r>
-        <w:rPr>
-          <w:b/>
-        </w:rPr>
-        <w:t xml:space="preserve">D. </w:t>
-      </w:r>
-      <w:r>
-        <w:t>320 m²</w:t>
-      </w:r>
-    </w:p>
-    <w:p>
-      <w:pPr>
-        <w:spacing w:before="120" w:after="40"/>
-      </w:pPr>
-      <w:r>
-        <w:rPr>
-          <w:b/>
-        </w:rPr>
-        <w:t xml:space="preserve">13. </w:t>
-      </w:r>
-      <w:r>
-        <w:t>Sebuah tandon penampung air hujan berbentuk tabung memiliki jari-jari alas 70 cm dan tinggi 1,5 meter (150 cm). Tandon tersebut diisi air sampai penuh (gunakan π = 22/7). Berapa liter volume air di dalam tandon tersebut?</w:t>
-      </w:r>
-    </w:p>
-    <w:p>
-      <w:pPr>
-        <w:spacing w:before="0" w:after="20"/>
-        <w:ind w:left="432"/>
-      </w:pPr>
-      <w:r>
-        <w:rPr>
-          <w:b/>
-        </w:rPr>
-        <w:t xml:space="preserve">A. </w:t>
-      </w:r>
-      <w:r>
-        <w:t>1.840 liter</w:t>
-      </w:r>
-    </w:p>
-    <w:p>
-      <w:pPr>
-        <w:spacing w:before="0" w:after="20"/>
-        <w:ind w:left="432"/>
-      </w:pPr>
-      <w:r>
-        <w:rPr>
-          <w:b/>
-        </w:rPr>
-        <w:t xml:space="preserve">B. </w:t>
-      </w:r>
-      <w:r>
-        <w:t>2.100 liter</w:t>
-      </w:r>
-    </w:p>
-    <w:p>
-      <w:pPr>
-        <w:spacing w:before="0" w:after="20"/>
-        <w:ind w:left="432"/>
-      </w:pPr>
-      <w:r>
-        <w:rPr>
-          <w:b/>
-        </w:rPr>
-        <w:t xml:space="preserve">C. </w:t>
-      </w:r>
-      <w:r>
-        <w:t>2.310 liter</w:t>
-      </w:r>
-    </w:p>
-    <w:p>
-      <w:pPr>
-        <w:spacing w:before="0" w:after="20"/>
-        <w:ind w:left="432"/>
-      </w:pPr>
-      <w:r>
-        <w:rPr>
-          <w:b/>
-        </w:rPr>
-        <w:t xml:space="preserve">D. </w:t>
-      </w:r>
-      <w:r>
-        <w:t>2.520 liter</w:t>
-      </w:r>
-    </w:p>
-    <w:p>
-      <w:pPr>
-        <w:spacing w:before="120" w:after="40"/>
-      </w:pPr>
-      <w:r>
-        <w:rPr>
-          <w:b/>
-        </w:rPr>
-        <w:t xml:space="preserve">14. </w:t>
-      </w:r>
-      <w:r>
-        <w:t>Perhatikan sifat-sifat bangun ruang berikut:</w:t>
-        <w:br/>
-      </w:r>
-    </w:p>
-    <w:p>
-      <w:pPr>
-        <w:spacing w:before="0" w:after="40"/>
-      </w:pPr>
-      <w:r>
-        <w:t>(1) Memiliki 2 sisi datar berbentuk lingkaran yang kongruen (alas dan tutup).</w:t>
-      </w:r>
-    </w:p>
-    <w:p>
-      <w:pPr>
-        <w:spacing w:before="0" w:after="40"/>
-      </w:pPr>
-      <w:r>
-        <w:t>(2) Memiliki 1 sisi lengkung yang menghubungkan alas dan tutup (selimut).</w:t>
-      </w:r>
-    </w:p>
-    <w:p>
-      <w:pPr>
-        <w:spacing w:before="0" w:after="40"/>
-      </w:pPr>
-      <w:r>
-        <w:t>(3) Memiliki 2 buah rusuk lengkung dan tidak memiliki titik sudut.</w:t>
-      </w:r>
-    </w:p>
-    <w:p>
-      <w:pPr>
-        <w:spacing w:before="0" w:after="40"/>
-      </w:pPr>
-      <w:r>
-        <w:t>Bangun ruang yang memiliki sifat-sifat tersebut adalah....</w:t>
-      </w:r>
-    </w:p>
-    <w:p>
-      <w:pPr>
-        <w:spacing w:before="0" w:after="20"/>
-        <w:ind w:left="432"/>
-      </w:pPr>
-      <w:r>
-        <w:rPr>
-          <w:b/>
-        </w:rPr>
-        <w:t xml:space="preserve">A. </w:t>
-      </w:r>
-      <w:r>
-        <w:t>Kerucut</w:t>
-      </w:r>
-    </w:p>
-    <w:p>
-      <w:pPr>
-        <w:spacing w:before="0" w:after="20"/>
-        <w:ind w:left="432"/>
-      </w:pPr>
-      <w:r>
-        <w:rPr>
-          <w:b/>
-        </w:rPr>
-        <w:t xml:space="preserve">B. </w:t>
-      </w:r>
-      <w:r>
-        <w:t>Bola</w:t>
-      </w:r>
-    </w:p>
-    <w:p>
-      <w:pPr>
-        <w:spacing w:before="0" w:after="20"/>
-        <w:ind w:left="432"/>
-      </w:pPr>
-      <w:r>
-        <w:rPr>
-          <w:b/>
-        </w:rPr>
-        <w:t xml:space="preserve">C. </w:t>
-      </w:r>
-      <w:r>
-        <w:t>Tabung</w:t>
-      </w:r>
-    </w:p>
-    <w:p>
-      <w:pPr>
-        <w:spacing w:before="0" w:after="20"/>
-        <w:ind w:left="432"/>
-      </w:pPr>
-      <w:r>
-        <w:rPr>
-          <w:b/>
-        </w:rPr>
-        <w:t xml:space="preserve">D. </w:t>
-      </w:r>
-      <w:r>
-        <w:t>Prisma lingkaran</w:t>
-      </w:r>
-    </w:p>
-    <w:p>
-      <w:pPr>
-        <w:spacing w:before="120" w:after="40"/>
-      </w:pPr>
-      <w:r>
-        <w:rPr>
-          <w:b/>
-        </w:rPr>
-        <w:t xml:space="preserve">15. </w:t>
-      </w:r>
-      <w:r>
-        <w:t>Kereta Api Logawa melaju dari Stasiun Purwokerto menuju Stasiun Surabaya dengan kecepatan rata-rata 80 km/jam. Jarak rute rel yang ditempuh adalah 240 km. Jika kereta api berangkat pada pukul 08.20 WIB dan sempat berhenti transit di stasiun antara selama 25 menit, pada pukul berapakah kereta tiba di Stasiun Surabaya?</w:t>
-      </w:r>
-    </w:p>
-    <w:p>
-      <w:pPr>
-        <w:spacing w:before="0" w:after="20"/>
-        <w:ind w:left="432"/>
-      </w:pPr>
-      <w:r>
-        <w:rPr>
-          <w:b/>
-        </w:rPr>
-        <w:t xml:space="preserve">A. </w:t>
-      </w:r>
-      <w:r>
-        <w:t>11.20 WIB</w:t>
-      </w:r>
-    </w:p>
-    <w:p>
-      <w:pPr>
-        <w:spacing w:before="0" w:after="20"/>
-        <w:ind w:left="432"/>
-      </w:pPr>
-      <w:r>
-        <w:rPr>
-          <w:b/>
-        </w:rPr>
-        <w:t xml:space="preserve">B. </w:t>
-      </w:r>
-      <w:r>
-        <w:t>11.35 WIB</w:t>
-      </w:r>
-    </w:p>
-    <w:p>
-      <w:pPr>
-        <w:spacing w:before="0" w:after="20"/>
-        <w:ind w:left="432"/>
-      </w:pPr>
-      <w:r>
-        <w:rPr>
-          <w:b/>
-        </w:rPr>
-        <w:t xml:space="preserve">C. </w:t>
-      </w:r>
-      <w:r>
-        <w:t>11.45 WIB</w:t>
-      </w:r>
-    </w:p>
-    <w:p>
-      <w:pPr>
-        <w:spacing w:before="0" w:after="20"/>
-        <w:ind w:left="432"/>
-      </w:pPr>
-      <w:r>
-        <w:rPr>
-          <w:b/>
-        </w:rPr>
-        <w:t xml:space="preserve">D. </w:t>
-      </w:r>
-      <w:r>
-        <w:t>12.00 WIB</w:t>
-      </w:r>
-    </w:p>
-    <w:p>
-      <w:pPr>
-        <w:spacing w:before="120" w:after="40"/>
-      </w:pPr>
-      <w:r>
-        <w:rPr>
-          <w:b/>
-        </w:rPr>
-        <w:t xml:space="preserve">16. </w:t>
-      </w:r>
-      <w:r>
-        <w:t>Sebuah tandon air berkapasitas 1.500 liter terisi penuh. Di bagian bawah tandon dipasang kran pembuangan air dengan debit aliran konstan 25 liter/menit. Berapa menit waktu yang dibutuhkan untuk mengosongkan seluruh air di dalam tandon tersebut?</w:t>
-      </w:r>
-    </w:p>
-    <w:p>
-      <w:pPr>
-        <w:spacing w:before="0" w:after="20"/>
-        <w:ind w:left="432"/>
-      </w:pPr>
-      <w:r>
-        <w:rPr>
-          <w:b/>
-        </w:rPr>
-        <w:t xml:space="preserve">A. </w:t>
-      </w:r>
-      <w:r>
-        <w:t>50 menit</w:t>
-      </w:r>
-    </w:p>
-    <w:p>
-      <w:pPr>
-        <w:spacing w:before="0" w:after="20"/>
-        <w:ind w:left="432"/>
-      </w:pPr>
-      <w:r>
-        <w:rPr>
-          <w:b/>
-        </w:rPr>
-        <w:t xml:space="preserve">B. </w:t>
-      </w:r>
-      <w:r>
-        <w:t>55 menit</w:t>
-      </w:r>
-    </w:p>
-    <w:p>
-      <w:pPr>
-        <w:spacing w:before="0" w:after="20"/>
-        <w:ind w:left="432"/>
-      </w:pPr>
-      <w:r>
-        <w:rPr>
-          <w:b/>
-        </w:rPr>
-        <w:t xml:space="preserve">C. </w:t>
-      </w:r>
-      <w:r>
-        <w:t>60 menit</w:t>
-      </w:r>
-    </w:p>
-    <w:p>
-      <w:pPr>
-        <w:spacing w:before="0" w:after="20"/>
-        <w:ind w:left="432"/>
-      </w:pPr>
-      <w:r>
-        <w:rPr>
-          <w:b/>
-        </w:rPr>
-        <w:t xml:space="preserve">D. </w:t>
-      </w:r>
-      <w:r>
-        <w:t>75 menit</w:t>
-      </w:r>
-    </w:p>
-    <w:p>
-      <w:pPr>
-        <w:spacing w:before="120" w:after="40"/>
-      </w:pPr>
-      <w:r>
-        <w:rPr>
-          <w:b/>
-        </w:rPr>
-        <w:t xml:space="preserve">17. </w:t>
-      </w:r>
-      <w:r>
-        <w:t>Data kunjungan pemustaka di Perpustakaan Daerah selama 5 hari tercatat sebagai berikut: Senin 60 orang, Selasa 75 orang, Rabu 90 orang, Kamis 65 orang, dan Jumat 110 orang. Berapakah jumlah total kunjungan pemustaka selama 5 hari tersebut?</w:t>
-      </w:r>
-    </w:p>
-    <w:p>
-      <w:pPr>
-        <w:spacing w:before="0" w:after="20"/>
-        <w:ind w:left="432"/>
-      </w:pPr>
-      <w:r>
-        <w:rPr>
-          <w:b/>
-        </w:rPr>
-        <w:t xml:space="preserve">A. </w:t>
-      </w:r>
-      <w:r>
-        <w:t>380 orang</w:t>
-      </w:r>
-    </w:p>
-    <w:p>
-      <w:pPr>
-        <w:spacing w:before="0" w:after="20"/>
-        <w:ind w:left="432"/>
-      </w:pPr>
-      <w:r>
-        <w:rPr>
-          <w:b/>
-        </w:rPr>
-        <w:t xml:space="preserve">B. </w:t>
-      </w:r>
-      <w:r>
-        <w:t>390 orang</w:t>
-      </w:r>
-    </w:p>
-    <w:p>
-      <w:pPr>
-        <w:spacing w:before="0" w:after="20"/>
-        <w:ind w:left="432"/>
-      </w:pPr>
-      <w:r>
-        <w:rPr>
-          <w:b/>
-        </w:rPr>
-        <w:t xml:space="preserve">C. </w:t>
-      </w:r>
-      <w:r>
-        <w:t>400 orang</w:t>
-      </w:r>
-    </w:p>
-    <w:p>
-      <w:pPr>
-        <w:spacing w:before="0" w:after="20"/>
-        <w:ind w:left="432"/>
-      </w:pPr>
-      <w:r>
-        <w:rPr>
-          <w:b/>
-        </w:rPr>
-        <w:t xml:space="preserve">D. </w:t>
-      </w:r>
-      <w:r>
-        <w:t>410 orang</w:t>
-      </w:r>
-    </w:p>
-    <w:p>
-      <w:pPr>
-        <w:spacing w:before="120" w:after="40"/>
-      </w:pPr>
-      <w:r>
-        <w:rPr>
-          <w:b/>
-        </w:rPr>
-        <w:t xml:space="preserve">18. </w:t>
-      </w:r>
-      <w:r>
-        <w:t>Sebuah survei kegiatan ekstrakurikuler diikuti oleh 120 siswa kelas VI dengan rincian persentase: Sepak Bola 35%, Bulu Tangkis 25%, Renang 20%, dan Seni Musik sisanya. Berapakah selisih banyak siswa yang memilih ekstrakurikuler Sepak Bola dengan Bulu Tangkis?</w:t>
-      </w:r>
-    </w:p>
-    <w:p>
-      <w:pPr>
-        <w:spacing w:before="0" w:after="20"/>
-        <w:ind w:left="432"/>
-      </w:pPr>
-      <w:r>
-        <w:rPr>
-          <w:b/>
-        </w:rPr>
-        <w:t xml:space="preserve">A. </w:t>
-      </w:r>
-      <w:r>
-        <w:t>10 orang</w:t>
-      </w:r>
-    </w:p>
-    <w:p>
-      <w:pPr>
-        <w:spacing w:before="0" w:after="20"/>
-        <w:ind w:left="432"/>
-      </w:pPr>
-      <w:r>
-        <w:rPr>
-          <w:b/>
-        </w:rPr>
-        <w:t xml:space="preserve">B. </w:t>
-      </w:r>
-      <w:r>
-        <w:t>12 orang</w:t>
-      </w:r>
-    </w:p>
-    <w:p>
-      <w:pPr>
-        <w:spacing w:before="0" w:after="20"/>
-        <w:ind w:left="432"/>
-      </w:pPr>
-      <w:r>
-        <w:rPr>
-          <w:b/>
-        </w:rPr>
-        <w:t xml:space="preserve">C. </w:t>
-      </w:r>
-      <w:r>
-        <w:t>15 orang</w:t>
-      </w:r>
-    </w:p>
-    <w:p>
-      <w:pPr>
-        <w:spacing w:before="0" w:after="20"/>
-        <w:ind w:left="432"/>
-      </w:pPr>
-      <w:r>
-        <w:rPr>
-          <w:b/>
-        </w:rPr>
-        <w:t xml:space="preserve">D. </w:t>
-      </w:r>
-      <w:r>
-        <w:t>18 orang</w:t>
-      </w:r>
-    </w:p>
-    <w:p>
-      <w:pPr>
-        <w:spacing w:before="120" w:after="40"/>
-      </w:pPr>
-      <w:r>
-        <w:rPr>
-          <w:b/>
-        </w:rPr>
-        <w:t xml:space="preserve">19. </w:t>
-      </w:r>
-      <w:r>
-        <w:t>Nilai rata-rata ulangan harian IPA dari 9 orang siswa adalah 78. Ketika nilai ulangan milik Bayu digabungkan ke dalam kelompok tersebut, nilai rata-ratanya naik menjadi 80. Berapakah nilai ulangan IPA Bayu?</w:t>
-      </w:r>
-    </w:p>
-    <w:p>
-      <w:pPr>
-        <w:spacing w:before="0" w:after="20"/>
-        <w:ind w:left="432"/>
-      </w:pPr>
-      <w:r>
-        <w:rPr>
-          <w:b/>
-        </w:rPr>
-        <w:t xml:space="preserve">A. </w:t>
-      </w:r>
-      <w:r>
-        <w:t>92</w:t>
-      </w:r>
-    </w:p>
-    <w:p>
-      <w:pPr>
-        <w:spacing w:before="0" w:after="20"/>
-        <w:ind w:left="432"/>
-      </w:pPr>
-      <w:r>
-        <w:rPr>
-          <w:b/>
-        </w:rPr>
-        <w:t xml:space="preserve">B. </w:t>
-      </w:r>
-      <w:r>
-        <w:t>95</w:t>
-      </w:r>
-    </w:p>
-    <w:p>
-      <w:pPr>
-        <w:spacing w:before="0" w:after="20"/>
-        <w:ind w:left="432"/>
-      </w:pPr>
-      <w:r>
-        <w:rPr>
-          <w:b/>
-        </w:rPr>
-        <w:t xml:space="preserve">C. </w:t>
-      </w:r>
-      <w:r>
-        <w:t>98</w:t>
-      </w:r>
-    </w:p>
-    <w:p>
-      <w:pPr>
-        <w:spacing w:before="0" w:after="20"/>
-        <w:ind w:left="432"/>
-      </w:pPr>
-      <w:r>
-        <w:rPr>
-          <w:b/>
-        </w:rPr>
-        <w:t xml:space="preserve">D. </w:t>
-      </w:r>
-      <w:r>
-        <w:t>100</w:t>
-      </w:r>
-    </w:p>
-    <w:p>
-      <w:pPr>
-        <w:spacing w:before="120" w:after="40"/>
-      </w:pPr>
-      <w:r>
-        <w:rPr>
-          <w:b/>
-        </w:rPr>
-        <w:t xml:space="preserve">20. </w:t>
-      </w:r>
-      <w:r>
-        <w:t>Nilai ulangan matematika dari 12 orang siswa adalah sebagai berikut:</w:t>
-        <w:br/>
-      </w:r>
-    </w:p>
-    <w:p>
-      <w:pPr>
-        <w:spacing w:before="0" w:after="40"/>
-      </w:pPr>
-      <w:r>
-        <w:t>70, 80, 75, 90, 85, 80, 75, 80, 85, 95, 80, 70.</w:t>
-      </w:r>
-    </w:p>
-    <w:p>
-      <w:pPr>
-        <w:spacing w:before="0" w:after="40"/>
-      </w:pPr>
-      <w:r>
-        <w:t>Modus dan median dari data nilai ulangan tersebut adalah....</w:t>
-      </w:r>
-    </w:p>
-    <w:p>
-      <w:pPr>
-        <w:spacing w:before="0" w:after="20"/>
-        <w:ind w:left="432"/>
-      </w:pPr>
-      <w:r>
-        <w:rPr>
-          <w:b/>
-        </w:rPr>
-        <w:t xml:space="preserve">A. </w:t>
-      </w:r>
-      <w:r>
-        <w:t>Modus = 80 dan Median = 80</w:t>
-      </w:r>
-    </w:p>
-    <w:p>
-      <w:pPr>
-        <w:spacing w:before="0" w:after="20"/>
-        <w:ind w:left="432"/>
-      </w:pPr>
-      <w:r>
-        <w:rPr>
-          <w:b/>
-        </w:rPr>
-        <w:t xml:space="preserve">B. </w:t>
-      </w:r>
-      <w:r>
-        <w:t>Modus = 75 dan Median = 80</w:t>
-      </w:r>
-    </w:p>
-    <w:p>
-      <w:pPr>
-        <w:spacing w:before="0" w:after="20"/>
-        <w:ind w:left="432"/>
-      </w:pPr>
-      <w:r>
-        <w:rPr>
-          <w:b/>
-        </w:rPr>
-        <w:t xml:space="preserve">C. </w:t>
-      </w:r>
-      <w:r>
-        <w:t>Modus = 80 dan Median = 77,5</w:t>
-      </w:r>
-    </w:p>
-    <w:p>
-      <w:pPr>
-        <w:spacing w:before="0" w:after="20"/>
-        <w:ind w:left="432"/>
-      </w:pPr>
-      <w:r>
-        <w:rPr>
-          <w:b/>
-        </w:rPr>
-        <w:t xml:space="preserve">D. </w:t>
-      </w:r>
-      <w:r>
-        <w:t>Modus = 85 dan Median = 80</w:t>
-      </w:r>
-    </w:p>
-    <w:p>
-      <w:r>
-        <w:br w:type="page"/>
-      </w:r>
-    </w:p>
-    <w:p>
-      <w:pPr>
-        <w:pStyle w:val="Heading2"/>
-        <w:spacing w:before="160" w:after="160"/>
-      </w:pPr>
-      <w:r>
-        <w:rPr>
-          <w:b/>
-          <w:color w:val="15803D"/>
-          <w:sz w:val="26"/>
-        </w:rPr>
-        <w:t>BAGIAN B: KUNCI JAWABAN &amp; PEMBAHASAN LENGKAP</w:t>
-      </w:r>
-    </w:p>
-    <w:p>
-      <w:r>
-        <w:rPr>
-          <w:b/>
-        </w:rPr>
-        <w:t>TABEL KUNCI JAWABAN CEPAT:</w:t>
-        <w:br/>
-      </w:r>
-    </w:p>
     <w:tbl>
       <w:tblPr>
-        <w:tblStyle w:val="LightShading-Accent1"/>
+        <w:tblStyle w:val="TableGrid"/>
         <w:tblW w:type="auto" w:w="0"/>
         <w:jc w:val="center"/>
         <w:tblLook w:firstColumn="1" w:firstRow="1" w:lastColumn="0" w:lastRow="0" w:noHBand="0" w:noVBand="1" w:val="04A0"/>
       </w:tblPr>
       <w:tblGrid>
-        <w:gridCol w:w="1930"/>
-        <w:gridCol w:w="1930"/>
-        <w:gridCol w:w="1930"/>
-        <w:gridCol w:w="1930"/>
-        <w:gridCol w:w="1930"/>
+        <w:gridCol w:w="3216"/>
+        <w:gridCol w:w="3216"/>
+        <w:gridCol w:w="3216"/>
       </w:tblGrid>
       <w:tr>
         <w:tc>
           <w:tcPr>
-            <w:tcW w:type="dxa" w:w="1930"/>
+            <w:tcW w:type="dxa" w:w="3216"/>
           </w:tcPr>
           <w:p>
+            <w:pPr>
+              <w:jc w:val="center"/>
+            </w:pPr>
             <w:r>
-              <w:t>No 1-4</w:t>
+              <w:rPr>
+                <w:b/>
+              </w:rPr>
+              <w:t>Pernyataan</w:t>
             </w:r>
           </w:p>
         </w:tc>
         <w:tc>
           <w:tcPr>
-            <w:tcW w:type="dxa" w:w="1930"/>
+            <w:tcW w:type="dxa" w:w="3216"/>
           </w:tcPr>
           <w:p>
+            <w:pPr>
+              <w:jc w:val="center"/>
+            </w:pPr>
             <w:r>
-              <w:t>No 5-8</w:t>
+              <w:rPr>
+                <w:b/>
+              </w:rPr>
+              <w:t>Benar</w:t>
             </w:r>
           </w:p>
         </w:tc>
         <w:tc>
           <w:tcPr>
-            <w:tcW w:type="dxa" w:w="1930"/>
+            <w:tcW w:type="dxa" w:w="3216"/>
           </w:tcPr>
           <w:p>
+            <w:pPr>
+              <w:jc w:val="center"/>
+            </w:pPr>
             <w:r>
-              <w:t>No 9-12</w:t>
-            </w:r>
-          </w:p>
-        </w:tc>
-        <w:tc>
-          <w:tcPr>
-            <w:tcW w:type="dxa" w:w="1930"/>
-          </w:tcPr>
-          <w:p>
-            <w:r>
-              <w:t>No 13-16</w:t>
-            </w:r>
-          </w:p>
-        </w:tc>
-        <w:tc>
-          <w:tcPr>
-            <w:tcW w:type="dxa" w:w="1930"/>
-          </w:tcPr>
-          <w:p>
-            <w:r>
-              <w:t>No 17-20</w:t>
+              <w:rPr>
+                <w:b/>
+              </w:rPr>
+              <w:t>Salah</w:t>
             </w:r>
           </w:p>
         </w:tc>
@@ -1714,51 +621,37 @@
       <w:tr>
         <w:tc>
           <w:tcPr>
-            <w:tcW w:type="dxa" w:w="1930"/>
+            <w:tcW w:type="dxa" w:w="3216"/>
           </w:tcPr>
           <w:p>
             <w:r>
-              <w:t>No 1: B</w:t>
+              <w:t>A. Pernyataan pertama berkaitan dengan konsep dasar materi ini.</w:t>
             </w:r>
           </w:p>
         </w:tc>
         <w:tc>
           <w:tcPr>
-            <w:tcW w:type="dxa" w:w="1930"/>
+            <w:tcW w:type="dxa" w:w="3216"/>
           </w:tcPr>
           <w:p>
+            <w:pPr>
+              <w:jc w:val="center"/>
+            </w:pPr>
             <w:r>
-              <w:t>No 5: C</w:t>
+              <w:t>[   ]</w:t>
             </w:r>
           </w:p>
         </w:tc>
         <w:tc>
           <w:tcPr>
-            <w:tcW w:type="dxa" w:w="1930"/>
+            <w:tcW w:type="dxa" w:w="3216"/>
           </w:tcPr>
           <w:p>
+            <w:pPr>
+              <w:jc w:val="center"/>
+            </w:pPr>
             <w:r>
-              <w:t>No 9: B</w:t>
-            </w:r>
-          </w:p>
-        </w:tc>
-        <w:tc>
-          <w:tcPr>
-            <w:tcW w:type="dxa" w:w="1930"/>
-          </w:tcPr>
-          <w:p>
-            <w:r>
-              <w:t>No 13: C</w:t>
-            </w:r>
-          </w:p>
-        </w:tc>
-        <w:tc>
-          <w:tcPr>
-            <w:tcW w:type="dxa" w:w="1930"/>
-          </w:tcPr>
-          <w:p>
-            <w:r>
-              <w:t>No 17: C</w:t>
+              <w:t>[   ]</w:t>
             </w:r>
           </w:p>
         </w:tc>
@@ -1766,51 +659,37 @@
       <w:tr>
         <w:tc>
           <w:tcPr>
-            <w:tcW w:type="dxa" w:w="1930"/>
+            <w:tcW w:type="dxa" w:w="3216"/>
           </w:tcPr>
           <w:p>
             <w:r>
-              <w:t>No 2: B</w:t>
+              <w:t>B. Hasil perhitungan akhir bernilai lebih dari 50.</w:t>
             </w:r>
           </w:p>
         </w:tc>
         <w:tc>
           <w:tcPr>
-            <w:tcW w:type="dxa" w:w="1930"/>
+            <w:tcW w:type="dxa" w:w="3216"/>
           </w:tcPr>
           <w:p>
+            <w:pPr>
+              <w:jc w:val="center"/>
+            </w:pPr>
             <w:r>
-              <w:t>No 6: C</w:t>
+              <w:t>[   ]</w:t>
             </w:r>
           </w:p>
         </w:tc>
         <w:tc>
           <w:tcPr>
-            <w:tcW w:type="dxa" w:w="1930"/>
+            <w:tcW w:type="dxa" w:w="3216"/>
           </w:tcPr>
           <w:p>
+            <w:pPr>
+              <w:jc w:val="center"/>
+            </w:pPr>
             <w:r>
-              <w:t>No 10: C</w:t>
-            </w:r>
-          </w:p>
-        </w:tc>
-        <w:tc>
-          <w:tcPr>
-            <w:tcW w:type="dxa" w:w="1930"/>
-          </w:tcPr>
-          <w:p>
-            <w:r>
-              <w:t>No 14: C</w:t>
-            </w:r>
-          </w:p>
-        </w:tc>
-        <w:tc>
-          <w:tcPr>
-            <w:tcW w:type="dxa" w:w="1930"/>
-          </w:tcPr>
-          <w:p>
-            <w:r>
-              <w:t>No 18: B</w:t>
+              <w:t>[   ]</w:t>
             </w:r>
           </w:p>
         </w:tc>
@@ -1818,51 +697,659 @@
       <w:tr>
         <w:tc>
           <w:tcPr>
-            <w:tcW w:type="dxa" w:w="1930"/>
+            <w:tcW w:type="dxa" w:w="3216"/>
           </w:tcPr>
           <w:p>
             <w:r>
-              <w:t>No 3: B</w:t>
+              <w:t>C. Pernyataan ketiga bernilai salah berdasarkan analisis rumus.</w:t>
             </w:r>
           </w:p>
         </w:tc>
         <w:tc>
           <w:tcPr>
-            <w:tcW w:type="dxa" w:w="1930"/>
+            <w:tcW w:type="dxa" w:w="3216"/>
           </w:tcPr>
           <w:p>
+            <w:pPr>
+              <w:jc w:val="center"/>
+            </w:pPr>
             <w:r>
-              <w:t>No 7: C</w:t>
+              <w:t>[   ]</w:t>
             </w:r>
           </w:p>
         </w:tc>
         <w:tc>
           <w:tcPr>
-            <w:tcW w:type="dxa" w:w="1930"/>
+            <w:tcW w:type="dxa" w:w="3216"/>
           </w:tcPr>
           <w:p>
+            <w:pPr>
+              <w:jc w:val="center"/>
+            </w:pPr>
             <w:r>
-              <w:t>No 11: B</w:t>
+              <w:t>[   ]</w:t>
+            </w:r>
+          </w:p>
+        </w:tc>
+      </w:tr>
+    </w:tbl>
+    <w:p>
+      <w:r>
+        <w:rPr>
+          <w:i/>
+        </w:rPr>
+        <w:t>[Pilihan Ganda Kompleks: Kategori Benar / Salah]</w:t>
+      </w:r>
+    </w:p>
+    <w:p>
+      <w:pPr>
+        <w:spacing w:before="120" w:after="40"/>
+      </w:pPr>
+      <w:r>
+        <w:rPr>
+          <w:b/>
+        </w:rPr>
+        <w:t xml:space="preserve">8. </w:t>
+      </w:r>
+      <w:r>
+        <w:t>Sebuah akuarium kaca berbentuk kubus terisi air tepat separuh (1/2 bagian). Volume air di dalam akuarium tersebut tercatat 62,5 liter (dm³). Berapakah panjang rusuk akuarium tersebut dalam satuan sentimeter (cm)?</w:t>
+      </w:r>
+    </w:p>
+    <w:p>
+      <w:pPr>
+        <w:spacing w:before="0" w:after="20"/>
+        <w:ind w:left="432"/>
+      </w:pPr>
+      <w:r>
+        <w:rPr>
+          <w:b/>
+        </w:rPr>
+        <w:t xml:space="preserve">A. </w:t>
+      </w:r>
+      <w:r>
+        <w:t>40 cm</w:t>
+      </w:r>
+    </w:p>
+    <w:p>
+      <w:pPr>
+        <w:spacing w:before="0" w:after="20"/>
+        <w:ind w:left="432"/>
+      </w:pPr>
+      <w:r>
+        <w:rPr>
+          <w:b/>
+        </w:rPr>
+        <w:t xml:space="preserve">B. </w:t>
+      </w:r>
+      <w:r>
+        <w:t>50 cm</w:t>
+      </w:r>
+    </w:p>
+    <w:p>
+      <w:pPr>
+        <w:spacing w:before="0" w:after="20"/>
+        <w:ind w:left="432"/>
+      </w:pPr>
+      <w:r>
+        <w:rPr>
+          <w:b/>
+        </w:rPr>
+        <w:t xml:space="preserve">C. </w:t>
+      </w:r>
+      <w:r>
+        <w:t>60 cm</w:t>
+      </w:r>
+    </w:p>
+    <w:p>
+      <w:pPr>
+        <w:spacing w:before="0" w:after="20"/>
+        <w:ind w:left="432"/>
+      </w:pPr>
+      <w:r>
+        <w:rPr>
+          <w:b/>
+        </w:rPr>
+        <w:t xml:space="preserve">D. </w:t>
+      </w:r>
+      <w:r>
+        <w:t>70 cm</w:t>
+      </w:r>
+    </w:p>
+    <w:p>
+      <w:pPr>
+        <w:spacing w:before="120" w:after="40"/>
+      </w:pPr>
+      <w:r>
+        <w:rPr>
+          <w:b/>
+        </w:rPr>
+        <w:t xml:space="preserve">9. </w:t>
+      </w:r>
+      <w:r>
+        <w:t>Perbandingan umur Dimas dan Kakaknya adalah 3 : 7. Jika umur Kakak saat ini adalah 28 tahun, berapakah jumlah umur Dimas dan Kakaknya?</w:t>
+      </w:r>
+    </w:p>
+    <w:p>
+      <w:pPr>
+        <w:spacing w:before="0" w:after="20"/>
+        <w:ind w:left="432"/>
+      </w:pPr>
+      <w:r>
+        <w:rPr>
+          <w:b/>
+        </w:rPr>
+        <w:t xml:space="preserve">A. </w:t>
+      </w:r>
+      <w:r>
+        <w:t>36 tahun</w:t>
+      </w:r>
+    </w:p>
+    <w:p>
+      <w:pPr>
+        <w:spacing w:before="0" w:after="20"/>
+        <w:ind w:left="432"/>
+      </w:pPr>
+      <w:r>
+        <w:rPr>
+          <w:b/>
+        </w:rPr>
+        <w:t xml:space="preserve">B. </w:t>
+      </w:r>
+      <w:r>
+        <w:t>40 tahun</w:t>
+      </w:r>
+    </w:p>
+    <w:p>
+      <w:pPr>
+        <w:spacing w:before="0" w:after="20"/>
+        <w:ind w:left="432"/>
+      </w:pPr>
+      <w:r>
+        <w:rPr>
+          <w:b/>
+        </w:rPr>
+        <w:t xml:space="preserve">C. </w:t>
+      </w:r>
+      <w:r>
+        <w:t>42 tahun</w:t>
+      </w:r>
+    </w:p>
+    <w:p>
+      <w:pPr>
+        <w:spacing w:before="0" w:after="20"/>
+        <w:ind w:left="432"/>
+      </w:pPr>
+      <w:r>
+        <w:rPr>
+          <w:b/>
+        </w:rPr>
+        <w:t xml:space="preserve">D. </w:t>
+      </w:r>
+      <w:r>
+        <w:t>44 tahun</w:t>
+      </w:r>
+    </w:p>
+    <w:p>
+      <w:pPr>
+        <w:spacing w:before="120" w:after="40"/>
+      </w:pPr>
+      <w:r>
+        <w:rPr>
+          <w:b/>
+        </w:rPr>
+        <w:t xml:space="preserve">10. </w:t>
+      </w:r>
+      <w:r>
+        <w:t>Denah gedung serbaguna digambar dengan skala 1 : 200. Pada gambar denah tersebut, ukuran panjang gedung adalah 15 cm dan lebarnya 10 cm. Berapakah luas sebenarnya dari lantai gedung serbaguna tersebut dalam satuan meter persegi (m²)?</w:t>
+      </w:r>
+    </w:p>
+    <w:p>
+      <w:pPr>
+        <w:spacing w:before="0" w:after="20"/>
+        <w:ind w:left="432"/>
+      </w:pPr>
+      <w:r>
+        <w:rPr>
+          <w:b/>
+        </w:rPr>
+        <w:t xml:space="preserve">A. </w:t>
+      </w:r>
+      <w:r>
+        <w:t>300 m²</w:t>
+      </w:r>
+    </w:p>
+    <w:p>
+      <w:pPr>
+        <w:spacing w:before="0" w:after="20"/>
+        <w:ind w:left="432"/>
+      </w:pPr>
+      <w:r>
+        <w:rPr>
+          <w:b/>
+        </w:rPr>
+        <w:t xml:space="preserve">B. </w:t>
+      </w:r>
+      <w:r>
+        <w:t>450 m²</w:t>
+      </w:r>
+    </w:p>
+    <w:p>
+      <w:pPr>
+        <w:spacing w:before="0" w:after="20"/>
+        <w:ind w:left="432"/>
+      </w:pPr>
+      <w:r>
+        <w:rPr>
+          <w:b/>
+        </w:rPr>
+        <w:t xml:space="preserve">C. </w:t>
+      </w:r>
+      <w:r>
+        <w:t>600 m²</w:t>
+      </w:r>
+    </w:p>
+    <w:p>
+      <w:pPr>
+        <w:spacing w:before="0" w:after="20"/>
+        <w:ind w:left="432"/>
+      </w:pPr>
+      <w:r>
+        <w:rPr>
+          <w:b/>
+        </w:rPr>
+        <w:t xml:space="preserve">D. </w:t>
+      </w:r>
+      <w:r>
+        <w:t>750 m²</w:t>
+      </w:r>
+    </w:p>
+    <w:p>
+      <w:pPr>
+        <w:spacing w:before="120" w:after="40"/>
+      </w:pPr>
+      <w:r>
+        <w:rPr>
+          <w:b/>
+        </w:rPr>
+        <w:t xml:space="preserve">11. </w:t>
+      </w:r>
+      <w:r>
+        <w:t>Sebuah taman kota berbentuk lingkaran memiliki diameter 28 meter (π = 22/7). Seluruh permukaan tanah taman tersebut akan ditanami rumput hias gajah mini. Berapakah luas tanah taman yang akan ditanami rumput tersebut?</w:t>
+      </w:r>
+    </w:p>
+    <w:p>
+      <w:pPr>
+        <w:spacing w:before="0" w:after="20"/>
+        <w:ind w:left="432"/>
+      </w:pPr>
+      <w:r>
+        <w:rPr>
+          <w:b/>
+        </w:rPr>
+        <w:t xml:space="preserve">A. </w:t>
+      </w:r>
+      <w:r>
+        <w:t>588 m²</w:t>
+      </w:r>
+    </w:p>
+    <w:p>
+      <w:pPr>
+        <w:spacing w:before="0" w:after="20"/>
+        <w:ind w:left="432"/>
+      </w:pPr>
+      <w:r>
+        <w:rPr>
+          <w:b/>
+        </w:rPr>
+        <w:t xml:space="preserve">B. </w:t>
+      </w:r>
+      <w:r>
+        <w:t>616 m²</w:t>
+      </w:r>
+    </w:p>
+    <w:p>
+      <w:pPr>
+        <w:spacing w:before="0" w:after="20"/>
+        <w:ind w:left="432"/>
+      </w:pPr>
+      <w:r>
+        <w:rPr>
+          <w:b/>
+        </w:rPr>
+        <w:t xml:space="preserve">C. </w:t>
+      </w:r>
+      <w:r>
+        <w:t>644 m²</w:t>
+      </w:r>
+    </w:p>
+    <w:p>
+      <w:pPr>
+        <w:spacing w:before="0" w:after="20"/>
+        <w:ind w:left="432"/>
+      </w:pPr>
+      <w:r>
+        <w:rPr>
+          <w:b/>
+        </w:rPr>
+        <w:t xml:space="preserve">D. </w:t>
+      </w:r>
+      <w:r>
+        <w:t>672 m²</w:t>
+      </w:r>
+    </w:p>
+    <w:p>
+      <w:pPr>
+        <w:spacing w:before="120" w:after="40"/>
+      </w:pPr>
+      <w:r>
+        <w:rPr>
+          <w:b/>
+        </w:rPr>
+        <w:t xml:space="preserve">12. </w:t>
+      </w:r>
+      <w:r>
+        <w:t>Sebidang tanah pekarangan rumah berbentuk trapesium siku-siku memiliki panjang dua sisi sejajar masing-masing 16 meter dan 24 meter. Jarak tegak lurus antara kedua sisi sejajar tersebut (tinggi trapesium) adalah 12 meter. Berapakah luas pekarangan tersebut?</w:t>
+      </w:r>
+    </w:p>
+    <w:p>
+      <w:pPr>
+        <w:spacing w:before="0" w:after="20"/>
+        <w:ind w:left="432"/>
+      </w:pPr>
+      <w:r>
+        <w:rPr>
+          <w:b/>
+        </w:rPr>
+        <w:t xml:space="preserve">□ A. </w:t>
+      </w:r>
+      <w:r>
+        <w:t>200 m²</w:t>
+      </w:r>
+    </w:p>
+    <w:p>
+      <w:pPr>
+        <w:spacing w:before="0" w:after="20"/>
+        <w:ind w:left="432"/>
+      </w:pPr>
+      <w:r>
+        <w:rPr>
+          <w:b/>
+        </w:rPr>
+        <w:t xml:space="preserve">□ B. </w:t>
+      </w:r>
+      <w:r>
+        <w:t>240 m²</w:t>
+      </w:r>
+    </w:p>
+    <w:p>
+      <w:pPr>
+        <w:spacing w:before="0" w:after="20"/>
+        <w:ind w:left="432"/>
+      </w:pPr>
+      <w:r>
+        <w:rPr>
+          <w:b/>
+        </w:rPr>
+        <w:t xml:space="preserve">□ C. </w:t>
+      </w:r>
+      <w:r>
+        <w:t>280 m²</w:t>
+      </w:r>
+    </w:p>
+    <w:p>
+      <w:pPr>
+        <w:spacing w:before="0" w:after="20"/>
+        <w:ind w:left="432"/>
+      </w:pPr>
+      <w:r>
+        <w:rPr>
+          <w:b/>
+        </w:rPr>
+        <w:t xml:space="preserve">□ D. </w:t>
+      </w:r>
+      <w:r>
+        <w:t>320 m²</w:t>
+      </w:r>
+    </w:p>
+    <w:p>
+      <w:pPr>
+        <w:ind w:left="432"/>
+      </w:pPr>
+      <w:r>
+        <w:rPr>
+          <w:i/>
+        </w:rPr>
+        <w:t>[Pilihan Ganda Kompleks: Jawaban benar lebih dari satu]</w:t>
+      </w:r>
+    </w:p>
+    <w:p>
+      <w:pPr>
+        <w:spacing w:before="120" w:after="40"/>
+      </w:pPr>
+      <w:r>
+        <w:rPr>
+          <w:b/>
+        </w:rPr>
+        <w:t xml:space="preserve">13. </w:t>
+      </w:r>
+      <w:r>
+        <w:t>Sebuah tandon penampung air hujan berbentuk tabung memiliki jari-jari alas 70 cm dan tinggi 1,5 meter (150 cm). Tandon tersebut diisi air sampai penuh (gunakan π = 22/7). Berapa liter volume air di dalam tandon tersebut?</w:t>
+      </w:r>
+    </w:p>
+    <w:p>
+      <w:pPr>
+        <w:spacing w:before="0" w:after="20"/>
+        <w:ind w:left="432"/>
+      </w:pPr>
+      <w:r>
+        <w:rPr>
+          <w:b/>
+        </w:rPr>
+        <w:t xml:space="preserve">A. </w:t>
+      </w:r>
+      <w:r>
+        <w:t>1.840 liter</w:t>
+      </w:r>
+    </w:p>
+    <w:p>
+      <w:pPr>
+        <w:spacing w:before="0" w:after="20"/>
+        <w:ind w:left="432"/>
+      </w:pPr>
+      <w:r>
+        <w:rPr>
+          <w:b/>
+        </w:rPr>
+        <w:t xml:space="preserve">B. </w:t>
+      </w:r>
+      <w:r>
+        <w:t>2.100 liter</w:t>
+      </w:r>
+    </w:p>
+    <w:p>
+      <w:pPr>
+        <w:spacing w:before="0" w:after="20"/>
+        <w:ind w:left="432"/>
+      </w:pPr>
+      <w:r>
+        <w:rPr>
+          <w:b/>
+        </w:rPr>
+        <w:t xml:space="preserve">C. </w:t>
+      </w:r>
+      <w:r>
+        <w:t>2.310 liter</w:t>
+      </w:r>
+    </w:p>
+    <w:p>
+      <w:pPr>
+        <w:spacing w:before="0" w:after="20"/>
+        <w:ind w:left="432"/>
+      </w:pPr>
+      <w:r>
+        <w:rPr>
+          <w:b/>
+        </w:rPr>
+        <w:t xml:space="preserve">D. </w:t>
+      </w:r>
+      <w:r>
+        <w:t>2.520 liter</w:t>
+      </w:r>
+    </w:p>
+    <w:p>
+      <w:pPr>
+        <w:spacing w:before="120" w:after="40"/>
+      </w:pPr>
+      <w:r>
+        <w:rPr>
+          <w:b/>
+        </w:rPr>
+        <w:t xml:space="preserve">14. </w:t>
+      </w:r>
+      <w:r>
+        <w:t>Perhatikan sifat-sifat bangun ruang berikut:</w:t>
+        <w:br/>
+        <w:t>(1) Memiliki 2 sisi datar berbentuk lingkaran yang kongruen (alas dan tutup).</w:t>
+        <w:br/>
+        <w:t>(2) Memiliki 1 sisi lengkung yang menghubungkan alas dan tutup (selimut).</w:t>
+        <w:br/>
+        <w:t>(3) Memiliki 2 buah rusuk lengkung dan tidak memiliki titik sudut.</w:t>
+        <w:br/>
+        <w:t>Bangun ruang yang memiliki sifat-sifat tersebut adalah....</w:t>
+      </w:r>
+    </w:p>
+    <w:p>
+      <w:pPr>
+        <w:spacing w:before="0" w:after="20"/>
+        <w:ind w:left="432"/>
+      </w:pPr>
+      <w:r>
+        <w:rPr>
+          <w:b/>
+        </w:rPr>
+        <w:t xml:space="preserve">A. </w:t>
+      </w:r>
+      <w:r>
+        <w:t>Kerucut</w:t>
+      </w:r>
+    </w:p>
+    <w:p>
+      <w:pPr>
+        <w:spacing w:before="0" w:after="20"/>
+        <w:ind w:left="432"/>
+      </w:pPr>
+      <w:r>
+        <w:rPr>
+          <w:b/>
+        </w:rPr>
+        <w:t xml:space="preserve">B. </w:t>
+      </w:r>
+      <w:r>
+        <w:t>Bola</w:t>
+      </w:r>
+    </w:p>
+    <w:p>
+      <w:pPr>
+        <w:spacing w:before="0" w:after="20"/>
+        <w:ind w:left="432"/>
+      </w:pPr>
+      <w:r>
+        <w:rPr>
+          <w:b/>
+        </w:rPr>
+        <w:t xml:space="preserve">C. </w:t>
+      </w:r>
+      <w:r>
+        <w:t>Tabung</w:t>
+      </w:r>
+    </w:p>
+    <w:p>
+      <w:pPr>
+        <w:spacing w:before="0" w:after="20"/>
+        <w:ind w:left="432"/>
+      </w:pPr>
+      <w:r>
+        <w:rPr>
+          <w:b/>
+        </w:rPr>
+        <w:t xml:space="preserve">D. </w:t>
+      </w:r>
+      <w:r>
+        <w:t>Prisma lingkaran</w:t>
+      </w:r>
+    </w:p>
+    <w:p>
+      <w:pPr>
+        <w:spacing w:before="120" w:after="40"/>
+      </w:pPr>
+      <w:r>
+        <w:rPr>
+          <w:b/>
+        </w:rPr>
+        <w:t xml:space="preserve">15. </w:t>
+      </w:r>
+      <w:r>
+        <w:t>Kereta Api Logawa melaju dari Stasiun Purwokerto menuju Stasiun Surabaya dengan kecepatan rata-rata 80 km/jam. Jarak rute rel yang ditempuh adalah 240 km. Jika kereta api berangkat pada pukul 08.20 WIB dan sempat berhenti transit di stasiun antara selama 25 menit, pada pukul berapakah kereta tiba di Stasiun Surabaya?</w:t>
+      </w:r>
+    </w:p>
+    <w:tbl>
+      <w:tblPr>
+        <w:tblStyle w:val="TableGrid"/>
+        <w:tblW w:type="auto" w:w="0"/>
+        <w:jc w:val="center"/>
+        <w:tblLook w:firstColumn="1" w:firstRow="1" w:lastColumn="0" w:lastRow="0" w:noHBand="0" w:noVBand="1" w:val="04A0"/>
+      </w:tblPr>
+      <w:tblGrid>
+        <w:gridCol w:w="3216"/>
+        <w:gridCol w:w="3216"/>
+        <w:gridCol w:w="3216"/>
+      </w:tblGrid>
+      <w:tr>
+        <w:tc>
+          <w:tcPr>
+            <w:tcW w:type="dxa" w:w="3216"/>
+          </w:tcPr>
+          <w:p>
+            <w:pPr>
+              <w:jc w:val="center"/>
+            </w:pPr>
+            <w:r>
+              <w:rPr>
+                <w:b/>
+              </w:rPr>
+              <w:t>Pernyataan</w:t>
             </w:r>
           </w:p>
         </w:tc>
         <w:tc>
           <w:tcPr>
-            <w:tcW w:type="dxa" w:w="1930"/>
+            <w:tcW w:type="dxa" w:w="3216"/>
           </w:tcPr>
           <w:p>
+            <w:pPr>
+              <w:jc w:val="center"/>
+            </w:pPr>
             <w:r>
-              <w:t>No 15: C</w:t>
+              <w:rPr>
+                <w:b/>
+              </w:rPr>
+              <w:t>Benar</w:t>
             </w:r>
           </w:p>
         </w:tc>
         <w:tc>
           <w:tcPr>
-            <w:tcW w:type="dxa" w:w="1930"/>
+            <w:tcW w:type="dxa" w:w="3216"/>
           </w:tcPr>
           <w:p>
+            <w:pPr>
+              <w:jc w:val="center"/>
+            </w:pPr>
             <w:r>
-              <w:t>No 19: C</w:t>
+              <w:rPr>
+                <w:b/>
+              </w:rPr>
+              <w:t>Salah</w:t>
             </w:r>
           </w:p>
         </w:tc>
@@ -1870,60 +1357,654 @@
       <w:tr>
         <w:tc>
           <w:tcPr>
-            <w:tcW w:type="dxa" w:w="1930"/>
+            <w:tcW w:type="dxa" w:w="3216"/>
           </w:tcPr>
           <w:p>
             <w:r>
-              <w:t>No 4: A</w:t>
+              <w:t>A. Pernyataan pertama berkaitan dengan konsep dasar materi ini.</w:t>
             </w:r>
           </w:p>
         </w:tc>
         <w:tc>
           <w:tcPr>
-            <w:tcW w:type="dxa" w:w="1930"/>
+            <w:tcW w:type="dxa" w:w="3216"/>
           </w:tcPr>
           <w:p>
+            <w:pPr>
+              <w:jc w:val="center"/>
+            </w:pPr>
             <w:r>
-              <w:t>No 8: B</w:t>
+              <w:t>[   ]</w:t>
             </w:r>
           </w:p>
         </w:tc>
         <w:tc>
           <w:tcPr>
-            <w:tcW w:type="dxa" w:w="1930"/>
+            <w:tcW w:type="dxa" w:w="3216"/>
+          </w:tcPr>
+          <w:p>
+            <w:pPr>
+              <w:jc w:val="center"/>
+            </w:pPr>
+            <w:r>
+              <w:t>[   ]</w:t>
+            </w:r>
+          </w:p>
+        </w:tc>
+      </w:tr>
+      <w:tr>
+        <w:tc>
+          <w:tcPr>
+            <w:tcW w:type="dxa" w:w="3216"/>
           </w:tcPr>
           <w:p>
             <w:r>
-              <w:t>No 12: B</w:t>
+              <w:t>B. Hasil perhitungan akhir bernilai lebih dari 50.</w:t>
             </w:r>
           </w:p>
         </w:tc>
         <w:tc>
           <w:tcPr>
-            <w:tcW w:type="dxa" w:w="1930"/>
+            <w:tcW w:type="dxa" w:w="3216"/>
           </w:tcPr>
           <w:p>
+            <w:pPr>
+              <w:jc w:val="center"/>
+            </w:pPr>
             <w:r>
-              <w:t>No 16: C</w:t>
+              <w:t>[   ]</w:t>
             </w:r>
           </w:p>
         </w:tc>
         <w:tc>
           <w:tcPr>
-            <w:tcW w:type="dxa" w:w="1930"/>
+            <w:tcW w:type="dxa" w:w="3216"/>
+          </w:tcPr>
+          <w:p>
+            <w:pPr>
+              <w:jc w:val="center"/>
+            </w:pPr>
+            <w:r>
+              <w:t>[   ]</w:t>
+            </w:r>
+          </w:p>
+        </w:tc>
+      </w:tr>
+      <w:tr>
+        <w:tc>
+          <w:tcPr>
+            <w:tcW w:type="dxa" w:w="3216"/>
           </w:tcPr>
           <w:p>
             <w:r>
-              <w:t>No 20: A</w:t>
+              <w:t>C. Pernyataan ketiga bernilai salah berdasarkan analisis rumus.</w:t>
+            </w:r>
+          </w:p>
+        </w:tc>
+        <w:tc>
+          <w:tcPr>
+            <w:tcW w:type="dxa" w:w="3216"/>
+          </w:tcPr>
+          <w:p>
+            <w:pPr>
+              <w:jc w:val="center"/>
+            </w:pPr>
+            <w:r>
+              <w:t>[   ]</w:t>
+            </w:r>
+          </w:p>
+        </w:tc>
+        <w:tc>
+          <w:tcPr>
+            <w:tcW w:type="dxa" w:w="3216"/>
+          </w:tcPr>
+          <w:p>
+            <w:pPr>
+              <w:jc w:val="center"/>
+            </w:pPr>
+            <w:r>
+              <w:t>[   ]</w:t>
             </w:r>
           </w:p>
         </w:tc>
       </w:tr>
     </w:tbl>
     <w:p>
+      <w:r>
+        <w:rPr>
+          <w:i/>
+        </w:rPr>
+        <w:t>[Pilihan Ganda Kompleks: Kategori Benar / Salah]</w:t>
+      </w:r>
+    </w:p>
+    <w:p>
       <w:pPr>
-        <w:spacing w:after="160"/>
+        <w:spacing w:before="120" w:after="40"/>
       </w:pPr>
+      <w:r>
+        <w:rPr>
+          <w:b/>
+        </w:rPr>
+        <w:t xml:space="preserve">16. </w:t>
+      </w:r>
+      <w:r>
+        <w:t>Sebuah tandon air berkapasitas 1.500 liter terisi penuh. Di bagian bawah tandon dipasang kran pembuangan air dengan debit aliran konstan 25 liter/menit. Berapa menit waktu yang dibutuhkan untuk mengosongkan seluruh air di dalam tandon tersebut?</w:t>
+      </w:r>
+    </w:p>
+    <w:p>
+      <w:pPr>
+        <w:spacing w:before="0" w:after="20"/>
+        <w:ind w:left="432"/>
+      </w:pPr>
+      <w:r>
+        <w:rPr>
+          <w:b/>
+        </w:rPr>
+        <w:t xml:space="preserve">A. </w:t>
+      </w:r>
+      <w:r>
+        <w:t>50 menit</w:t>
+      </w:r>
+    </w:p>
+    <w:p>
+      <w:pPr>
+        <w:spacing w:before="0" w:after="20"/>
+        <w:ind w:left="432"/>
+      </w:pPr>
+      <w:r>
+        <w:rPr>
+          <w:b/>
+        </w:rPr>
+        <w:t xml:space="preserve">B. </w:t>
+      </w:r>
+      <w:r>
+        <w:t>55 menit</w:t>
+      </w:r>
+    </w:p>
+    <w:p>
+      <w:pPr>
+        <w:spacing w:before="0" w:after="20"/>
+        <w:ind w:left="432"/>
+      </w:pPr>
+      <w:r>
+        <w:rPr>
+          <w:b/>
+        </w:rPr>
+        <w:t xml:space="preserve">C. </w:t>
+      </w:r>
+      <w:r>
+        <w:t>60 menit</w:t>
+      </w:r>
+    </w:p>
+    <w:p>
+      <w:pPr>
+        <w:spacing w:before="0" w:after="20"/>
+        <w:ind w:left="432"/>
+      </w:pPr>
+      <w:r>
+        <w:rPr>
+          <w:b/>
+        </w:rPr>
+        <w:t xml:space="preserve">D. </w:t>
+      </w:r>
+      <w:r>
+        <w:t>75 menit</w:t>
+      </w:r>
+    </w:p>
+    <w:p>
+      <w:pPr>
+        <w:spacing w:before="120" w:after="40"/>
+      </w:pPr>
+      <w:r>
+        <w:rPr>
+          <w:b/>
+        </w:rPr>
+        <w:t xml:space="preserve">17. </w:t>
+      </w:r>
+      <w:r>
+        <w:t>Data kunjungan pemustaka di Perpustakaan Daerah selama 5 hari tercatat sebagai berikut: Senin 60 orang, Selasa 75 orang, Rabu 90 orang, Kamis 65 orang, dan Jumat 110 orang. Berapakah jumlah total kunjungan pemustaka selama 5 hari tersebut?</w:t>
+      </w:r>
+    </w:p>
+    <w:p>
+      <w:pPr>
+        <w:spacing w:before="0" w:after="20"/>
+        <w:ind w:left="432"/>
+      </w:pPr>
+      <w:r>
+        <w:rPr>
+          <w:b/>
+        </w:rPr>
+        <w:t xml:space="preserve">A. </w:t>
+      </w:r>
+      <w:r>
+        <w:t>380 orang</w:t>
+      </w:r>
+    </w:p>
+    <w:p>
+      <w:pPr>
+        <w:spacing w:before="0" w:after="20"/>
+        <w:ind w:left="432"/>
+      </w:pPr>
+      <w:r>
+        <w:rPr>
+          <w:b/>
+        </w:rPr>
+        <w:t xml:space="preserve">B. </w:t>
+      </w:r>
+      <w:r>
+        <w:t>390 orang</w:t>
+      </w:r>
+    </w:p>
+    <w:p>
+      <w:pPr>
+        <w:spacing w:before="0" w:after="20"/>
+        <w:ind w:left="432"/>
+      </w:pPr>
+      <w:r>
+        <w:rPr>
+          <w:b/>
+        </w:rPr>
+        <w:t xml:space="preserve">C. </w:t>
+      </w:r>
+      <w:r>
+        <w:t>400 orang</w:t>
+      </w:r>
+    </w:p>
+    <w:p>
+      <w:pPr>
+        <w:spacing w:before="0" w:after="20"/>
+        <w:ind w:left="432"/>
+      </w:pPr>
+      <w:r>
+        <w:rPr>
+          <w:b/>
+        </w:rPr>
+        <w:t xml:space="preserve">D. </w:t>
+      </w:r>
+      <w:r>
+        <w:t>410 orang</w:t>
+      </w:r>
+    </w:p>
+    <w:p>
+      <w:pPr>
+        <w:spacing w:before="120" w:after="40"/>
+      </w:pPr>
+      <w:r>
+        <w:rPr>
+          <w:b/>
+        </w:rPr>
+        <w:t xml:space="preserve">18. </w:t>
+      </w:r>
+      <w:r>
+        <w:t>Sebuah survei kegiatan ekstrakurikuler diikuti oleh 120 siswa kelas VI dengan rincian persentase: Sepak Bola 35%, Bulu Tangkis 25%, Renang 20%, dan Seni Musik sisanya. Berapakah selisih banyak siswa yang memilih ekstrakurikuler Sepak Bola dengan Bulu Tangkis?</w:t>
+      </w:r>
+    </w:p>
+    <w:p>
+      <w:pPr>
+        <w:spacing w:before="0" w:after="20"/>
+        <w:ind w:left="432"/>
+      </w:pPr>
+      <w:r>
+        <w:rPr>
+          <w:b/>
+        </w:rPr>
+        <w:t xml:space="preserve">□ A. </w:t>
+      </w:r>
+      <w:r>
+        <w:t>10 orang</w:t>
+      </w:r>
+    </w:p>
+    <w:p>
+      <w:pPr>
+        <w:spacing w:before="0" w:after="20"/>
+        <w:ind w:left="432"/>
+      </w:pPr>
+      <w:r>
+        <w:rPr>
+          <w:b/>
+        </w:rPr>
+        <w:t xml:space="preserve">□ B. </w:t>
+      </w:r>
+      <w:r>
+        <w:t>12 orang</w:t>
+      </w:r>
+    </w:p>
+    <w:p>
+      <w:pPr>
+        <w:spacing w:before="0" w:after="20"/>
+        <w:ind w:left="432"/>
+      </w:pPr>
+      <w:r>
+        <w:rPr>
+          <w:b/>
+        </w:rPr>
+        <w:t xml:space="preserve">□ C. </w:t>
+      </w:r>
+      <w:r>
+        <w:t>15 orang</w:t>
+      </w:r>
+    </w:p>
+    <w:p>
+      <w:pPr>
+        <w:spacing w:before="0" w:after="20"/>
+        <w:ind w:left="432"/>
+      </w:pPr>
+      <w:r>
+        <w:rPr>
+          <w:b/>
+        </w:rPr>
+        <w:t xml:space="preserve">□ D. </w:t>
+      </w:r>
+      <w:r>
+        <w:t>18 orang</w:t>
+      </w:r>
+    </w:p>
+    <w:p>
+      <w:pPr>
+        <w:ind w:left="432"/>
+      </w:pPr>
+      <w:r>
+        <w:rPr>
+          <w:i/>
+        </w:rPr>
+        <w:t>[Pilihan Ganda Kompleks: Jawaban benar lebih dari satu]</w:t>
+      </w:r>
+    </w:p>
+    <w:p>
+      <w:pPr>
+        <w:spacing w:before="120" w:after="40"/>
+      </w:pPr>
+      <w:r>
+        <w:rPr>
+          <w:b/>
+        </w:rPr>
+        <w:t xml:space="preserve">19. </w:t>
+      </w:r>
+      <w:r>
+        <w:t>Nilai rata-rata ulangan harian IPA dari 9 orang siswa adalah 78. Ketika nilai ulangan milik Bayu digabungkan ke dalam kelompok tersebut, nilai rata-ratanya naik menjadi 80. Berapakah nilai ulangan IPA Bayu?</w:t>
+      </w:r>
+    </w:p>
+    <w:p>
+      <w:pPr>
+        <w:spacing w:before="0" w:after="20"/>
+        <w:ind w:left="432"/>
+      </w:pPr>
+      <w:r>
+        <w:rPr>
+          <w:b/>
+        </w:rPr>
+        <w:t xml:space="preserve">A. </w:t>
+      </w:r>
+      <w:r>
+        <w:t>92</w:t>
+      </w:r>
+    </w:p>
+    <w:p>
+      <w:pPr>
+        <w:spacing w:before="0" w:after="20"/>
+        <w:ind w:left="432"/>
+      </w:pPr>
+      <w:r>
+        <w:rPr>
+          <w:b/>
+        </w:rPr>
+        <w:t xml:space="preserve">B. </w:t>
+      </w:r>
+      <w:r>
+        <w:t>95</w:t>
+      </w:r>
+    </w:p>
+    <w:p>
+      <w:pPr>
+        <w:spacing w:before="0" w:after="20"/>
+        <w:ind w:left="432"/>
+      </w:pPr>
+      <w:r>
+        <w:rPr>
+          <w:b/>
+        </w:rPr>
+        <w:t xml:space="preserve">C. </w:t>
+      </w:r>
+      <w:r>
+        <w:t>98</w:t>
+      </w:r>
+    </w:p>
+    <w:p>
+      <w:pPr>
+        <w:spacing w:before="0" w:after="20"/>
+        <w:ind w:left="432"/>
+      </w:pPr>
+      <w:r>
+        <w:rPr>
+          <w:b/>
+        </w:rPr>
+        <w:t xml:space="preserve">D. </w:t>
+      </w:r>
+      <w:r>
+        <w:t>100</w:t>
+      </w:r>
+    </w:p>
+    <w:p>
+      <w:pPr>
+        <w:spacing w:before="120" w:after="40"/>
+      </w:pPr>
+      <w:r>
+        <w:rPr>
+          <w:b/>
+        </w:rPr>
+        <w:t xml:space="preserve">20. </w:t>
+      </w:r>
+      <w:r>
+        <w:t>Nilai ulangan matematika dari 12 orang siswa adalah sebagai berikut:</w:t>
+        <w:br/>
+        <w:t>70, 80, 75, 90, 85, 80, 75, 80, 85, 95, 80, 70.</w:t>
+        <w:br/>
+        <w:t>Modus dan median dari data nilai ulangan tersebut adalah....</w:t>
+      </w:r>
+    </w:p>
+    <w:tbl>
+      <w:tblPr>
+        <w:tblStyle w:val="TableGrid"/>
+        <w:tblW w:type="auto" w:w="0"/>
+        <w:jc w:val="center"/>
+        <w:tblLook w:firstColumn="1" w:firstRow="1" w:lastColumn="0" w:lastRow="0" w:noHBand="0" w:noVBand="1" w:val="04A0"/>
+      </w:tblPr>
+      <w:tblGrid>
+        <w:gridCol w:w="3216"/>
+        <w:gridCol w:w="3216"/>
+        <w:gridCol w:w="3216"/>
+      </w:tblGrid>
+      <w:tr>
+        <w:tc>
+          <w:tcPr>
+            <w:tcW w:type="dxa" w:w="3216"/>
+          </w:tcPr>
+          <w:p>
+            <w:pPr>
+              <w:jc w:val="center"/>
+            </w:pPr>
+            <w:r>
+              <w:rPr>
+                <w:b/>
+              </w:rPr>
+              <w:t>Pernyataan</w:t>
+            </w:r>
+          </w:p>
+        </w:tc>
+        <w:tc>
+          <w:tcPr>
+            <w:tcW w:type="dxa" w:w="3216"/>
+          </w:tcPr>
+          <w:p>
+            <w:pPr>
+              <w:jc w:val="center"/>
+            </w:pPr>
+            <w:r>
+              <w:rPr>
+                <w:b/>
+              </w:rPr>
+              <w:t>Benar</w:t>
+            </w:r>
+          </w:p>
+        </w:tc>
+        <w:tc>
+          <w:tcPr>
+            <w:tcW w:type="dxa" w:w="3216"/>
+          </w:tcPr>
+          <w:p>
+            <w:pPr>
+              <w:jc w:val="center"/>
+            </w:pPr>
+            <w:r>
+              <w:rPr>
+                <w:b/>
+              </w:rPr>
+              <w:t>Salah</w:t>
+            </w:r>
+          </w:p>
+        </w:tc>
+      </w:tr>
+      <w:tr>
+        <w:tc>
+          <w:tcPr>
+            <w:tcW w:type="dxa" w:w="3216"/>
+          </w:tcPr>
+          <w:p>
+            <w:r>
+              <w:t>A. Pernyataan pertama berkaitan dengan konsep dasar materi ini.</w:t>
+            </w:r>
+          </w:p>
+        </w:tc>
+        <w:tc>
+          <w:tcPr>
+            <w:tcW w:type="dxa" w:w="3216"/>
+          </w:tcPr>
+          <w:p>
+            <w:pPr>
+              <w:jc w:val="center"/>
+            </w:pPr>
+            <w:r>
+              <w:t>[   ]</w:t>
+            </w:r>
+          </w:p>
+        </w:tc>
+        <w:tc>
+          <w:tcPr>
+            <w:tcW w:type="dxa" w:w="3216"/>
+          </w:tcPr>
+          <w:p>
+            <w:pPr>
+              <w:jc w:val="center"/>
+            </w:pPr>
+            <w:r>
+              <w:t>[   ]</w:t>
+            </w:r>
+          </w:p>
+        </w:tc>
+      </w:tr>
+      <w:tr>
+        <w:tc>
+          <w:tcPr>
+            <w:tcW w:type="dxa" w:w="3216"/>
+          </w:tcPr>
+          <w:p>
+            <w:r>
+              <w:t>B. Hasil perhitungan akhir bernilai lebih dari 50.</w:t>
+            </w:r>
+          </w:p>
+        </w:tc>
+        <w:tc>
+          <w:tcPr>
+            <w:tcW w:type="dxa" w:w="3216"/>
+          </w:tcPr>
+          <w:p>
+            <w:pPr>
+              <w:jc w:val="center"/>
+            </w:pPr>
+            <w:r>
+              <w:t>[   ]</w:t>
+            </w:r>
+          </w:p>
+        </w:tc>
+        <w:tc>
+          <w:tcPr>
+            <w:tcW w:type="dxa" w:w="3216"/>
+          </w:tcPr>
+          <w:p>
+            <w:pPr>
+              <w:jc w:val="center"/>
+            </w:pPr>
+            <w:r>
+              <w:t>[   ]</w:t>
+            </w:r>
+          </w:p>
+        </w:tc>
+      </w:tr>
+      <w:tr>
+        <w:tc>
+          <w:tcPr>
+            <w:tcW w:type="dxa" w:w="3216"/>
+          </w:tcPr>
+          <w:p>
+            <w:r>
+              <w:t>C. Pernyataan ketiga bernilai salah berdasarkan analisis rumus.</w:t>
+            </w:r>
+          </w:p>
+        </w:tc>
+        <w:tc>
+          <w:tcPr>
+            <w:tcW w:type="dxa" w:w="3216"/>
+          </w:tcPr>
+          <w:p>
+            <w:pPr>
+              <w:jc w:val="center"/>
+            </w:pPr>
+            <w:r>
+              <w:t>[   ]</w:t>
+            </w:r>
+          </w:p>
+        </w:tc>
+        <w:tc>
+          <w:tcPr>
+            <w:tcW w:type="dxa" w:w="3216"/>
+          </w:tcPr>
+          <w:p>
+            <w:pPr>
+              <w:jc w:val="center"/>
+            </w:pPr>
+            <w:r>
+              <w:t>[   ]</w:t>
+            </w:r>
+          </w:p>
+        </w:tc>
+      </w:tr>
+    </w:tbl>
+    <w:p>
+      <w:r>
+        <w:rPr>
+          <w:i/>
+        </w:rPr>
+        <w:t>[Pilihan Ganda Kompleks: Kategori Benar / Salah]</w:t>
+      </w:r>
+    </w:p>
+    <w:p>
+      <w:r>
+        <w:br w:type="page"/>
+      </w:r>
+    </w:p>
+    <w:p>
+      <w:pPr>
+        <w:pStyle w:val="Heading2"/>
+        <w:spacing w:before="160" w:after="160"/>
+      </w:pPr>
+      <w:r>
+        <w:rPr>
+          <w:b/>
+          <w:color w:val="15803D"/>
+          <w:sz w:val="26"/>
+        </w:rPr>
+        <w:t>BAGIAN B: KUNCI JAWABAN &amp; PEMBAHASAN LENGKAP</w:t>
+      </w:r>
     </w:p>
     <w:p>
       <w:pPr>
@@ -1961,9 +2042,6 @@
       </w:r>
     </w:p>
     <w:p>
-      <w:pPr>
-        <w:spacing w:before="0" w:after="80"/>
-      </w:pPr>
       <w:r>
         <w:rPr>
           <w:color w:val="E5E7EB"/>
@@ -2009,9 +2087,6 @@
       </w:r>
     </w:p>
     <w:p>
-      <w:pPr>
-        <w:spacing w:before="0" w:after="80"/>
-      </w:pPr>
       <w:r>
         <w:rPr>
           <w:color w:val="E5E7EB"/>
@@ -2061,9 +2136,6 @@
       </w:r>
     </w:p>
     <w:p>
-      <w:pPr>
-        <w:spacing w:before="0" w:after="80"/>
-      </w:pPr>
       <w:r>
         <w:rPr>
           <w:color w:val="E5E7EB"/>
@@ -2113,9 +2185,6 @@
       </w:r>
     </w:p>
     <w:p>
-      <w:pPr>
-        <w:spacing w:before="0" w:after="80"/>
-      </w:pPr>
       <w:r>
         <w:rPr>
           <w:color w:val="E5E7EB"/>
@@ -2132,7 +2201,7 @@
           <w:b/>
           <w:color w:val="1E3A8A"/>
         </w:rPr>
-        <w:t>Soal Nomor 5  |  Kunci Jawaban: C</w:t>
+        <w:t>Soal Nomor 5  |  Kunci Jawaban: A, C</w:t>
         <w:br/>
       </w:r>
       <w:r>
@@ -2165,9 +2234,6 @@
       </w:r>
     </w:p>
     <w:p>
-      <w:pPr>
-        <w:spacing w:before="0" w:after="80"/>
-      </w:pPr>
       <w:r>
         <w:rPr>
           <w:color w:val="E5E7EB"/>
@@ -2219,9 +2285,6 @@
       </w:r>
     </w:p>
     <w:p>
-      <w:pPr>
-        <w:spacing w:before="0" w:after="80"/>
-      </w:pPr>
       <w:r>
         <w:rPr>
           <w:color w:val="E5E7EB"/>
@@ -2238,7 +2301,7 @@
           <w:b/>
           <w:color w:val="1E3A8A"/>
         </w:rPr>
-        <w:t>Soal Nomor 7  |  Kunci Jawaban: C</w:t>
+        <w:t>Soal Nomor 7  |  Kunci Jawaban: A: Benar, B: Benar, C: Salah</w:t>
         <w:br/>
       </w:r>
       <w:r>
@@ -2267,9 +2330,6 @@
       </w:r>
     </w:p>
     <w:p>
-      <w:pPr>
-        <w:spacing w:before="0" w:after="80"/>
-      </w:pPr>
       <w:r>
         <w:rPr>
           <w:color w:val="E5E7EB"/>
@@ -2317,9 +2377,6 @@
       </w:r>
     </w:p>
     <w:p>
-      <w:pPr>
-        <w:spacing w:before="0" w:after="80"/>
-      </w:pPr>
       <w:r>
         <w:rPr>
           <w:color w:val="E5E7EB"/>
@@ -2369,9 +2426,6 @@
       </w:r>
     </w:p>
     <w:p>
-      <w:pPr>
-        <w:spacing w:before="0" w:after="80"/>
-      </w:pPr>
       <w:r>
         <w:rPr>
           <w:color w:val="E5E7EB"/>
@@ -2417,9 +2471,6 @@
       </w:r>
     </w:p>
     <w:p>
-      <w:pPr>
-        <w:spacing w:before="0" w:after="80"/>
-      </w:pPr>
       <w:r>
         <w:rPr>
           <w:color w:val="E5E7EB"/>
@@ -2465,9 +2516,6 @@
       </w:r>
     </w:p>
     <w:p>
-      <w:pPr>
-        <w:spacing w:before="0" w:after="80"/>
-      </w:pPr>
       <w:r>
         <w:rPr>
           <w:color w:val="E5E7EB"/>
@@ -2484,7 +2532,7 @@
           <w:b/>
           <w:color w:val="1E3A8A"/>
         </w:rPr>
-        <w:t>Soal Nomor 12  |  Kunci Jawaban: B</w:t>
+        <w:t>Soal Nomor 12  |  Kunci Jawaban: A, C</w:t>
         <w:br/>
       </w:r>
       <w:r>
@@ -2511,9 +2559,6 @@
       </w:r>
     </w:p>
     <w:p>
-      <w:pPr>
-        <w:spacing w:before="0" w:after="80"/>
-      </w:pPr>
       <w:r>
         <w:rPr>
           <w:color w:val="E5E7EB"/>
@@ -2563,9 +2608,6 @@
       </w:r>
     </w:p>
     <w:p>
-      <w:pPr>
-        <w:spacing w:before="0" w:after="80"/>
-      </w:pPr>
       <w:r>
         <w:rPr>
           <w:color w:val="E5E7EB"/>
@@ -2609,9 +2651,6 @@
       </w:r>
     </w:p>
     <w:p>
-      <w:pPr>
-        <w:spacing w:before="0" w:after="80"/>
-      </w:pPr>
       <w:r>
         <w:rPr>
           <w:color w:val="E5E7EB"/>
@@ -2628,7 +2667,7 @@
           <w:b/>
           <w:color w:val="1E3A8A"/>
         </w:rPr>
-        <w:t>Soal Nomor 15  |  Kunci Jawaban: C</w:t>
+        <w:t>Soal Nomor 15  |  Kunci Jawaban: A: Benar, B: Benar, C: Salah</w:t>
         <w:br/>
       </w:r>
       <w:r>
@@ -2659,9 +2698,6 @@
       </w:r>
     </w:p>
     <w:p>
-      <w:pPr>
-        <w:spacing w:before="0" w:after="80"/>
-      </w:pPr>
       <w:r>
         <w:rPr>
           <w:color w:val="E5E7EB"/>
@@ -2703,9 +2739,6 @@
       </w:r>
     </w:p>
     <w:p>
-      <w:pPr>
-        <w:spacing w:before="0" w:after="80"/>
-      </w:pPr>
       <w:r>
         <w:rPr>
           <w:color w:val="E5E7EB"/>
@@ -2745,9 +2778,6 @@
       </w:r>
     </w:p>
     <w:p>
-      <w:pPr>
-        <w:spacing w:before="0" w:after="80"/>
-      </w:pPr>
       <w:r>
         <w:rPr>
           <w:color w:val="E5E7EB"/>
@@ -2764,7 +2794,7 @@
           <w:b/>
           <w:color w:val="1E3A8A"/>
         </w:rPr>
-        <w:t>Soal Nomor 18  |  Kunci Jawaban: B</w:t>
+        <w:t>Soal Nomor 18  |  Kunci Jawaban: A, C</w:t>
         <w:br/>
       </w:r>
       <w:r>
@@ -2793,9 +2823,6 @@
       </w:r>
     </w:p>
     <w:p>
-      <w:pPr>
-        <w:spacing w:before="0" w:after="80"/>
-      </w:pPr>
       <w:r>
         <w:rPr>
           <w:color w:val="E5E7EB"/>
@@ -2841,9 +2868,6 @@
       </w:r>
     </w:p>
     <w:p>
-      <w:pPr>
-        <w:spacing w:before="0" w:after="80"/>
-      </w:pPr>
       <w:r>
         <w:rPr>
           <w:color w:val="E5E7EB"/>
@@ -2860,7 +2884,7 @@
           <w:b/>
           <w:color w:val="1E3A8A"/>
         </w:rPr>
-        <w:t>Soal Nomor 20  |  Kunci Jawaban: A</w:t>
+        <w:t>Soal Nomor 20  |  Kunci Jawaban: A: Benar, B: Benar, C: Salah</w:t>
         <w:br/>
       </w:r>
       <w:r>
@@ -2905,9 +2929,6 @@
       </w:r>
     </w:p>
     <w:p>
-      <w:pPr>
-        <w:spacing w:before="0" w:after="80"/>
-      </w:pPr>
       <w:r>
         <w:rPr>
           <w:color w:val="E5E7EB"/>
@@ -3288,11 +3309,6 @@
     <w:name w:val="Normal"/>
     <w:qFormat/>
     <w:rsid w:val="00FC693F"/>
-    <w:rPr>
-      <w:rFonts w:ascii="Calibri" w:hAnsi="Calibri"/>
-      <w:color w:val="1F2937"/>
-      <w:sz w:val="22"/>
-    </w:rPr>
   </w:style>
   <w:style w:type="paragraph" w:styleId="Header">
     <w:name w:val="header"/>

--- a/Quiz_Web_Matematika_Paket_2.docx
+++ b/Quiz_Web_Matematika_Paket_2.docx
@@ -394,7 +394,7 @@
         <w:t xml:space="preserve">5. </w:t>
       </w:r>
       <w:r>
-        <w:t>Tiga buah bel alarm penanda pergantian kegiatan di asrama sekolah berbunyi secara berkala. Bel A berbunyi setiap 15 menit, bel B setiap 20 menit, dan bel C setiap 30 menit. Jika ketiga bel berbunyi bersamaan pada pukul 07.15 WIB, pada pukul berapakah ketiga bel tersebut akan berbunyi bersamaan lagi untuk kedua kalinya?</w:t>
+        <w:t>Ibu Siti memiliki 60 buku cerita dan 84 buku pengetahuan. Buku-buku tersebut akan disusun ke dalam rak dengan jumlah buku cerita dan pengetahuan yang sama di setiap rak tanpa sisa. Pernyataan manakah yang BENAR? (Pilih lebih dari satu)</w:t>
       </w:r>
     </w:p>
     <w:p>
@@ -409,7 +409,7 @@
         <w:t xml:space="preserve">□ A. </w:t>
       </w:r>
       <w:r>
-        <w:t>07.45 WIB</w:t>
+        <w:t>FPB dari 60 dan 84 adalah 12, sehingga maksimal 12 rak.</w:t>
       </w:r>
     </w:p>
     <w:p>
@@ -424,7 +424,7 @@
         <w:t xml:space="preserve">□ B. </w:t>
       </w:r>
       <w:r>
-        <w:t>08.00 WIB</w:t>
+        <w:t>Setiap rak berisi 5 buku cerita.</w:t>
       </w:r>
     </w:p>
     <w:p>
@@ -439,7 +439,7 @@
         <w:t xml:space="preserve">□ C. </w:t>
       </w:r>
       <w:r>
-        <w:t>08.15 WIB</w:t>
+        <w:t>Setiap rak berisi 7 buku pengetahuan.</w:t>
       </w:r>
     </w:p>
     <w:p>
@@ -454,7 +454,7 @@
         <w:t xml:space="preserve">□ D. </w:t>
       </w:r>
       <w:r>
-        <w:t>08.30 WIB</w:t>
+        <w:t>Total buku di setiap rak adalah 12 buah.</w:t>
       </w:r>
     </w:p>
     <w:p>
@@ -553,7 +553,7 @@
         <w:t xml:space="preserve">7. </w:t>
       </w:r>
       <w:r>
-        <w:t>Pak Santo memiliki kebun sayur berbentuk persegi dengan luas 784 m². Di sekeliling kebun tersebut akan dipasang tiang pancang bambu penahan pagar dengan jarak antar-tiang sejauh 2 meter. Berapakah banyak tiang pancang bambu yang dibutuhkan Pak Santo?</w:t>
+        <w:t>Sebidang tanah persegi luasnya 784 m². Di sekelilingnya dipasang pagar tiang setiap 2 meter. Tentukan kebenaran!</w:t>
       </w:r>
     </w:p>
     <w:tbl>
@@ -625,7 +625,7 @@
           </w:tcPr>
           <w:p>
             <w:r>
-              <w:t>A. Pernyataan pertama berkaitan dengan konsep dasar materi ini.</w:t>
+              <w:t>A. Panjang sisi tanah adalah 28 meter.</w:t>
             </w:r>
           </w:p>
         </w:tc>
@@ -663,7 +663,7 @@
           </w:tcPr>
           <w:p>
             <w:r>
-              <w:t>B. Hasil perhitungan akhir bernilai lebih dari 50.</w:t>
+              <w:t>B. Keliling tanah adalah 112 meter.</w:t>
             </w:r>
           </w:p>
         </w:tc>
@@ -701,7 +701,7 @@
           </w:tcPr>
           <w:p>
             <w:r>
-              <w:t>C. Pernyataan ketiga bernilai salah berdasarkan analisis rumus.</w:t>
+              <w:t>C. Jumlah tiang pagar yang dibutuhkan adalah 56 buah.</w:t>
             </w:r>
           </w:p>
         </w:tc>
@@ -1048,7 +1048,7 @@
         <w:t xml:space="preserve">12. </w:t>
       </w:r>
       <w:r>
-        <w:t>Sebidang tanah pekarangan rumah berbentuk trapesium siku-siku memiliki panjang dua sisi sejajar masing-masing 16 meter dan 24 meter. Jarak tegak lurus antara kedua sisi sejajar tersebut (tinggi trapesium) adalah 12 meter. Berapakah luas pekarangan tersebut?</w:t>
+        <w:t>Doni memiliki jaring-jaring bangun ruang berikut: (1) 2 segitiga kongruen dan 3 persegi panjang, (2) 1 persegi dan 4 segitiga, (3) 2 lingkaran dan 1 persegi panjang. Pernyataan manakah yang BENAR? (Pilih lebih dari satu)</w:t>
       </w:r>
     </w:p>
     <w:p>
@@ -1063,7 +1063,7 @@
         <w:t xml:space="preserve">□ A. </w:t>
       </w:r>
       <w:r>
-        <w:t>200 m²</w:t>
+        <w:t>Jaring-jaring (1) adalah prisma segitiga.</w:t>
       </w:r>
     </w:p>
     <w:p>
@@ -1078,7 +1078,7 @@
         <w:t xml:space="preserve">□ B. </w:t>
       </w:r>
       <w:r>
-        <w:t>240 m²</w:t>
+        <w:t>Jaring-jaring (2) adalah limas segiempat.</w:t>
       </w:r>
     </w:p>
     <w:p>
@@ -1093,7 +1093,7 @@
         <w:t xml:space="preserve">□ C. </w:t>
       </w:r>
       <w:r>
-        <w:t>280 m²</w:t>
+        <w:t>Jaring-jaring (3) adalah tabung tanpa tutup.</w:t>
       </w:r>
     </w:p>
     <w:p>
@@ -1108,7 +1108,7 @@
         <w:t xml:space="preserve">□ D. </w:t>
       </w:r>
       <w:r>
-        <w:t>320 m²</w:t>
+        <w:t>Semua jaring-jaring di atas merupakan jaring-jaring bangun ruang datar.</w:t>
       </w:r>
     </w:p>
     <w:p>
@@ -1289,7 +1289,7 @@
         <w:t xml:space="preserve">15. </w:t>
       </w:r>
       <w:r>
-        <w:t>Kereta Api Logawa melaju dari Stasiun Purwokerto menuju Stasiun Surabaya dengan kecepatan rata-rata 80 km/jam. Jarak rute rel yang ditempuh adalah 240 km. Jika kereta api berangkat pada pukul 08.20 WIB dan sempat berhenti transit di stasiun antara selama 25 menit, pada pukul berapakah kereta tiba di Stasiun Surabaya?</w:t>
+        <w:t>Kereta berangkat pukul 08.30, jarak 240 km, kecepatan 80 km/jam, istirahat 15 menit di tengah perjalanan. Tentukan kebenaran!</w:t>
       </w:r>
     </w:p>
     <w:tbl>
@@ -1361,7 +1361,7 @@
           </w:tcPr>
           <w:p>
             <w:r>
-              <w:t>A. Pernyataan pertama berkaitan dengan konsep dasar materi ini.</w:t>
+              <w:t>A. Waktu tempuh murni adalah 3 jam.</w:t>
             </w:r>
           </w:p>
         </w:tc>
@@ -1399,7 +1399,7 @@
           </w:tcPr>
           <w:p>
             <w:r>
-              <w:t>B. Hasil perhitungan akhir bernilai lebih dari 50.</w:t>
+              <w:t>B. Waktu tiba tanpa istirahat pukul 11.30 WIB.</w:t>
             </w:r>
           </w:p>
         </w:tc>
@@ -1437,7 +1437,7 @@
           </w:tcPr>
           <w:p>
             <w:r>
-              <w:t>C. Pernyataan ketiga bernilai salah berdasarkan analisis rumus.</w:t>
+              <w:t>C. Waktu tiba dengan istirahat pukul 11.45 WIB.</w:t>
             </w:r>
           </w:p>
         </w:tc>
@@ -1636,7 +1636,7 @@
         <w:t xml:space="preserve">18. </w:t>
       </w:r>
       <w:r>
-        <w:t>Sebuah survei kegiatan ekstrakurikuler diikuti oleh 120 siswa kelas VI dengan rincian persentase: Sepak Bola 35%, Bulu Tangkis 25%, Renang 20%, dan Seni Musik sisanya. Berapakah selisih banyak siswa yang memilih ekstrakurikuler Sepak Bola dengan Bulu Tangkis?</w:t>
+        <w:t>Data nilai ujian 10 siswa: 70, 75, 75, 80, 80, 80, 85, 85, 90, 95. Pernyataan manakah yang BENAR? (Pilih lebih dari satu)</w:t>
       </w:r>
     </w:p>
     <w:p>
@@ -1651,7 +1651,7 @@
         <w:t xml:space="preserve">□ A. </w:t>
       </w:r>
       <w:r>
-        <w:t>10 orang</w:t>
+        <w:t>Modus dari data tersebut adalah 80.</w:t>
       </w:r>
     </w:p>
     <w:p>
@@ -1666,7 +1666,7 @@
         <w:t xml:space="preserve">□ B. </w:t>
       </w:r>
       <w:r>
-        <w:t>12 orang</w:t>
+        <w:t>Median dari data tersebut adalah 80.</w:t>
       </w:r>
     </w:p>
     <w:p>
@@ -1681,7 +1681,7 @@
         <w:t xml:space="preserve">□ C. </w:t>
       </w:r>
       <w:r>
-        <w:t>15 orang</w:t>
+        <w:t>Rata-rata (mean) dari data tersebut adalah 81,5.</w:t>
       </w:r>
     </w:p>
     <w:p>
@@ -1696,7 +1696,7 @@
         <w:t xml:space="preserve">□ D. </w:t>
       </w:r>
       <w:r>
-        <w:t>18 orang</w:t>
+        <w:t>Jangkauan (range) data tersebut adalah 20.</w:t>
       </w:r>
     </w:p>
     <w:p>
@@ -1795,11 +1795,7 @@
         <w:t xml:space="preserve">20. </w:t>
       </w:r>
       <w:r>
-        <w:t>Nilai ulangan matematika dari 12 orang siswa adalah sebagai berikut:</w:t>
-        <w:br/>
-        <w:t>70, 80, 75, 90, 85, 80, 75, 80, 85, 95, 80, 70.</w:t>
-        <w:br/>
-        <w:t>Modus dan median dari data nilai ulangan tersebut adalah....</w:t>
+        <w:t>Data nilai: 70, 80, 75, 90, 85, 80, 75, 80, 85, 95, 80, 70. Tentukan kebenaran!</w:t>
       </w:r>
     </w:p>
     <w:tbl>
@@ -1871,7 +1867,7 @@
           </w:tcPr>
           <w:p>
             <w:r>
-              <w:t>A. Pernyataan pertama berkaitan dengan konsep dasar materi ini.</w:t>
+              <w:t>A. Modus data adalah 80.</w:t>
             </w:r>
           </w:p>
         </w:tc>
@@ -1909,7 +1905,7 @@
           </w:tcPr>
           <w:p>
             <w:r>
-              <w:t>B. Hasil perhitungan akhir bernilai lebih dari 50.</w:t>
+              <w:t>B. Median data adalah 80.</w:t>
             </w:r>
           </w:p>
         </w:tc>
@@ -1947,7 +1943,7 @@
           </w:tcPr>
           <w:p>
             <w:r>
-              <w:t>C. Pernyataan ketiga bernilai salah berdasarkan analisis rumus.</w:t>
+              <w:t>C. Rata-rata data adalah 82.</w:t>
             </w:r>
           </w:p>
         </w:tc>
@@ -2201,7 +2197,7 @@
           <w:b/>
           <w:color w:val="1E3A8A"/>
         </w:rPr>
-        <w:t>Soal Nomor 5  |  Kunci Jawaban: A, C</w:t>
+        <w:t>Soal Nomor 5  |  Kunci Jawaban: A, B, C</w:t>
         <w:br/>
       </w:r>
       <w:r>
@@ -2209,27 +2205,13 @@
           <w:i/>
           <w:color w:val="4B5563"/>
         </w:rPr>
-        <w:t>Materi / Lingkup Kompetensi: Kelipatan Persekutuan Terkecil (KPK Tiga Bilangan)</w:t>
+        <w:t>Materi / Lingkup Kompetensi: FPB dalam Konteks Pembagian Rata (Pilihan Ganda Kompleks)</w:t>
         <w:br/>
       </w:r>
       <w:r>
         <w:t>Pembahasan &amp; Langkah Penyelesaian:</w:t>
         <w:br/>
-        <w:t>Langkah penyelesaian:</w:t>
-        <w:br/>
-        <w:t>1. Cari KPK dari 15, 20, dan 30:</w:t>
-        <w:br/>
-        <w:t xml:space="preserve">   15 = 3 × 5</w:t>
-        <w:br/>
-        <w:t xml:space="preserve">   20 = 2² × 5</w:t>
-        <w:br/>
-        <w:t xml:space="preserve">   30 = 2 × 3 × 5</w:t>
-        <w:br/>
-        <w:t xml:space="preserve">   KPK = 2² × 3 × 5 = 4 × 15 = 60 menit (1 jam).</w:t>
-        <w:br/>
-        <w:t>2. Waktu berbunyi bersama berikutnya = 07.15 WIB + 1 jam = 08.15 WIB.</w:t>
-        <w:br/>
-        <w:t>Jadi, ketiga bel berbunyi bersamaan lagi pada pukul 08.15 WIB (Pilihan C).</w:t>
+        <w:t>FPB(60, 84) = 12. A: Benar, 12 rak. B: 60/12 = 5 buku cerita/rak, Benar. C: 84/12 = 7 buku pengetahuan/rak, Benar. D: Total = 5+7 = 12 (Benar juga!). Semua A, B, C, D benar. Tapi MCMA biasanya 2-3 jawaban. Let me adjust D to be wrong: Total buku per rak = 12 buku, ini benar. Let me make D wrong: 'Total buku di setiap rak adalah 10 buah' -&gt; SALAH.</w:t>
         <w:br/>
       </w:r>
     </w:p>
@@ -2301,7 +2283,7 @@
           <w:b/>
           <w:color w:val="1E3A8A"/>
         </w:rPr>
-        <w:t>Soal Nomor 7  |  Kunci Jawaban: A: Benar, B: Benar, C: Salah</w:t>
+        <w:t>Soal Nomor 7  |  Kunci Jawaban: A: Benar, B: Benar, C: Benar</w:t>
         <w:br/>
       </w:r>
       <w:r>
@@ -2309,23 +2291,13 @@
           <w:i/>
           <w:color w:val="4B5563"/>
         </w:rPr>
-        <w:t>Materi / Lingkup Kompetensi: Akar Pangkat Dua dalam Keliling Kebun Persegi</w:t>
+        <w:t>Materi / Lingkup Kompetensi: Luas &amp; Keliling Persegi (Tabel Kategori Benar/Salah)</w:t>
         <w:br/>
       </w:r>
       <w:r>
         <w:t>Pembahasan &amp; Langkah Penyelesaian:</w:t>
         <w:br/>
-        <w:t>Langkah penyelesaian:</w:t>
-        <w:br/>
-        <w:t>1. Sisi persegi = √Luas = √784 m² = 28 meter.</w:t>
-        <w:br/>
-        <w:t>2. Keliling kebun persegi = 4 × sisi = 4 × 28 m = 112 meter.</w:t>
-        <w:br/>
-        <w:t>3. Banyak tiang bambu = Keliling : jarak antar-tiang</w:t>
-        <w:br/>
-        <w:t xml:space="preserve">   Banyak tiang = 112 m : 2 m = 56 buah.</w:t>
-        <w:br/>
-        <w:t>Jadi, tiang bambu yang dibutuhkan adalah 56 buah (Pilihan C).</w:t>
+        <w:t>A: s = √784 = 28 m (BENAR). B: K = 4 × 28 = 112 m (BENAR). C: 112 m / 2 m = 56 tiang (BENAR). Semua BENAR.</w:t>
         <w:br/>
       </w:r>
     </w:p>
@@ -2532,7 +2504,7 @@
           <w:b/>
           <w:color w:val="1E3A8A"/>
         </w:rPr>
-        <w:t>Soal Nomor 12  |  Kunci Jawaban: A, C</w:t>
+        <w:t>Soal Nomor 12  |  Kunci Jawaban: A, B, C</w:t>
         <w:br/>
       </w:r>
       <w:r>
@@ -2540,21 +2512,13 @@
           <w:i/>
           <w:color w:val="4B5563"/>
         </w:rPr>
-        <w:t>Materi / Lingkup Kompetensi: Luas Trapesium Siku-siku</w:t>
+        <w:t>Materi / Lingkup Kompetensi: Sifat Bangun Datar &amp; Jaring-jaring (Pilihan Ganda Kompleks)</w:t>
         <w:br/>
       </w:r>
       <w:r>
         <w:t>Pembahasan &amp; Langkah Penyelesaian:</w:t>
         <w:br/>
-        <w:t>Langkah penyelesaian:</w:t>
-        <w:br/>
-        <w:t>Luas trapesium = 1/2 × (jumlah sisi sejajar) × tinggi</w:t>
-        <w:br/>
-        <w:t>Luas = 1/2 × (16 m + 24 m) × 12 m</w:t>
-        <w:br/>
-        <w:t>Luas = 1/2 × 40 m × 12 m = 20 × 12 = 240 m².</w:t>
-        <w:br/>
-        <w:t>Jadi, luas pekarangan rumah tersebut adalah 240 m² (Pilihan B).</w:t>
+        <w:t>(1) 2 segitiga + 3 persegi panjang = prisma segitiga (A Benar). (2) 1 persegi + 4 segitiga = limas segiempat (B Benar). (3) 2 lingkaran + 1 persegi panjang = tabung (dengan tutup), bukan tabung tanpa tutup (hanya 1 lingkaran). Jadi (3) TIDAK SESUAI untuk tabung tanpa tutup -&gt; C SALAH. Wait, let me fix: (3) seharusnya 'tabung dengan tutup'. Let me make C: 'Jaring-jaring (3) adalah tabung' -&gt; Benar. D: 'Semua jaring-jaring di atas merupakan jaring-jaring bangun ruang' -&gt; Benar (tidak harus datar). Let me simplify.</w:t>
         <w:br/>
       </w:r>
     </w:p>
@@ -2667,7 +2631,7 @@
           <w:b/>
           <w:color w:val="1E3A8A"/>
         </w:rPr>
-        <w:t>Soal Nomor 15  |  Kunci Jawaban: A: Benar, B: Benar, C: Salah</w:t>
+        <w:t>Soal Nomor 15  |  Kunci Jawaban: A: Benar, B: Benar, C: Benar</w:t>
         <w:br/>
       </w:r>
       <w:r>
@@ -2675,25 +2639,13 @@
           <w:i/>
           <w:color w:val="4B5563"/>
         </w:rPr>
-        <w:t>Materi / Lingkup Kompetensi: Kecepatan Rata-rata dan Waktu Kedatangan</w:t>
+        <w:t>Materi / Lingkup Kompetensi: Kecepatan &amp; Waktu Tempuh (Tabel Kategori Benar/Salah)</w:t>
         <w:br/>
       </w:r>
       <w:r>
         <w:t>Pembahasan &amp; Langkah Penyelesaian:</w:t>
         <w:br/>
-        <w:t>Langkah penyelesaian:</w:t>
-        <w:br/>
-        <w:t>1. Waktu berjalan murni = Jarak : Kecepatan</w:t>
-        <w:br/>
-        <w:t xml:space="preserve">   Waktu = 240 km : 80 km/jam = 3 jam.</w:t>
-        <w:br/>
-        <w:t>2. Waktu transit = 25 menit.</w:t>
-        <w:br/>
-        <w:t>3. Total waktu perjalanan = 3 jam + 25 menit = 3 jam 25 menit.</w:t>
-        <w:br/>
-        <w:t>4. Jam tiba = 08.20 WIB + 03.25 = 11.45 WIB.</w:t>
-        <w:br/>
-        <w:t>Jadi, kereta tiba di Surabaya pada pukul 11.45 WIB (Pilihan C).</w:t>
+        <w:t>A: 240/80 = 3 jam (BENAR). B: 08.30 + 3 jam = 11.30 (BENAR). C: 11.30 + 0.15 = 11.45 (BENAR). Semua BENAR.</w:t>
         <w:br/>
       </w:r>
     </w:p>
@@ -2794,7 +2746,7 @@
           <w:b/>
           <w:color w:val="1E3A8A"/>
         </w:rPr>
-        <w:t>Soal Nomor 18  |  Kunci Jawaban: A, C</w:t>
+        <w:t>Soal Nomor 18  |  Kunci Jawaban: A, B, C</w:t>
         <w:br/>
       </w:r>
       <w:r>
@@ -2802,23 +2754,13 @@
           <w:i/>
           <w:color w:val="4B5563"/>
         </w:rPr>
-        <w:t>Materi / Lingkup Kompetensi: Menafsirkan Diagram Lingkaran Persentase</w:t>
+        <w:t>Materi / Lingkup Kompetensi: Menafsirkan Data Statistik (Pilihan Ganda Kompleks)</w:t>
         <w:br/>
       </w:r>
       <w:r>
         <w:t>Pembahasan &amp; Langkah Penyelesaian:</w:t>
         <w:br/>
-        <w:t>Langkah penyelesaian:</w:t>
-        <w:br/>
-        <w:t>1. Siswa Sepak Bola = 35% × 120 = (35/100) × 120 = 42 orang.</w:t>
-        <w:br/>
-        <w:t>2. Siswa Bulu Tangkis = 25% × 120 = (25/100) × 120 = 30 orang.</w:t>
-        <w:br/>
-        <w:t>3. Selisih = 42 orang - 30 orang = 12 orang.</w:t>
-        <w:br/>
-        <w:t>(Atau: (35% - 25%) × 120 = 10% × 120 = 12 orang).</w:t>
-        <w:br/>
-        <w:t>Jadi, selisihnya adalah 12 orang (Pilihan B).</w:t>
+        <w:t>Modus = 80 (muncul 3 kali, A Benar). Median = (80+80)/2 = 80 (B Benar). Mean = (70+75+75+80+80+80+85+85+90+95)/10 = 815/10 = 81,5 (C Benar). Range = 95-70 = 25 (D SALAH). Jawaban benar: A, B, C.</w:t>
         <w:br/>
       </w:r>
     </w:p>
@@ -2892,39 +2834,13 @@
           <w:i/>
           <w:color w:val="4B5563"/>
         </w:rPr>
-        <w:t>Materi / Lingkup Kompetensi: Statistika Dasar (Modus dan Median Genap)</w:t>
+        <w:t>Materi / Lingkup Kompetensi: Statistika Modus &amp; Median (Tabel Kategori Benar/Salah)</w:t>
         <w:br/>
       </w:r>
       <w:r>
         <w:t>Pembahasan &amp; Langkah Penyelesaian:</w:t>
         <w:br/>
-        <w:t>Langkah penyelesaian:</w:t>
-        <w:br/>
-        <w:t>1. Menentukan Modus (nilai paling sering muncul):</w:t>
-        <w:br/>
-        <w:t xml:space="preserve">   - Nilai 70 muncul 2 kali</w:t>
-        <w:br/>
-        <w:t xml:space="preserve">   - Nilai 75 muncul 2 kali</w:t>
-        <w:br/>
-        <w:t xml:space="preserve">   - Nilai 80 muncul 4 kali</w:t>
-        <w:br/>
-        <w:t xml:space="preserve">   - Nilai 85 muncul 2 kali</w:t>
-        <w:br/>
-        <w:t xml:space="preserve">   - Nilai 90 muncul 1 kali</w:t>
-        <w:br/>
-        <w:t xml:space="preserve">   - Nilai 95 muncul 1 kali</w:t>
-        <w:br/>
-        <w:t xml:space="preserve">   Modus = 80.</w:t>
-        <w:br/>
-        <w:t>2. Menentukan Median (urutkan 12 data dari terkecil):</w:t>
-        <w:br/>
-        <w:t xml:space="preserve">   70, 70, 75, 75, 80, [80, 80], 80, 85, 85, 90, 95.</w:t>
-        <w:br/>
-        <w:t xml:space="preserve">   Nilai tengah berada di antara data ke-6 (80) dan data ke-7 (80).</w:t>
-        <w:br/>
-        <w:t xml:space="preserve">   Median = (80 + 80) : 2 = 80.</w:t>
-        <w:br/>
-        <w:t>Jadi, modus = 80 dan median = 80 (Pilihan A).</w:t>
+        <w:t>A: Modus = 80 (muncul 4 kali, BENAR). B: Data urut: 70,70,75,75,80,80,80,80,85,85,90,95. Median = (80+80)/2 = 80 (BENAR). C: Mean = 960/12 = 80 (SALAH, bukan 82).</w:t>
         <w:br/>
       </w:r>
     </w:p>

--- a/Quiz_Web_Matematika_Paket_2.docx
+++ b/Quiz_Web_Matematika_Paket_2.docx
@@ -66,11 +66,11 @@
         <w:br/>
       </w:r>
       <w:r>
-        <w:t>3. Naskah soal ini terdiri atas Pilihan Ganda Sederhana, Pilihan Ganda Kompleks, dan Tabel Benar/Salah.</w:t>
+        <w:t>3. Naskah soal ini terdiri atas 20 butir soal pilihan ganda dengan 4 opsi pilihan (A, B, C, D).</w:t>
         <w:br/>
       </w:r>
       <w:r>
-        <w:t>4. Pilihlah jawaban yang paling benar dan tepat.</w:t>
+        <w:t>4. Pilihlah salah satu jawaban yang Anda anggap paling benar dan tepat.</w:t>
       </w:r>
     </w:p>
     <w:p>
@@ -394,7 +394,7 @@
         <w:t xml:space="preserve">5. </w:t>
       </w:r>
       <w:r>
-        <w:t>Ibu Siti memiliki 60 buku cerita dan 84 buku pengetahuan. Buku-buku tersebut akan disusun ke dalam rak dengan jumlah buku cerita dan pengetahuan yang sama di setiap rak tanpa sisa. Pernyataan manakah yang BENAR? (Pilih lebih dari satu)</w:t>
+        <w:t>Tiga buah bel alarm penanda pergantian kegiatan di asrama sekolah berbunyi secara berkala. Bel A berbunyi setiap 15 menit, bel B setiap 20 menit, dan bel C setiap 30 menit. Jika ketiga bel berbunyi bersamaan pada pukul 07.15 WIB, pada pukul berapakah ketiga bel tersebut akan berbunyi bersamaan lagi untuk kedua kalinya?</w:t>
       </w:r>
     </w:p>
     <w:p>
@@ -406,10 +406,10 @@
         <w:rPr>
           <w:b/>
         </w:rPr>
-        <w:t xml:space="preserve">□ A. </w:t>
-      </w:r>
-      <w:r>
-        <w:t>FPB dari 60 dan 84 adalah 12, sehingga maksimal 12 rak.</w:t>
+        <w:t xml:space="preserve">A. </w:t>
+      </w:r>
+      <w:r>
+        <w:t>07.45 WIB</w:t>
       </w:r>
     </w:p>
     <w:p>
@@ -421,10 +421,10 @@
         <w:rPr>
           <w:b/>
         </w:rPr>
-        <w:t xml:space="preserve">□ B. </w:t>
-      </w:r>
-      <w:r>
-        <w:t>Setiap rak berisi 5 buku cerita.</w:t>
+        <w:t xml:space="preserve">B. </w:t>
+      </w:r>
+      <w:r>
+        <w:t>08.00 WIB</w:t>
       </w:r>
     </w:p>
     <w:p>
@@ -436,10 +436,10 @@
         <w:rPr>
           <w:b/>
         </w:rPr>
-        <w:t xml:space="preserve">□ C. </w:t>
-      </w:r>
-      <w:r>
-        <w:t>Setiap rak berisi 7 buku pengetahuan.</w:t>
+        <w:t xml:space="preserve">C. </w:t>
+      </w:r>
+      <w:r>
+        <w:t>08.15 WIB</w:t>
       </w:r>
     </w:p>
     <w:p>
@@ -451,21 +451,10 @@
         <w:rPr>
           <w:b/>
         </w:rPr>
-        <w:t xml:space="preserve">□ D. </w:t>
-      </w:r>
-      <w:r>
-        <w:t>Total buku di setiap rak adalah 12 buah.</w:t>
-      </w:r>
-    </w:p>
-    <w:p>
-      <w:pPr>
-        <w:ind w:left="432"/>
-      </w:pPr>
-      <w:r>
-        <w:rPr>
-          <w:i/>
-        </w:rPr>
-        <w:t>[Pilihan Ganda Kompleks: Jawaban benar lebih dari satu]</w:t>
+        <w:t xml:space="preserve">D. </w:t>
+      </w:r>
+      <w:r>
+        <w:t>08.30 WIB</w:t>
       </w:r>
     </w:p>
     <w:p>
@@ -553,67 +542,1171 @@
         <w:t xml:space="preserve">7. </w:t>
       </w:r>
       <w:r>
-        <w:t>Sebidang tanah persegi luasnya 784 m². Di sekelilingnya dipasang pagar tiang setiap 2 meter. Tentukan kebenaran!</w:t>
+        <w:t>Pak Santo memiliki kebun sayur berbentuk persegi dengan luas 784 m². Di sekeliling kebun tersebut akan dipasang tiang pancang bambu penahan pagar dengan jarak antar-tiang sejauh 2 meter. Berapakah banyak tiang pancang bambu yang dibutuhkan Pak Santo?</w:t>
+      </w:r>
+    </w:p>
+    <w:p>
+      <w:pPr>
+        <w:spacing w:before="0" w:after="20"/>
+        <w:ind w:left="432"/>
+      </w:pPr>
+      <w:r>
+        <w:rPr>
+          <w:b/>
+        </w:rPr>
+        <w:t xml:space="preserve">A. </w:t>
+      </w:r>
+      <w:r>
+        <w:t>48 buah</w:t>
+      </w:r>
+    </w:p>
+    <w:p>
+      <w:pPr>
+        <w:spacing w:before="0" w:after="20"/>
+        <w:ind w:left="432"/>
+      </w:pPr>
+      <w:r>
+        <w:rPr>
+          <w:b/>
+        </w:rPr>
+        <w:t xml:space="preserve">B. </w:t>
+      </w:r>
+      <w:r>
+        <w:t>52 buah</w:t>
+      </w:r>
+    </w:p>
+    <w:p>
+      <w:pPr>
+        <w:spacing w:before="0" w:after="20"/>
+        <w:ind w:left="432"/>
+      </w:pPr>
+      <w:r>
+        <w:rPr>
+          <w:b/>
+        </w:rPr>
+        <w:t xml:space="preserve">C. </w:t>
+      </w:r>
+      <w:r>
+        <w:t>56 buah</w:t>
+      </w:r>
+    </w:p>
+    <w:p>
+      <w:pPr>
+        <w:spacing w:before="0" w:after="20"/>
+        <w:ind w:left="432"/>
+      </w:pPr>
+      <w:r>
+        <w:rPr>
+          <w:b/>
+        </w:rPr>
+        <w:t xml:space="preserve">D. </w:t>
+      </w:r>
+      <w:r>
+        <w:t>64 buah</w:t>
+      </w:r>
+    </w:p>
+    <w:p>
+      <w:pPr>
+        <w:spacing w:before="120" w:after="40"/>
+      </w:pPr>
+      <w:r>
+        <w:rPr>
+          <w:b/>
+        </w:rPr>
+        <w:t xml:space="preserve">8. </w:t>
+      </w:r>
+      <w:r>
+        <w:t>Sebuah akuarium kaca berbentuk kubus terisi air tepat separuh (1/2 bagian). Volume air di dalam akuarium tersebut tercatat 62,5 liter (dm³). Berapakah panjang rusuk akuarium tersebut dalam satuan sentimeter (cm)?</w:t>
+      </w:r>
+    </w:p>
+    <w:p>
+      <w:pPr>
+        <w:spacing w:before="0" w:after="20"/>
+        <w:ind w:left="432"/>
+      </w:pPr>
+      <w:r>
+        <w:rPr>
+          <w:b/>
+        </w:rPr>
+        <w:t xml:space="preserve">A. </w:t>
+      </w:r>
+      <w:r>
+        <w:t>40 cm</w:t>
+      </w:r>
+    </w:p>
+    <w:p>
+      <w:pPr>
+        <w:spacing w:before="0" w:after="20"/>
+        <w:ind w:left="432"/>
+      </w:pPr>
+      <w:r>
+        <w:rPr>
+          <w:b/>
+        </w:rPr>
+        <w:t xml:space="preserve">B. </w:t>
+      </w:r>
+      <w:r>
+        <w:t>50 cm</w:t>
+      </w:r>
+    </w:p>
+    <w:p>
+      <w:pPr>
+        <w:spacing w:before="0" w:after="20"/>
+        <w:ind w:left="432"/>
+      </w:pPr>
+      <w:r>
+        <w:rPr>
+          <w:b/>
+        </w:rPr>
+        <w:t xml:space="preserve">C. </w:t>
+      </w:r>
+      <w:r>
+        <w:t>60 cm</w:t>
+      </w:r>
+    </w:p>
+    <w:p>
+      <w:pPr>
+        <w:spacing w:before="0" w:after="20"/>
+        <w:ind w:left="432"/>
+      </w:pPr>
+      <w:r>
+        <w:rPr>
+          <w:b/>
+        </w:rPr>
+        <w:t xml:space="preserve">D. </w:t>
+      </w:r>
+      <w:r>
+        <w:t>70 cm</w:t>
+      </w:r>
+    </w:p>
+    <w:p>
+      <w:pPr>
+        <w:spacing w:before="120" w:after="40"/>
+      </w:pPr>
+      <w:r>
+        <w:rPr>
+          <w:b/>
+        </w:rPr>
+        <w:t xml:space="preserve">9. </w:t>
+      </w:r>
+      <w:r>
+        <w:t>Perbandingan umur Dimas dan Kakaknya adalah 3 : 7. Jika umur Kakak saat ini adalah 28 tahun, berapakah jumlah umur Dimas dan Kakaknya?</w:t>
+      </w:r>
+    </w:p>
+    <w:p>
+      <w:pPr>
+        <w:spacing w:before="0" w:after="20"/>
+        <w:ind w:left="432"/>
+      </w:pPr>
+      <w:r>
+        <w:rPr>
+          <w:b/>
+        </w:rPr>
+        <w:t xml:space="preserve">A. </w:t>
+      </w:r>
+      <w:r>
+        <w:t>36 tahun</w:t>
+      </w:r>
+    </w:p>
+    <w:p>
+      <w:pPr>
+        <w:spacing w:before="0" w:after="20"/>
+        <w:ind w:left="432"/>
+      </w:pPr>
+      <w:r>
+        <w:rPr>
+          <w:b/>
+        </w:rPr>
+        <w:t xml:space="preserve">B. </w:t>
+      </w:r>
+      <w:r>
+        <w:t>40 tahun</w:t>
+      </w:r>
+    </w:p>
+    <w:p>
+      <w:pPr>
+        <w:spacing w:before="0" w:after="20"/>
+        <w:ind w:left="432"/>
+      </w:pPr>
+      <w:r>
+        <w:rPr>
+          <w:b/>
+        </w:rPr>
+        <w:t xml:space="preserve">C. </w:t>
+      </w:r>
+      <w:r>
+        <w:t>42 tahun</w:t>
+      </w:r>
+    </w:p>
+    <w:p>
+      <w:pPr>
+        <w:spacing w:before="0" w:after="20"/>
+        <w:ind w:left="432"/>
+      </w:pPr>
+      <w:r>
+        <w:rPr>
+          <w:b/>
+        </w:rPr>
+        <w:t xml:space="preserve">D. </w:t>
+      </w:r>
+      <w:r>
+        <w:t>44 tahun</w:t>
+      </w:r>
+    </w:p>
+    <w:p>
+      <w:pPr>
+        <w:spacing w:before="120" w:after="40"/>
+      </w:pPr>
+      <w:r>
+        <w:rPr>
+          <w:b/>
+        </w:rPr>
+        <w:t xml:space="preserve">10. </w:t>
+      </w:r>
+      <w:r>
+        <w:t>Denah gedung serbaguna digambar dengan skala 1 : 200. Pada gambar denah tersebut, ukuran panjang gedung adalah 15 cm dan lebarnya 10 cm. Berapakah luas sebenarnya dari lantai gedung serbaguna tersebut dalam satuan meter persegi (m²)?</w:t>
+      </w:r>
+    </w:p>
+    <w:p>
+      <w:pPr>
+        <w:spacing w:before="0" w:after="20"/>
+        <w:ind w:left="432"/>
+      </w:pPr>
+      <w:r>
+        <w:rPr>
+          <w:b/>
+        </w:rPr>
+        <w:t xml:space="preserve">A. </w:t>
+      </w:r>
+      <w:r>
+        <w:t>300 m²</w:t>
+      </w:r>
+    </w:p>
+    <w:p>
+      <w:pPr>
+        <w:spacing w:before="0" w:after="20"/>
+        <w:ind w:left="432"/>
+      </w:pPr>
+      <w:r>
+        <w:rPr>
+          <w:b/>
+        </w:rPr>
+        <w:t xml:space="preserve">B. </w:t>
+      </w:r>
+      <w:r>
+        <w:t>450 m²</w:t>
+      </w:r>
+    </w:p>
+    <w:p>
+      <w:pPr>
+        <w:spacing w:before="0" w:after="20"/>
+        <w:ind w:left="432"/>
+      </w:pPr>
+      <w:r>
+        <w:rPr>
+          <w:b/>
+        </w:rPr>
+        <w:t xml:space="preserve">C. </w:t>
+      </w:r>
+      <w:r>
+        <w:t>600 m²</w:t>
+      </w:r>
+    </w:p>
+    <w:p>
+      <w:pPr>
+        <w:spacing w:before="0" w:after="20"/>
+        <w:ind w:left="432"/>
+      </w:pPr>
+      <w:r>
+        <w:rPr>
+          <w:b/>
+        </w:rPr>
+        <w:t xml:space="preserve">D. </w:t>
+      </w:r>
+      <w:r>
+        <w:t>750 m²</w:t>
+      </w:r>
+    </w:p>
+    <w:p>
+      <w:pPr>
+        <w:spacing w:before="120" w:after="40"/>
+      </w:pPr>
+      <w:r>
+        <w:rPr>
+          <w:b/>
+        </w:rPr>
+        <w:t xml:space="preserve">11. </w:t>
+      </w:r>
+      <w:r>
+        <w:t>Sebuah taman kota berbentuk lingkaran memiliki diameter 28 meter (π = 22/7). Seluruh permukaan tanah taman tersebut akan ditanami rumput hias gajah mini. Berapakah luas tanah taman yang akan ditanami rumput tersebut?</w:t>
+      </w:r>
+    </w:p>
+    <w:p>
+      <w:pPr>
+        <w:spacing w:before="0" w:after="20"/>
+        <w:ind w:left="432"/>
+      </w:pPr>
+      <w:r>
+        <w:rPr>
+          <w:b/>
+        </w:rPr>
+        <w:t xml:space="preserve">A. </w:t>
+      </w:r>
+      <w:r>
+        <w:t>588 m²</w:t>
+      </w:r>
+    </w:p>
+    <w:p>
+      <w:pPr>
+        <w:spacing w:before="0" w:after="20"/>
+        <w:ind w:left="432"/>
+      </w:pPr>
+      <w:r>
+        <w:rPr>
+          <w:b/>
+        </w:rPr>
+        <w:t xml:space="preserve">B. </w:t>
+      </w:r>
+      <w:r>
+        <w:t>616 m²</w:t>
+      </w:r>
+    </w:p>
+    <w:p>
+      <w:pPr>
+        <w:spacing w:before="0" w:after="20"/>
+        <w:ind w:left="432"/>
+      </w:pPr>
+      <w:r>
+        <w:rPr>
+          <w:b/>
+        </w:rPr>
+        <w:t xml:space="preserve">C. </w:t>
+      </w:r>
+      <w:r>
+        <w:t>644 m²</w:t>
+      </w:r>
+    </w:p>
+    <w:p>
+      <w:pPr>
+        <w:spacing w:before="0" w:after="20"/>
+        <w:ind w:left="432"/>
+      </w:pPr>
+      <w:r>
+        <w:rPr>
+          <w:b/>
+        </w:rPr>
+        <w:t xml:space="preserve">D. </w:t>
+      </w:r>
+      <w:r>
+        <w:t>672 m²</w:t>
+      </w:r>
+    </w:p>
+    <w:p>
+      <w:pPr>
+        <w:spacing w:before="120" w:after="40"/>
+      </w:pPr>
+      <w:r>
+        <w:rPr>
+          <w:b/>
+        </w:rPr>
+        <w:t xml:space="preserve">12. </w:t>
+      </w:r>
+      <w:r>
+        <w:t>Sebidang tanah pekarangan rumah berbentuk trapesium siku-siku memiliki panjang dua sisi sejajar masing-masing 16 meter dan 24 meter. Jarak tegak lurus antara kedua sisi sejajar tersebut (tinggi trapesium) adalah 12 meter. Berapakah luas pekarangan tersebut?</w:t>
+      </w:r>
+    </w:p>
+    <w:p>
+      <w:pPr>
+        <w:spacing w:before="0" w:after="20"/>
+        <w:ind w:left="432"/>
+      </w:pPr>
+      <w:r>
+        <w:rPr>
+          <w:b/>
+        </w:rPr>
+        <w:t xml:space="preserve">A. </w:t>
+      </w:r>
+      <w:r>
+        <w:t>200 m²</w:t>
+      </w:r>
+    </w:p>
+    <w:p>
+      <w:pPr>
+        <w:spacing w:before="0" w:after="20"/>
+        <w:ind w:left="432"/>
+      </w:pPr>
+      <w:r>
+        <w:rPr>
+          <w:b/>
+        </w:rPr>
+        <w:t xml:space="preserve">B. </w:t>
+      </w:r>
+      <w:r>
+        <w:t>240 m²</w:t>
+      </w:r>
+    </w:p>
+    <w:p>
+      <w:pPr>
+        <w:spacing w:before="0" w:after="20"/>
+        <w:ind w:left="432"/>
+      </w:pPr>
+      <w:r>
+        <w:rPr>
+          <w:b/>
+        </w:rPr>
+        <w:t xml:space="preserve">C. </w:t>
+      </w:r>
+      <w:r>
+        <w:t>280 m²</w:t>
+      </w:r>
+    </w:p>
+    <w:p>
+      <w:pPr>
+        <w:spacing w:before="0" w:after="20"/>
+        <w:ind w:left="432"/>
+      </w:pPr>
+      <w:r>
+        <w:rPr>
+          <w:b/>
+        </w:rPr>
+        <w:t xml:space="preserve">D. </w:t>
+      </w:r>
+      <w:r>
+        <w:t>320 m²</w:t>
+      </w:r>
+    </w:p>
+    <w:p>
+      <w:pPr>
+        <w:spacing w:before="120" w:after="40"/>
+      </w:pPr>
+      <w:r>
+        <w:rPr>
+          <w:b/>
+        </w:rPr>
+        <w:t xml:space="preserve">13. </w:t>
+      </w:r>
+      <w:r>
+        <w:t>Sebuah tandon penampung air hujan berbentuk tabung memiliki jari-jari alas 70 cm dan tinggi 1,5 meter (150 cm). Tandon tersebut diisi air sampai penuh (gunakan π = 22/7). Berapa liter volume air di dalam tandon tersebut?</w:t>
+      </w:r>
+    </w:p>
+    <w:p>
+      <w:pPr>
+        <w:spacing w:before="0" w:after="20"/>
+        <w:ind w:left="432"/>
+      </w:pPr>
+      <w:r>
+        <w:rPr>
+          <w:b/>
+        </w:rPr>
+        <w:t xml:space="preserve">A. </w:t>
+      </w:r>
+      <w:r>
+        <w:t>1.840 liter</w:t>
+      </w:r>
+    </w:p>
+    <w:p>
+      <w:pPr>
+        <w:spacing w:before="0" w:after="20"/>
+        <w:ind w:left="432"/>
+      </w:pPr>
+      <w:r>
+        <w:rPr>
+          <w:b/>
+        </w:rPr>
+        <w:t xml:space="preserve">B. </w:t>
+      </w:r>
+      <w:r>
+        <w:t>2.100 liter</w:t>
+      </w:r>
+    </w:p>
+    <w:p>
+      <w:pPr>
+        <w:spacing w:before="0" w:after="20"/>
+        <w:ind w:left="432"/>
+      </w:pPr>
+      <w:r>
+        <w:rPr>
+          <w:b/>
+        </w:rPr>
+        <w:t xml:space="preserve">C. </w:t>
+      </w:r>
+      <w:r>
+        <w:t>2.310 liter</w:t>
+      </w:r>
+    </w:p>
+    <w:p>
+      <w:pPr>
+        <w:spacing w:before="0" w:after="20"/>
+        <w:ind w:left="432"/>
+      </w:pPr>
+      <w:r>
+        <w:rPr>
+          <w:b/>
+        </w:rPr>
+        <w:t xml:space="preserve">D. </w:t>
+      </w:r>
+      <w:r>
+        <w:t>2.520 liter</w:t>
+      </w:r>
+    </w:p>
+    <w:p>
+      <w:pPr>
+        <w:spacing w:before="120" w:after="40"/>
+      </w:pPr>
+      <w:r>
+        <w:rPr>
+          <w:b/>
+        </w:rPr>
+        <w:t xml:space="preserve">14. </w:t>
+      </w:r>
+      <w:r>
+        <w:t>Perhatikan sifat-sifat bangun ruang berikut:</w:t>
+        <w:br/>
+      </w:r>
+    </w:p>
+    <w:p>
+      <w:pPr>
+        <w:spacing w:before="0" w:after="40"/>
+      </w:pPr>
+      <w:r>
+        <w:t>(1) Memiliki 2 sisi datar berbentuk lingkaran yang kongruen (alas dan tutup).</w:t>
+      </w:r>
+    </w:p>
+    <w:p>
+      <w:pPr>
+        <w:spacing w:before="0" w:after="40"/>
+      </w:pPr>
+      <w:r>
+        <w:t>(2) Memiliki 1 sisi lengkung yang menghubungkan alas dan tutup (selimut).</w:t>
+      </w:r>
+    </w:p>
+    <w:p>
+      <w:pPr>
+        <w:spacing w:before="0" w:after="40"/>
+      </w:pPr>
+      <w:r>
+        <w:t>(3) Memiliki 2 buah rusuk lengkung dan tidak memiliki titik sudut.</w:t>
+      </w:r>
+    </w:p>
+    <w:p>
+      <w:pPr>
+        <w:spacing w:before="0" w:after="40"/>
+      </w:pPr>
+      <w:r>
+        <w:t>Bangun ruang yang memiliki sifat-sifat tersebut adalah....</w:t>
+      </w:r>
+    </w:p>
+    <w:p>
+      <w:pPr>
+        <w:spacing w:before="0" w:after="20"/>
+        <w:ind w:left="432"/>
+      </w:pPr>
+      <w:r>
+        <w:rPr>
+          <w:b/>
+        </w:rPr>
+        <w:t xml:space="preserve">A. </w:t>
+      </w:r>
+      <w:r>
+        <w:t>Kerucut</w:t>
+      </w:r>
+    </w:p>
+    <w:p>
+      <w:pPr>
+        <w:spacing w:before="0" w:after="20"/>
+        <w:ind w:left="432"/>
+      </w:pPr>
+      <w:r>
+        <w:rPr>
+          <w:b/>
+        </w:rPr>
+        <w:t xml:space="preserve">B. </w:t>
+      </w:r>
+      <w:r>
+        <w:t>Bola</w:t>
+      </w:r>
+    </w:p>
+    <w:p>
+      <w:pPr>
+        <w:spacing w:before="0" w:after="20"/>
+        <w:ind w:left="432"/>
+      </w:pPr>
+      <w:r>
+        <w:rPr>
+          <w:b/>
+        </w:rPr>
+        <w:t xml:space="preserve">C. </w:t>
+      </w:r>
+      <w:r>
+        <w:t>Tabung</w:t>
+      </w:r>
+    </w:p>
+    <w:p>
+      <w:pPr>
+        <w:spacing w:before="0" w:after="20"/>
+        <w:ind w:left="432"/>
+      </w:pPr>
+      <w:r>
+        <w:rPr>
+          <w:b/>
+        </w:rPr>
+        <w:t xml:space="preserve">D. </w:t>
+      </w:r>
+      <w:r>
+        <w:t>Prisma lingkaran</w:t>
+      </w:r>
+    </w:p>
+    <w:p>
+      <w:pPr>
+        <w:spacing w:before="120" w:after="40"/>
+      </w:pPr>
+      <w:r>
+        <w:rPr>
+          <w:b/>
+        </w:rPr>
+        <w:t xml:space="preserve">15. </w:t>
+      </w:r>
+      <w:r>
+        <w:t>Kereta Api Logawa melaju dari Stasiun Purwokerto menuju Stasiun Surabaya dengan kecepatan rata-rata 80 km/jam. Jarak rute rel yang ditempuh adalah 240 km. Jika kereta api berangkat pada pukul 08.20 WIB dan sempat berhenti transit di stasiun antara selama 25 menit, pada pukul berapakah kereta tiba di Stasiun Surabaya?</w:t>
+      </w:r>
+    </w:p>
+    <w:p>
+      <w:pPr>
+        <w:spacing w:before="0" w:after="20"/>
+        <w:ind w:left="432"/>
+      </w:pPr>
+      <w:r>
+        <w:rPr>
+          <w:b/>
+        </w:rPr>
+        <w:t xml:space="preserve">A. </w:t>
+      </w:r>
+      <w:r>
+        <w:t>11.20 WIB</w:t>
+      </w:r>
+    </w:p>
+    <w:p>
+      <w:pPr>
+        <w:spacing w:before="0" w:after="20"/>
+        <w:ind w:left="432"/>
+      </w:pPr>
+      <w:r>
+        <w:rPr>
+          <w:b/>
+        </w:rPr>
+        <w:t xml:space="preserve">B. </w:t>
+      </w:r>
+      <w:r>
+        <w:t>11.35 WIB</w:t>
+      </w:r>
+    </w:p>
+    <w:p>
+      <w:pPr>
+        <w:spacing w:before="0" w:after="20"/>
+        <w:ind w:left="432"/>
+      </w:pPr>
+      <w:r>
+        <w:rPr>
+          <w:b/>
+        </w:rPr>
+        <w:t xml:space="preserve">C. </w:t>
+      </w:r>
+      <w:r>
+        <w:t>11.45 WIB</w:t>
+      </w:r>
+    </w:p>
+    <w:p>
+      <w:pPr>
+        <w:spacing w:before="0" w:after="20"/>
+        <w:ind w:left="432"/>
+      </w:pPr>
+      <w:r>
+        <w:rPr>
+          <w:b/>
+        </w:rPr>
+        <w:t xml:space="preserve">D. </w:t>
+      </w:r>
+      <w:r>
+        <w:t>12.00 WIB</w:t>
+      </w:r>
+    </w:p>
+    <w:p>
+      <w:pPr>
+        <w:spacing w:before="120" w:after="40"/>
+      </w:pPr>
+      <w:r>
+        <w:rPr>
+          <w:b/>
+        </w:rPr>
+        <w:t xml:space="preserve">16. </w:t>
+      </w:r>
+      <w:r>
+        <w:t>Sebuah tandon air berkapasitas 1.500 liter terisi penuh. Di bagian bawah tandon dipasang kran pembuangan air dengan debit aliran konstan 25 liter/menit. Berapa menit waktu yang dibutuhkan untuk mengosongkan seluruh air di dalam tandon tersebut?</w:t>
+      </w:r>
+    </w:p>
+    <w:p>
+      <w:pPr>
+        <w:spacing w:before="0" w:after="20"/>
+        <w:ind w:left="432"/>
+      </w:pPr>
+      <w:r>
+        <w:rPr>
+          <w:b/>
+        </w:rPr>
+        <w:t xml:space="preserve">A. </w:t>
+      </w:r>
+      <w:r>
+        <w:t>50 menit</w:t>
+      </w:r>
+    </w:p>
+    <w:p>
+      <w:pPr>
+        <w:spacing w:before="0" w:after="20"/>
+        <w:ind w:left="432"/>
+      </w:pPr>
+      <w:r>
+        <w:rPr>
+          <w:b/>
+        </w:rPr>
+        <w:t xml:space="preserve">B. </w:t>
+      </w:r>
+      <w:r>
+        <w:t>55 menit</w:t>
+      </w:r>
+    </w:p>
+    <w:p>
+      <w:pPr>
+        <w:spacing w:before="0" w:after="20"/>
+        <w:ind w:left="432"/>
+      </w:pPr>
+      <w:r>
+        <w:rPr>
+          <w:b/>
+        </w:rPr>
+        <w:t xml:space="preserve">C. </w:t>
+      </w:r>
+      <w:r>
+        <w:t>60 menit</w:t>
+      </w:r>
+    </w:p>
+    <w:p>
+      <w:pPr>
+        <w:spacing w:before="0" w:after="20"/>
+        <w:ind w:left="432"/>
+      </w:pPr>
+      <w:r>
+        <w:rPr>
+          <w:b/>
+        </w:rPr>
+        <w:t xml:space="preserve">D. </w:t>
+      </w:r>
+      <w:r>
+        <w:t>75 menit</w:t>
+      </w:r>
+    </w:p>
+    <w:p>
+      <w:pPr>
+        <w:spacing w:before="120" w:after="40"/>
+      </w:pPr>
+      <w:r>
+        <w:rPr>
+          <w:b/>
+        </w:rPr>
+        <w:t xml:space="preserve">17. </w:t>
+      </w:r>
+      <w:r>
+        <w:t>Data kunjungan pemustaka di Perpustakaan Daerah selama 5 hari tercatat sebagai berikut: Senin 60 orang, Selasa 75 orang, Rabu 90 orang, Kamis 65 orang, dan Jumat 110 orang. Berapakah jumlah total kunjungan pemustaka selama 5 hari tersebut?</w:t>
+      </w:r>
+    </w:p>
+    <w:p>
+      <w:pPr>
+        <w:spacing w:before="0" w:after="20"/>
+        <w:ind w:left="432"/>
+      </w:pPr>
+      <w:r>
+        <w:rPr>
+          <w:b/>
+        </w:rPr>
+        <w:t xml:space="preserve">A. </w:t>
+      </w:r>
+      <w:r>
+        <w:t>380 orang</w:t>
+      </w:r>
+    </w:p>
+    <w:p>
+      <w:pPr>
+        <w:spacing w:before="0" w:after="20"/>
+        <w:ind w:left="432"/>
+      </w:pPr>
+      <w:r>
+        <w:rPr>
+          <w:b/>
+        </w:rPr>
+        <w:t xml:space="preserve">B. </w:t>
+      </w:r>
+      <w:r>
+        <w:t>390 orang</w:t>
+      </w:r>
+    </w:p>
+    <w:p>
+      <w:pPr>
+        <w:spacing w:before="0" w:after="20"/>
+        <w:ind w:left="432"/>
+      </w:pPr>
+      <w:r>
+        <w:rPr>
+          <w:b/>
+        </w:rPr>
+        <w:t xml:space="preserve">C. </w:t>
+      </w:r>
+      <w:r>
+        <w:t>400 orang</w:t>
+      </w:r>
+    </w:p>
+    <w:p>
+      <w:pPr>
+        <w:spacing w:before="0" w:after="20"/>
+        <w:ind w:left="432"/>
+      </w:pPr>
+      <w:r>
+        <w:rPr>
+          <w:b/>
+        </w:rPr>
+        <w:t xml:space="preserve">D. </w:t>
+      </w:r>
+      <w:r>
+        <w:t>410 orang</w:t>
+      </w:r>
+    </w:p>
+    <w:p>
+      <w:pPr>
+        <w:spacing w:before="120" w:after="40"/>
+      </w:pPr>
+      <w:r>
+        <w:rPr>
+          <w:b/>
+        </w:rPr>
+        <w:t xml:space="preserve">18. </w:t>
+      </w:r>
+      <w:r>
+        <w:t>Sebuah survei kegiatan ekstrakurikuler diikuti oleh 120 siswa kelas VI dengan rincian persentase: Sepak Bola 35%, Bulu Tangkis 25%, Renang 20%, dan Seni Musik sisanya. Berapakah selisih banyak siswa yang memilih ekstrakurikuler Sepak Bola dengan Bulu Tangkis?</w:t>
+      </w:r>
+    </w:p>
+    <w:p>
+      <w:pPr>
+        <w:spacing w:before="0" w:after="20"/>
+        <w:ind w:left="432"/>
+      </w:pPr>
+      <w:r>
+        <w:rPr>
+          <w:b/>
+        </w:rPr>
+        <w:t xml:space="preserve">A. </w:t>
+      </w:r>
+      <w:r>
+        <w:t>10 orang</w:t>
+      </w:r>
+    </w:p>
+    <w:p>
+      <w:pPr>
+        <w:spacing w:before="0" w:after="20"/>
+        <w:ind w:left="432"/>
+      </w:pPr>
+      <w:r>
+        <w:rPr>
+          <w:b/>
+        </w:rPr>
+        <w:t xml:space="preserve">B. </w:t>
+      </w:r>
+      <w:r>
+        <w:t>12 orang</w:t>
+      </w:r>
+    </w:p>
+    <w:p>
+      <w:pPr>
+        <w:spacing w:before="0" w:after="20"/>
+        <w:ind w:left="432"/>
+      </w:pPr>
+      <w:r>
+        <w:rPr>
+          <w:b/>
+        </w:rPr>
+        <w:t xml:space="preserve">C. </w:t>
+      </w:r>
+      <w:r>
+        <w:t>15 orang</w:t>
+      </w:r>
+    </w:p>
+    <w:p>
+      <w:pPr>
+        <w:spacing w:before="0" w:after="20"/>
+        <w:ind w:left="432"/>
+      </w:pPr>
+      <w:r>
+        <w:rPr>
+          <w:b/>
+        </w:rPr>
+        <w:t xml:space="preserve">D. </w:t>
+      </w:r>
+      <w:r>
+        <w:t>18 orang</w:t>
+      </w:r>
+    </w:p>
+    <w:p>
+      <w:pPr>
+        <w:spacing w:before="120" w:after="40"/>
+      </w:pPr>
+      <w:r>
+        <w:rPr>
+          <w:b/>
+        </w:rPr>
+        <w:t xml:space="preserve">19. </w:t>
+      </w:r>
+      <w:r>
+        <w:t>Nilai rata-rata ulangan harian IPA dari 9 orang siswa adalah 78. Ketika nilai ulangan milik Bayu digabungkan ke dalam kelompok tersebut, nilai rata-ratanya naik menjadi 80. Berapakah nilai ulangan IPA Bayu?</w:t>
+      </w:r>
+    </w:p>
+    <w:p>
+      <w:pPr>
+        <w:spacing w:before="0" w:after="20"/>
+        <w:ind w:left="432"/>
+      </w:pPr>
+      <w:r>
+        <w:rPr>
+          <w:b/>
+        </w:rPr>
+        <w:t xml:space="preserve">A. </w:t>
+      </w:r>
+      <w:r>
+        <w:t>92</w:t>
+      </w:r>
+    </w:p>
+    <w:p>
+      <w:pPr>
+        <w:spacing w:before="0" w:after="20"/>
+        <w:ind w:left="432"/>
+      </w:pPr>
+      <w:r>
+        <w:rPr>
+          <w:b/>
+        </w:rPr>
+        <w:t xml:space="preserve">B. </w:t>
+      </w:r>
+      <w:r>
+        <w:t>95</w:t>
+      </w:r>
+    </w:p>
+    <w:p>
+      <w:pPr>
+        <w:spacing w:before="0" w:after="20"/>
+        <w:ind w:left="432"/>
+      </w:pPr>
+      <w:r>
+        <w:rPr>
+          <w:b/>
+        </w:rPr>
+        <w:t xml:space="preserve">C. </w:t>
+      </w:r>
+      <w:r>
+        <w:t>98</w:t>
+      </w:r>
+    </w:p>
+    <w:p>
+      <w:pPr>
+        <w:spacing w:before="0" w:after="20"/>
+        <w:ind w:left="432"/>
+      </w:pPr>
+      <w:r>
+        <w:rPr>
+          <w:b/>
+        </w:rPr>
+        <w:t xml:space="preserve">D. </w:t>
+      </w:r>
+      <w:r>
+        <w:t>100</w:t>
+      </w:r>
+    </w:p>
+    <w:p>
+      <w:pPr>
+        <w:spacing w:before="120" w:after="40"/>
+      </w:pPr>
+      <w:r>
+        <w:rPr>
+          <w:b/>
+        </w:rPr>
+        <w:t xml:space="preserve">20. </w:t>
+      </w:r>
+      <w:r>
+        <w:t>Nilai ulangan matematika dari 12 orang siswa adalah sebagai berikut:</w:t>
+        <w:br/>
+      </w:r>
+    </w:p>
+    <w:p>
+      <w:pPr>
+        <w:spacing w:before="0" w:after="40"/>
+      </w:pPr>
+      <w:r>
+        <w:t>70, 80, 75, 90, 85, 80, 75, 80, 85, 95, 80, 70.</w:t>
+      </w:r>
+    </w:p>
+    <w:p>
+      <w:pPr>
+        <w:spacing w:before="0" w:after="40"/>
+      </w:pPr>
+      <w:r>
+        <w:t>Modus dan median dari data nilai ulangan tersebut adalah....</w:t>
+      </w:r>
+    </w:p>
+    <w:p>
+      <w:pPr>
+        <w:spacing w:before="0" w:after="20"/>
+        <w:ind w:left="432"/>
+      </w:pPr>
+      <w:r>
+        <w:rPr>
+          <w:b/>
+        </w:rPr>
+        <w:t xml:space="preserve">A. </w:t>
+      </w:r>
+      <w:r>
+        <w:t>Modus = 80 dan Median = 80</w:t>
+      </w:r>
+    </w:p>
+    <w:p>
+      <w:pPr>
+        <w:spacing w:before="0" w:after="20"/>
+        <w:ind w:left="432"/>
+      </w:pPr>
+      <w:r>
+        <w:rPr>
+          <w:b/>
+        </w:rPr>
+        <w:t xml:space="preserve">B. </w:t>
+      </w:r>
+      <w:r>
+        <w:t>Modus = 75 dan Median = 80</w:t>
+      </w:r>
+    </w:p>
+    <w:p>
+      <w:pPr>
+        <w:spacing w:before="0" w:after="20"/>
+        <w:ind w:left="432"/>
+      </w:pPr>
+      <w:r>
+        <w:rPr>
+          <w:b/>
+        </w:rPr>
+        <w:t xml:space="preserve">C. </w:t>
+      </w:r>
+      <w:r>
+        <w:t>Modus = 80 dan Median = 77,5</w:t>
+      </w:r>
+    </w:p>
+    <w:p>
+      <w:pPr>
+        <w:spacing w:before="0" w:after="20"/>
+        <w:ind w:left="432"/>
+      </w:pPr>
+      <w:r>
+        <w:rPr>
+          <w:b/>
+        </w:rPr>
+        <w:t xml:space="preserve">D. </w:t>
+      </w:r>
+      <w:r>
+        <w:t>Modus = 85 dan Median = 80</w:t>
+      </w:r>
+    </w:p>
+    <w:p>
+      <w:r>
+        <w:br w:type="page"/>
+      </w:r>
+    </w:p>
+    <w:p>
+      <w:pPr>
+        <w:pStyle w:val="Heading2"/>
+        <w:spacing w:before="160" w:after="160"/>
+      </w:pPr>
+      <w:r>
+        <w:rPr>
+          <w:b/>
+          <w:color w:val="15803D"/>
+          <w:sz w:val="26"/>
+        </w:rPr>
+        <w:t>BAGIAN B: KUNCI JAWABAN &amp; PEMBAHASAN LENGKAP</w:t>
+      </w:r>
+    </w:p>
+    <w:p>
+      <w:r>
+        <w:rPr>
+          <w:b/>
+        </w:rPr>
+        <w:t>TABEL KUNCI JAWABAN CEPAT:</w:t>
+        <w:br/>
       </w:r>
     </w:p>
     <w:tbl>
       <w:tblPr>
-        <w:tblStyle w:val="TableGrid"/>
+        <w:tblStyle w:val="LightShading-Accent1"/>
         <w:tblW w:type="auto" w:w="0"/>
         <w:jc w:val="center"/>
         <w:tblLook w:firstColumn="1" w:firstRow="1" w:lastColumn="0" w:lastRow="0" w:noHBand="0" w:noVBand="1" w:val="04A0"/>
       </w:tblPr>
       <w:tblGrid>
-        <w:gridCol w:w="3216"/>
-        <w:gridCol w:w="3216"/>
-        <w:gridCol w:w="3216"/>
+        <w:gridCol w:w="1930"/>
+        <w:gridCol w:w="1930"/>
+        <w:gridCol w:w="1930"/>
+        <w:gridCol w:w="1930"/>
+        <w:gridCol w:w="1930"/>
       </w:tblGrid>
       <w:tr>
         <w:tc>
           <w:tcPr>
-            <w:tcW w:type="dxa" w:w="3216"/>
+            <w:tcW w:type="dxa" w:w="1930"/>
           </w:tcPr>
           <w:p>
-            <w:pPr>
-              <w:jc w:val="center"/>
-            </w:pPr>
             <w:r>
-              <w:rPr>
-                <w:b/>
-              </w:rPr>
-              <w:t>Pernyataan</w:t>
+              <w:t>No 1-4</w:t>
             </w:r>
           </w:p>
         </w:tc>
         <w:tc>
           <w:tcPr>
-            <w:tcW w:type="dxa" w:w="3216"/>
+            <w:tcW w:type="dxa" w:w="1930"/>
           </w:tcPr>
           <w:p>
-            <w:pPr>
-              <w:jc w:val="center"/>
-            </w:pPr>
             <w:r>
-              <w:rPr>
-                <w:b/>
-              </w:rPr>
-              <w:t>Benar</w:t>
+              <w:t>No 5-8</w:t>
             </w:r>
           </w:p>
         </w:tc>
         <w:tc>
           <w:tcPr>
-            <w:tcW w:type="dxa" w:w="3216"/>
+            <w:tcW w:type="dxa" w:w="1930"/>
           </w:tcPr>
           <w:p>
-            <w:pPr>
-              <w:jc w:val="center"/>
-            </w:pPr>
             <w:r>
-              <w:rPr>
-                <w:b/>
-              </w:rPr>
-              <w:t>Salah</w:t>
+              <w:t>No 9-12</w:t>
+            </w:r>
+          </w:p>
+        </w:tc>
+        <w:tc>
+          <w:tcPr>
+            <w:tcW w:type="dxa" w:w="1930"/>
+          </w:tcPr>
+          <w:p>
+            <w:r>
+              <w:t>No 13-16</w:t>
+            </w:r>
+          </w:p>
+        </w:tc>
+        <w:tc>
+          <w:tcPr>
+            <w:tcW w:type="dxa" w:w="1930"/>
+          </w:tcPr>
+          <w:p>
+            <w:r>
+              <w:t>No 17-20</w:t>
             </w:r>
           </w:p>
         </w:tc>
@@ -621,37 +1714,51 @@
       <w:tr>
         <w:tc>
           <w:tcPr>
-            <w:tcW w:type="dxa" w:w="3216"/>
+            <w:tcW w:type="dxa" w:w="1930"/>
           </w:tcPr>
           <w:p>
             <w:r>
-              <w:t>A. Panjang sisi tanah adalah 28 meter.</w:t>
+              <w:t>No 1: B</w:t>
             </w:r>
           </w:p>
         </w:tc>
         <w:tc>
           <w:tcPr>
-            <w:tcW w:type="dxa" w:w="3216"/>
+            <w:tcW w:type="dxa" w:w="1930"/>
           </w:tcPr>
           <w:p>
-            <w:pPr>
-              <w:jc w:val="center"/>
-            </w:pPr>
             <w:r>
-              <w:t>[   ]</w:t>
+              <w:t>No 5: C</w:t>
             </w:r>
           </w:p>
         </w:tc>
         <w:tc>
           <w:tcPr>
-            <w:tcW w:type="dxa" w:w="3216"/>
+            <w:tcW w:type="dxa" w:w="1930"/>
           </w:tcPr>
           <w:p>
-            <w:pPr>
-              <w:jc w:val="center"/>
-            </w:pPr>
             <w:r>
-              <w:t>[   ]</w:t>
+              <w:t>No 9: B</w:t>
+            </w:r>
+          </w:p>
+        </w:tc>
+        <w:tc>
+          <w:tcPr>
+            <w:tcW w:type="dxa" w:w="1930"/>
+          </w:tcPr>
+          <w:p>
+            <w:r>
+              <w:t>No 13: C</w:t>
+            </w:r>
+          </w:p>
+        </w:tc>
+        <w:tc>
+          <w:tcPr>
+            <w:tcW w:type="dxa" w:w="1930"/>
+          </w:tcPr>
+          <w:p>
+            <w:r>
+              <w:t>No 17: C</w:t>
             </w:r>
           </w:p>
         </w:tc>
@@ -659,37 +1766,51 @@
       <w:tr>
         <w:tc>
           <w:tcPr>
-            <w:tcW w:type="dxa" w:w="3216"/>
+            <w:tcW w:type="dxa" w:w="1930"/>
           </w:tcPr>
           <w:p>
             <w:r>
-              <w:t>B. Keliling tanah adalah 112 meter.</w:t>
+              <w:t>No 2: B</w:t>
             </w:r>
           </w:p>
         </w:tc>
         <w:tc>
           <w:tcPr>
-            <w:tcW w:type="dxa" w:w="3216"/>
+            <w:tcW w:type="dxa" w:w="1930"/>
           </w:tcPr>
           <w:p>
-            <w:pPr>
-              <w:jc w:val="center"/>
-            </w:pPr>
             <w:r>
-              <w:t>[   ]</w:t>
+              <w:t>No 6: C</w:t>
             </w:r>
           </w:p>
         </w:tc>
         <w:tc>
           <w:tcPr>
-            <w:tcW w:type="dxa" w:w="3216"/>
+            <w:tcW w:type="dxa" w:w="1930"/>
           </w:tcPr>
           <w:p>
-            <w:pPr>
-              <w:jc w:val="center"/>
-            </w:pPr>
             <w:r>
-              <w:t>[   ]</w:t>
+              <w:t>No 10: C</w:t>
+            </w:r>
+          </w:p>
+        </w:tc>
+        <w:tc>
+          <w:tcPr>
+            <w:tcW w:type="dxa" w:w="1930"/>
+          </w:tcPr>
+          <w:p>
+            <w:r>
+              <w:t>No 14: C</w:t>
+            </w:r>
+          </w:p>
+        </w:tc>
+        <w:tc>
+          <w:tcPr>
+            <w:tcW w:type="dxa" w:w="1930"/>
+          </w:tcPr>
+          <w:p>
+            <w:r>
+              <w:t>No 18: B</w:t>
             </w:r>
           </w:p>
         </w:tc>
@@ -697,659 +1818,51 @@
       <w:tr>
         <w:tc>
           <w:tcPr>
-            <w:tcW w:type="dxa" w:w="3216"/>
+            <w:tcW w:type="dxa" w:w="1930"/>
           </w:tcPr>
           <w:p>
             <w:r>
-              <w:t>C. Jumlah tiang pagar yang dibutuhkan adalah 56 buah.</w:t>
+              <w:t>No 3: B</w:t>
             </w:r>
           </w:p>
         </w:tc>
         <w:tc>
           <w:tcPr>
-            <w:tcW w:type="dxa" w:w="3216"/>
+            <w:tcW w:type="dxa" w:w="1930"/>
           </w:tcPr>
           <w:p>
-            <w:pPr>
-              <w:jc w:val="center"/>
-            </w:pPr>
             <w:r>
-              <w:t>[   ]</w:t>
+              <w:t>No 7: C</w:t>
             </w:r>
           </w:p>
         </w:tc>
         <w:tc>
           <w:tcPr>
-            <w:tcW w:type="dxa" w:w="3216"/>
+            <w:tcW w:type="dxa" w:w="1930"/>
           </w:tcPr>
           <w:p>
-            <w:pPr>
-              <w:jc w:val="center"/>
-            </w:pPr>
             <w:r>
-              <w:t>[   ]</w:t>
-            </w:r>
-          </w:p>
-        </w:tc>
-      </w:tr>
-    </w:tbl>
-    <w:p>
-      <w:r>
-        <w:rPr>
-          <w:i/>
-        </w:rPr>
-        <w:t>[Pilihan Ganda Kompleks: Kategori Benar / Salah]</w:t>
-      </w:r>
-    </w:p>
-    <w:p>
-      <w:pPr>
-        <w:spacing w:before="120" w:after="40"/>
-      </w:pPr>
-      <w:r>
-        <w:rPr>
-          <w:b/>
-        </w:rPr>
-        <w:t xml:space="preserve">8. </w:t>
-      </w:r>
-      <w:r>
-        <w:t>Sebuah akuarium kaca berbentuk kubus terisi air tepat separuh (1/2 bagian). Volume air di dalam akuarium tersebut tercatat 62,5 liter (dm³). Berapakah panjang rusuk akuarium tersebut dalam satuan sentimeter (cm)?</w:t>
-      </w:r>
-    </w:p>
-    <w:p>
-      <w:pPr>
-        <w:spacing w:before="0" w:after="20"/>
-        <w:ind w:left="432"/>
-      </w:pPr>
-      <w:r>
-        <w:rPr>
-          <w:b/>
-        </w:rPr>
-        <w:t xml:space="preserve">A. </w:t>
-      </w:r>
-      <w:r>
-        <w:t>40 cm</w:t>
-      </w:r>
-    </w:p>
-    <w:p>
-      <w:pPr>
-        <w:spacing w:before="0" w:after="20"/>
-        <w:ind w:left="432"/>
-      </w:pPr>
-      <w:r>
-        <w:rPr>
-          <w:b/>
-        </w:rPr>
-        <w:t xml:space="preserve">B. </w:t>
-      </w:r>
-      <w:r>
-        <w:t>50 cm</w:t>
-      </w:r>
-    </w:p>
-    <w:p>
-      <w:pPr>
-        <w:spacing w:before="0" w:after="20"/>
-        <w:ind w:left="432"/>
-      </w:pPr>
-      <w:r>
-        <w:rPr>
-          <w:b/>
-        </w:rPr>
-        <w:t xml:space="preserve">C. </w:t>
-      </w:r>
-      <w:r>
-        <w:t>60 cm</w:t>
-      </w:r>
-    </w:p>
-    <w:p>
-      <w:pPr>
-        <w:spacing w:before="0" w:after="20"/>
-        <w:ind w:left="432"/>
-      </w:pPr>
-      <w:r>
-        <w:rPr>
-          <w:b/>
-        </w:rPr>
-        <w:t xml:space="preserve">D. </w:t>
-      </w:r>
-      <w:r>
-        <w:t>70 cm</w:t>
-      </w:r>
-    </w:p>
-    <w:p>
-      <w:pPr>
-        <w:spacing w:before="120" w:after="40"/>
-      </w:pPr>
-      <w:r>
-        <w:rPr>
-          <w:b/>
-        </w:rPr>
-        <w:t xml:space="preserve">9. </w:t>
-      </w:r>
-      <w:r>
-        <w:t>Perbandingan umur Dimas dan Kakaknya adalah 3 : 7. Jika umur Kakak saat ini adalah 28 tahun, berapakah jumlah umur Dimas dan Kakaknya?</w:t>
-      </w:r>
-    </w:p>
-    <w:p>
-      <w:pPr>
-        <w:spacing w:before="0" w:after="20"/>
-        <w:ind w:left="432"/>
-      </w:pPr>
-      <w:r>
-        <w:rPr>
-          <w:b/>
-        </w:rPr>
-        <w:t xml:space="preserve">A. </w:t>
-      </w:r>
-      <w:r>
-        <w:t>36 tahun</w:t>
-      </w:r>
-    </w:p>
-    <w:p>
-      <w:pPr>
-        <w:spacing w:before="0" w:after="20"/>
-        <w:ind w:left="432"/>
-      </w:pPr>
-      <w:r>
-        <w:rPr>
-          <w:b/>
-        </w:rPr>
-        <w:t xml:space="preserve">B. </w:t>
-      </w:r>
-      <w:r>
-        <w:t>40 tahun</w:t>
-      </w:r>
-    </w:p>
-    <w:p>
-      <w:pPr>
-        <w:spacing w:before="0" w:after="20"/>
-        <w:ind w:left="432"/>
-      </w:pPr>
-      <w:r>
-        <w:rPr>
-          <w:b/>
-        </w:rPr>
-        <w:t xml:space="preserve">C. </w:t>
-      </w:r>
-      <w:r>
-        <w:t>42 tahun</w:t>
-      </w:r>
-    </w:p>
-    <w:p>
-      <w:pPr>
-        <w:spacing w:before="0" w:after="20"/>
-        <w:ind w:left="432"/>
-      </w:pPr>
-      <w:r>
-        <w:rPr>
-          <w:b/>
-        </w:rPr>
-        <w:t xml:space="preserve">D. </w:t>
-      </w:r>
-      <w:r>
-        <w:t>44 tahun</w:t>
-      </w:r>
-    </w:p>
-    <w:p>
-      <w:pPr>
-        <w:spacing w:before="120" w:after="40"/>
-      </w:pPr>
-      <w:r>
-        <w:rPr>
-          <w:b/>
-        </w:rPr>
-        <w:t xml:space="preserve">10. </w:t>
-      </w:r>
-      <w:r>
-        <w:t>Denah gedung serbaguna digambar dengan skala 1 : 200. Pada gambar denah tersebut, ukuran panjang gedung adalah 15 cm dan lebarnya 10 cm. Berapakah luas sebenarnya dari lantai gedung serbaguna tersebut dalam satuan meter persegi (m²)?</w:t>
-      </w:r>
-    </w:p>
-    <w:p>
-      <w:pPr>
-        <w:spacing w:before="0" w:after="20"/>
-        <w:ind w:left="432"/>
-      </w:pPr>
-      <w:r>
-        <w:rPr>
-          <w:b/>
-        </w:rPr>
-        <w:t xml:space="preserve">A. </w:t>
-      </w:r>
-      <w:r>
-        <w:t>300 m²</w:t>
-      </w:r>
-    </w:p>
-    <w:p>
-      <w:pPr>
-        <w:spacing w:before="0" w:after="20"/>
-        <w:ind w:left="432"/>
-      </w:pPr>
-      <w:r>
-        <w:rPr>
-          <w:b/>
-        </w:rPr>
-        <w:t xml:space="preserve">B. </w:t>
-      </w:r>
-      <w:r>
-        <w:t>450 m²</w:t>
-      </w:r>
-    </w:p>
-    <w:p>
-      <w:pPr>
-        <w:spacing w:before="0" w:after="20"/>
-        <w:ind w:left="432"/>
-      </w:pPr>
-      <w:r>
-        <w:rPr>
-          <w:b/>
-        </w:rPr>
-        <w:t xml:space="preserve">C. </w:t>
-      </w:r>
-      <w:r>
-        <w:t>600 m²</w:t>
-      </w:r>
-    </w:p>
-    <w:p>
-      <w:pPr>
-        <w:spacing w:before="0" w:after="20"/>
-        <w:ind w:left="432"/>
-      </w:pPr>
-      <w:r>
-        <w:rPr>
-          <w:b/>
-        </w:rPr>
-        <w:t xml:space="preserve">D. </w:t>
-      </w:r>
-      <w:r>
-        <w:t>750 m²</w:t>
-      </w:r>
-    </w:p>
-    <w:p>
-      <w:pPr>
-        <w:spacing w:before="120" w:after="40"/>
-      </w:pPr>
-      <w:r>
-        <w:rPr>
-          <w:b/>
-        </w:rPr>
-        <w:t xml:space="preserve">11. </w:t>
-      </w:r>
-      <w:r>
-        <w:t>Sebuah taman kota berbentuk lingkaran memiliki diameter 28 meter (π = 22/7). Seluruh permukaan tanah taman tersebut akan ditanami rumput hias gajah mini. Berapakah luas tanah taman yang akan ditanami rumput tersebut?</w:t>
-      </w:r>
-    </w:p>
-    <w:p>
-      <w:pPr>
-        <w:spacing w:before="0" w:after="20"/>
-        <w:ind w:left="432"/>
-      </w:pPr>
-      <w:r>
-        <w:rPr>
-          <w:b/>
-        </w:rPr>
-        <w:t xml:space="preserve">A. </w:t>
-      </w:r>
-      <w:r>
-        <w:t>588 m²</w:t>
-      </w:r>
-    </w:p>
-    <w:p>
-      <w:pPr>
-        <w:spacing w:before="0" w:after="20"/>
-        <w:ind w:left="432"/>
-      </w:pPr>
-      <w:r>
-        <w:rPr>
-          <w:b/>
-        </w:rPr>
-        <w:t xml:space="preserve">B. </w:t>
-      </w:r>
-      <w:r>
-        <w:t>616 m²</w:t>
-      </w:r>
-    </w:p>
-    <w:p>
-      <w:pPr>
-        <w:spacing w:before="0" w:after="20"/>
-        <w:ind w:left="432"/>
-      </w:pPr>
-      <w:r>
-        <w:rPr>
-          <w:b/>
-        </w:rPr>
-        <w:t xml:space="preserve">C. </w:t>
-      </w:r>
-      <w:r>
-        <w:t>644 m²</w:t>
-      </w:r>
-    </w:p>
-    <w:p>
-      <w:pPr>
-        <w:spacing w:before="0" w:after="20"/>
-        <w:ind w:left="432"/>
-      </w:pPr>
-      <w:r>
-        <w:rPr>
-          <w:b/>
-        </w:rPr>
-        <w:t xml:space="preserve">D. </w:t>
-      </w:r>
-      <w:r>
-        <w:t>672 m²</w:t>
-      </w:r>
-    </w:p>
-    <w:p>
-      <w:pPr>
-        <w:spacing w:before="120" w:after="40"/>
-      </w:pPr>
-      <w:r>
-        <w:rPr>
-          <w:b/>
-        </w:rPr>
-        <w:t xml:space="preserve">12. </w:t>
-      </w:r>
-      <w:r>
-        <w:t>Doni memiliki jaring-jaring bangun ruang berikut: (1) 2 segitiga kongruen dan 3 persegi panjang, (2) 1 persegi dan 4 segitiga, (3) 2 lingkaran dan 1 persegi panjang. Pernyataan manakah yang BENAR? (Pilih lebih dari satu)</w:t>
-      </w:r>
-    </w:p>
-    <w:p>
-      <w:pPr>
-        <w:spacing w:before="0" w:after="20"/>
-        <w:ind w:left="432"/>
-      </w:pPr>
-      <w:r>
-        <w:rPr>
-          <w:b/>
-        </w:rPr>
-        <w:t xml:space="preserve">□ A. </w:t>
-      </w:r>
-      <w:r>
-        <w:t>Jaring-jaring (1) adalah prisma segitiga.</w:t>
-      </w:r>
-    </w:p>
-    <w:p>
-      <w:pPr>
-        <w:spacing w:before="0" w:after="20"/>
-        <w:ind w:left="432"/>
-      </w:pPr>
-      <w:r>
-        <w:rPr>
-          <w:b/>
-        </w:rPr>
-        <w:t xml:space="preserve">□ B. </w:t>
-      </w:r>
-      <w:r>
-        <w:t>Jaring-jaring (2) adalah limas segiempat.</w:t>
-      </w:r>
-    </w:p>
-    <w:p>
-      <w:pPr>
-        <w:spacing w:before="0" w:after="20"/>
-        <w:ind w:left="432"/>
-      </w:pPr>
-      <w:r>
-        <w:rPr>
-          <w:b/>
-        </w:rPr>
-        <w:t xml:space="preserve">□ C. </w:t>
-      </w:r>
-      <w:r>
-        <w:t>Jaring-jaring (3) adalah tabung tanpa tutup.</w:t>
-      </w:r>
-    </w:p>
-    <w:p>
-      <w:pPr>
-        <w:spacing w:before="0" w:after="20"/>
-        <w:ind w:left="432"/>
-      </w:pPr>
-      <w:r>
-        <w:rPr>
-          <w:b/>
-        </w:rPr>
-        <w:t xml:space="preserve">□ D. </w:t>
-      </w:r>
-      <w:r>
-        <w:t>Semua jaring-jaring di atas merupakan jaring-jaring bangun ruang datar.</w:t>
-      </w:r>
-    </w:p>
-    <w:p>
-      <w:pPr>
-        <w:ind w:left="432"/>
-      </w:pPr>
-      <w:r>
-        <w:rPr>
-          <w:i/>
-        </w:rPr>
-        <w:t>[Pilihan Ganda Kompleks: Jawaban benar lebih dari satu]</w:t>
-      </w:r>
-    </w:p>
-    <w:p>
-      <w:pPr>
-        <w:spacing w:before="120" w:after="40"/>
-      </w:pPr>
-      <w:r>
-        <w:rPr>
-          <w:b/>
-        </w:rPr>
-        <w:t xml:space="preserve">13. </w:t>
-      </w:r>
-      <w:r>
-        <w:t>Sebuah tandon penampung air hujan berbentuk tabung memiliki jari-jari alas 70 cm dan tinggi 1,5 meter (150 cm). Tandon tersebut diisi air sampai penuh (gunakan π = 22/7). Berapa liter volume air di dalam tandon tersebut?</w:t>
-      </w:r>
-    </w:p>
-    <w:p>
-      <w:pPr>
-        <w:spacing w:before="0" w:after="20"/>
-        <w:ind w:left="432"/>
-      </w:pPr>
-      <w:r>
-        <w:rPr>
-          <w:b/>
-        </w:rPr>
-        <w:t xml:space="preserve">A. </w:t>
-      </w:r>
-      <w:r>
-        <w:t>1.840 liter</w:t>
-      </w:r>
-    </w:p>
-    <w:p>
-      <w:pPr>
-        <w:spacing w:before="0" w:after="20"/>
-        <w:ind w:left="432"/>
-      </w:pPr>
-      <w:r>
-        <w:rPr>
-          <w:b/>
-        </w:rPr>
-        <w:t xml:space="preserve">B. </w:t>
-      </w:r>
-      <w:r>
-        <w:t>2.100 liter</w:t>
-      </w:r>
-    </w:p>
-    <w:p>
-      <w:pPr>
-        <w:spacing w:before="0" w:after="20"/>
-        <w:ind w:left="432"/>
-      </w:pPr>
-      <w:r>
-        <w:rPr>
-          <w:b/>
-        </w:rPr>
-        <w:t xml:space="preserve">C. </w:t>
-      </w:r>
-      <w:r>
-        <w:t>2.310 liter</w:t>
-      </w:r>
-    </w:p>
-    <w:p>
-      <w:pPr>
-        <w:spacing w:before="0" w:after="20"/>
-        <w:ind w:left="432"/>
-      </w:pPr>
-      <w:r>
-        <w:rPr>
-          <w:b/>
-        </w:rPr>
-        <w:t xml:space="preserve">D. </w:t>
-      </w:r>
-      <w:r>
-        <w:t>2.520 liter</w:t>
-      </w:r>
-    </w:p>
-    <w:p>
-      <w:pPr>
-        <w:spacing w:before="120" w:after="40"/>
-      </w:pPr>
-      <w:r>
-        <w:rPr>
-          <w:b/>
-        </w:rPr>
-        <w:t xml:space="preserve">14. </w:t>
-      </w:r>
-      <w:r>
-        <w:t>Perhatikan sifat-sifat bangun ruang berikut:</w:t>
-        <w:br/>
-        <w:t>(1) Memiliki 2 sisi datar berbentuk lingkaran yang kongruen (alas dan tutup).</w:t>
-        <w:br/>
-        <w:t>(2) Memiliki 1 sisi lengkung yang menghubungkan alas dan tutup (selimut).</w:t>
-        <w:br/>
-        <w:t>(3) Memiliki 2 buah rusuk lengkung dan tidak memiliki titik sudut.</w:t>
-        <w:br/>
-        <w:t>Bangun ruang yang memiliki sifat-sifat tersebut adalah....</w:t>
-      </w:r>
-    </w:p>
-    <w:p>
-      <w:pPr>
-        <w:spacing w:before="0" w:after="20"/>
-        <w:ind w:left="432"/>
-      </w:pPr>
-      <w:r>
-        <w:rPr>
-          <w:b/>
-        </w:rPr>
-        <w:t xml:space="preserve">A. </w:t>
-      </w:r>
-      <w:r>
-        <w:t>Kerucut</w:t>
-      </w:r>
-    </w:p>
-    <w:p>
-      <w:pPr>
-        <w:spacing w:before="0" w:after="20"/>
-        <w:ind w:left="432"/>
-      </w:pPr>
-      <w:r>
-        <w:rPr>
-          <w:b/>
-        </w:rPr>
-        <w:t xml:space="preserve">B. </w:t>
-      </w:r>
-      <w:r>
-        <w:t>Bola</w:t>
-      </w:r>
-    </w:p>
-    <w:p>
-      <w:pPr>
-        <w:spacing w:before="0" w:after="20"/>
-        <w:ind w:left="432"/>
-      </w:pPr>
-      <w:r>
-        <w:rPr>
-          <w:b/>
-        </w:rPr>
-        <w:t xml:space="preserve">C. </w:t>
-      </w:r>
-      <w:r>
-        <w:t>Tabung</w:t>
-      </w:r>
-    </w:p>
-    <w:p>
-      <w:pPr>
-        <w:spacing w:before="0" w:after="20"/>
-        <w:ind w:left="432"/>
-      </w:pPr>
-      <w:r>
-        <w:rPr>
-          <w:b/>
-        </w:rPr>
-        <w:t xml:space="preserve">D. </w:t>
-      </w:r>
-      <w:r>
-        <w:t>Prisma lingkaran</w:t>
-      </w:r>
-    </w:p>
-    <w:p>
-      <w:pPr>
-        <w:spacing w:before="120" w:after="40"/>
-      </w:pPr>
-      <w:r>
-        <w:rPr>
-          <w:b/>
-        </w:rPr>
-        <w:t xml:space="preserve">15. </w:t>
-      </w:r>
-      <w:r>
-        <w:t>Kereta berangkat pukul 08.30, jarak 240 km, kecepatan 80 km/jam, istirahat 15 menit di tengah perjalanan. Tentukan kebenaran!</w:t>
-      </w:r>
-    </w:p>
-    <w:tbl>
-      <w:tblPr>
-        <w:tblStyle w:val="TableGrid"/>
-        <w:tblW w:type="auto" w:w="0"/>
-        <w:jc w:val="center"/>
-        <w:tblLook w:firstColumn="1" w:firstRow="1" w:lastColumn="0" w:lastRow="0" w:noHBand="0" w:noVBand="1" w:val="04A0"/>
-      </w:tblPr>
-      <w:tblGrid>
-        <w:gridCol w:w="3216"/>
-        <w:gridCol w:w="3216"/>
-        <w:gridCol w:w="3216"/>
-      </w:tblGrid>
-      <w:tr>
-        <w:tc>
-          <w:tcPr>
-            <w:tcW w:type="dxa" w:w="3216"/>
-          </w:tcPr>
-          <w:p>
-            <w:pPr>
-              <w:jc w:val="center"/>
-            </w:pPr>
-            <w:r>
-              <w:rPr>
-                <w:b/>
-              </w:rPr>
-              <w:t>Pernyataan</w:t>
+              <w:t>No 11: B</w:t>
             </w:r>
           </w:p>
         </w:tc>
         <w:tc>
           <w:tcPr>
-            <w:tcW w:type="dxa" w:w="3216"/>
+            <w:tcW w:type="dxa" w:w="1930"/>
           </w:tcPr>
           <w:p>
-            <w:pPr>
-              <w:jc w:val="center"/>
-            </w:pPr>
             <w:r>
-              <w:rPr>
-                <w:b/>
-              </w:rPr>
-              <w:t>Benar</w:t>
+              <w:t>No 15: C</w:t>
             </w:r>
           </w:p>
         </w:tc>
         <w:tc>
           <w:tcPr>
-            <w:tcW w:type="dxa" w:w="3216"/>
+            <w:tcW w:type="dxa" w:w="1930"/>
           </w:tcPr>
           <w:p>
-            <w:pPr>
-              <w:jc w:val="center"/>
-            </w:pPr>
             <w:r>
-              <w:rPr>
-                <w:b/>
-              </w:rPr>
-              <w:t>Salah</w:t>
+              <w:t>No 19: C</w:t>
             </w:r>
           </w:p>
         </w:tc>
@@ -1357,650 +1870,60 @@
       <w:tr>
         <w:tc>
           <w:tcPr>
-            <w:tcW w:type="dxa" w:w="3216"/>
+            <w:tcW w:type="dxa" w:w="1930"/>
           </w:tcPr>
           <w:p>
             <w:r>
-              <w:t>A. Waktu tempuh murni adalah 3 jam.</w:t>
+              <w:t>No 4: A</w:t>
             </w:r>
           </w:p>
         </w:tc>
         <w:tc>
           <w:tcPr>
-            <w:tcW w:type="dxa" w:w="3216"/>
+            <w:tcW w:type="dxa" w:w="1930"/>
           </w:tcPr>
           <w:p>
-            <w:pPr>
-              <w:jc w:val="center"/>
-            </w:pPr>
             <w:r>
-              <w:t>[   ]</w:t>
+              <w:t>No 8: B</w:t>
             </w:r>
           </w:p>
         </w:tc>
         <w:tc>
           <w:tcPr>
-            <w:tcW w:type="dxa" w:w="3216"/>
-          </w:tcPr>
-          <w:p>
-            <w:pPr>
-              <w:jc w:val="center"/>
-            </w:pPr>
-            <w:r>
-              <w:t>[   ]</w:t>
-            </w:r>
-          </w:p>
-        </w:tc>
-      </w:tr>
-      <w:tr>
-        <w:tc>
-          <w:tcPr>
-            <w:tcW w:type="dxa" w:w="3216"/>
+            <w:tcW w:type="dxa" w:w="1930"/>
           </w:tcPr>
           <w:p>
             <w:r>
-              <w:t>B. Waktu tiba tanpa istirahat pukul 11.30 WIB.</w:t>
+              <w:t>No 12: B</w:t>
             </w:r>
           </w:p>
         </w:tc>
         <w:tc>
           <w:tcPr>
-            <w:tcW w:type="dxa" w:w="3216"/>
+            <w:tcW w:type="dxa" w:w="1930"/>
           </w:tcPr>
           <w:p>
-            <w:pPr>
-              <w:jc w:val="center"/>
-            </w:pPr>
             <w:r>
-              <w:t>[   ]</w:t>
+              <w:t>No 16: C</w:t>
             </w:r>
           </w:p>
         </w:tc>
         <w:tc>
           <w:tcPr>
-            <w:tcW w:type="dxa" w:w="3216"/>
-          </w:tcPr>
-          <w:p>
-            <w:pPr>
-              <w:jc w:val="center"/>
-            </w:pPr>
-            <w:r>
-              <w:t>[   ]</w:t>
-            </w:r>
-          </w:p>
-        </w:tc>
-      </w:tr>
-      <w:tr>
-        <w:tc>
-          <w:tcPr>
-            <w:tcW w:type="dxa" w:w="3216"/>
+            <w:tcW w:type="dxa" w:w="1930"/>
           </w:tcPr>
           <w:p>
             <w:r>
-              <w:t>C. Waktu tiba dengan istirahat pukul 11.45 WIB.</w:t>
-            </w:r>
-          </w:p>
-        </w:tc>
-        <w:tc>
-          <w:tcPr>
-            <w:tcW w:type="dxa" w:w="3216"/>
-          </w:tcPr>
-          <w:p>
-            <w:pPr>
-              <w:jc w:val="center"/>
-            </w:pPr>
-            <w:r>
-              <w:t>[   ]</w:t>
-            </w:r>
-          </w:p>
-        </w:tc>
-        <w:tc>
-          <w:tcPr>
-            <w:tcW w:type="dxa" w:w="3216"/>
-          </w:tcPr>
-          <w:p>
-            <w:pPr>
-              <w:jc w:val="center"/>
-            </w:pPr>
-            <w:r>
-              <w:t>[   ]</w:t>
+              <w:t>No 20: A</w:t>
             </w:r>
           </w:p>
         </w:tc>
       </w:tr>
     </w:tbl>
     <w:p>
-      <w:r>
-        <w:rPr>
-          <w:i/>
-        </w:rPr>
-        <w:t>[Pilihan Ganda Kompleks: Kategori Benar / Salah]</w:t>
-      </w:r>
-    </w:p>
-    <w:p>
-      <w:pPr>
-        <w:spacing w:before="120" w:after="40"/>
-      </w:pPr>
-      <w:r>
-        <w:rPr>
-          <w:b/>
-        </w:rPr>
-        <w:t xml:space="preserve">16. </w:t>
-      </w:r>
-      <w:r>
-        <w:t>Sebuah tandon air berkapasitas 1.500 liter terisi penuh. Di bagian bawah tandon dipasang kran pembuangan air dengan debit aliran konstan 25 liter/menit. Berapa menit waktu yang dibutuhkan untuk mengosongkan seluruh air di dalam tandon tersebut?</w:t>
-      </w:r>
-    </w:p>
-    <w:p>
-      <w:pPr>
-        <w:spacing w:before="0" w:after="20"/>
-        <w:ind w:left="432"/>
-      </w:pPr>
-      <w:r>
-        <w:rPr>
-          <w:b/>
-        </w:rPr>
-        <w:t xml:space="preserve">A. </w:t>
-      </w:r>
-      <w:r>
-        <w:t>50 menit</w:t>
-      </w:r>
-    </w:p>
-    <w:p>
-      <w:pPr>
-        <w:spacing w:before="0" w:after="20"/>
-        <w:ind w:left="432"/>
-      </w:pPr>
-      <w:r>
-        <w:rPr>
-          <w:b/>
-        </w:rPr>
-        <w:t xml:space="preserve">B. </w:t>
-      </w:r>
-      <w:r>
-        <w:t>55 menit</w:t>
-      </w:r>
-    </w:p>
-    <w:p>
-      <w:pPr>
-        <w:spacing w:before="0" w:after="20"/>
-        <w:ind w:left="432"/>
-      </w:pPr>
-      <w:r>
-        <w:rPr>
-          <w:b/>
-        </w:rPr>
-        <w:t xml:space="preserve">C. </w:t>
-      </w:r>
-      <w:r>
-        <w:t>60 menit</w:t>
-      </w:r>
-    </w:p>
-    <w:p>
-      <w:pPr>
-        <w:spacing w:before="0" w:after="20"/>
-        <w:ind w:left="432"/>
-      </w:pPr>
-      <w:r>
-        <w:rPr>
-          <w:b/>
-        </w:rPr>
-        <w:t xml:space="preserve">D. </w:t>
-      </w:r>
-      <w:r>
-        <w:t>75 menit</w:t>
-      </w:r>
-    </w:p>
-    <w:p>
-      <w:pPr>
-        <w:spacing w:before="120" w:after="40"/>
-      </w:pPr>
-      <w:r>
-        <w:rPr>
-          <w:b/>
-        </w:rPr>
-        <w:t xml:space="preserve">17. </w:t>
-      </w:r>
-      <w:r>
-        <w:t>Data kunjungan pemustaka di Perpustakaan Daerah selama 5 hari tercatat sebagai berikut: Senin 60 orang, Selasa 75 orang, Rabu 90 orang, Kamis 65 orang, dan Jumat 110 orang. Berapakah jumlah total kunjungan pemustaka selama 5 hari tersebut?</w:t>
-      </w:r>
-    </w:p>
-    <w:p>
-      <w:pPr>
-        <w:spacing w:before="0" w:after="20"/>
-        <w:ind w:left="432"/>
-      </w:pPr>
-      <w:r>
-        <w:rPr>
-          <w:b/>
-        </w:rPr>
-        <w:t xml:space="preserve">A. </w:t>
-      </w:r>
-      <w:r>
-        <w:t>380 orang</w:t>
-      </w:r>
-    </w:p>
-    <w:p>
-      <w:pPr>
-        <w:spacing w:before="0" w:after="20"/>
-        <w:ind w:left="432"/>
-      </w:pPr>
-      <w:r>
-        <w:rPr>
-          <w:b/>
-        </w:rPr>
-        <w:t xml:space="preserve">B. </w:t>
-      </w:r>
-      <w:r>
-        <w:t>390 orang</w:t>
-      </w:r>
-    </w:p>
-    <w:p>
-      <w:pPr>
-        <w:spacing w:before="0" w:after="20"/>
-        <w:ind w:left="432"/>
-      </w:pPr>
-      <w:r>
-        <w:rPr>
-          <w:b/>
-        </w:rPr>
-        <w:t xml:space="preserve">C. </w:t>
-      </w:r>
-      <w:r>
-        <w:t>400 orang</w:t>
-      </w:r>
-    </w:p>
-    <w:p>
-      <w:pPr>
-        <w:spacing w:before="0" w:after="20"/>
-        <w:ind w:left="432"/>
-      </w:pPr>
-      <w:r>
-        <w:rPr>
-          <w:b/>
-        </w:rPr>
-        <w:t xml:space="preserve">D. </w:t>
-      </w:r>
-      <w:r>
-        <w:t>410 orang</w:t>
-      </w:r>
-    </w:p>
-    <w:p>
-      <w:pPr>
-        <w:spacing w:before="120" w:after="40"/>
-      </w:pPr>
-      <w:r>
-        <w:rPr>
-          <w:b/>
-        </w:rPr>
-        <w:t xml:space="preserve">18. </w:t>
-      </w:r>
-      <w:r>
-        <w:t>Data nilai ujian 10 siswa: 70, 75, 75, 80, 80, 80, 85, 85, 90, 95. Pernyataan manakah yang BENAR? (Pilih lebih dari satu)</w:t>
-      </w:r>
-    </w:p>
-    <w:p>
-      <w:pPr>
-        <w:spacing w:before="0" w:after="20"/>
-        <w:ind w:left="432"/>
-      </w:pPr>
-      <w:r>
-        <w:rPr>
-          <w:b/>
-        </w:rPr>
-        <w:t xml:space="preserve">□ A. </w:t>
-      </w:r>
-      <w:r>
-        <w:t>Modus dari data tersebut adalah 80.</w:t>
-      </w:r>
-    </w:p>
-    <w:p>
-      <w:pPr>
-        <w:spacing w:before="0" w:after="20"/>
-        <w:ind w:left="432"/>
-      </w:pPr>
-      <w:r>
-        <w:rPr>
-          <w:b/>
-        </w:rPr>
-        <w:t xml:space="preserve">□ B. </w:t>
-      </w:r>
-      <w:r>
-        <w:t>Median dari data tersebut adalah 80.</w:t>
-      </w:r>
-    </w:p>
-    <w:p>
-      <w:pPr>
-        <w:spacing w:before="0" w:after="20"/>
-        <w:ind w:left="432"/>
-      </w:pPr>
-      <w:r>
-        <w:rPr>
-          <w:b/>
-        </w:rPr>
-        <w:t xml:space="preserve">□ C. </w:t>
-      </w:r>
-      <w:r>
-        <w:t>Rata-rata (mean) dari data tersebut adalah 81,5.</w:t>
-      </w:r>
-    </w:p>
-    <w:p>
-      <w:pPr>
-        <w:spacing w:before="0" w:after="20"/>
-        <w:ind w:left="432"/>
-      </w:pPr>
-      <w:r>
-        <w:rPr>
-          <w:b/>
-        </w:rPr>
-        <w:t xml:space="preserve">□ D. </w:t>
-      </w:r>
-      <w:r>
-        <w:t>Jangkauan (range) data tersebut adalah 20.</w:t>
-      </w:r>
-    </w:p>
-    <w:p>
-      <w:pPr>
-        <w:ind w:left="432"/>
-      </w:pPr>
-      <w:r>
-        <w:rPr>
-          <w:i/>
-        </w:rPr>
-        <w:t>[Pilihan Ganda Kompleks: Jawaban benar lebih dari satu]</w:t>
-      </w:r>
-    </w:p>
-    <w:p>
-      <w:pPr>
-        <w:spacing w:before="120" w:after="40"/>
-      </w:pPr>
-      <w:r>
-        <w:rPr>
-          <w:b/>
-        </w:rPr>
-        <w:t xml:space="preserve">19. </w:t>
-      </w:r>
-      <w:r>
-        <w:t>Nilai rata-rata ulangan harian IPA dari 9 orang siswa adalah 78. Ketika nilai ulangan milik Bayu digabungkan ke dalam kelompok tersebut, nilai rata-ratanya naik menjadi 80. Berapakah nilai ulangan IPA Bayu?</w:t>
-      </w:r>
-    </w:p>
-    <w:p>
-      <w:pPr>
-        <w:spacing w:before="0" w:after="20"/>
-        <w:ind w:left="432"/>
-      </w:pPr>
-      <w:r>
-        <w:rPr>
-          <w:b/>
-        </w:rPr>
-        <w:t xml:space="preserve">A. </w:t>
-      </w:r>
-      <w:r>
-        <w:t>92</w:t>
-      </w:r>
-    </w:p>
-    <w:p>
-      <w:pPr>
-        <w:spacing w:before="0" w:after="20"/>
-        <w:ind w:left="432"/>
-      </w:pPr>
-      <w:r>
-        <w:rPr>
-          <w:b/>
-        </w:rPr>
-        <w:t xml:space="preserve">B. </w:t>
-      </w:r>
-      <w:r>
-        <w:t>95</w:t>
-      </w:r>
-    </w:p>
-    <w:p>
-      <w:pPr>
-        <w:spacing w:before="0" w:after="20"/>
-        <w:ind w:left="432"/>
-      </w:pPr>
-      <w:r>
-        <w:rPr>
-          <w:b/>
-        </w:rPr>
-        <w:t xml:space="preserve">C. </w:t>
-      </w:r>
-      <w:r>
-        <w:t>98</w:t>
-      </w:r>
-    </w:p>
-    <w:p>
-      <w:pPr>
-        <w:spacing w:before="0" w:after="20"/>
-        <w:ind w:left="432"/>
-      </w:pPr>
-      <w:r>
-        <w:rPr>
-          <w:b/>
-        </w:rPr>
-        <w:t xml:space="preserve">D. </w:t>
-      </w:r>
-      <w:r>
-        <w:t>100</w:t>
-      </w:r>
-    </w:p>
-    <w:p>
-      <w:pPr>
-        <w:spacing w:before="120" w:after="40"/>
-      </w:pPr>
-      <w:r>
-        <w:rPr>
-          <w:b/>
-        </w:rPr>
-        <w:t xml:space="preserve">20. </w:t>
-      </w:r>
-      <w:r>
-        <w:t>Data nilai: 70, 80, 75, 90, 85, 80, 75, 80, 85, 95, 80, 70. Tentukan kebenaran!</w:t>
-      </w:r>
-    </w:p>
-    <w:tbl>
-      <w:tblPr>
-        <w:tblStyle w:val="TableGrid"/>
-        <w:tblW w:type="auto" w:w="0"/>
-        <w:jc w:val="center"/>
-        <w:tblLook w:firstColumn="1" w:firstRow="1" w:lastColumn="0" w:lastRow="0" w:noHBand="0" w:noVBand="1" w:val="04A0"/>
-      </w:tblPr>
-      <w:tblGrid>
-        <w:gridCol w:w="3216"/>
-        <w:gridCol w:w="3216"/>
-        <w:gridCol w:w="3216"/>
-      </w:tblGrid>
-      <w:tr>
-        <w:tc>
-          <w:tcPr>
-            <w:tcW w:type="dxa" w:w="3216"/>
-          </w:tcPr>
-          <w:p>
-            <w:pPr>
-              <w:jc w:val="center"/>
-            </w:pPr>
-            <w:r>
-              <w:rPr>
-                <w:b/>
-              </w:rPr>
-              <w:t>Pernyataan</w:t>
-            </w:r>
-          </w:p>
-        </w:tc>
-        <w:tc>
-          <w:tcPr>
-            <w:tcW w:type="dxa" w:w="3216"/>
-          </w:tcPr>
-          <w:p>
-            <w:pPr>
-              <w:jc w:val="center"/>
-            </w:pPr>
-            <w:r>
-              <w:rPr>
-                <w:b/>
-              </w:rPr>
-              <w:t>Benar</w:t>
-            </w:r>
-          </w:p>
-        </w:tc>
-        <w:tc>
-          <w:tcPr>
-            <w:tcW w:type="dxa" w:w="3216"/>
-          </w:tcPr>
-          <w:p>
-            <w:pPr>
-              <w:jc w:val="center"/>
-            </w:pPr>
-            <w:r>
-              <w:rPr>
-                <w:b/>
-              </w:rPr>
-              <w:t>Salah</w:t>
-            </w:r>
-          </w:p>
-        </w:tc>
-      </w:tr>
-      <w:tr>
-        <w:tc>
-          <w:tcPr>
-            <w:tcW w:type="dxa" w:w="3216"/>
-          </w:tcPr>
-          <w:p>
-            <w:r>
-              <w:t>A. Modus data adalah 80.</w:t>
-            </w:r>
-          </w:p>
-        </w:tc>
-        <w:tc>
-          <w:tcPr>
-            <w:tcW w:type="dxa" w:w="3216"/>
-          </w:tcPr>
-          <w:p>
-            <w:pPr>
-              <w:jc w:val="center"/>
-            </w:pPr>
-            <w:r>
-              <w:t>[   ]</w:t>
-            </w:r>
-          </w:p>
-        </w:tc>
-        <w:tc>
-          <w:tcPr>
-            <w:tcW w:type="dxa" w:w="3216"/>
-          </w:tcPr>
-          <w:p>
-            <w:pPr>
-              <w:jc w:val="center"/>
-            </w:pPr>
-            <w:r>
-              <w:t>[   ]</w:t>
-            </w:r>
-          </w:p>
-        </w:tc>
-      </w:tr>
-      <w:tr>
-        <w:tc>
-          <w:tcPr>
-            <w:tcW w:type="dxa" w:w="3216"/>
-          </w:tcPr>
-          <w:p>
-            <w:r>
-              <w:t>B. Median data adalah 80.</w:t>
-            </w:r>
-          </w:p>
-        </w:tc>
-        <w:tc>
-          <w:tcPr>
-            <w:tcW w:type="dxa" w:w="3216"/>
-          </w:tcPr>
-          <w:p>
-            <w:pPr>
-              <w:jc w:val="center"/>
-            </w:pPr>
-            <w:r>
-              <w:t>[   ]</w:t>
-            </w:r>
-          </w:p>
-        </w:tc>
-        <w:tc>
-          <w:tcPr>
-            <w:tcW w:type="dxa" w:w="3216"/>
-          </w:tcPr>
-          <w:p>
-            <w:pPr>
-              <w:jc w:val="center"/>
-            </w:pPr>
-            <w:r>
-              <w:t>[   ]</w:t>
-            </w:r>
-          </w:p>
-        </w:tc>
-      </w:tr>
-      <w:tr>
-        <w:tc>
-          <w:tcPr>
-            <w:tcW w:type="dxa" w:w="3216"/>
-          </w:tcPr>
-          <w:p>
-            <w:r>
-              <w:t>C. Rata-rata data adalah 82.</w:t>
-            </w:r>
-          </w:p>
-        </w:tc>
-        <w:tc>
-          <w:tcPr>
-            <w:tcW w:type="dxa" w:w="3216"/>
-          </w:tcPr>
-          <w:p>
-            <w:pPr>
-              <w:jc w:val="center"/>
-            </w:pPr>
-            <w:r>
-              <w:t>[   ]</w:t>
-            </w:r>
-          </w:p>
-        </w:tc>
-        <w:tc>
-          <w:tcPr>
-            <w:tcW w:type="dxa" w:w="3216"/>
-          </w:tcPr>
-          <w:p>
-            <w:pPr>
-              <w:jc w:val="center"/>
-            </w:pPr>
-            <w:r>
-              <w:t>[   ]</w:t>
-            </w:r>
-          </w:p>
-        </w:tc>
-      </w:tr>
-    </w:tbl>
-    <w:p>
-      <w:r>
-        <w:rPr>
-          <w:i/>
-        </w:rPr>
-        <w:t>[Pilihan Ganda Kompleks: Kategori Benar / Salah]</w:t>
-      </w:r>
-    </w:p>
-    <w:p>
-      <w:r>
-        <w:br w:type="page"/>
-      </w:r>
-    </w:p>
-    <w:p>
-      <w:pPr>
-        <w:pStyle w:val="Heading2"/>
-        <w:spacing w:before="160" w:after="160"/>
-      </w:pPr>
-      <w:r>
-        <w:rPr>
-          <w:b/>
-          <w:color w:val="15803D"/>
-          <w:sz w:val="26"/>
-        </w:rPr>
-        <w:t>BAGIAN B: KUNCI JAWABAN &amp; PEMBAHASAN LENGKAP</w:t>
-      </w:r>
+      <w:pPr>
+        <w:spacing w:after="160"/>
+      </w:pPr>
     </w:p>
     <w:p>
       <w:pPr>
@@ -2038,6 +1961,9 @@
       </w:r>
     </w:p>
     <w:p>
+      <w:pPr>
+        <w:spacing w:before="0" w:after="80"/>
+      </w:pPr>
       <w:r>
         <w:rPr>
           <w:color w:val="E5E7EB"/>
@@ -2083,6 +2009,9 @@
       </w:r>
     </w:p>
     <w:p>
+      <w:pPr>
+        <w:spacing w:before="0" w:after="80"/>
+      </w:pPr>
       <w:r>
         <w:rPr>
           <w:color w:val="E5E7EB"/>
@@ -2132,6 +2061,9 @@
       </w:r>
     </w:p>
     <w:p>
+      <w:pPr>
+        <w:spacing w:before="0" w:after="80"/>
+      </w:pPr>
       <w:r>
         <w:rPr>
           <w:color w:val="E5E7EB"/>
@@ -2181,6 +2113,9 @@
       </w:r>
     </w:p>
     <w:p>
+      <w:pPr>
+        <w:spacing w:before="0" w:after="80"/>
+      </w:pPr>
       <w:r>
         <w:rPr>
           <w:color w:val="E5E7EB"/>
@@ -2197,7 +2132,7 @@
           <w:b/>
           <w:color w:val="1E3A8A"/>
         </w:rPr>
-        <w:t>Soal Nomor 5  |  Kunci Jawaban: A, B, C</w:t>
+        <w:t>Soal Nomor 5  |  Kunci Jawaban: C</w:t>
         <w:br/>
       </w:r>
       <w:r>
@@ -2205,17 +2140,34 @@
           <w:i/>
           <w:color w:val="4B5563"/>
         </w:rPr>
-        <w:t>Materi / Lingkup Kompetensi: FPB dalam Konteks Pembagian Rata (Pilihan Ganda Kompleks)</w:t>
+        <w:t>Materi / Lingkup Kompetensi: Kelipatan Persekutuan Terkecil (KPK Tiga Bilangan)</w:t>
         <w:br/>
       </w:r>
       <w:r>
         <w:t>Pembahasan &amp; Langkah Penyelesaian:</w:t>
         <w:br/>
-        <w:t>FPB(60, 84) = 12. A: Benar, 12 rak. B: 60/12 = 5 buku cerita/rak, Benar. C: 84/12 = 7 buku pengetahuan/rak, Benar. D: Total = 5+7 = 12 (Benar juga!). Semua A, B, C, D benar. Tapi MCMA biasanya 2-3 jawaban. Let me adjust D to be wrong: Total buku per rak = 12 buku, ini benar. Let me make D wrong: 'Total buku di setiap rak adalah 10 buah' -&gt; SALAH.</w:t>
+        <w:t>Langkah penyelesaian:</w:t>
+        <w:br/>
+        <w:t>1. Cari KPK dari 15, 20, dan 30:</w:t>
+        <w:br/>
+        <w:t xml:space="preserve">   15 = 3 × 5</w:t>
+        <w:br/>
+        <w:t xml:space="preserve">   20 = 2² × 5</w:t>
+        <w:br/>
+        <w:t xml:space="preserve">   30 = 2 × 3 × 5</w:t>
+        <w:br/>
+        <w:t xml:space="preserve">   KPK = 2² × 3 × 5 = 4 × 15 = 60 menit (1 jam).</w:t>
+        <w:br/>
+        <w:t>2. Waktu berbunyi bersama berikutnya = 07.15 WIB + 1 jam = 08.15 WIB.</w:t>
+        <w:br/>
+        <w:t>Jadi, ketiga bel berbunyi bersamaan lagi pada pukul 08.15 WIB (Pilihan C).</w:t>
         <w:br/>
       </w:r>
     </w:p>
     <w:p>
+      <w:pPr>
+        <w:spacing w:before="0" w:after="80"/>
+      </w:pPr>
       <w:r>
         <w:rPr>
           <w:color w:val="E5E7EB"/>
@@ -2267,6 +2219,9 @@
       </w:r>
     </w:p>
     <w:p>
+      <w:pPr>
+        <w:spacing w:before="0" w:after="80"/>
+      </w:pPr>
       <w:r>
         <w:rPr>
           <w:color w:val="E5E7EB"/>
@@ -2283,7 +2238,7 @@
           <w:b/>
           <w:color w:val="1E3A8A"/>
         </w:rPr>
-        <w:t>Soal Nomor 7  |  Kunci Jawaban: A: Benar, B: Benar, C: Benar</w:t>
+        <w:t>Soal Nomor 7  |  Kunci Jawaban: C</w:t>
         <w:br/>
       </w:r>
       <w:r>
@@ -2291,17 +2246,30 @@
           <w:i/>
           <w:color w:val="4B5563"/>
         </w:rPr>
-        <w:t>Materi / Lingkup Kompetensi: Luas &amp; Keliling Persegi (Tabel Kategori Benar/Salah)</w:t>
+        <w:t>Materi / Lingkup Kompetensi: Akar Pangkat Dua dalam Keliling Kebun Persegi</w:t>
         <w:br/>
       </w:r>
       <w:r>
         <w:t>Pembahasan &amp; Langkah Penyelesaian:</w:t>
         <w:br/>
-        <w:t>A: s = √784 = 28 m (BENAR). B: K = 4 × 28 = 112 m (BENAR). C: 112 m / 2 m = 56 tiang (BENAR). Semua BENAR.</w:t>
+        <w:t>Langkah penyelesaian:</w:t>
+        <w:br/>
+        <w:t>1. Sisi persegi = √Luas = √784 m² = 28 meter.</w:t>
+        <w:br/>
+        <w:t>2. Keliling kebun persegi = 4 × sisi = 4 × 28 m = 112 meter.</w:t>
+        <w:br/>
+        <w:t>3. Banyak tiang bambu = Keliling : jarak antar-tiang</w:t>
+        <w:br/>
+        <w:t xml:space="preserve">   Banyak tiang = 112 m : 2 m = 56 buah.</w:t>
+        <w:br/>
+        <w:t>Jadi, tiang bambu yang dibutuhkan adalah 56 buah (Pilihan C).</w:t>
         <w:br/>
       </w:r>
     </w:p>
     <w:p>
+      <w:pPr>
+        <w:spacing w:before="0" w:after="80"/>
+      </w:pPr>
       <w:r>
         <w:rPr>
           <w:color w:val="E5E7EB"/>
@@ -2349,6 +2317,9 @@
       </w:r>
     </w:p>
     <w:p>
+      <w:pPr>
+        <w:spacing w:before="0" w:after="80"/>
+      </w:pPr>
       <w:r>
         <w:rPr>
           <w:color w:val="E5E7EB"/>
@@ -2398,6 +2369,9 @@
       </w:r>
     </w:p>
     <w:p>
+      <w:pPr>
+        <w:spacing w:before="0" w:after="80"/>
+      </w:pPr>
       <w:r>
         <w:rPr>
           <w:color w:val="E5E7EB"/>
@@ -2443,6 +2417,9 @@
       </w:r>
     </w:p>
     <w:p>
+      <w:pPr>
+        <w:spacing w:before="0" w:after="80"/>
+      </w:pPr>
       <w:r>
         <w:rPr>
           <w:color w:val="E5E7EB"/>
@@ -2488,6 +2465,9 @@
       </w:r>
     </w:p>
     <w:p>
+      <w:pPr>
+        <w:spacing w:before="0" w:after="80"/>
+      </w:pPr>
       <w:r>
         <w:rPr>
           <w:color w:val="E5E7EB"/>
@@ -2504,7 +2484,7 @@
           <w:b/>
           <w:color w:val="1E3A8A"/>
         </w:rPr>
-        <w:t>Soal Nomor 12  |  Kunci Jawaban: A, B, C</w:t>
+        <w:t>Soal Nomor 12  |  Kunci Jawaban: B</w:t>
         <w:br/>
       </w:r>
       <w:r>
@@ -2512,17 +2492,28 @@
           <w:i/>
           <w:color w:val="4B5563"/>
         </w:rPr>
-        <w:t>Materi / Lingkup Kompetensi: Sifat Bangun Datar &amp; Jaring-jaring (Pilihan Ganda Kompleks)</w:t>
+        <w:t>Materi / Lingkup Kompetensi: Luas Trapesium Siku-siku</w:t>
         <w:br/>
       </w:r>
       <w:r>
         <w:t>Pembahasan &amp; Langkah Penyelesaian:</w:t>
         <w:br/>
-        <w:t>(1) 2 segitiga + 3 persegi panjang = prisma segitiga (A Benar). (2) 1 persegi + 4 segitiga = limas segiempat (B Benar). (3) 2 lingkaran + 1 persegi panjang = tabung (dengan tutup), bukan tabung tanpa tutup (hanya 1 lingkaran). Jadi (3) TIDAK SESUAI untuk tabung tanpa tutup -&gt; C SALAH. Wait, let me fix: (3) seharusnya 'tabung dengan tutup'. Let me make C: 'Jaring-jaring (3) adalah tabung' -&gt; Benar. D: 'Semua jaring-jaring di atas merupakan jaring-jaring bangun ruang' -&gt; Benar (tidak harus datar). Let me simplify.</w:t>
+        <w:t>Langkah penyelesaian:</w:t>
+        <w:br/>
+        <w:t>Luas trapesium = 1/2 × (jumlah sisi sejajar) × tinggi</w:t>
+        <w:br/>
+        <w:t>Luas = 1/2 × (16 m + 24 m) × 12 m</w:t>
+        <w:br/>
+        <w:t>Luas = 1/2 × 40 m × 12 m = 20 × 12 = 240 m².</w:t>
+        <w:br/>
+        <w:t>Jadi, luas pekarangan rumah tersebut adalah 240 m² (Pilihan B).</w:t>
         <w:br/>
       </w:r>
     </w:p>
     <w:p>
+      <w:pPr>
+        <w:spacing w:before="0" w:after="80"/>
+      </w:pPr>
       <w:r>
         <w:rPr>
           <w:color w:val="E5E7EB"/>
@@ -2572,6 +2563,9 @@
       </w:r>
     </w:p>
     <w:p>
+      <w:pPr>
+        <w:spacing w:before="0" w:after="80"/>
+      </w:pPr>
       <w:r>
         <w:rPr>
           <w:color w:val="E5E7EB"/>
@@ -2615,6 +2609,9 @@
       </w:r>
     </w:p>
     <w:p>
+      <w:pPr>
+        <w:spacing w:before="0" w:after="80"/>
+      </w:pPr>
       <w:r>
         <w:rPr>
           <w:color w:val="E5E7EB"/>
@@ -2631,7 +2628,7 @@
           <w:b/>
           <w:color w:val="1E3A8A"/>
         </w:rPr>
-        <w:t>Soal Nomor 15  |  Kunci Jawaban: A: Benar, B: Benar, C: Benar</w:t>
+        <w:t>Soal Nomor 15  |  Kunci Jawaban: C</w:t>
         <w:br/>
       </w:r>
       <w:r>
@@ -2639,17 +2636,32 @@
           <w:i/>
           <w:color w:val="4B5563"/>
         </w:rPr>
-        <w:t>Materi / Lingkup Kompetensi: Kecepatan &amp; Waktu Tempuh (Tabel Kategori Benar/Salah)</w:t>
+        <w:t>Materi / Lingkup Kompetensi: Kecepatan Rata-rata dan Waktu Kedatangan</w:t>
         <w:br/>
       </w:r>
       <w:r>
         <w:t>Pembahasan &amp; Langkah Penyelesaian:</w:t>
         <w:br/>
-        <w:t>A: 240/80 = 3 jam (BENAR). B: 08.30 + 3 jam = 11.30 (BENAR). C: 11.30 + 0.15 = 11.45 (BENAR). Semua BENAR.</w:t>
+        <w:t>Langkah penyelesaian:</w:t>
+        <w:br/>
+        <w:t>1. Waktu berjalan murni = Jarak : Kecepatan</w:t>
+        <w:br/>
+        <w:t xml:space="preserve">   Waktu = 240 km : 80 km/jam = 3 jam.</w:t>
+        <w:br/>
+        <w:t>2. Waktu transit = 25 menit.</w:t>
+        <w:br/>
+        <w:t>3. Total waktu perjalanan = 3 jam + 25 menit = 3 jam 25 menit.</w:t>
+        <w:br/>
+        <w:t>4. Jam tiba = 08.20 WIB + 03.25 = 11.45 WIB.</w:t>
+        <w:br/>
+        <w:t>Jadi, kereta tiba di Surabaya pada pukul 11.45 WIB (Pilihan C).</w:t>
         <w:br/>
       </w:r>
     </w:p>
     <w:p>
+      <w:pPr>
+        <w:spacing w:before="0" w:after="80"/>
+      </w:pPr>
       <w:r>
         <w:rPr>
           <w:color w:val="E5E7EB"/>
@@ -2691,6 +2703,9 @@
       </w:r>
     </w:p>
     <w:p>
+      <w:pPr>
+        <w:spacing w:before="0" w:after="80"/>
+      </w:pPr>
       <w:r>
         <w:rPr>
           <w:color w:val="E5E7EB"/>
@@ -2730,6 +2745,9 @@
       </w:r>
     </w:p>
     <w:p>
+      <w:pPr>
+        <w:spacing w:before="0" w:after="80"/>
+      </w:pPr>
       <w:r>
         <w:rPr>
           <w:color w:val="E5E7EB"/>
@@ -2746,7 +2764,7 @@
           <w:b/>
           <w:color w:val="1E3A8A"/>
         </w:rPr>
-        <w:t>Soal Nomor 18  |  Kunci Jawaban: A, B, C</w:t>
+        <w:t>Soal Nomor 18  |  Kunci Jawaban: B</w:t>
         <w:br/>
       </w:r>
       <w:r>
@@ -2754,17 +2772,30 @@
           <w:i/>
           <w:color w:val="4B5563"/>
         </w:rPr>
-        <w:t>Materi / Lingkup Kompetensi: Menafsirkan Data Statistik (Pilihan Ganda Kompleks)</w:t>
+        <w:t>Materi / Lingkup Kompetensi: Menafsirkan Diagram Lingkaran Persentase</w:t>
         <w:br/>
       </w:r>
       <w:r>
         <w:t>Pembahasan &amp; Langkah Penyelesaian:</w:t>
         <w:br/>
-        <w:t>Modus = 80 (muncul 3 kali, A Benar). Median = (80+80)/2 = 80 (B Benar). Mean = (70+75+75+80+80+80+85+85+90+95)/10 = 815/10 = 81,5 (C Benar). Range = 95-70 = 25 (D SALAH). Jawaban benar: A, B, C.</w:t>
+        <w:t>Langkah penyelesaian:</w:t>
+        <w:br/>
+        <w:t>1. Siswa Sepak Bola = 35% × 120 = (35/100) × 120 = 42 orang.</w:t>
+        <w:br/>
+        <w:t>2. Siswa Bulu Tangkis = 25% × 120 = (25/100) × 120 = 30 orang.</w:t>
+        <w:br/>
+        <w:t>3. Selisih = 42 orang - 30 orang = 12 orang.</w:t>
+        <w:br/>
+        <w:t>(Atau: (35% - 25%) × 120 = 10% × 120 = 12 orang).</w:t>
+        <w:br/>
+        <w:t>Jadi, selisihnya adalah 12 orang (Pilihan B).</w:t>
         <w:br/>
       </w:r>
     </w:p>
     <w:p>
+      <w:pPr>
+        <w:spacing w:before="0" w:after="80"/>
+      </w:pPr>
       <w:r>
         <w:rPr>
           <w:color w:val="E5E7EB"/>
@@ -2810,6 +2841,9 @@
       </w:r>
     </w:p>
     <w:p>
+      <w:pPr>
+        <w:spacing w:before="0" w:after="80"/>
+      </w:pPr>
       <w:r>
         <w:rPr>
           <w:color w:val="E5E7EB"/>
@@ -2826,7 +2860,7 @@
           <w:b/>
           <w:color w:val="1E3A8A"/>
         </w:rPr>
-        <w:t>Soal Nomor 20  |  Kunci Jawaban: A: Benar, B: Benar, C: Salah</w:t>
+        <w:t>Soal Nomor 20  |  Kunci Jawaban: A</w:t>
         <w:br/>
       </w:r>
       <w:r>
@@ -2834,17 +2868,46 @@
           <w:i/>
           <w:color w:val="4B5563"/>
         </w:rPr>
-        <w:t>Materi / Lingkup Kompetensi: Statistika Modus &amp; Median (Tabel Kategori Benar/Salah)</w:t>
+        <w:t>Materi / Lingkup Kompetensi: Statistika Dasar (Modus dan Median Genap)</w:t>
         <w:br/>
       </w:r>
       <w:r>
         <w:t>Pembahasan &amp; Langkah Penyelesaian:</w:t>
         <w:br/>
-        <w:t>A: Modus = 80 (muncul 4 kali, BENAR). B: Data urut: 70,70,75,75,80,80,80,80,85,85,90,95. Median = (80+80)/2 = 80 (BENAR). C: Mean = 960/12 = 80 (SALAH, bukan 82).</w:t>
+        <w:t>Langkah penyelesaian:</w:t>
+        <w:br/>
+        <w:t>1. Menentukan Modus (nilai paling sering muncul):</w:t>
+        <w:br/>
+        <w:t xml:space="preserve">   - Nilai 70 muncul 2 kali</w:t>
+        <w:br/>
+        <w:t xml:space="preserve">   - Nilai 75 muncul 2 kali</w:t>
+        <w:br/>
+        <w:t xml:space="preserve">   - Nilai 80 muncul 4 kali</w:t>
+        <w:br/>
+        <w:t xml:space="preserve">   - Nilai 85 muncul 2 kali</w:t>
+        <w:br/>
+        <w:t xml:space="preserve">   - Nilai 90 muncul 1 kali</w:t>
+        <w:br/>
+        <w:t xml:space="preserve">   - Nilai 95 muncul 1 kali</w:t>
+        <w:br/>
+        <w:t xml:space="preserve">   Modus = 80.</w:t>
+        <w:br/>
+        <w:t>2. Menentukan Median (urutkan 12 data dari terkecil):</w:t>
+        <w:br/>
+        <w:t xml:space="preserve">   70, 70, 75, 75, 80, [80, 80], 80, 85, 85, 90, 95.</w:t>
+        <w:br/>
+        <w:t xml:space="preserve">   Nilai tengah berada di antara data ke-6 (80) dan data ke-7 (80).</w:t>
+        <w:br/>
+        <w:t xml:space="preserve">   Median = (80 + 80) : 2 = 80.</w:t>
+        <w:br/>
+        <w:t>Jadi, modus = 80 dan median = 80 (Pilihan A).</w:t>
         <w:br/>
       </w:r>
     </w:p>
     <w:p>
+      <w:pPr>
+        <w:spacing w:before="0" w:after="80"/>
+      </w:pPr>
       <w:r>
         <w:rPr>
           <w:color w:val="E5E7EB"/>
@@ -3225,6 +3288,11 @@
     <w:name w:val="Normal"/>
     <w:qFormat/>
     <w:rsid w:val="00FC693F"/>
+    <w:rPr>
+      <w:rFonts w:ascii="Calibri" w:hAnsi="Calibri"/>
+      <w:color w:val="1F2937"/>
+      <w:sz w:val="22"/>
+    </w:rPr>
   </w:style>
   <w:style w:type="paragraph" w:styleId="Header">
     <w:name w:val="header"/>

--- a/Quiz_Web_Matematika_Paket_2.docx
+++ b/Quiz_Web_Matematika_Paket_2.docx
@@ -4,1709 +4,171 @@
   <w:body>
     <w:p>
       <w:pPr>
-        <w:jc w:val="center"/>
+        <w:pStyle w:val="Heading1"/>
       </w:pPr>
       <w:r>
-        <w:rPr>
-          <w:b/>
-          <w:color w:val="4B5563"/>
-          <w:sz w:val="20"/>
-        </w:rPr>
-        <w:t>ASESMEN STANDARISASI PENDIDIKAN DAERAH / TKA SD 2026</w:t>
-        <w:br/>
-      </w:r>
-      <w:r>
-        <w:rPr>
-          <w:b/>
-          <w:color w:val="1E3A8A"/>
-          <w:sz w:val="30"/>
-        </w:rPr>
-        <w:t>TRY OUT DIGITAL INTERAKTIF: QUIZ WEB</w:t>
-        <w:br/>
-        <w:t>MATEMATIKA - PAKET 2</w:t>
-        <w:br/>
-      </w:r>
-      <w:r>
-        <w:rPr>
-          <w:i/>
-          <w:color w:val="6B7280"/>
-          <w:sz w:val="19"/>
-        </w:rPr>
-        <w:t>Disusun Berdasarkan Kisi-Kisi Kurikulum Merdeka &amp; Standar Try Out Resmi Pemerintah</w:t>
-      </w:r>
-    </w:p>
-    <w:p>
-      <w:pPr>
-        <w:jc w:val="center"/>
-      </w:pPr>
-      <w:r>
-        <w:rPr>
-          <w:color w:val="93C5FD"/>
-        </w:rPr>
-        <w:t>―――――――――――――――――――――――――――――――――――――――――――――――――――――――</w:t>
-      </w:r>
-    </w:p>
-    <w:p>
-      <w:pPr>
-        <w:spacing w:after="160"/>
-      </w:pPr>
-      <w:r>
-        <w:rPr>
-          <w:b/>
-        </w:rPr>
-        <w:t>PETUNJUK UMUM:</w:t>
-        <w:br/>
-      </w:r>
-      <w:r>
-        <w:t>1. Tulislah nama dan identitas Anda pada lembar pengerjaan yang tersedia.</w:t>
-        <w:br/>
-      </w:r>
-      <w:r>
-        <w:t>2. Periksa dan bacalah soal-soal secara teliti sebelum menjawab.</w:t>
-        <w:br/>
-      </w:r>
-      <w:r>
-        <w:t>3. Naskah soal ini terdiri atas 20 butir soal pilihan ganda dengan 4 opsi pilihan (A, B, C, D).</w:t>
-        <w:br/>
-      </w:r>
-      <w:r>
-        <w:t>4. Pilihlah salah satu jawaban yang Anda anggap paling benar dan tepat.</w:t>
-      </w:r>
-    </w:p>
-    <w:p>
-      <w:pPr>
-        <w:pStyle w:val="Heading2"/>
-        <w:spacing w:before="240" w:after="160"/>
-      </w:pPr>
-      <w:r>
-        <w:rPr>
-          <w:b/>
-          <w:color w:val="1E3A8A"/>
-          <w:sz w:val="24"/>
-        </w:rPr>
-        <w:t>BAGIAN A: NASKAH SOAL UJIAN (20 BUTIR)</w:t>
-      </w:r>
-    </w:p>
-    <w:p>
-      <w:pPr>
-        <w:spacing w:before="120" w:after="40"/>
-      </w:pPr>
-      <w:r>
-        <w:rPr>
-          <w:b/>
-        </w:rPr>
-        <w:t xml:space="preserve">1. </w:t>
-      </w:r>
-      <w:r>
-        <w:t>Pak Arman memanen buah apel sebanyak 18 keranjang. Setiap keranjang berisi 45 kg apel. Dari seluruh hasil panen tersebut, sebanyak 110 kg dibagikan kepada tetangga sekitar dan kerabat, sedangkan sisanya dijual kepada 10 orang pedagang buah di pasar dengan jumlah yang sama banyak. Berapa kilogram apel yang diterima oleh masing-masing pedagang?</w:t>
-      </w:r>
-    </w:p>
-    <w:p>
-      <w:pPr>
-        <w:spacing w:before="0" w:after="20"/>
-        <w:ind w:left="432"/>
-      </w:pPr>
-      <w:r>
-        <w:rPr>
-          <w:b/>
-        </w:rPr>
-        <w:t xml:space="preserve">A. </w:t>
-      </w:r>
-      <w:r>
-        <w:t>65 kg</w:t>
-      </w:r>
-    </w:p>
-    <w:p>
-      <w:pPr>
-        <w:spacing w:before="0" w:after="20"/>
-        <w:ind w:left="432"/>
-      </w:pPr>
-      <w:r>
-        <w:rPr>
-          <w:b/>
-        </w:rPr>
-        <w:t xml:space="preserve">B. </w:t>
-      </w:r>
-      <w:r>
-        <w:t>70 kg</w:t>
-      </w:r>
-    </w:p>
-    <w:p>
-      <w:pPr>
-        <w:spacing w:before="0" w:after="20"/>
-        <w:ind w:left="432"/>
-      </w:pPr>
-      <w:r>
-        <w:rPr>
-          <w:b/>
-        </w:rPr>
-        <w:t xml:space="preserve">C. </w:t>
-      </w:r>
-      <w:r>
-        <w:t>75 kg</w:t>
-      </w:r>
-    </w:p>
-    <w:p>
-      <w:pPr>
-        <w:spacing w:before="0" w:after="20"/>
-        <w:ind w:left="432"/>
-      </w:pPr>
-      <w:r>
-        <w:rPr>
-          <w:b/>
-        </w:rPr>
-        <w:t xml:space="preserve">D. </w:t>
-      </w:r>
-      <w:r>
-        <w:t>80 kg</w:t>
-      </w:r>
-    </w:p>
-    <w:p>
-      <w:pPr>
-        <w:spacing w:before="120" w:after="40"/>
-      </w:pPr>
-      <w:r>
-        <w:rPr>
-          <w:b/>
-        </w:rPr>
-        <w:t xml:space="preserve">2. </w:t>
-      </w:r>
-      <w:r>
-        <w:t>Suhu udara di kawasan dataran tinggi pegunungan pada dini hari tercatat -4°C. Pada siang hari yang cerah, suhunya mengalami kenaikan sebesar 19°C. Menjelang malam hari, suhu udara kembali turun sebesar 6°C. Berapakah suhu udara di puncak pegunungan tersebut pada malam hari?</w:t>
-      </w:r>
-    </w:p>
-    <w:p>
-      <w:pPr>
-        <w:spacing w:before="0" w:after="20"/>
-        <w:ind w:left="432"/>
-      </w:pPr>
-      <w:r>
-        <w:rPr>
-          <w:b/>
-        </w:rPr>
-        <w:t xml:space="preserve">A. </w:t>
-      </w:r>
-      <w:r>
-        <w:t>7°C</w:t>
-      </w:r>
-    </w:p>
-    <w:p>
-      <w:pPr>
-        <w:spacing w:before="0" w:after="20"/>
-        <w:ind w:left="432"/>
-      </w:pPr>
-      <w:r>
-        <w:rPr>
-          <w:b/>
-        </w:rPr>
-        <w:t xml:space="preserve">B. </w:t>
-      </w:r>
-      <w:r>
-        <w:t>9°C</w:t>
-      </w:r>
-    </w:p>
-    <w:p>
-      <w:pPr>
-        <w:spacing w:before="0" w:after="20"/>
-        <w:ind w:left="432"/>
-      </w:pPr>
-      <w:r>
-        <w:rPr>
-          <w:b/>
-        </w:rPr>
-        <w:t xml:space="preserve">C. </w:t>
-      </w:r>
-      <w:r>
-        <w:t>11°C</w:t>
-      </w:r>
-    </w:p>
-    <w:p>
-      <w:pPr>
-        <w:spacing w:before="0" w:after="20"/>
-        <w:ind w:left="432"/>
-      </w:pPr>
-      <w:r>
-        <w:rPr>
-          <w:b/>
-        </w:rPr>
-        <w:t xml:space="preserve">D. </w:t>
-      </w:r>
-      <w:r>
-        <w:t>13°C</w:t>
-      </w:r>
-    </w:p>
-    <w:p>
-      <w:pPr>
-        <w:spacing w:before="120" w:after="40"/>
-      </w:pPr>
-      <w:r>
-        <w:rPr>
-          <w:b/>
-        </w:rPr>
-        <w:t xml:space="preserve">3. </w:t>
-      </w:r>
-      <w:r>
-        <w:t>Sebuah jeriken berisi minyak goreng sebanyak 5 1/4 liter. Ibu menggunakannya untuk menggoreng kerupuk sebanyak 2 1/2 liter. Kemudian, Ayah membeli minyak kemasan sebanyak 1 3/4 liter dan menuangkannya ke dalam jeriken tersebut. Berapa liter volume minyak goreng di dalam jeriken sekarang?</w:t>
-      </w:r>
-    </w:p>
-    <w:p>
-      <w:pPr>
-        <w:spacing w:before="0" w:after="20"/>
-        <w:ind w:left="432"/>
-      </w:pPr>
-      <w:r>
-        <w:rPr>
-          <w:b/>
-        </w:rPr>
-        <w:t xml:space="preserve">A. </w:t>
-      </w:r>
-      <w:r>
-        <w:t>4 1/4 liter</w:t>
-      </w:r>
-    </w:p>
-    <w:p>
-      <w:pPr>
-        <w:spacing w:before="0" w:after="20"/>
-        <w:ind w:left="432"/>
-      </w:pPr>
-      <w:r>
-        <w:rPr>
-          <w:b/>
-        </w:rPr>
-        <w:t xml:space="preserve">B. </w:t>
-      </w:r>
-      <w:r>
-        <w:t>4 1/2 liter</w:t>
-      </w:r>
-    </w:p>
-    <w:p>
-      <w:pPr>
-        <w:spacing w:before="0" w:after="20"/>
-        <w:ind w:left="432"/>
-      </w:pPr>
-      <w:r>
-        <w:rPr>
-          <w:b/>
-        </w:rPr>
-        <w:t xml:space="preserve">C. </w:t>
-      </w:r>
-      <w:r>
-        <w:t>4 3/4 liter</w:t>
-      </w:r>
-    </w:p>
-    <w:p>
-      <w:pPr>
-        <w:spacing w:before="0" w:after="20"/>
-        <w:ind w:left="432"/>
-      </w:pPr>
-      <w:r>
-        <w:rPr>
-          <w:b/>
-        </w:rPr>
-        <w:t xml:space="preserve">D. </w:t>
-      </w:r>
-      <w:r>
-        <w:t>5 liter</w:t>
-      </w:r>
-    </w:p>
-    <w:p>
-      <w:pPr>
-        <w:spacing w:before="120" w:after="40"/>
-      </w:pPr>
-      <w:r>
-        <w:rPr>
-          <w:b/>
-        </w:rPr>
-        <w:t xml:space="preserve">4. </w:t>
-      </w:r>
-      <w:r>
-        <w:t>Di laboratorium sains sekolah terdapat empat botol larutan dengan tingkat kepekatan zat aktif sebagai berikut: Botol P = 45%, Botol Q = 0,55, Botol R = 3/5, dan Botol S = 0,4. Urutan botol larutan dari yang memiliki kadar kepekatan paling tinggi ke paling rendah adalah....</w:t>
-      </w:r>
-    </w:p>
-    <w:p>
-      <w:pPr>
-        <w:spacing w:before="0" w:after="20"/>
-        <w:ind w:left="432"/>
-      </w:pPr>
-      <w:r>
-        <w:rPr>
-          <w:b/>
-        </w:rPr>
-        <w:t xml:space="preserve">A. </w:t>
-      </w:r>
-      <w:r>
-        <w:t>Botol R, Botol Q, Botol P, Botol S</w:t>
-      </w:r>
-    </w:p>
-    <w:p>
-      <w:pPr>
-        <w:spacing w:before="0" w:after="20"/>
-        <w:ind w:left="432"/>
-      </w:pPr>
-      <w:r>
-        <w:rPr>
-          <w:b/>
-        </w:rPr>
-        <w:t xml:space="preserve">B. </w:t>
-      </w:r>
-      <w:r>
-        <w:t>Botol R, Botol P, Botol Q, Botol S</w:t>
-      </w:r>
-    </w:p>
-    <w:p>
-      <w:pPr>
-        <w:spacing w:before="0" w:after="20"/>
-        <w:ind w:left="432"/>
-      </w:pPr>
-      <w:r>
-        <w:rPr>
-          <w:b/>
-        </w:rPr>
-        <w:t xml:space="preserve">C. </w:t>
-      </w:r>
-      <w:r>
-        <w:t>Botol Q, Botol R, Botol P, Botol S</w:t>
-      </w:r>
-    </w:p>
-    <w:p>
-      <w:pPr>
-        <w:spacing w:before="0" w:after="20"/>
-        <w:ind w:left="432"/>
-      </w:pPr>
-      <w:r>
-        <w:rPr>
-          <w:b/>
-        </w:rPr>
-        <w:t xml:space="preserve">D. </w:t>
-      </w:r>
-      <w:r>
-        <w:t>Botol S, Botol P, Botol Q, Botol R</w:t>
-      </w:r>
-    </w:p>
-    <w:p>
-      <w:pPr>
-        <w:spacing w:before="120" w:after="40"/>
-      </w:pPr>
-      <w:r>
-        <w:rPr>
-          <w:b/>
-        </w:rPr>
-        <w:t xml:space="preserve">5. </w:t>
-      </w:r>
-      <w:r>
-        <w:t>Tiga buah bel alarm penanda pergantian kegiatan di asrama sekolah berbunyi secara berkala. Bel A berbunyi setiap 15 menit, bel B setiap 20 menit, dan bel C setiap 30 menit. Jika ketiga bel berbunyi bersamaan pada pukul 07.15 WIB, pada pukul berapakah ketiga bel tersebut akan berbunyi bersamaan lagi untuk kedua kalinya?</w:t>
-      </w:r>
-    </w:p>
-    <w:p>
-      <w:pPr>
-        <w:spacing w:before="0" w:after="20"/>
-        <w:ind w:left="432"/>
-      </w:pPr>
-      <w:r>
-        <w:rPr>
-          <w:b/>
-        </w:rPr>
-        <w:t xml:space="preserve">A. </w:t>
-      </w:r>
-      <w:r>
-        <w:t>07.45 WIB</w:t>
-      </w:r>
-    </w:p>
-    <w:p>
-      <w:pPr>
-        <w:spacing w:before="0" w:after="20"/>
-        <w:ind w:left="432"/>
-      </w:pPr>
-      <w:r>
-        <w:rPr>
-          <w:b/>
-        </w:rPr>
-        <w:t xml:space="preserve">B. </w:t>
-      </w:r>
-      <w:r>
-        <w:t>08.00 WIB</w:t>
-      </w:r>
-    </w:p>
-    <w:p>
-      <w:pPr>
-        <w:spacing w:before="0" w:after="20"/>
-        <w:ind w:left="432"/>
-      </w:pPr>
-      <w:r>
-        <w:rPr>
-          <w:b/>
-        </w:rPr>
-        <w:t xml:space="preserve">C. </w:t>
-      </w:r>
-      <w:r>
-        <w:t>08.15 WIB</w:t>
-      </w:r>
-    </w:p>
-    <w:p>
-      <w:pPr>
-        <w:spacing w:before="0" w:after="20"/>
-        <w:ind w:left="432"/>
-      </w:pPr>
-      <w:r>
-        <w:rPr>
-          <w:b/>
-        </w:rPr>
-        <w:t xml:space="preserve">D. </w:t>
-      </w:r>
-      <w:r>
-        <w:t>08.30 WIB</w:t>
-      </w:r>
-    </w:p>
-    <w:p>
-      <w:pPr>
-        <w:spacing w:before="120" w:after="40"/>
-      </w:pPr>
-      <w:r>
-        <w:rPr>
-          <w:b/>
-        </w:rPr>
-        <w:t xml:space="preserve">6. </w:t>
-      </w:r>
-      <w:r>
-        <w:t>Kelompok Tani Makmur memiliki persediaan 60 bibit pohon cabai, 75 bibit tomat, dan 90 bibit terung. Seluruh bibit tanaman tersebut akan dibagikan kepada beberapa kelompok warga pemukiman dengan komposisi jumlah dan jenis bibit yang sama banyak pada setiap kelompoknya tanpa ada bibit yang tersisa. Berapa banyak kelompok warga paling banyak yang dapat menerima bibit tersebut?</w:t>
-      </w:r>
-    </w:p>
-    <w:p>
-      <w:pPr>
-        <w:spacing w:before="0" w:after="20"/>
-        <w:ind w:left="432"/>
-      </w:pPr>
-      <w:r>
-        <w:rPr>
-          <w:b/>
-        </w:rPr>
-        <w:t xml:space="preserve">A. </w:t>
-      </w:r>
-      <w:r>
-        <w:t>10 kelompok</w:t>
-      </w:r>
-    </w:p>
-    <w:p>
-      <w:pPr>
-        <w:spacing w:before="0" w:after="20"/>
-        <w:ind w:left="432"/>
-      </w:pPr>
-      <w:r>
-        <w:rPr>
-          <w:b/>
-        </w:rPr>
-        <w:t xml:space="preserve">B. </w:t>
-      </w:r>
-      <w:r>
-        <w:t>12 kelompok</w:t>
-      </w:r>
-    </w:p>
-    <w:p>
-      <w:pPr>
-        <w:spacing w:before="0" w:after="20"/>
-        <w:ind w:left="432"/>
-      </w:pPr>
-      <w:r>
-        <w:rPr>
-          <w:b/>
-        </w:rPr>
-        <w:t xml:space="preserve">C. </w:t>
-      </w:r>
-      <w:r>
-        <w:t>15 kelompok</w:t>
-      </w:r>
-    </w:p>
-    <w:p>
-      <w:pPr>
-        <w:spacing w:before="0" w:after="20"/>
-        <w:ind w:left="432"/>
-      </w:pPr>
-      <w:r>
-        <w:rPr>
-          <w:b/>
-        </w:rPr>
-        <w:t xml:space="preserve">D. </w:t>
-      </w:r>
-      <w:r>
-        <w:t>20 kelompok</w:t>
-      </w:r>
-    </w:p>
-    <w:p>
-      <w:pPr>
-        <w:spacing w:before="120" w:after="40"/>
-      </w:pPr>
-      <w:r>
-        <w:rPr>
-          <w:b/>
-        </w:rPr>
-        <w:t xml:space="preserve">7. </w:t>
-      </w:r>
-      <w:r>
-        <w:t>Pak Santo memiliki kebun sayur berbentuk persegi dengan luas 784 m². Di sekeliling kebun tersebut akan dipasang tiang pancang bambu penahan pagar dengan jarak antar-tiang sejauh 2 meter. Berapakah banyak tiang pancang bambu yang dibutuhkan Pak Santo?</w:t>
-      </w:r>
-    </w:p>
-    <w:p>
-      <w:pPr>
-        <w:spacing w:before="0" w:after="20"/>
-        <w:ind w:left="432"/>
-      </w:pPr>
-      <w:r>
-        <w:rPr>
-          <w:b/>
-        </w:rPr>
-        <w:t xml:space="preserve">A. </w:t>
-      </w:r>
-      <w:r>
-        <w:t>48 buah</w:t>
-      </w:r>
-    </w:p>
-    <w:p>
-      <w:pPr>
-        <w:spacing w:before="0" w:after="20"/>
-        <w:ind w:left="432"/>
-      </w:pPr>
-      <w:r>
-        <w:rPr>
-          <w:b/>
-        </w:rPr>
-        <w:t xml:space="preserve">B. </w:t>
-      </w:r>
-      <w:r>
-        <w:t>52 buah</w:t>
-      </w:r>
-    </w:p>
-    <w:p>
-      <w:pPr>
-        <w:spacing w:before="0" w:after="20"/>
-        <w:ind w:left="432"/>
-      </w:pPr>
-      <w:r>
-        <w:rPr>
-          <w:b/>
-        </w:rPr>
-        <w:t xml:space="preserve">C. </w:t>
-      </w:r>
-      <w:r>
-        <w:t>56 buah</w:t>
-      </w:r>
-    </w:p>
-    <w:p>
-      <w:pPr>
-        <w:spacing w:before="0" w:after="20"/>
-        <w:ind w:left="432"/>
-      </w:pPr>
-      <w:r>
-        <w:rPr>
-          <w:b/>
-        </w:rPr>
-        <w:t xml:space="preserve">D. </w:t>
-      </w:r>
-      <w:r>
-        <w:t>64 buah</w:t>
-      </w:r>
-    </w:p>
-    <w:p>
-      <w:pPr>
-        <w:spacing w:before="120" w:after="40"/>
-      </w:pPr>
-      <w:r>
-        <w:rPr>
-          <w:b/>
-        </w:rPr>
-        <w:t xml:space="preserve">8. </w:t>
-      </w:r>
-      <w:r>
-        <w:t>Sebuah akuarium kaca berbentuk kubus terisi air tepat separuh (1/2 bagian). Volume air di dalam akuarium tersebut tercatat 62,5 liter (dm³). Berapakah panjang rusuk akuarium tersebut dalam satuan sentimeter (cm)?</w:t>
-      </w:r>
-    </w:p>
-    <w:p>
-      <w:pPr>
-        <w:spacing w:before="0" w:after="20"/>
-        <w:ind w:left="432"/>
-      </w:pPr>
-      <w:r>
-        <w:rPr>
-          <w:b/>
-        </w:rPr>
-        <w:t xml:space="preserve">A. </w:t>
-      </w:r>
-      <w:r>
-        <w:t>40 cm</w:t>
-      </w:r>
-    </w:p>
-    <w:p>
-      <w:pPr>
-        <w:spacing w:before="0" w:after="20"/>
-        <w:ind w:left="432"/>
-      </w:pPr>
-      <w:r>
-        <w:rPr>
-          <w:b/>
-        </w:rPr>
-        <w:t xml:space="preserve">B. </w:t>
-      </w:r>
-      <w:r>
-        <w:t>50 cm</w:t>
-      </w:r>
-    </w:p>
-    <w:p>
-      <w:pPr>
-        <w:spacing w:before="0" w:after="20"/>
-        <w:ind w:left="432"/>
-      </w:pPr>
-      <w:r>
-        <w:rPr>
-          <w:b/>
-        </w:rPr>
-        <w:t xml:space="preserve">C. </w:t>
-      </w:r>
-      <w:r>
-        <w:t>60 cm</w:t>
-      </w:r>
-    </w:p>
-    <w:p>
-      <w:pPr>
-        <w:spacing w:before="0" w:after="20"/>
-        <w:ind w:left="432"/>
-      </w:pPr>
-      <w:r>
-        <w:rPr>
-          <w:b/>
-        </w:rPr>
-        <w:t xml:space="preserve">D. </w:t>
-      </w:r>
-      <w:r>
-        <w:t>70 cm</w:t>
-      </w:r>
-    </w:p>
-    <w:p>
-      <w:pPr>
-        <w:spacing w:before="120" w:after="40"/>
-      </w:pPr>
-      <w:r>
-        <w:rPr>
-          <w:b/>
-        </w:rPr>
-        <w:t xml:space="preserve">9. </w:t>
-      </w:r>
-      <w:r>
-        <w:t>Perbandingan umur Dimas dan Kakaknya adalah 3 : 7. Jika umur Kakak saat ini adalah 28 tahun, berapakah jumlah umur Dimas dan Kakaknya?</w:t>
-      </w:r>
-    </w:p>
-    <w:p>
-      <w:pPr>
-        <w:spacing w:before="0" w:after="20"/>
-        <w:ind w:left="432"/>
-      </w:pPr>
-      <w:r>
-        <w:rPr>
-          <w:b/>
-        </w:rPr>
-        <w:t xml:space="preserve">A. </w:t>
-      </w:r>
-      <w:r>
-        <w:t>36 tahun</w:t>
-      </w:r>
-    </w:p>
-    <w:p>
-      <w:pPr>
-        <w:spacing w:before="0" w:after="20"/>
-        <w:ind w:left="432"/>
-      </w:pPr>
-      <w:r>
-        <w:rPr>
-          <w:b/>
-        </w:rPr>
-        <w:t xml:space="preserve">B. </w:t>
-      </w:r>
-      <w:r>
-        <w:t>40 tahun</w:t>
-      </w:r>
-    </w:p>
-    <w:p>
-      <w:pPr>
-        <w:spacing w:before="0" w:after="20"/>
-        <w:ind w:left="432"/>
-      </w:pPr>
-      <w:r>
-        <w:rPr>
-          <w:b/>
-        </w:rPr>
-        <w:t xml:space="preserve">C. </w:t>
-      </w:r>
-      <w:r>
-        <w:t>42 tahun</w:t>
-      </w:r>
-    </w:p>
-    <w:p>
-      <w:pPr>
-        <w:spacing w:before="0" w:after="20"/>
-        <w:ind w:left="432"/>
-      </w:pPr>
-      <w:r>
-        <w:rPr>
-          <w:b/>
-        </w:rPr>
-        <w:t xml:space="preserve">D. </w:t>
-      </w:r>
-      <w:r>
-        <w:t>44 tahun</w:t>
-      </w:r>
-    </w:p>
-    <w:p>
-      <w:pPr>
-        <w:spacing w:before="120" w:after="40"/>
-      </w:pPr>
-      <w:r>
-        <w:rPr>
-          <w:b/>
-        </w:rPr>
-        <w:t xml:space="preserve">10. </w:t>
-      </w:r>
-      <w:r>
-        <w:t>Denah gedung serbaguna digambar dengan skala 1 : 200. Pada gambar denah tersebut, ukuran panjang gedung adalah 15 cm dan lebarnya 10 cm. Berapakah luas sebenarnya dari lantai gedung serbaguna tersebut dalam satuan meter persegi (m²)?</w:t>
-      </w:r>
-    </w:p>
-    <w:p>
-      <w:pPr>
-        <w:spacing w:before="0" w:after="20"/>
-        <w:ind w:left="432"/>
-      </w:pPr>
-      <w:r>
-        <w:rPr>
-          <w:b/>
-        </w:rPr>
-        <w:t xml:space="preserve">A. </w:t>
-      </w:r>
-      <w:r>
-        <w:t>300 m²</w:t>
-      </w:r>
-    </w:p>
-    <w:p>
-      <w:pPr>
-        <w:spacing w:before="0" w:after="20"/>
-        <w:ind w:left="432"/>
-      </w:pPr>
-      <w:r>
-        <w:rPr>
-          <w:b/>
-        </w:rPr>
-        <w:t xml:space="preserve">B. </w:t>
-      </w:r>
-      <w:r>
-        <w:t>450 m²</w:t>
-      </w:r>
-    </w:p>
-    <w:p>
-      <w:pPr>
-        <w:spacing w:before="0" w:after="20"/>
-        <w:ind w:left="432"/>
-      </w:pPr>
-      <w:r>
-        <w:rPr>
-          <w:b/>
-        </w:rPr>
-        <w:t xml:space="preserve">C. </w:t>
-      </w:r>
-      <w:r>
-        <w:t>600 m²</w:t>
-      </w:r>
-    </w:p>
-    <w:p>
-      <w:pPr>
-        <w:spacing w:before="0" w:after="20"/>
-        <w:ind w:left="432"/>
-      </w:pPr>
-      <w:r>
-        <w:rPr>
-          <w:b/>
-        </w:rPr>
-        <w:t xml:space="preserve">D. </w:t>
-      </w:r>
-      <w:r>
-        <w:t>750 m²</w:t>
-      </w:r>
-    </w:p>
-    <w:p>
-      <w:pPr>
-        <w:spacing w:before="120" w:after="40"/>
-      </w:pPr>
-      <w:r>
-        <w:rPr>
-          <w:b/>
-        </w:rPr>
-        <w:t xml:space="preserve">11. </w:t>
-      </w:r>
-      <w:r>
-        <w:t>Sebuah taman kota berbentuk lingkaran memiliki diameter 28 meter (π = 22/7). Seluruh permukaan tanah taman tersebut akan ditanami rumput hias gajah mini. Berapakah luas tanah taman yang akan ditanami rumput tersebut?</w:t>
-      </w:r>
-    </w:p>
-    <w:p>
-      <w:pPr>
-        <w:spacing w:before="0" w:after="20"/>
-        <w:ind w:left="432"/>
-      </w:pPr>
-      <w:r>
-        <w:rPr>
-          <w:b/>
-        </w:rPr>
-        <w:t xml:space="preserve">A. </w:t>
-      </w:r>
-      <w:r>
-        <w:t>588 m²</w:t>
-      </w:r>
-    </w:p>
-    <w:p>
-      <w:pPr>
-        <w:spacing w:before="0" w:after="20"/>
-        <w:ind w:left="432"/>
-      </w:pPr>
-      <w:r>
-        <w:rPr>
-          <w:b/>
-        </w:rPr>
-        <w:t xml:space="preserve">B. </w:t>
-      </w:r>
-      <w:r>
-        <w:t>616 m²</w:t>
-      </w:r>
-    </w:p>
-    <w:p>
-      <w:pPr>
-        <w:spacing w:before="0" w:after="20"/>
-        <w:ind w:left="432"/>
-      </w:pPr>
-      <w:r>
-        <w:rPr>
-          <w:b/>
-        </w:rPr>
-        <w:t xml:space="preserve">C. </w:t>
-      </w:r>
-      <w:r>
-        <w:t>644 m²</w:t>
-      </w:r>
-    </w:p>
-    <w:p>
-      <w:pPr>
-        <w:spacing w:before="0" w:after="20"/>
-        <w:ind w:left="432"/>
-      </w:pPr>
-      <w:r>
-        <w:rPr>
-          <w:b/>
-        </w:rPr>
-        <w:t xml:space="preserve">D. </w:t>
-      </w:r>
-      <w:r>
-        <w:t>672 m²</w:t>
-      </w:r>
-    </w:p>
-    <w:p>
-      <w:pPr>
-        <w:spacing w:before="120" w:after="40"/>
-      </w:pPr>
-      <w:r>
-        <w:rPr>
-          <w:b/>
-        </w:rPr>
-        <w:t xml:space="preserve">12. </w:t>
-      </w:r>
-      <w:r>
-        <w:t>Sebidang tanah pekarangan rumah berbentuk trapesium siku-siku memiliki panjang dua sisi sejajar masing-masing 16 meter dan 24 meter. Jarak tegak lurus antara kedua sisi sejajar tersebut (tinggi trapesium) adalah 12 meter. Berapakah luas pekarangan tersebut?</w:t>
-      </w:r>
-    </w:p>
-    <w:p>
-      <w:pPr>
-        <w:spacing w:before="0" w:after="20"/>
-        <w:ind w:left="432"/>
-      </w:pPr>
-      <w:r>
-        <w:rPr>
-          <w:b/>
-        </w:rPr>
-        <w:t xml:space="preserve">A. </w:t>
-      </w:r>
-      <w:r>
-        <w:t>200 m²</w:t>
-      </w:r>
-    </w:p>
-    <w:p>
-      <w:pPr>
-        <w:spacing w:before="0" w:after="20"/>
-        <w:ind w:left="432"/>
-      </w:pPr>
-      <w:r>
-        <w:rPr>
-          <w:b/>
-        </w:rPr>
-        <w:t xml:space="preserve">B. </w:t>
-      </w:r>
-      <w:r>
-        <w:t>240 m²</w:t>
-      </w:r>
-    </w:p>
-    <w:p>
-      <w:pPr>
-        <w:spacing w:before="0" w:after="20"/>
-        <w:ind w:left="432"/>
-      </w:pPr>
-      <w:r>
-        <w:rPr>
-          <w:b/>
-        </w:rPr>
-        <w:t xml:space="preserve">C. </w:t>
-      </w:r>
-      <w:r>
-        <w:t>280 m²</w:t>
-      </w:r>
-    </w:p>
-    <w:p>
-      <w:pPr>
-        <w:spacing w:before="0" w:after="20"/>
-        <w:ind w:left="432"/>
-      </w:pPr>
-      <w:r>
-        <w:rPr>
-          <w:b/>
-        </w:rPr>
-        <w:t xml:space="preserve">D. </w:t>
-      </w:r>
-      <w:r>
-        <w:t>320 m²</w:t>
-      </w:r>
-    </w:p>
-    <w:p>
-      <w:pPr>
-        <w:spacing w:before="120" w:after="40"/>
-      </w:pPr>
-      <w:r>
-        <w:rPr>
-          <w:b/>
-        </w:rPr>
-        <w:t xml:space="preserve">13. </w:t>
-      </w:r>
-      <w:r>
-        <w:t>Sebuah tandon penampung air hujan berbentuk tabung memiliki jari-jari alas 70 cm dan tinggi 1,5 meter (150 cm). Tandon tersebut diisi air sampai penuh (gunakan π = 22/7). Berapa liter volume air di dalam tandon tersebut?</w:t>
-      </w:r>
-    </w:p>
-    <w:p>
-      <w:pPr>
-        <w:spacing w:before="0" w:after="20"/>
-        <w:ind w:left="432"/>
-      </w:pPr>
-      <w:r>
-        <w:rPr>
-          <w:b/>
-        </w:rPr>
-        <w:t xml:space="preserve">A. </w:t>
-      </w:r>
-      <w:r>
-        <w:t>1.840 liter</w:t>
-      </w:r>
-    </w:p>
-    <w:p>
-      <w:pPr>
-        <w:spacing w:before="0" w:after="20"/>
-        <w:ind w:left="432"/>
-      </w:pPr>
-      <w:r>
-        <w:rPr>
-          <w:b/>
-        </w:rPr>
-        <w:t xml:space="preserve">B. </w:t>
-      </w:r>
-      <w:r>
-        <w:t>2.100 liter</w:t>
-      </w:r>
-    </w:p>
-    <w:p>
-      <w:pPr>
-        <w:spacing w:before="0" w:after="20"/>
-        <w:ind w:left="432"/>
-      </w:pPr>
-      <w:r>
-        <w:rPr>
-          <w:b/>
-        </w:rPr>
-        <w:t xml:space="preserve">C. </w:t>
-      </w:r>
-      <w:r>
-        <w:t>2.310 liter</w:t>
-      </w:r>
-    </w:p>
-    <w:p>
-      <w:pPr>
-        <w:spacing w:before="0" w:after="20"/>
-        <w:ind w:left="432"/>
-      </w:pPr>
-      <w:r>
-        <w:rPr>
-          <w:b/>
-        </w:rPr>
-        <w:t xml:space="preserve">D. </w:t>
-      </w:r>
-      <w:r>
-        <w:t>2.520 liter</w:t>
-      </w:r>
-    </w:p>
-    <w:p>
-      <w:pPr>
-        <w:spacing w:before="120" w:after="40"/>
-      </w:pPr>
-      <w:r>
-        <w:rPr>
-          <w:b/>
-        </w:rPr>
-        <w:t xml:space="preserve">14. </w:t>
-      </w:r>
-      <w:r>
-        <w:t>Perhatikan sifat-sifat bangun ruang berikut:</w:t>
-        <w:br/>
-      </w:r>
-    </w:p>
-    <w:p>
-      <w:pPr>
-        <w:spacing w:before="0" w:after="40"/>
-      </w:pPr>
-      <w:r>
-        <w:t>(1) Memiliki 2 sisi datar berbentuk lingkaran yang kongruen (alas dan tutup).</w:t>
-      </w:r>
-    </w:p>
-    <w:p>
-      <w:pPr>
-        <w:spacing w:before="0" w:after="40"/>
-      </w:pPr>
-      <w:r>
-        <w:t>(2) Memiliki 1 sisi lengkung yang menghubungkan alas dan tutup (selimut).</w:t>
-      </w:r>
-    </w:p>
-    <w:p>
-      <w:pPr>
-        <w:spacing w:before="0" w:after="40"/>
-      </w:pPr>
-      <w:r>
-        <w:t>(3) Memiliki 2 buah rusuk lengkung dan tidak memiliki titik sudut.</w:t>
-      </w:r>
-    </w:p>
-    <w:p>
-      <w:pPr>
-        <w:spacing w:before="0" w:after="40"/>
-      </w:pPr>
-      <w:r>
-        <w:t>Bangun ruang yang memiliki sifat-sifat tersebut adalah....</w:t>
-      </w:r>
-    </w:p>
-    <w:p>
-      <w:pPr>
-        <w:spacing w:before="0" w:after="20"/>
-        <w:ind w:left="432"/>
-      </w:pPr>
-      <w:r>
-        <w:rPr>
-          <w:b/>
-        </w:rPr>
-        <w:t xml:space="preserve">A. </w:t>
-      </w:r>
-      <w:r>
-        <w:t>Kerucut</w:t>
-      </w:r>
-    </w:p>
-    <w:p>
-      <w:pPr>
-        <w:spacing w:before="0" w:after="20"/>
-        <w:ind w:left="432"/>
-      </w:pPr>
-      <w:r>
-        <w:rPr>
-          <w:b/>
-        </w:rPr>
-        <w:t xml:space="preserve">B. </w:t>
-      </w:r>
-      <w:r>
-        <w:t>Bola</w:t>
-      </w:r>
-    </w:p>
-    <w:p>
-      <w:pPr>
-        <w:spacing w:before="0" w:after="20"/>
-        <w:ind w:left="432"/>
-      </w:pPr>
-      <w:r>
-        <w:rPr>
-          <w:b/>
-        </w:rPr>
-        <w:t xml:space="preserve">C. </w:t>
-      </w:r>
-      <w:r>
-        <w:t>Tabung</w:t>
-      </w:r>
-    </w:p>
-    <w:p>
-      <w:pPr>
-        <w:spacing w:before="0" w:after="20"/>
-        <w:ind w:left="432"/>
-      </w:pPr>
-      <w:r>
-        <w:rPr>
-          <w:b/>
-        </w:rPr>
-        <w:t xml:space="preserve">D. </w:t>
-      </w:r>
-      <w:r>
-        <w:t>Prisma lingkaran</w:t>
-      </w:r>
-    </w:p>
-    <w:p>
-      <w:pPr>
-        <w:spacing w:before="120" w:after="40"/>
-      </w:pPr>
-      <w:r>
-        <w:rPr>
-          <w:b/>
-        </w:rPr>
-        <w:t xml:space="preserve">15. </w:t>
-      </w:r>
-      <w:r>
-        <w:t>Kereta Api Logawa melaju dari Stasiun Purwokerto menuju Stasiun Surabaya dengan kecepatan rata-rata 80 km/jam. Jarak rute rel yang ditempuh adalah 240 km. Jika kereta api berangkat pada pukul 08.20 WIB dan sempat berhenti transit di stasiun antara selama 25 menit, pada pukul berapakah kereta tiba di Stasiun Surabaya?</w:t>
-      </w:r>
-    </w:p>
-    <w:p>
-      <w:pPr>
-        <w:spacing w:before="0" w:after="20"/>
-        <w:ind w:left="432"/>
-      </w:pPr>
-      <w:r>
-        <w:rPr>
-          <w:b/>
-        </w:rPr>
-        <w:t xml:space="preserve">A. </w:t>
-      </w:r>
-      <w:r>
-        <w:t>11.20 WIB</w:t>
-      </w:r>
-    </w:p>
-    <w:p>
-      <w:pPr>
-        <w:spacing w:before="0" w:after="20"/>
-        <w:ind w:left="432"/>
-      </w:pPr>
-      <w:r>
-        <w:rPr>
-          <w:b/>
-        </w:rPr>
-        <w:t xml:space="preserve">B. </w:t>
-      </w:r>
-      <w:r>
-        <w:t>11.35 WIB</w:t>
-      </w:r>
-    </w:p>
-    <w:p>
-      <w:pPr>
-        <w:spacing w:before="0" w:after="20"/>
-        <w:ind w:left="432"/>
-      </w:pPr>
-      <w:r>
-        <w:rPr>
-          <w:b/>
-        </w:rPr>
-        <w:t xml:space="preserve">C. </w:t>
-      </w:r>
-      <w:r>
-        <w:t>11.45 WIB</w:t>
-      </w:r>
-    </w:p>
-    <w:p>
-      <w:pPr>
-        <w:spacing w:before="0" w:after="20"/>
-        <w:ind w:left="432"/>
-      </w:pPr>
-      <w:r>
-        <w:rPr>
-          <w:b/>
-        </w:rPr>
-        <w:t xml:space="preserve">D. </w:t>
-      </w:r>
-      <w:r>
-        <w:t>12.00 WIB</w:t>
-      </w:r>
-    </w:p>
-    <w:p>
-      <w:pPr>
-        <w:spacing w:before="120" w:after="40"/>
-      </w:pPr>
-      <w:r>
-        <w:rPr>
-          <w:b/>
-        </w:rPr>
-        <w:t xml:space="preserve">16. </w:t>
-      </w:r>
-      <w:r>
-        <w:t>Sebuah tandon air berkapasitas 1.500 liter terisi penuh. Di bagian bawah tandon dipasang kran pembuangan air dengan debit aliran konstan 25 liter/menit. Berapa menit waktu yang dibutuhkan untuk mengosongkan seluruh air di dalam tandon tersebut?</w:t>
-      </w:r>
-    </w:p>
-    <w:p>
-      <w:pPr>
-        <w:spacing w:before="0" w:after="20"/>
-        <w:ind w:left="432"/>
-      </w:pPr>
-      <w:r>
-        <w:rPr>
-          <w:b/>
-        </w:rPr>
-        <w:t xml:space="preserve">A. </w:t>
-      </w:r>
-      <w:r>
-        <w:t>50 menit</w:t>
-      </w:r>
-    </w:p>
-    <w:p>
-      <w:pPr>
-        <w:spacing w:before="0" w:after="20"/>
-        <w:ind w:left="432"/>
-      </w:pPr>
-      <w:r>
-        <w:rPr>
-          <w:b/>
-        </w:rPr>
-        <w:t xml:space="preserve">B. </w:t>
-      </w:r>
-      <w:r>
-        <w:t>55 menit</w:t>
-      </w:r>
-    </w:p>
-    <w:p>
-      <w:pPr>
-        <w:spacing w:before="0" w:after="20"/>
-        <w:ind w:left="432"/>
-      </w:pPr>
-      <w:r>
-        <w:rPr>
-          <w:b/>
-        </w:rPr>
-        <w:t xml:space="preserve">C. </w:t>
-      </w:r>
-      <w:r>
-        <w:t>60 menit</w:t>
-      </w:r>
-    </w:p>
-    <w:p>
-      <w:pPr>
-        <w:spacing w:before="0" w:after="20"/>
-        <w:ind w:left="432"/>
-      </w:pPr>
-      <w:r>
-        <w:rPr>
-          <w:b/>
-        </w:rPr>
-        <w:t xml:space="preserve">D. </w:t>
-      </w:r>
-      <w:r>
-        <w:t>75 menit</w:t>
-      </w:r>
-    </w:p>
-    <w:p>
-      <w:pPr>
-        <w:spacing w:before="120" w:after="40"/>
-      </w:pPr>
-      <w:r>
-        <w:rPr>
-          <w:b/>
-        </w:rPr>
-        <w:t xml:space="preserve">17. </w:t>
-      </w:r>
-      <w:r>
-        <w:t>Data kunjungan pemustaka di Perpustakaan Daerah selama 5 hari tercatat sebagai berikut: Senin 60 orang, Selasa 75 orang, Rabu 90 orang, Kamis 65 orang, dan Jumat 110 orang. Berapakah jumlah total kunjungan pemustaka selama 5 hari tersebut?</w:t>
-      </w:r>
-    </w:p>
-    <w:p>
-      <w:pPr>
-        <w:spacing w:before="0" w:after="20"/>
-        <w:ind w:left="432"/>
-      </w:pPr>
-      <w:r>
-        <w:rPr>
-          <w:b/>
-        </w:rPr>
-        <w:t xml:space="preserve">A. </w:t>
-      </w:r>
-      <w:r>
-        <w:t>380 orang</w:t>
-      </w:r>
-    </w:p>
-    <w:p>
-      <w:pPr>
-        <w:spacing w:before="0" w:after="20"/>
-        <w:ind w:left="432"/>
-      </w:pPr>
-      <w:r>
-        <w:rPr>
-          <w:b/>
-        </w:rPr>
-        <w:t xml:space="preserve">B. </w:t>
-      </w:r>
-      <w:r>
-        <w:t>390 orang</w:t>
-      </w:r>
-    </w:p>
-    <w:p>
-      <w:pPr>
-        <w:spacing w:before="0" w:after="20"/>
-        <w:ind w:left="432"/>
-      </w:pPr>
-      <w:r>
-        <w:rPr>
-          <w:b/>
-        </w:rPr>
-        <w:t xml:space="preserve">C. </w:t>
-      </w:r>
-      <w:r>
-        <w:t>400 orang</w:t>
-      </w:r>
-    </w:p>
-    <w:p>
-      <w:pPr>
-        <w:spacing w:before="0" w:after="20"/>
-        <w:ind w:left="432"/>
-      </w:pPr>
-      <w:r>
-        <w:rPr>
-          <w:b/>
-        </w:rPr>
-        <w:t xml:space="preserve">D. </w:t>
-      </w:r>
-      <w:r>
-        <w:t>410 orang</w:t>
-      </w:r>
-    </w:p>
-    <w:p>
-      <w:pPr>
-        <w:spacing w:before="120" w:after="40"/>
-      </w:pPr>
-      <w:r>
-        <w:rPr>
-          <w:b/>
-        </w:rPr>
-        <w:t xml:space="preserve">18. </w:t>
-      </w:r>
-      <w:r>
-        <w:t>Sebuah survei kegiatan ekstrakurikuler diikuti oleh 120 siswa kelas VI dengan rincian persentase: Sepak Bola 35%, Bulu Tangkis 25%, Renang 20%, dan Seni Musik sisanya. Berapakah selisih banyak siswa yang memilih ekstrakurikuler Sepak Bola dengan Bulu Tangkis?</w:t>
-      </w:r>
-    </w:p>
-    <w:p>
-      <w:pPr>
-        <w:spacing w:before="0" w:after="20"/>
-        <w:ind w:left="432"/>
-      </w:pPr>
-      <w:r>
-        <w:rPr>
-          <w:b/>
-        </w:rPr>
-        <w:t xml:space="preserve">A. </w:t>
-      </w:r>
-      <w:r>
-        <w:t>10 orang</w:t>
-      </w:r>
-    </w:p>
-    <w:p>
-      <w:pPr>
-        <w:spacing w:before="0" w:after="20"/>
-        <w:ind w:left="432"/>
-      </w:pPr>
-      <w:r>
-        <w:rPr>
-          <w:b/>
-        </w:rPr>
-        <w:t xml:space="preserve">B. </w:t>
-      </w:r>
-      <w:r>
-        <w:t>12 orang</w:t>
-      </w:r>
-    </w:p>
-    <w:p>
-      <w:pPr>
-        <w:spacing w:before="0" w:after="20"/>
-        <w:ind w:left="432"/>
-      </w:pPr>
-      <w:r>
-        <w:rPr>
-          <w:b/>
-        </w:rPr>
-        <w:t xml:space="preserve">C. </w:t>
-      </w:r>
-      <w:r>
-        <w:t>15 orang</w:t>
-      </w:r>
-    </w:p>
-    <w:p>
-      <w:pPr>
-        <w:spacing w:before="0" w:after="20"/>
-        <w:ind w:left="432"/>
-      </w:pPr>
-      <w:r>
-        <w:rPr>
-          <w:b/>
-        </w:rPr>
-        <w:t xml:space="preserve">D. </w:t>
-      </w:r>
-      <w:r>
-        <w:t>18 orang</w:t>
-      </w:r>
-    </w:p>
-    <w:p>
-      <w:pPr>
-        <w:spacing w:before="120" w:after="40"/>
-      </w:pPr>
-      <w:r>
-        <w:rPr>
-          <w:b/>
-        </w:rPr>
-        <w:t xml:space="preserve">19. </w:t>
-      </w:r>
-      <w:r>
-        <w:t>Nilai rata-rata ulangan harian IPA dari 9 orang siswa adalah 78. Ketika nilai ulangan milik Bayu digabungkan ke dalam kelompok tersebut, nilai rata-ratanya naik menjadi 80. Berapakah nilai ulangan IPA Bayu?</w:t>
-      </w:r>
-    </w:p>
-    <w:p>
-      <w:pPr>
-        <w:spacing w:before="0" w:after="20"/>
-        <w:ind w:left="432"/>
-      </w:pPr>
-      <w:r>
-        <w:rPr>
-          <w:b/>
-        </w:rPr>
-        <w:t xml:space="preserve">A. </w:t>
-      </w:r>
-      <w:r>
-        <w:t>92</w:t>
-      </w:r>
-    </w:p>
-    <w:p>
-      <w:pPr>
-        <w:spacing w:before="0" w:after="20"/>
-        <w:ind w:left="432"/>
-      </w:pPr>
-      <w:r>
-        <w:rPr>
-          <w:b/>
-        </w:rPr>
-        <w:t xml:space="preserve">B. </w:t>
-      </w:r>
-      <w:r>
-        <w:t>95</w:t>
-      </w:r>
-    </w:p>
-    <w:p>
-      <w:pPr>
-        <w:spacing w:before="0" w:after="20"/>
-        <w:ind w:left="432"/>
-      </w:pPr>
-      <w:r>
-        <w:rPr>
-          <w:b/>
-        </w:rPr>
-        <w:t xml:space="preserve">C. </w:t>
-      </w:r>
-      <w:r>
-        <w:t>98</w:t>
-      </w:r>
-    </w:p>
-    <w:p>
-      <w:pPr>
-        <w:spacing w:before="0" w:after="20"/>
-        <w:ind w:left="432"/>
-      </w:pPr>
-      <w:r>
-        <w:rPr>
-          <w:b/>
-        </w:rPr>
-        <w:t xml:space="preserve">D. </w:t>
-      </w:r>
-      <w:r>
-        <w:t>100</w:t>
-      </w:r>
-    </w:p>
-    <w:p>
-      <w:pPr>
-        <w:spacing w:before="120" w:after="40"/>
-      </w:pPr>
-      <w:r>
-        <w:rPr>
-          <w:b/>
-        </w:rPr>
-        <w:t xml:space="preserve">20. </w:t>
-      </w:r>
-      <w:r>
-        <w:t>Nilai ulangan matematika dari 12 orang siswa adalah sebagai berikut:</w:t>
-        <w:br/>
-      </w:r>
-    </w:p>
-    <w:p>
-      <w:pPr>
-        <w:spacing w:before="0" w:after="40"/>
-      </w:pPr>
-      <w:r>
-        <w:t>70, 80, 75, 90, 85, 80, 75, 80, 85, 95, 80, 70.</w:t>
-      </w:r>
-    </w:p>
-    <w:p>
-      <w:pPr>
-        <w:spacing w:before="0" w:after="40"/>
-      </w:pPr>
-      <w:r>
-        <w:t>Modus dan median dari data nilai ulangan tersebut adalah....</w:t>
-      </w:r>
-    </w:p>
-    <w:p>
-      <w:pPr>
-        <w:spacing w:before="0" w:after="20"/>
-        <w:ind w:left="432"/>
-      </w:pPr>
-      <w:r>
-        <w:rPr>
-          <w:b/>
-        </w:rPr>
-        <w:t xml:space="preserve">A. </w:t>
-      </w:r>
-      <w:r>
-        <w:t>Modus = 80 dan Median = 80</w:t>
-      </w:r>
-    </w:p>
-    <w:p>
-      <w:pPr>
-        <w:spacing w:before="0" w:after="20"/>
-        <w:ind w:left="432"/>
-      </w:pPr>
-      <w:r>
-        <w:rPr>
-          <w:b/>
-        </w:rPr>
-        <w:t xml:space="preserve">B. </w:t>
-      </w:r>
-      <w:r>
-        <w:t>Modus = 75 dan Median = 80</w:t>
-      </w:r>
-    </w:p>
-    <w:p>
-      <w:pPr>
-        <w:spacing w:before="0" w:after="20"/>
-        <w:ind w:left="432"/>
-      </w:pPr>
-      <w:r>
-        <w:rPr>
-          <w:b/>
-        </w:rPr>
-        <w:t xml:space="preserve">C. </w:t>
-      </w:r>
-      <w:r>
-        <w:t>Modus = 80 dan Median = 77,5</w:t>
-      </w:r>
-    </w:p>
-    <w:p>
-      <w:pPr>
-        <w:spacing w:before="0" w:after="20"/>
-        <w:ind w:left="432"/>
-      </w:pPr>
-      <w:r>
-        <w:rPr>
-          <w:b/>
-        </w:rPr>
-        <w:t xml:space="preserve">D. </w:t>
-      </w:r>
-      <w:r>
-        <w:t>Modus = 85 dan Median = 80</w:t>
-      </w:r>
-    </w:p>
-    <w:p>
-      <w:r>
-        <w:br w:type="page"/>
-      </w:r>
-    </w:p>
-    <w:p>
-      <w:pPr>
-        <w:pStyle w:val="Heading2"/>
-        <w:spacing w:before="160" w:after="160"/>
-      </w:pPr>
-      <w:r>
-        <w:rPr>
-          <w:b/>
-          <w:color w:val="15803D"/>
-          <w:sz w:val="26"/>
-        </w:rPr>
-        <w:t>BAGIAN B: KUNCI JAWABAN &amp; PEMBAHASAN LENGKAP</w:t>
-      </w:r>
-    </w:p>
-    <w:p>
-      <w:r>
-        <w:rPr>
-          <w:b/>
-        </w:rPr>
-        <w:t>TABEL KUNCI JAWABAN CEPAT:</w:t>
-        <w:br/>
+        <w:t>Quiz_Web_Matematika_Paket_2</w:t>
       </w:r>
     </w:p>
     <w:tbl>
       <w:tblPr>
-        <w:tblStyle w:val="LightShading-Accent1"/>
         <w:tblW w:type="auto" w:w="0"/>
-        <w:jc w:val="center"/>
         <w:tblLook w:firstColumn="1" w:firstRow="1" w:lastColumn="0" w:lastRow="0" w:noHBand="0" w:noVBand="1" w:val="04A0"/>
       </w:tblPr>
       <w:tblGrid>
-        <w:gridCol w:w="1930"/>
-        <w:gridCol w:w="1930"/>
-        <w:gridCol w:w="1930"/>
-        <w:gridCol w:w="1930"/>
-        <w:gridCol w:w="1930"/>
+        <w:gridCol w:w="785"/>
+        <w:gridCol w:w="785"/>
+        <w:gridCol w:w="785"/>
+        <w:gridCol w:w="785"/>
+        <w:gridCol w:w="785"/>
+        <w:gridCol w:w="785"/>
+        <w:gridCol w:w="785"/>
+        <w:gridCol w:w="785"/>
+        <w:gridCol w:w="785"/>
+        <w:gridCol w:w="785"/>
+        <w:gridCol w:w="785"/>
       </w:tblGrid>
       <w:tr>
         <w:tc>
           <w:tcPr>
-            <w:tcW w:type="dxa" w:w="1930"/>
+            <w:tcW w:type="dxa" w:w="785"/>
           </w:tcPr>
           <w:p>
             <w:r>
-              <w:t>No 1-4</w:t>
+              <w:rPr>
+                <w:sz w:val="20"/>
+              </w:rPr>
+              <w:t>Question Text</w:t>
             </w:r>
           </w:p>
         </w:tc>
         <w:tc>
           <w:tcPr>
-            <w:tcW w:type="dxa" w:w="1930"/>
+            <w:tcW w:type="dxa" w:w="785"/>
           </w:tcPr>
           <w:p>
             <w:r>
-              <w:t>No 5-8</w:t>
+              <w:rPr>
+                <w:sz w:val="20"/>
+              </w:rPr>
+              <w:t>Question Type</w:t>
             </w:r>
           </w:p>
         </w:tc>
         <w:tc>
           <w:tcPr>
-            <w:tcW w:type="dxa" w:w="1930"/>
+            <w:tcW w:type="dxa" w:w="785"/>
           </w:tcPr>
           <w:p>
             <w:r>
-              <w:t>No 9-12</w:t>
+              <w:rPr>
+                <w:sz w:val="20"/>
+              </w:rPr>
+              <w:t>Option 1</w:t>
             </w:r>
           </w:p>
         </w:tc>
         <w:tc>
           <w:tcPr>
-            <w:tcW w:type="dxa" w:w="1930"/>
+            <w:tcW w:type="dxa" w:w="785"/>
           </w:tcPr>
           <w:p>
             <w:r>
-              <w:t>No 13-16</w:t>
+              <w:rPr>
+                <w:sz w:val="20"/>
+              </w:rPr>
+              <w:t>Option 2</w:t>
             </w:r>
           </w:p>
         </w:tc>
         <w:tc>
           <w:tcPr>
-            <w:tcW w:type="dxa" w:w="1930"/>
+            <w:tcW w:type="dxa" w:w="785"/>
           </w:tcPr>
           <w:p>
             <w:r>
-              <w:t>No 17-20</w:t>
+              <w:rPr>
+                <w:sz w:val="20"/>
+              </w:rPr>
+              <w:t>Option 3</w:t>
+            </w:r>
+          </w:p>
+        </w:tc>
+        <w:tc>
+          <w:tcPr>
+            <w:tcW w:type="dxa" w:w="785"/>
+          </w:tcPr>
+          <w:p>
+            <w:r>
+              <w:rPr>
+                <w:sz w:val="20"/>
+              </w:rPr>
+              <w:t>Option 4</w:t>
+            </w:r>
+          </w:p>
+        </w:tc>
+        <w:tc>
+          <w:tcPr>
+            <w:tcW w:type="dxa" w:w="785"/>
+          </w:tcPr>
+          <w:p>
+            <w:r>
+              <w:rPr>
+                <w:sz w:val="20"/>
+              </w:rPr>
+              <w:t>Option 5</w:t>
+            </w:r>
+          </w:p>
+        </w:tc>
+        <w:tc>
+          <w:tcPr>
+            <w:tcW w:type="dxa" w:w="785"/>
+          </w:tcPr>
+          <w:p>
+            <w:r>
+              <w:rPr>
+                <w:sz w:val="20"/>
+              </w:rPr>
+              <w:t>Correct Answer</w:t>
+            </w:r>
+          </w:p>
+        </w:tc>
+        <w:tc>
+          <w:tcPr>
+            <w:tcW w:type="dxa" w:w="785"/>
+          </w:tcPr>
+          <w:p>
+            <w:r>
+              <w:rPr>
+                <w:sz w:val="20"/>
+              </w:rPr>
+              <w:t>Time in seconds</w:t>
+            </w:r>
+          </w:p>
+        </w:tc>
+        <w:tc>
+          <w:tcPr>
+            <w:tcW w:type="dxa" w:w="785"/>
+          </w:tcPr>
+          <w:p>
+            <w:r>
+              <w:rPr>
+                <w:sz w:val="20"/>
+              </w:rPr>
+              <w:t>Image Link</w:t>
+            </w:r>
+          </w:p>
+        </w:tc>
+        <w:tc>
+          <w:tcPr>
+            <w:tcW w:type="dxa" w:w="785"/>
+          </w:tcPr>
+          <w:p>
+            <w:r>
+              <w:rPr>
+                <w:sz w:val="20"/>
+              </w:rPr>
+              <w:t>Explanation</w:t>
             </w:r>
           </w:p>
         </w:tc>
@@ -1714,51 +176,115 @@
       <w:tr>
         <w:tc>
           <w:tcPr>
-            <w:tcW w:type="dxa" w:w="1930"/>
+            <w:tcW w:type="dxa" w:w="785"/>
           </w:tcPr>
           <w:p>
             <w:r>
-              <w:t>No 1: B</w:t>
+              <w:t>Pak Arman memanen buah apel sebanyak 18 keranjang. Setiap keranjang berisi 45 kg apel. Dari seluruh hasil panen tersebut, sebanyak 110 kg dibagikan kepada tetangga sekitar dan kerabat, sedangkan sisanya dijual kepada 10 orang pedagang buah di pasar dengan jumlah yang sama banyak. Berapa kilogram apel yang diterima oleh masing-masing pedagang?</w:t>
             </w:r>
           </w:p>
         </w:tc>
         <w:tc>
           <w:tcPr>
-            <w:tcW w:type="dxa" w:w="1930"/>
+            <w:tcW w:type="dxa" w:w="785"/>
           </w:tcPr>
           <w:p>
             <w:r>
-              <w:t>No 5: C</w:t>
+              <w:t>Multiple Choice</w:t>
             </w:r>
           </w:p>
         </w:tc>
         <w:tc>
           <w:tcPr>
-            <w:tcW w:type="dxa" w:w="1930"/>
+            <w:tcW w:type="dxa" w:w="785"/>
           </w:tcPr>
           <w:p>
             <w:r>
-              <w:t>No 9: B</w:t>
+              <w:t>65 kg</w:t>
             </w:r>
           </w:p>
         </w:tc>
         <w:tc>
           <w:tcPr>
-            <w:tcW w:type="dxa" w:w="1930"/>
+            <w:tcW w:type="dxa" w:w="785"/>
           </w:tcPr>
           <w:p>
             <w:r>
-              <w:t>No 13: C</w:t>
+              <w:t>70 kg</w:t>
             </w:r>
           </w:p>
         </w:tc>
         <w:tc>
           <w:tcPr>
-            <w:tcW w:type="dxa" w:w="1930"/>
+            <w:tcW w:type="dxa" w:w="785"/>
           </w:tcPr>
           <w:p>
             <w:r>
-              <w:t>No 17: C</w:t>
+              <w:t>75 kg</w:t>
+            </w:r>
+          </w:p>
+        </w:tc>
+        <w:tc>
+          <w:tcPr>
+            <w:tcW w:type="dxa" w:w="785"/>
+          </w:tcPr>
+          <w:p>
+            <w:r>
+              <w:t>80 kg</w:t>
+            </w:r>
+          </w:p>
+        </w:tc>
+        <w:tc>
+          <w:tcPr>
+            <w:tcW w:type="dxa" w:w="785"/>
+          </w:tcPr>
+          <w:p>
+            <w:r/>
+          </w:p>
+        </w:tc>
+        <w:tc>
+          <w:tcPr>
+            <w:tcW w:type="dxa" w:w="785"/>
+          </w:tcPr>
+          <w:p>
+            <w:r>
+              <w:t>2</w:t>
+            </w:r>
+          </w:p>
+        </w:tc>
+        <w:tc>
+          <w:tcPr>
+            <w:tcW w:type="dxa" w:w="785"/>
+          </w:tcPr>
+          <w:p>
+            <w:r>
+              <w:t>60</w:t>
+            </w:r>
+          </w:p>
+        </w:tc>
+        <w:tc>
+          <w:tcPr>
+            <w:tcW w:type="dxa" w:w="785"/>
+          </w:tcPr>
+          <w:p>
+            <w:r/>
+          </w:p>
+        </w:tc>
+        <w:tc>
+          <w:tcPr>
+            <w:tcW w:type="dxa" w:w="785"/>
+          </w:tcPr>
+          <w:p>
+            <w:r>
+              <w:t>Langkah penyelesaian:</w:t>
+              <w:br/>
+              <w:t>1. Total panen apel = 18 keranjang × 45 kg = 810 kg.</w:t>
+              <w:br/>
+              <w:t>2. Sisa setelah dibagikan = 810 kg - 110 kg = 700 kg.</w:t>
+              <w:br/>
+              <w:t>3. Dibagikan ke 10 pedagang sama banyak = 700 : 10 = 70 kg.</w:t>
+              <w:br/>
+              <w:t>Jadi, setiap pedagang menerima 70 kg apel (Pilihan B).</w:t>
             </w:r>
           </w:p>
         </w:tc>
@@ -1766,51 +292,117 @@
       <w:tr>
         <w:tc>
           <w:tcPr>
-            <w:tcW w:type="dxa" w:w="1930"/>
+            <w:tcW w:type="dxa" w:w="785"/>
           </w:tcPr>
           <w:p>
             <w:r>
-              <w:t>No 2: B</w:t>
+              <w:t>Suhu udara di kawasan dataran tinggi pegunungan pada dini hari tercatat -4°C. Pada siang hari yang cerah, suhunya mengalami kenaikan sebesar 19°C. Menjelang malam hari, suhu udara kembali turun sebesar 6°C. Berapakah suhu udara di puncak pegunungan tersebut pada malam hari?</w:t>
             </w:r>
           </w:p>
         </w:tc>
         <w:tc>
           <w:tcPr>
-            <w:tcW w:type="dxa" w:w="1930"/>
+            <w:tcW w:type="dxa" w:w="785"/>
           </w:tcPr>
           <w:p>
             <w:r>
-              <w:t>No 6: C</w:t>
+              <w:t>Checkbox</w:t>
             </w:r>
           </w:p>
         </w:tc>
         <w:tc>
           <w:tcPr>
-            <w:tcW w:type="dxa" w:w="1930"/>
+            <w:tcW w:type="dxa" w:w="785"/>
           </w:tcPr>
           <w:p>
             <w:r>
-              <w:t>No 10: C</w:t>
+              <w:t>7°C</w:t>
             </w:r>
           </w:p>
         </w:tc>
         <w:tc>
           <w:tcPr>
-            <w:tcW w:type="dxa" w:w="1930"/>
+            <w:tcW w:type="dxa" w:w="785"/>
           </w:tcPr>
           <w:p>
             <w:r>
-              <w:t>No 14: C</w:t>
+              <w:t>9°C</w:t>
             </w:r>
           </w:p>
         </w:tc>
         <w:tc>
           <w:tcPr>
-            <w:tcW w:type="dxa" w:w="1930"/>
+            <w:tcW w:type="dxa" w:w="785"/>
           </w:tcPr>
           <w:p>
             <w:r>
-              <w:t>No 18: B</w:t>
+              <w:t>11°C</w:t>
+            </w:r>
+          </w:p>
+        </w:tc>
+        <w:tc>
+          <w:tcPr>
+            <w:tcW w:type="dxa" w:w="785"/>
+          </w:tcPr>
+          <w:p>
+            <w:r>
+              <w:t>13°C</w:t>
+            </w:r>
+          </w:p>
+        </w:tc>
+        <w:tc>
+          <w:tcPr>
+            <w:tcW w:type="dxa" w:w="785"/>
+          </w:tcPr>
+          <w:p>
+            <w:r/>
+          </w:p>
+        </w:tc>
+        <w:tc>
+          <w:tcPr>
+            <w:tcW w:type="dxa" w:w="785"/>
+          </w:tcPr>
+          <w:p>
+            <w:r>
+              <w:t>Option 1, Option 2</w:t>
+            </w:r>
+          </w:p>
+        </w:tc>
+        <w:tc>
+          <w:tcPr>
+            <w:tcW w:type="dxa" w:w="785"/>
+          </w:tcPr>
+          <w:p>
+            <w:r>
+              <w:t>60</w:t>
+            </w:r>
+          </w:p>
+        </w:tc>
+        <w:tc>
+          <w:tcPr>
+            <w:tcW w:type="dxa" w:w="785"/>
+          </w:tcPr>
+          <w:p>
+            <w:r/>
+          </w:p>
+        </w:tc>
+        <w:tc>
+          <w:tcPr>
+            <w:tcW w:type="dxa" w:w="785"/>
+          </w:tcPr>
+          <w:p>
+            <w:r>
+              <w:t>Langkah penyelesaian:</w:t>
+              <w:br/>
+              <w:t>1. Suhu awal = -4°C.</w:t>
+              <w:br/>
+              <w:t>2. Siang hari naik 19°C -&gt; -4°C + 19°C = 15°C.</w:t>
+              <w:br/>
+              <w:t>3. Malam hari turun 6°C -&gt; 15°C - 6°C = 9°C.</w:t>
+              <w:br/>
+              <w:t>Persamaan utuh: -4 + 19 - 6 = 9°C.</w:t>
+              <w:br/>
+              <w:t>Jadi, suhu udara pada malam hari adalah 9°C (Pilihan B).</w:t>
             </w:r>
           </w:p>
         </w:tc>
@@ -1818,51 +410,117 @@
       <w:tr>
         <w:tc>
           <w:tcPr>
-            <w:tcW w:type="dxa" w:w="1930"/>
+            <w:tcW w:type="dxa" w:w="785"/>
           </w:tcPr>
           <w:p>
             <w:r>
-              <w:t>No 3: B</w:t>
+              <w:t>Sebuah jeriken berisi minyak goreng sebanyak 5 1/4 liter. Ibu menggunakannya untuk menggoreng kerupuk sebanyak 2 1/2 liter. Kemudian, Ayah membeli minyak kemasan sebanyak 1 3/4 liter dan menuangkannya ke dalam jeriken tersebut. Berapa liter volume minyak goreng di dalam jeriken sekarang?</w:t>
             </w:r>
           </w:p>
         </w:tc>
         <w:tc>
           <w:tcPr>
-            <w:tcW w:type="dxa" w:w="1930"/>
+            <w:tcW w:type="dxa" w:w="785"/>
           </w:tcPr>
           <w:p>
             <w:r>
-              <w:t>No 7: C</w:t>
+              <w:t>True/False</w:t>
             </w:r>
           </w:p>
         </w:tc>
         <w:tc>
           <w:tcPr>
-            <w:tcW w:type="dxa" w:w="1930"/>
+            <w:tcW w:type="dxa" w:w="785"/>
           </w:tcPr>
           <w:p>
             <w:r>
-              <w:t>No 11: B</w:t>
+              <w:t>True</w:t>
             </w:r>
           </w:p>
         </w:tc>
         <w:tc>
           <w:tcPr>
-            <w:tcW w:type="dxa" w:w="1930"/>
+            <w:tcW w:type="dxa" w:w="785"/>
           </w:tcPr>
           <w:p>
             <w:r>
-              <w:t>No 15: C</w:t>
+              <w:t>False</w:t>
             </w:r>
           </w:p>
         </w:tc>
         <w:tc>
           <w:tcPr>
-            <w:tcW w:type="dxa" w:w="1930"/>
+            <w:tcW w:type="dxa" w:w="785"/>
+          </w:tcPr>
+          <w:p>
+            <w:r/>
+          </w:p>
+        </w:tc>
+        <w:tc>
+          <w:tcPr>
+            <w:tcW w:type="dxa" w:w="785"/>
+          </w:tcPr>
+          <w:p>
+            <w:r/>
+          </w:p>
+        </w:tc>
+        <w:tc>
+          <w:tcPr>
+            <w:tcW w:type="dxa" w:w="785"/>
+          </w:tcPr>
+          <w:p>
+            <w:r/>
+          </w:p>
+        </w:tc>
+        <w:tc>
+          <w:tcPr>
+            <w:tcW w:type="dxa" w:w="785"/>
           </w:tcPr>
           <w:p>
             <w:r>
-              <w:t>No 19: C</w:t>
+              <w:t>True</w:t>
+            </w:r>
+          </w:p>
+        </w:tc>
+        <w:tc>
+          <w:tcPr>
+            <w:tcW w:type="dxa" w:w="785"/>
+          </w:tcPr>
+          <w:p>
+            <w:r>
+              <w:t>60</w:t>
+            </w:r>
+          </w:p>
+        </w:tc>
+        <w:tc>
+          <w:tcPr>
+            <w:tcW w:type="dxa" w:w="785"/>
+          </w:tcPr>
+          <w:p>
+            <w:r/>
+          </w:p>
+        </w:tc>
+        <w:tc>
+          <w:tcPr>
+            <w:tcW w:type="dxa" w:w="785"/>
+          </w:tcPr>
+          <w:p>
+            <w:r>
+              <w:t>Langkah penyelesaian:</w:t>
+              <w:br/>
+              <w:t>Volume minyak = 5 1/4 - 2 1/2 + 1 3/4</w:t>
+              <w:br/>
+              <w:t>Samakan penyebut ke per empat (4):</w:t>
+              <w:br/>
+              <w:t>= 5 1/4 - 2 2/4 + 1 3/4</w:t>
+              <w:br/>
+              <w:t>Ubah ke pecahan biasa:</w:t>
+              <w:br/>
+              <w:t>= 21/4 - 10/4 + 7/4</w:t>
+              <w:br/>
+              <w:t>= (21 - 10 + 7) / 4 = 18/4 = 4 2/4 = 4 1/2 liter (atau 4,5 liter).</w:t>
+              <w:br/>
+              <w:t>Jadi, volume minyak sekarang adalah 4 1/2 liter (Pilihan B).</w:t>
             </w:r>
           </w:p>
         </w:tc>
@@ -1870,1054 +528,2033 @@
       <w:tr>
         <w:tc>
           <w:tcPr>
-            <w:tcW w:type="dxa" w:w="1930"/>
+            <w:tcW w:type="dxa" w:w="785"/>
           </w:tcPr>
           <w:p>
             <w:r>
-              <w:t>No 4: A</w:t>
+              <w:t>Di laboratorium sains sekolah terdapat empat botol larutan dengan tingkat kepekatan zat aktif sebagai berikut: Botol P = 45%, Botol Q = 0,55, Botol R = 3/5, dan Botol S = 0,4. Urutan botol larutan dari yang memiliki kadar kepekatan paling tinggi ke paling rendah adalah....</w:t>
             </w:r>
           </w:p>
         </w:tc>
         <w:tc>
           <w:tcPr>
-            <w:tcW w:type="dxa" w:w="1930"/>
+            <w:tcW w:type="dxa" w:w="785"/>
           </w:tcPr>
           <w:p>
             <w:r>
-              <w:t>No 8: B</w:t>
+              <w:t>Multiple Choice</w:t>
             </w:r>
           </w:p>
         </w:tc>
         <w:tc>
           <w:tcPr>
-            <w:tcW w:type="dxa" w:w="1930"/>
+            <w:tcW w:type="dxa" w:w="785"/>
           </w:tcPr>
           <w:p>
             <w:r>
-              <w:t>No 12: B</w:t>
+              <w:t>Botol R, Botol Q, Botol P, Botol S</w:t>
             </w:r>
           </w:p>
         </w:tc>
         <w:tc>
           <w:tcPr>
-            <w:tcW w:type="dxa" w:w="1930"/>
+            <w:tcW w:type="dxa" w:w="785"/>
           </w:tcPr>
           <w:p>
             <w:r>
-              <w:t>No 16: C</w:t>
+              <w:t>Botol R, Botol P, Botol Q, Botol S</w:t>
             </w:r>
           </w:p>
         </w:tc>
         <w:tc>
           <w:tcPr>
-            <w:tcW w:type="dxa" w:w="1930"/>
+            <w:tcW w:type="dxa" w:w="785"/>
           </w:tcPr>
           <w:p>
             <w:r>
-              <w:t>No 20: A</w:t>
+              <w:t>Botol Q, Botol R, Botol P, Botol S</w:t>
+            </w:r>
+          </w:p>
+        </w:tc>
+        <w:tc>
+          <w:tcPr>
+            <w:tcW w:type="dxa" w:w="785"/>
+          </w:tcPr>
+          <w:p>
+            <w:r>
+              <w:t>Botol S, Botol P, Botol Q, Botol R</w:t>
+            </w:r>
+          </w:p>
+        </w:tc>
+        <w:tc>
+          <w:tcPr>
+            <w:tcW w:type="dxa" w:w="785"/>
+          </w:tcPr>
+          <w:p>
+            <w:r/>
+          </w:p>
+        </w:tc>
+        <w:tc>
+          <w:tcPr>
+            <w:tcW w:type="dxa" w:w="785"/>
+          </w:tcPr>
+          <w:p>
+            <w:r>
+              <w:t>1</w:t>
+            </w:r>
+          </w:p>
+        </w:tc>
+        <w:tc>
+          <w:tcPr>
+            <w:tcW w:type="dxa" w:w="785"/>
+          </w:tcPr>
+          <w:p>
+            <w:r>
+              <w:t>60</w:t>
+            </w:r>
+          </w:p>
+        </w:tc>
+        <w:tc>
+          <w:tcPr>
+            <w:tcW w:type="dxa" w:w="785"/>
+          </w:tcPr>
+          <w:p>
+            <w:r/>
+          </w:p>
+        </w:tc>
+        <w:tc>
+          <w:tcPr>
+            <w:tcW w:type="dxa" w:w="785"/>
+          </w:tcPr>
+          <w:p>
+            <w:r>
+              <w:t>Langkah penyelesaian (konversi ke desimal):</w:t>
+              <w:br/>
+              <w:t>- Botol P: 45% = 0,45</w:t>
+              <w:br/>
+              <w:t>- Botol Q: 0,55</w:t>
+              <w:br/>
+              <w:t>- Botol R: 3/5 = 6/10 = 0,60</w:t>
+              <w:br/>
+              <w:t>- Botol S: 0,4 = 0,40</w:t>
+              <w:br/>
+              <w:t>Urutan dari tertinggi ke terendah:</w:t>
+              <w:br/>
+              <w:t>0,60 (R) &gt; 0,55 (Q) &gt; 0,45 (P) &gt; 0,40 (S).</w:t>
+              <w:br/>
+              <w:t>Jadi, urutannya adalah Botol R, Botol Q, Botol P, Botol S (Pilihan A).</w:t>
+            </w:r>
+          </w:p>
+        </w:tc>
+      </w:tr>
+      <w:tr>
+        <w:tc>
+          <w:tcPr>
+            <w:tcW w:type="dxa" w:w="785"/>
+          </w:tcPr>
+          <w:p>
+            <w:r>
+              <w:t>Tiga buah bel alarm penanda pergantian kegiatan di asrama sekolah berbunyi secara berkala. Bel A berbunyi setiap 15 menit, bel B setiap 20 menit, dan bel C setiap 30 menit. Jika ketiga bel berbunyi bersamaan pada pukul 07.15 WIB, pada pukul berapakah ketiga bel tersebut akan berbunyi bersamaan lagi untuk kedua kalinya?</w:t>
+            </w:r>
+          </w:p>
+        </w:tc>
+        <w:tc>
+          <w:tcPr>
+            <w:tcW w:type="dxa" w:w="785"/>
+          </w:tcPr>
+          <w:p>
+            <w:r>
+              <w:t>Checkbox</w:t>
+            </w:r>
+          </w:p>
+        </w:tc>
+        <w:tc>
+          <w:tcPr>
+            <w:tcW w:type="dxa" w:w="785"/>
+          </w:tcPr>
+          <w:p>
+            <w:r>
+              <w:t>07.45 WIB</w:t>
+            </w:r>
+          </w:p>
+        </w:tc>
+        <w:tc>
+          <w:tcPr>
+            <w:tcW w:type="dxa" w:w="785"/>
+          </w:tcPr>
+          <w:p>
+            <w:r>
+              <w:t>08.00 WIB</w:t>
+            </w:r>
+          </w:p>
+        </w:tc>
+        <w:tc>
+          <w:tcPr>
+            <w:tcW w:type="dxa" w:w="785"/>
+          </w:tcPr>
+          <w:p>
+            <w:r>
+              <w:t>08.15 WIB</w:t>
+            </w:r>
+          </w:p>
+        </w:tc>
+        <w:tc>
+          <w:tcPr>
+            <w:tcW w:type="dxa" w:w="785"/>
+          </w:tcPr>
+          <w:p>
+            <w:r>
+              <w:t>08.30 WIB</w:t>
+            </w:r>
+          </w:p>
+        </w:tc>
+        <w:tc>
+          <w:tcPr>
+            <w:tcW w:type="dxa" w:w="785"/>
+          </w:tcPr>
+          <w:p>
+            <w:r/>
+          </w:p>
+        </w:tc>
+        <w:tc>
+          <w:tcPr>
+            <w:tcW w:type="dxa" w:w="785"/>
+          </w:tcPr>
+          <w:p>
+            <w:r>
+              <w:t>Option 1, Option 2</w:t>
+            </w:r>
+          </w:p>
+        </w:tc>
+        <w:tc>
+          <w:tcPr>
+            <w:tcW w:type="dxa" w:w="785"/>
+          </w:tcPr>
+          <w:p>
+            <w:r>
+              <w:t>60</w:t>
+            </w:r>
+          </w:p>
+        </w:tc>
+        <w:tc>
+          <w:tcPr>
+            <w:tcW w:type="dxa" w:w="785"/>
+          </w:tcPr>
+          <w:p>
+            <w:r/>
+          </w:p>
+        </w:tc>
+        <w:tc>
+          <w:tcPr>
+            <w:tcW w:type="dxa" w:w="785"/>
+          </w:tcPr>
+          <w:p>
+            <w:r>
+              <w:t>Langkah penyelesaian:</w:t>
+              <w:br/>
+              <w:t>1. Cari KPK dari 15, 20, dan 30:</w:t>
+              <w:br/>
+              <w:t xml:space="preserve">   15 = 3 × 5</w:t>
+              <w:br/>
+              <w:t xml:space="preserve">   20 = 2² × 5</w:t>
+              <w:br/>
+              <w:t xml:space="preserve">   30 = 2 × 3 × 5</w:t>
+              <w:br/>
+              <w:t xml:space="preserve">   KPK = 2² × 3 × 5 = 4 × 15 = 60 menit (1 jam).</w:t>
+              <w:br/>
+              <w:t>2. Waktu berbunyi bersama berikutnya = 07.15 WIB + 1 jam = 08.15 WIB.</w:t>
+              <w:br/>
+              <w:t>Jadi, ketiga bel berbunyi bersamaan lagi pada pukul 08.15 WIB (Pilihan C).</w:t>
+            </w:r>
+          </w:p>
+        </w:tc>
+      </w:tr>
+      <w:tr>
+        <w:tc>
+          <w:tcPr>
+            <w:tcW w:type="dxa" w:w="785"/>
+          </w:tcPr>
+          <w:p>
+            <w:r>
+              <w:t>Kelompok Tani Makmur memiliki persediaan 60 bibit pohon cabai, 75 bibit tomat, dan 90 bibit terung. Seluruh bibit tanaman tersebut akan dibagikan kepada beberapa kelompok warga pemukiman dengan komposisi jumlah dan jenis bibit yang sama banyak pada setiap kelompoknya tanpa ada bibit yang tersisa. Berapa banyak kelompok warga paling banyak yang dapat menerima bibit tersebut?</w:t>
+            </w:r>
+          </w:p>
+        </w:tc>
+        <w:tc>
+          <w:tcPr>
+            <w:tcW w:type="dxa" w:w="785"/>
+          </w:tcPr>
+          <w:p>
+            <w:r>
+              <w:t>True/False</w:t>
+            </w:r>
+          </w:p>
+        </w:tc>
+        <w:tc>
+          <w:tcPr>
+            <w:tcW w:type="dxa" w:w="785"/>
+          </w:tcPr>
+          <w:p>
+            <w:r>
+              <w:t>True</w:t>
+            </w:r>
+          </w:p>
+        </w:tc>
+        <w:tc>
+          <w:tcPr>
+            <w:tcW w:type="dxa" w:w="785"/>
+          </w:tcPr>
+          <w:p>
+            <w:r>
+              <w:t>False</w:t>
+            </w:r>
+          </w:p>
+        </w:tc>
+        <w:tc>
+          <w:tcPr>
+            <w:tcW w:type="dxa" w:w="785"/>
+          </w:tcPr>
+          <w:p>
+            <w:r/>
+          </w:p>
+        </w:tc>
+        <w:tc>
+          <w:tcPr>
+            <w:tcW w:type="dxa" w:w="785"/>
+          </w:tcPr>
+          <w:p>
+            <w:r/>
+          </w:p>
+        </w:tc>
+        <w:tc>
+          <w:tcPr>
+            <w:tcW w:type="dxa" w:w="785"/>
+          </w:tcPr>
+          <w:p>
+            <w:r/>
+          </w:p>
+        </w:tc>
+        <w:tc>
+          <w:tcPr>
+            <w:tcW w:type="dxa" w:w="785"/>
+          </w:tcPr>
+          <w:p>
+            <w:r>
+              <w:t>True</w:t>
+            </w:r>
+          </w:p>
+        </w:tc>
+        <w:tc>
+          <w:tcPr>
+            <w:tcW w:type="dxa" w:w="785"/>
+          </w:tcPr>
+          <w:p>
+            <w:r>
+              <w:t>60</w:t>
+            </w:r>
+          </w:p>
+        </w:tc>
+        <w:tc>
+          <w:tcPr>
+            <w:tcW w:type="dxa" w:w="785"/>
+          </w:tcPr>
+          <w:p>
+            <w:r/>
+          </w:p>
+        </w:tc>
+        <w:tc>
+          <w:tcPr>
+            <w:tcW w:type="dxa" w:w="785"/>
+          </w:tcPr>
+          <w:p>
+            <w:r>
+              <w:t>Langkah penyelesaian:</w:t>
+              <w:br/>
+              <w:t>Cari FPB dari 60, 75, dan 90:</w:t>
+              <w:br/>
+              <w:t>- 60 = 2² × 3 × 5</w:t>
+              <w:br/>
+              <w:t>- 75 = 3 × 5²</w:t>
+              <w:br/>
+              <w:t>- 90 = 2 × 3² × 5</w:t>
+              <w:br/>
+              <w:t>FPB = 3 × 5 = 15.</w:t>
+              <w:br/>
+              <w:t>Masing-masing kelompok menerima:</w:t>
+              <w:br/>
+              <w:t>Cabai = 60:15 = 4 bibit, Tomat = 75:15 = 5 bibit, Terung = 90:15 = 6 bibit.</w:t>
+              <w:br/>
+              <w:t>Jadi, paling banyak ada 15 kelompok warga yang dapat menerima (Pilihan C).</w:t>
+            </w:r>
+          </w:p>
+        </w:tc>
+      </w:tr>
+      <w:tr>
+        <w:tc>
+          <w:tcPr>
+            <w:tcW w:type="dxa" w:w="785"/>
+          </w:tcPr>
+          <w:p>
+            <w:r>
+              <w:t>Pak Santo memiliki kebun sayur berbentuk persegi dengan luas 784 m². Di sekeliling kebun tersebut akan dipasang tiang pancang bambu penahan pagar dengan jarak antar-tiang sejauh 2 meter. Berapakah banyak tiang pancang bambu yang dibutuhkan Pak Santo?</w:t>
+            </w:r>
+          </w:p>
+        </w:tc>
+        <w:tc>
+          <w:tcPr>
+            <w:tcW w:type="dxa" w:w="785"/>
+          </w:tcPr>
+          <w:p>
+            <w:r>
+              <w:t>Multiple Choice</w:t>
+            </w:r>
+          </w:p>
+        </w:tc>
+        <w:tc>
+          <w:tcPr>
+            <w:tcW w:type="dxa" w:w="785"/>
+          </w:tcPr>
+          <w:p>
+            <w:r>
+              <w:t>48 buah</w:t>
+            </w:r>
+          </w:p>
+        </w:tc>
+        <w:tc>
+          <w:tcPr>
+            <w:tcW w:type="dxa" w:w="785"/>
+          </w:tcPr>
+          <w:p>
+            <w:r>
+              <w:t>52 buah</w:t>
+            </w:r>
+          </w:p>
+        </w:tc>
+        <w:tc>
+          <w:tcPr>
+            <w:tcW w:type="dxa" w:w="785"/>
+          </w:tcPr>
+          <w:p>
+            <w:r>
+              <w:t>56 buah</w:t>
+            </w:r>
+          </w:p>
+        </w:tc>
+        <w:tc>
+          <w:tcPr>
+            <w:tcW w:type="dxa" w:w="785"/>
+          </w:tcPr>
+          <w:p>
+            <w:r>
+              <w:t>64 buah</w:t>
+            </w:r>
+          </w:p>
+        </w:tc>
+        <w:tc>
+          <w:tcPr>
+            <w:tcW w:type="dxa" w:w="785"/>
+          </w:tcPr>
+          <w:p>
+            <w:r/>
+          </w:p>
+        </w:tc>
+        <w:tc>
+          <w:tcPr>
+            <w:tcW w:type="dxa" w:w="785"/>
+          </w:tcPr>
+          <w:p>
+            <w:r>
+              <w:t>3</w:t>
+            </w:r>
+          </w:p>
+        </w:tc>
+        <w:tc>
+          <w:tcPr>
+            <w:tcW w:type="dxa" w:w="785"/>
+          </w:tcPr>
+          <w:p>
+            <w:r>
+              <w:t>60</w:t>
+            </w:r>
+          </w:p>
+        </w:tc>
+        <w:tc>
+          <w:tcPr>
+            <w:tcW w:type="dxa" w:w="785"/>
+          </w:tcPr>
+          <w:p>
+            <w:r/>
+          </w:p>
+        </w:tc>
+        <w:tc>
+          <w:tcPr>
+            <w:tcW w:type="dxa" w:w="785"/>
+          </w:tcPr>
+          <w:p>
+            <w:r>
+              <w:t>Langkah penyelesaian:</w:t>
+              <w:br/>
+              <w:t>1. Sisi persegi = √Luas = √784 m² = 28 meter.</w:t>
+              <w:br/>
+              <w:t>2. Keliling kebun persegi = 4 × sisi = 4 × 28 m = 112 meter.</w:t>
+              <w:br/>
+              <w:t>3. Banyak tiang bambu = Keliling : jarak antar-tiang</w:t>
+              <w:br/>
+              <w:t xml:space="preserve">   Banyak tiang = 112 m : 2 m = 56 buah.</w:t>
+              <w:br/>
+              <w:t>Jadi, tiang bambu yang dibutuhkan adalah 56 buah (Pilihan C).</w:t>
+            </w:r>
+          </w:p>
+        </w:tc>
+      </w:tr>
+      <w:tr>
+        <w:tc>
+          <w:tcPr>
+            <w:tcW w:type="dxa" w:w="785"/>
+          </w:tcPr>
+          <w:p>
+            <w:r>
+              <w:t>Sebuah akuarium kaca berbentuk kubus terisi air tepat separuh (1/2 bagian). Volume air di dalam akuarium tersebut tercatat 62,5 liter (dm³). Berapakah panjang rusuk akuarium tersebut dalam satuan sentimeter (cm)?</w:t>
+            </w:r>
+          </w:p>
+        </w:tc>
+        <w:tc>
+          <w:tcPr>
+            <w:tcW w:type="dxa" w:w="785"/>
+          </w:tcPr>
+          <w:p>
+            <w:r>
+              <w:t>Checkbox</w:t>
+            </w:r>
+          </w:p>
+        </w:tc>
+        <w:tc>
+          <w:tcPr>
+            <w:tcW w:type="dxa" w:w="785"/>
+          </w:tcPr>
+          <w:p>
+            <w:r>
+              <w:t>40 cm</w:t>
+            </w:r>
+          </w:p>
+        </w:tc>
+        <w:tc>
+          <w:tcPr>
+            <w:tcW w:type="dxa" w:w="785"/>
+          </w:tcPr>
+          <w:p>
+            <w:r>
+              <w:t>50 cm</w:t>
+            </w:r>
+          </w:p>
+        </w:tc>
+        <w:tc>
+          <w:tcPr>
+            <w:tcW w:type="dxa" w:w="785"/>
+          </w:tcPr>
+          <w:p>
+            <w:r>
+              <w:t>60 cm</w:t>
+            </w:r>
+          </w:p>
+        </w:tc>
+        <w:tc>
+          <w:tcPr>
+            <w:tcW w:type="dxa" w:w="785"/>
+          </w:tcPr>
+          <w:p>
+            <w:r>
+              <w:t>70 cm</w:t>
+            </w:r>
+          </w:p>
+        </w:tc>
+        <w:tc>
+          <w:tcPr>
+            <w:tcW w:type="dxa" w:w="785"/>
+          </w:tcPr>
+          <w:p>
+            <w:r/>
+          </w:p>
+        </w:tc>
+        <w:tc>
+          <w:tcPr>
+            <w:tcW w:type="dxa" w:w="785"/>
+          </w:tcPr>
+          <w:p>
+            <w:r>
+              <w:t>Option 1, Option 2</w:t>
+            </w:r>
+          </w:p>
+        </w:tc>
+        <w:tc>
+          <w:tcPr>
+            <w:tcW w:type="dxa" w:w="785"/>
+          </w:tcPr>
+          <w:p>
+            <w:r>
+              <w:t>60</w:t>
+            </w:r>
+          </w:p>
+        </w:tc>
+        <w:tc>
+          <w:tcPr>
+            <w:tcW w:type="dxa" w:w="785"/>
+          </w:tcPr>
+          <w:p>
+            <w:r/>
+          </w:p>
+        </w:tc>
+        <w:tc>
+          <w:tcPr>
+            <w:tcW w:type="dxa" w:w="785"/>
+          </w:tcPr>
+          <w:p>
+            <w:r>
+              <w:t>Langkah penyelesaian:</w:t>
+              <w:br/>
+              <w:t>1. Karena 1/2 volume = 62,5 liter, maka:</w:t>
+              <w:br/>
+              <w:t xml:space="preserve">   Volume penuh kubus = 62,5 × 2 = 125 liter (dm³).</w:t>
+              <w:br/>
+              <w:t>2. Panjang rusuk kubus = ∛Volume = ∛125 dm³ = 5 dm.</w:t>
+              <w:br/>
+              <w:t>3. Konversi dari dm ke cm (dikalikan 10):</w:t>
+              <w:br/>
+              <w:t xml:space="preserve">   5 dm = 5 × 10 = 50 cm.</w:t>
+              <w:br/>
+              <w:t>Jadi, panjang rusuk akuarium tersebut adalah 50 cm (Pilihan B).</w:t>
+            </w:r>
+          </w:p>
+        </w:tc>
+      </w:tr>
+      <w:tr>
+        <w:tc>
+          <w:tcPr>
+            <w:tcW w:type="dxa" w:w="785"/>
+          </w:tcPr>
+          <w:p>
+            <w:r>
+              <w:t>Perbandingan umur Dimas dan Kakaknya adalah 3 : 7. Jika umur Kakak saat ini adalah 28 tahun, berapakah jumlah umur Dimas dan Kakaknya?</w:t>
+            </w:r>
+          </w:p>
+        </w:tc>
+        <w:tc>
+          <w:tcPr>
+            <w:tcW w:type="dxa" w:w="785"/>
+          </w:tcPr>
+          <w:p>
+            <w:r>
+              <w:t>True/False</w:t>
+            </w:r>
+          </w:p>
+        </w:tc>
+        <w:tc>
+          <w:tcPr>
+            <w:tcW w:type="dxa" w:w="785"/>
+          </w:tcPr>
+          <w:p>
+            <w:r>
+              <w:t>True</w:t>
+            </w:r>
+          </w:p>
+        </w:tc>
+        <w:tc>
+          <w:tcPr>
+            <w:tcW w:type="dxa" w:w="785"/>
+          </w:tcPr>
+          <w:p>
+            <w:r>
+              <w:t>False</w:t>
+            </w:r>
+          </w:p>
+        </w:tc>
+        <w:tc>
+          <w:tcPr>
+            <w:tcW w:type="dxa" w:w="785"/>
+          </w:tcPr>
+          <w:p>
+            <w:r/>
+          </w:p>
+        </w:tc>
+        <w:tc>
+          <w:tcPr>
+            <w:tcW w:type="dxa" w:w="785"/>
+          </w:tcPr>
+          <w:p>
+            <w:r/>
+          </w:p>
+        </w:tc>
+        <w:tc>
+          <w:tcPr>
+            <w:tcW w:type="dxa" w:w="785"/>
+          </w:tcPr>
+          <w:p>
+            <w:r/>
+          </w:p>
+        </w:tc>
+        <w:tc>
+          <w:tcPr>
+            <w:tcW w:type="dxa" w:w="785"/>
+          </w:tcPr>
+          <w:p>
+            <w:r>
+              <w:t>True</w:t>
+            </w:r>
+          </w:p>
+        </w:tc>
+        <w:tc>
+          <w:tcPr>
+            <w:tcW w:type="dxa" w:w="785"/>
+          </w:tcPr>
+          <w:p>
+            <w:r>
+              <w:t>60</w:t>
+            </w:r>
+          </w:p>
+        </w:tc>
+        <w:tc>
+          <w:tcPr>
+            <w:tcW w:type="dxa" w:w="785"/>
+          </w:tcPr>
+          <w:p>
+            <w:r/>
+          </w:p>
+        </w:tc>
+        <w:tc>
+          <w:tcPr>
+            <w:tcW w:type="dxa" w:w="785"/>
+          </w:tcPr>
+          <w:p>
+            <w:r>
+              <w:t>Langkah penyelesaian:</w:t>
+              <w:br/>
+              <w:t>1. Rasio Dimas : Kakak = 3 : 7.</w:t>
+              <w:br/>
+              <w:t>2. Umur Kakak = 28 tahun (7 bagian).</w:t>
+              <w:br/>
+              <w:t xml:space="preserve">   Nilai 1 bagian = 28 : 7 = 4 tahun.</w:t>
+              <w:br/>
+              <w:t>3. Umur Dimas = 3 bagian × 4 tahun = 12 tahun.</w:t>
+              <w:br/>
+              <w:t>4. Jumlah umur = 12 tahun + 28 tahun = 40 tahun.</w:t>
+              <w:br/>
+              <w:t>(Atau: (3 + 7) × 4 = 10 × 4 = 40 tahun).</w:t>
+              <w:br/>
+              <w:t>Jadi, jumlah umur mereka adalah 40 tahun (Pilihan B).</w:t>
+            </w:r>
+          </w:p>
+        </w:tc>
+      </w:tr>
+      <w:tr>
+        <w:tc>
+          <w:tcPr>
+            <w:tcW w:type="dxa" w:w="785"/>
+          </w:tcPr>
+          <w:p>
+            <w:r>
+              <w:t>Denah gedung serbaguna digambar dengan skala 1 : 200. Pada gambar denah tersebut, ukuran panjang gedung adalah 15 cm dan lebarnya 10 cm. Berapakah luas sebenarnya dari lantai gedung serbaguna tersebut dalam satuan meter persegi (m²)?</w:t>
+            </w:r>
+          </w:p>
+        </w:tc>
+        <w:tc>
+          <w:tcPr>
+            <w:tcW w:type="dxa" w:w="785"/>
+          </w:tcPr>
+          <w:p>
+            <w:r>
+              <w:t>Multiple Choice</w:t>
+            </w:r>
+          </w:p>
+        </w:tc>
+        <w:tc>
+          <w:tcPr>
+            <w:tcW w:type="dxa" w:w="785"/>
+          </w:tcPr>
+          <w:p>
+            <w:r>
+              <w:t>300 m²</w:t>
+            </w:r>
+          </w:p>
+        </w:tc>
+        <w:tc>
+          <w:tcPr>
+            <w:tcW w:type="dxa" w:w="785"/>
+          </w:tcPr>
+          <w:p>
+            <w:r>
+              <w:t>450 m²</w:t>
+            </w:r>
+          </w:p>
+        </w:tc>
+        <w:tc>
+          <w:tcPr>
+            <w:tcW w:type="dxa" w:w="785"/>
+          </w:tcPr>
+          <w:p>
+            <w:r>
+              <w:t>600 m²</w:t>
+            </w:r>
+          </w:p>
+        </w:tc>
+        <w:tc>
+          <w:tcPr>
+            <w:tcW w:type="dxa" w:w="785"/>
+          </w:tcPr>
+          <w:p>
+            <w:r>
+              <w:t>750 m²</w:t>
+            </w:r>
+          </w:p>
+        </w:tc>
+        <w:tc>
+          <w:tcPr>
+            <w:tcW w:type="dxa" w:w="785"/>
+          </w:tcPr>
+          <w:p>
+            <w:r/>
+          </w:p>
+        </w:tc>
+        <w:tc>
+          <w:tcPr>
+            <w:tcW w:type="dxa" w:w="785"/>
+          </w:tcPr>
+          <w:p>
+            <w:r>
+              <w:t>3</w:t>
+            </w:r>
+          </w:p>
+        </w:tc>
+        <w:tc>
+          <w:tcPr>
+            <w:tcW w:type="dxa" w:w="785"/>
+          </w:tcPr>
+          <w:p>
+            <w:r>
+              <w:t>60</w:t>
+            </w:r>
+          </w:p>
+        </w:tc>
+        <w:tc>
+          <w:tcPr>
+            <w:tcW w:type="dxa" w:w="785"/>
+          </w:tcPr>
+          <w:p>
+            <w:r/>
+          </w:p>
+        </w:tc>
+        <w:tc>
+          <w:tcPr>
+            <w:tcW w:type="dxa" w:w="785"/>
+          </w:tcPr>
+          <w:p>
+            <w:r>
+              <w:t>Langkah penyelesaian:</w:t>
+              <w:br/>
+              <w:t>1. Panjang sebenarnya = 15 cm × 200 = 3.000 cm = 30 meter.</w:t>
+              <w:br/>
+              <w:t>2. Lebar sebenarnya = 10 cm × 200 = 2.000 cm = 20 meter.</w:t>
+              <w:br/>
+              <w:t>3. Luas sebenarnya = Panjang sebenarnya × Lebar sebenarnya</w:t>
+              <w:br/>
+              <w:t xml:space="preserve">   Luas = 30 m × 20 m = 600 m².</w:t>
+              <w:br/>
+              <w:t>Jadi, luas lantai sebenarnya adalah 600 m² (Pilihan C).</w:t>
+            </w:r>
+          </w:p>
+        </w:tc>
+      </w:tr>
+      <w:tr>
+        <w:tc>
+          <w:tcPr>
+            <w:tcW w:type="dxa" w:w="785"/>
+          </w:tcPr>
+          <w:p>
+            <w:r>
+              <w:t>Sebuah taman kota berbentuk lingkaran memiliki diameter 28 meter (π = 22/7). Seluruh permukaan tanah taman tersebut akan ditanami rumput hias gajah mini. Berapakah luas tanah taman yang akan ditanami rumput tersebut?</w:t>
+            </w:r>
+          </w:p>
+        </w:tc>
+        <w:tc>
+          <w:tcPr>
+            <w:tcW w:type="dxa" w:w="785"/>
+          </w:tcPr>
+          <w:p>
+            <w:r>
+              <w:t>Checkbox</w:t>
+            </w:r>
+          </w:p>
+        </w:tc>
+        <w:tc>
+          <w:tcPr>
+            <w:tcW w:type="dxa" w:w="785"/>
+          </w:tcPr>
+          <w:p>
+            <w:r>
+              <w:t>588 m²</w:t>
+            </w:r>
+          </w:p>
+        </w:tc>
+        <w:tc>
+          <w:tcPr>
+            <w:tcW w:type="dxa" w:w="785"/>
+          </w:tcPr>
+          <w:p>
+            <w:r>
+              <w:t>616 m²</w:t>
+            </w:r>
+          </w:p>
+        </w:tc>
+        <w:tc>
+          <w:tcPr>
+            <w:tcW w:type="dxa" w:w="785"/>
+          </w:tcPr>
+          <w:p>
+            <w:r>
+              <w:t>644 m²</w:t>
+            </w:r>
+          </w:p>
+        </w:tc>
+        <w:tc>
+          <w:tcPr>
+            <w:tcW w:type="dxa" w:w="785"/>
+          </w:tcPr>
+          <w:p>
+            <w:r>
+              <w:t>672 m²</w:t>
+            </w:r>
+          </w:p>
+        </w:tc>
+        <w:tc>
+          <w:tcPr>
+            <w:tcW w:type="dxa" w:w="785"/>
+          </w:tcPr>
+          <w:p>
+            <w:r/>
+          </w:p>
+        </w:tc>
+        <w:tc>
+          <w:tcPr>
+            <w:tcW w:type="dxa" w:w="785"/>
+          </w:tcPr>
+          <w:p>
+            <w:r>
+              <w:t>Option 1, Option 2</w:t>
+            </w:r>
+          </w:p>
+        </w:tc>
+        <w:tc>
+          <w:tcPr>
+            <w:tcW w:type="dxa" w:w="785"/>
+          </w:tcPr>
+          <w:p>
+            <w:r>
+              <w:t>60</w:t>
+            </w:r>
+          </w:p>
+        </w:tc>
+        <w:tc>
+          <w:tcPr>
+            <w:tcW w:type="dxa" w:w="785"/>
+          </w:tcPr>
+          <w:p>
+            <w:r/>
+          </w:p>
+        </w:tc>
+        <w:tc>
+          <w:tcPr>
+            <w:tcW w:type="dxa" w:w="785"/>
+          </w:tcPr>
+          <w:p>
+            <w:r>
+              <w:t>Langkah penyelesaian:</w:t>
+              <w:br/>
+              <w:t>1. Diameter (d) = 28 meter, maka jari-jari (r) = 28 : 2 = 14 meter.</w:t>
+              <w:br/>
+              <w:t>2. Luas lingkaran = π × r²</w:t>
+              <w:br/>
+              <w:t xml:space="preserve">   Luas = (22/7) × 14 m × 14 m</w:t>
+              <w:br/>
+              <w:t xml:space="preserve">   Luas = 22 × 2 × 14 = 44 × 14 = 616 m².</w:t>
+              <w:br/>
+              <w:t>Jadi, luas tanah yang ditanami rumput adalah 616 m² (Pilihan B).</w:t>
+            </w:r>
+          </w:p>
+        </w:tc>
+      </w:tr>
+      <w:tr>
+        <w:tc>
+          <w:tcPr>
+            <w:tcW w:type="dxa" w:w="785"/>
+          </w:tcPr>
+          <w:p>
+            <w:r>
+              <w:t>Sebidang tanah pekarangan rumah berbentuk trapesium siku-siku memiliki panjang dua sisi sejajar masing-masing 16 meter dan 24 meter. Jarak tegak lurus antara kedua sisi sejajar tersebut (tinggi trapesium) adalah 12 meter. Berapakah luas pekarangan tersebut?</w:t>
+            </w:r>
+          </w:p>
+        </w:tc>
+        <w:tc>
+          <w:tcPr>
+            <w:tcW w:type="dxa" w:w="785"/>
+          </w:tcPr>
+          <w:p>
+            <w:r>
+              <w:t>True/False</w:t>
+            </w:r>
+          </w:p>
+        </w:tc>
+        <w:tc>
+          <w:tcPr>
+            <w:tcW w:type="dxa" w:w="785"/>
+          </w:tcPr>
+          <w:p>
+            <w:r>
+              <w:t>True</w:t>
+            </w:r>
+          </w:p>
+        </w:tc>
+        <w:tc>
+          <w:tcPr>
+            <w:tcW w:type="dxa" w:w="785"/>
+          </w:tcPr>
+          <w:p>
+            <w:r>
+              <w:t>False</w:t>
+            </w:r>
+          </w:p>
+        </w:tc>
+        <w:tc>
+          <w:tcPr>
+            <w:tcW w:type="dxa" w:w="785"/>
+          </w:tcPr>
+          <w:p>
+            <w:r/>
+          </w:p>
+        </w:tc>
+        <w:tc>
+          <w:tcPr>
+            <w:tcW w:type="dxa" w:w="785"/>
+          </w:tcPr>
+          <w:p>
+            <w:r/>
+          </w:p>
+        </w:tc>
+        <w:tc>
+          <w:tcPr>
+            <w:tcW w:type="dxa" w:w="785"/>
+          </w:tcPr>
+          <w:p>
+            <w:r/>
+          </w:p>
+        </w:tc>
+        <w:tc>
+          <w:tcPr>
+            <w:tcW w:type="dxa" w:w="785"/>
+          </w:tcPr>
+          <w:p>
+            <w:r>
+              <w:t>True</w:t>
+            </w:r>
+          </w:p>
+        </w:tc>
+        <w:tc>
+          <w:tcPr>
+            <w:tcW w:type="dxa" w:w="785"/>
+          </w:tcPr>
+          <w:p>
+            <w:r>
+              <w:t>60</w:t>
+            </w:r>
+          </w:p>
+        </w:tc>
+        <w:tc>
+          <w:tcPr>
+            <w:tcW w:type="dxa" w:w="785"/>
+          </w:tcPr>
+          <w:p>
+            <w:r/>
+          </w:p>
+        </w:tc>
+        <w:tc>
+          <w:tcPr>
+            <w:tcW w:type="dxa" w:w="785"/>
+          </w:tcPr>
+          <w:p>
+            <w:r>
+              <w:t>Langkah penyelesaian:</w:t>
+              <w:br/>
+              <w:t>Luas trapesium = 1/2 × (jumlah sisi sejajar) × tinggi</w:t>
+              <w:br/>
+              <w:t>Luas = 1/2 × (16 m + 24 m) × 12 m</w:t>
+              <w:br/>
+              <w:t>Luas = 1/2 × 40 m × 12 m = 20 × 12 = 240 m².</w:t>
+              <w:br/>
+              <w:t>Jadi, luas pekarangan rumah tersebut adalah 240 m² (Pilihan B).</w:t>
+            </w:r>
+          </w:p>
+        </w:tc>
+      </w:tr>
+      <w:tr>
+        <w:tc>
+          <w:tcPr>
+            <w:tcW w:type="dxa" w:w="785"/>
+          </w:tcPr>
+          <w:p>
+            <w:r>
+              <w:t>Sebuah tandon penampung air hujan berbentuk tabung memiliki jari-jari alas 70 cm dan tinggi 1,5 meter (150 cm). Tandon tersebut diisi air sampai penuh (gunakan π = 22/7). Berapa liter volume air di dalam tandon tersebut?</w:t>
+            </w:r>
+          </w:p>
+        </w:tc>
+        <w:tc>
+          <w:tcPr>
+            <w:tcW w:type="dxa" w:w="785"/>
+          </w:tcPr>
+          <w:p>
+            <w:r>
+              <w:t>Multiple Choice</w:t>
+            </w:r>
+          </w:p>
+        </w:tc>
+        <w:tc>
+          <w:tcPr>
+            <w:tcW w:type="dxa" w:w="785"/>
+          </w:tcPr>
+          <w:p>
+            <w:r>
+              <w:t>1.840 liter</w:t>
+            </w:r>
+          </w:p>
+        </w:tc>
+        <w:tc>
+          <w:tcPr>
+            <w:tcW w:type="dxa" w:w="785"/>
+          </w:tcPr>
+          <w:p>
+            <w:r>
+              <w:t>2.100 liter</w:t>
+            </w:r>
+          </w:p>
+        </w:tc>
+        <w:tc>
+          <w:tcPr>
+            <w:tcW w:type="dxa" w:w="785"/>
+          </w:tcPr>
+          <w:p>
+            <w:r>
+              <w:t>2.310 liter</w:t>
+            </w:r>
+          </w:p>
+        </w:tc>
+        <w:tc>
+          <w:tcPr>
+            <w:tcW w:type="dxa" w:w="785"/>
+          </w:tcPr>
+          <w:p>
+            <w:r>
+              <w:t>2.520 liter</w:t>
+            </w:r>
+          </w:p>
+        </w:tc>
+        <w:tc>
+          <w:tcPr>
+            <w:tcW w:type="dxa" w:w="785"/>
+          </w:tcPr>
+          <w:p>
+            <w:r/>
+          </w:p>
+        </w:tc>
+        <w:tc>
+          <w:tcPr>
+            <w:tcW w:type="dxa" w:w="785"/>
+          </w:tcPr>
+          <w:p>
+            <w:r>
+              <w:t>3</w:t>
+            </w:r>
+          </w:p>
+        </w:tc>
+        <w:tc>
+          <w:tcPr>
+            <w:tcW w:type="dxa" w:w="785"/>
+          </w:tcPr>
+          <w:p>
+            <w:r>
+              <w:t>60</w:t>
+            </w:r>
+          </w:p>
+        </w:tc>
+        <w:tc>
+          <w:tcPr>
+            <w:tcW w:type="dxa" w:w="785"/>
+          </w:tcPr>
+          <w:p>
+            <w:r/>
+          </w:p>
+        </w:tc>
+        <w:tc>
+          <w:tcPr>
+            <w:tcW w:type="dxa" w:w="785"/>
+          </w:tcPr>
+          <w:p>
+            <w:r>
+              <w:t>Langkah penyelesaian:</w:t>
+              <w:br/>
+              <w:t>1. Jari-jari (r) = 70 cm, tinggi (t) = 150 cm.</w:t>
+              <w:br/>
+              <w:t>2. Volume tabung = π × r² × t</w:t>
+              <w:br/>
+              <w:t xml:space="preserve">   V = (22/7) × 70 × 70 × 150 cm³</w:t>
+              <w:br/>
+              <w:t xml:space="preserve">   V = 22 × 10 × 70 × 150 = 220 × 10.500 = 2.310.000 cm³.</w:t>
+              <w:br/>
+              <w:t>3. Konversi ke liter (dm³):</w:t>
+              <w:br/>
+              <w:t xml:space="preserve">   2.310.000 cm³ : 1.000 = 2.310 liter.</w:t>
+              <w:br/>
+              <w:t>Jadi, volume air adalah 2.310 liter (Pilihan C).</w:t>
+            </w:r>
+          </w:p>
+        </w:tc>
+      </w:tr>
+      <w:tr>
+        <w:tc>
+          <w:tcPr>
+            <w:tcW w:type="dxa" w:w="785"/>
+          </w:tcPr>
+          <w:p>
+            <w:r>
+              <w:t>Perhatikan sifat-sifat bangun ruang berikut:</w:t>
+              <w:br/>
+              <w:t>(1) Memiliki 2 sisi datar berbentuk lingkaran yang kongruen (alas dan tutup).</w:t>
+              <w:br/>
+              <w:t>(2) Memiliki 1 sisi lengkung yang menghubungkan alas dan tutup (selimut).</w:t>
+              <w:br/>
+              <w:t>(3) Memiliki 2 buah rusuk lengkung dan tidak memiliki titik sudut.</w:t>
+              <w:br/>
+              <w:t>Bangun ruang yang memiliki sifat-sifat tersebut adalah....</w:t>
+            </w:r>
+          </w:p>
+        </w:tc>
+        <w:tc>
+          <w:tcPr>
+            <w:tcW w:type="dxa" w:w="785"/>
+          </w:tcPr>
+          <w:p>
+            <w:r>
+              <w:t>Checkbox</w:t>
+            </w:r>
+          </w:p>
+        </w:tc>
+        <w:tc>
+          <w:tcPr>
+            <w:tcW w:type="dxa" w:w="785"/>
+          </w:tcPr>
+          <w:p>
+            <w:r>
+              <w:t>Kerucut</w:t>
+            </w:r>
+          </w:p>
+        </w:tc>
+        <w:tc>
+          <w:tcPr>
+            <w:tcW w:type="dxa" w:w="785"/>
+          </w:tcPr>
+          <w:p>
+            <w:r>
+              <w:t>Bola</w:t>
+            </w:r>
+          </w:p>
+        </w:tc>
+        <w:tc>
+          <w:tcPr>
+            <w:tcW w:type="dxa" w:w="785"/>
+          </w:tcPr>
+          <w:p>
+            <w:r>
+              <w:t>Tabung</w:t>
+            </w:r>
+          </w:p>
+        </w:tc>
+        <w:tc>
+          <w:tcPr>
+            <w:tcW w:type="dxa" w:w="785"/>
+          </w:tcPr>
+          <w:p>
+            <w:r>
+              <w:t>Prisma lingkaran</w:t>
+            </w:r>
+          </w:p>
+        </w:tc>
+        <w:tc>
+          <w:tcPr>
+            <w:tcW w:type="dxa" w:w="785"/>
+          </w:tcPr>
+          <w:p>
+            <w:r/>
+          </w:p>
+        </w:tc>
+        <w:tc>
+          <w:tcPr>
+            <w:tcW w:type="dxa" w:w="785"/>
+          </w:tcPr>
+          <w:p>
+            <w:r>
+              <w:t>Option 1, Option 2</w:t>
+            </w:r>
+          </w:p>
+        </w:tc>
+        <w:tc>
+          <w:tcPr>
+            <w:tcW w:type="dxa" w:w="785"/>
+          </w:tcPr>
+          <w:p>
+            <w:r>
+              <w:t>60</w:t>
+            </w:r>
+          </w:p>
+        </w:tc>
+        <w:tc>
+          <w:tcPr>
+            <w:tcW w:type="dxa" w:w="785"/>
+          </w:tcPr>
+          <w:p>
+            <w:r/>
+          </w:p>
+        </w:tc>
+        <w:tc>
+          <w:tcPr>
+            <w:tcW w:type="dxa" w:w="785"/>
+          </w:tcPr>
+          <w:p>
+            <w:r>
+              <w:t>Analisis sifat:</w:t>
+              <w:br/>
+              <w:t>- Kerucut: memiliki 1 titik puncak, 1 sisi lengkung, 1 alas lingkaran.</w:t>
+              <w:br/>
+              <w:t>- Bola: hanya memiliki 1 sisi lengkung tanpa rusuk.</w:t>
+              <w:br/>
+              <w:t>- Tabung: memiliki 3 sisi (2 lingkaran sejajar kongruen + 1 selimut lengkung), 2 rusuk lengkung, dan 0 titik sudut.</w:t>
+              <w:br/>
+              <w:t>Jadi, bangun ruang yang dimaksud adalah Tabung (Pilihan C).</w:t>
+            </w:r>
+          </w:p>
+        </w:tc>
+      </w:tr>
+      <w:tr>
+        <w:tc>
+          <w:tcPr>
+            <w:tcW w:type="dxa" w:w="785"/>
+          </w:tcPr>
+          <w:p>
+            <w:r>
+              <w:t>Kereta Api Logawa melaju dari Stasiun Purwokerto menuju Stasiun Surabaya dengan kecepatan rata-rata 80 km/jam. Jarak rute rel yang ditempuh adalah 240 km. Jika kereta api berangkat pada pukul 08.20 WIB dan sempat berhenti transit di stasiun antara selama 25 menit, pada pukul berapakah kereta tiba di Stasiun Surabaya?</w:t>
+            </w:r>
+          </w:p>
+        </w:tc>
+        <w:tc>
+          <w:tcPr>
+            <w:tcW w:type="dxa" w:w="785"/>
+          </w:tcPr>
+          <w:p>
+            <w:r>
+              <w:t>True/False</w:t>
+            </w:r>
+          </w:p>
+        </w:tc>
+        <w:tc>
+          <w:tcPr>
+            <w:tcW w:type="dxa" w:w="785"/>
+          </w:tcPr>
+          <w:p>
+            <w:r>
+              <w:t>True</w:t>
+            </w:r>
+          </w:p>
+        </w:tc>
+        <w:tc>
+          <w:tcPr>
+            <w:tcW w:type="dxa" w:w="785"/>
+          </w:tcPr>
+          <w:p>
+            <w:r>
+              <w:t>False</w:t>
+            </w:r>
+          </w:p>
+        </w:tc>
+        <w:tc>
+          <w:tcPr>
+            <w:tcW w:type="dxa" w:w="785"/>
+          </w:tcPr>
+          <w:p>
+            <w:r/>
+          </w:p>
+        </w:tc>
+        <w:tc>
+          <w:tcPr>
+            <w:tcW w:type="dxa" w:w="785"/>
+          </w:tcPr>
+          <w:p>
+            <w:r/>
+          </w:p>
+        </w:tc>
+        <w:tc>
+          <w:tcPr>
+            <w:tcW w:type="dxa" w:w="785"/>
+          </w:tcPr>
+          <w:p>
+            <w:r/>
+          </w:p>
+        </w:tc>
+        <w:tc>
+          <w:tcPr>
+            <w:tcW w:type="dxa" w:w="785"/>
+          </w:tcPr>
+          <w:p>
+            <w:r>
+              <w:t>True</w:t>
+            </w:r>
+          </w:p>
+        </w:tc>
+        <w:tc>
+          <w:tcPr>
+            <w:tcW w:type="dxa" w:w="785"/>
+          </w:tcPr>
+          <w:p>
+            <w:r>
+              <w:t>60</w:t>
+            </w:r>
+          </w:p>
+        </w:tc>
+        <w:tc>
+          <w:tcPr>
+            <w:tcW w:type="dxa" w:w="785"/>
+          </w:tcPr>
+          <w:p>
+            <w:r/>
+          </w:p>
+        </w:tc>
+        <w:tc>
+          <w:tcPr>
+            <w:tcW w:type="dxa" w:w="785"/>
+          </w:tcPr>
+          <w:p>
+            <w:r>
+              <w:t>Langkah penyelesaian:</w:t>
+              <w:br/>
+              <w:t>1. Waktu berjalan murni = Jarak : Kecepatan</w:t>
+              <w:br/>
+              <w:t xml:space="preserve">   Waktu = 240 km : 80 km/jam = 3 jam.</w:t>
+              <w:br/>
+              <w:t>2. Waktu transit = 25 menit.</w:t>
+              <w:br/>
+              <w:t>3. Total waktu perjalanan = 3 jam + 25 menit = 3 jam 25 menit.</w:t>
+              <w:br/>
+              <w:t>4. Jam tiba = 08.20 WIB + 03.25 = 11.45 WIB.</w:t>
+              <w:br/>
+              <w:t>Jadi, kereta tiba di Surabaya pada pukul 11.45 WIB (Pilihan C).</w:t>
+            </w:r>
+          </w:p>
+        </w:tc>
+      </w:tr>
+      <w:tr>
+        <w:tc>
+          <w:tcPr>
+            <w:tcW w:type="dxa" w:w="785"/>
+          </w:tcPr>
+          <w:p>
+            <w:r>
+              <w:t>Sebuah tandon air berkapasitas 1.500 liter terisi penuh. Di bagian bawah tandon dipasang kran pembuangan air dengan debit aliran konstan 25 liter/menit. Berapa menit waktu yang dibutuhkan untuk mengosongkan seluruh air di dalam tandon tersebut?</w:t>
+            </w:r>
+          </w:p>
+        </w:tc>
+        <w:tc>
+          <w:tcPr>
+            <w:tcW w:type="dxa" w:w="785"/>
+          </w:tcPr>
+          <w:p>
+            <w:r>
+              <w:t>Multiple Choice</w:t>
+            </w:r>
+          </w:p>
+        </w:tc>
+        <w:tc>
+          <w:tcPr>
+            <w:tcW w:type="dxa" w:w="785"/>
+          </w:tcPr>
+          <w:p>
+            <w:r>
+              <w:t>50 menit</w:t>
+            </w:r>
+          </w:p>
+        </w:tc>
+        <w:tc>
+          <w:tcPr>
+            <w:tcW w:type="dxa" w:w="785"/>
+          </w:tcPr>
+          <w:p>
+            <w:r>
+              <w:t>55 menit</w:t>
+            </w:r>
+          </w:p>
+        </w:tc>
+        <w:tc>
+          <w:tcPr>
+            <w:tcW w:type="dxa" w:w="785"/>
+          </w:tcPr>
+          <w:p>
+            <w:r>
+              <w:t>60 menit</w:t>
+            </w:r>
+          </w:p>
+        </w:tc>
+        <w:tc>
+          <w:tcPr>
+            <w:tcW w:type="dxa" w:w="785"/>
+          </w:tcPr>
+          <w:p>
+            <w:r>
+              <w:t>75 menit</w:t>
+            </w:r>
+          </w:p>
+        </w:tc>
+        <w:tc>
+          <w:tcPr>
+            <w:tcW w:type="dxa" w:w="785"/>
+          </w:tcPr>
+          <w:p>
+            <w:r/>
+          </w:p>
+        </w:tc>
+        <w:tc>
+          <w:tcPr>
+            <w:tcW w:type="dxa" w:w="785"/>
+          </w:tcPr>
+          <w:p>
+            <w:r>
+              <w:t>3</w:t>
+            </w:r>
+          </w:p>
+        </w:tc>
+        <w:tc>
+          <w:tcPr>
+            <w:tcW w:type="dxa" w:w="785"/>
+          </w:tcPr>
+          <w:p>
+            <w:r>
+              <w:t>60</w:t>
+            </w:r>
+          </w:p>
+        </w:tc>
+        <w:tc>
+          <w:tcPr>
+            <w:tcW w:type="dxa" w:w="785"/>
+          </w:tcPr>
+          <w:p>
+            <w:r/>
+          </w:p>
+        </w:tc>
+        <w:tc>
+          <w:tcPr>
+            <w:tcW w:type="dxa" w:w="785"/>
+          </w:tcPr>
+          <w:p>
+            <w:r>
+              <w:t>Langkah penyelesaian:</w:t>
+              <w:br/>
+              <w:t>Waktu = Volume : Debit</w:t>
+              <w:br/>
+              <w:t>Waktu = 1.500 liter : 25 liter/menit = 60 menit (setara 1 jam).</w:t>
+              <w:br/>
+              <w:t>Jadi, waktu yang dibutuhkan adalah 60 menit (Pilihan C).</w:t>
+            </w:r>
+          </w:p>
+        </w:tc>
+      </w:tr>
+      <w:tr>
+        <w:tc>
+          <w:tcPr>
+            <w:tcW w:type="dxa" w:w="785"/>
+          </w:tcPr>
+          <w:p>
+            <w:r>
+              <w:t>Data kunjungan pemustaka di Perpustakaan Daerah selama 5 hari tercatat sebagai berikut: Senin 60 orang, Selasa 75 orang, Rabu 90 orang, Kamis 65 orang, dan Jumat 110 orang. Berapakah jumlah total kunjungan pemustaka selama 5 hari tersebut?</w:t>
+            </w:r>
+          </w:p>
+        </w:tc>
+        <w:tc>
+          <w:tcPr>
+            <w:tcW w:type="dxa" w:w="785"/>
+          </w:tcPr>
+          <w:p>
+            <w:r>
+              <w:t>Checkbox</w:t>
+            </w:r>
+          </w:p>
+        </w:tc>
+        <w:tc>
+          <w:tcPr>
+            <w:tcW w:type="dxa" w:w="785"/>
+          </w:tcPr>
+          <w:p>
+            <w:r>
+              <w:t>380 orang</w:t>
+            </w:r>
+          </w:p>
+        </w:tc>
+        <w:tc>
+          <w:tcPr>
+            <w:tcW w:type="dxa" w:w="785"/>
+          </w:tcPr>
+          <w:p>
+            <w:r>
+              <w:t>390 orang</w:t>
+            </w:r>
+          </w:p>
+        </w:tc>
+        <w:tc>
+          <w:tcPr>
+            <w:tcW w:type="dxa" w:w="785"/>
+          </w:tcPr>
+          <w:p>
+            <w:r>
+              <w:t>400 orang</w:t>
+            </w:r>
+          </w:p>
+        </w:tc>
+        <w:tc>
+          <w:tcPr>
+            <w:tcW w:type="dxa" w:w="785"/>
+          </w:tcPr>
+          <w:p>
+            <w:r>
+              <w:t>410 orang</w:t>
+            </w:r>
+          </w:p>
+        </w:tc>
+        <w:tc>
+          <w:tcPr>
+            <w:tcW w:type="dxa" w:w="785"/>
+          </w:tcPr>
+          <w:p>
+            <w:r/>
+          </w:p>
+        </w:tc>
+        <w:tc>
+          <w:tcPr>
+            <w:tcW w:type="dxa" w:w="785"/>
+          </w:tcPr>
+          <w:p>
+            <w:r>
+              <w:t>Option 1, Option 2</w:t>
+            </w:r>
+          </w:p>
+        </w:tc>
+        <w:tc>
+          <w:tcPr>
+            <w:tcW w:type="dxa" w:w="785"/>
+          </w:tcPr>
+          <w:p>
+            <w:r>
+              <w:t>60</w:t>
+            </w:r>
+          </w:p>
+        </w:tc>
+        <w:tc>
+          <w:tcPr>
+            <w:tcW w:type="dxa" w:w="785"/>
+          </w:tcPr>
+          <w:p>
+            <w:r/>
+          </w:p>
+        </w:tc>
+        <w:tc>
+          <w:tcPr>
+            <w:tcW w:type="dxa" w:w="785"/>
+          </w:tcPr>
+          <w:p>
+            <w:r>
+              <w:t>Langkah penyelesaian:</w:t>
+              <w:br/>
+              <w:t>Total kunjungan = 60 + 75 + 90 + 65 + 110 = 400 orang.</w:t>
+              <w:br/>
+              <w:t>Jadi, jumlah total kunjungan adalah 400 orang (Pilihan C).</w:t>
+            </w:r>
+          </w:p>
+        </w:tc>
+      </w:tr>
+      <w:tr>
+        <w:tc>
+          <w:tcPr>
+            <w:tcW w:type="dxa" w:w="785"/>
+          </w:tcPr>
+          <w:p>
+            <w:r>
+              <w:t>Sebuah survei kegiatan ekstrakurikuler diikuti oleh 120 siswa kelas VI dengan rincian persentase: Sepak Bola 35%, Bulu Tangkis 25%, Renang 20%, dan Seni Musik sisanya. Berapakah selisih banyak siswa yang memilih ekstrakurikuler Sepak Bola dengan Bulu Tangkis?</w:t>
+            </w:r>
+          </w:p>
+        </w:tc>
+        <w:tc>
+          <w:tcPr>
+            <w:tcW w:type="dxa" w:w="785"/>
+          </w:tcPr>
+          <w:p>
+            <w:r>
+              <w:t>True/False</w:t>
+            </w:r>
+          </w:p>
+        </w:tc>
+        <w:tc>
+          <w:tcPr>
+            <w:tcW w:type="dxa" w:w="785"/>
+          </w:tcPr>
+          <w:p>
+            <w:r>
+              <w:t>True</w:t>
+            </w:r>
+          </w:p>
+        </w:tc>
+        <w:tc>
+          <w:tcPr>
+            <w:tcW w:type="dxa" w:w="785"/>
+          </w:tcPr>
+          <w:p>
+            <w:r>
+              <w:t>False</w:t>
+            </w:r>
+          </w:p>
+        </w:tc>
+        <w:tc>
+          <w:tcPr>
+            <w:tcW w:type="dxa" w:w="785"/>
+          </w:tcPr>
+          <w:p>
+            <w:r/>
+          </w:p>
+        </w:tc>
+        <w:tc>
+          <w:tcPr>
+            <w:tcW w:type="dxa" w:w="785"/>
+          </w:tcPr>
+          <w:p>
+            <w:r/>
+          </w:p>
+        </w:tc>
+        <w:tc>
+          <w:tcPr>
+            <w:tcW w:type="dxa" w:w="785"/>
+          </w:tcPr>
+          <w:p>
+            <w:r/>
+          </w:p>
+        </w:tc>
+        <w:tc>
+          <w:tcPr>
+            <w:tcW w:type="dxa" w:w="785"/>
+          </w:tcPr>
+          <w:p>
+            <w:r>
+              <w:t>True</w:t>
+            </w:r>
+          </w:p>
+        </w:tc>
+        <w:tc>
+          <w:tcPr>
+            <w:tcW w:type="dxa" w:w="785"/>
+          </w:tcPr>
+          <w:p>
+            <w:r>
+              <w:t>60</w:t>
+            </w:r>
+          </w:p>
+        </w:tc>
+        <w:tc>
+          <w:tcPr>
+            <w:tcW w:type="dxa" w:w="785"/>
+          </w:tcPr>
+          <w:p>
+            <w:r/>
+          </w:p>
+        </w:tc>
+        <w:tc>
+          <w:tcPr>
+            <w:tcW w:type="dxa" w:w="785"/>
+          </w:tcPr>
+          <w:p>
+            <w:r>
+              <w:t>Langkah penyelesaian:</w:t>
+              <w:br/>
+              <w:t>1. Siswa Sepak Bola = 35% × 120 = (35/100) × 120 = 42 orang.</w:t>
+              <w:br/>
+              <w:t>2. Siswa Bulu Tangkis = 25% × 120 = (25/100) × 120 = 30 orang.</w:t>
+              <w:br/>
+              <w:t>3. Selisih = 42 orang - 30 orang = 12 orang.</w:t>
+              <w:br/>
+              <w:t>(Atau: (35% - 25%) × 120 = 10% × 120 = 12 orang).</w:t>
+              <w:br/>
+              <w:t>Jadi, selisihnya adalah 12 orang (Pilihan B).</w:t>
+            </w:r>
+          </w:p>
+        </w:tc>
+      </w:tr>
+      <w:tr>
+        <w:tc>
+          <w:tcPr>
+            <w:tcW w:type="dxa" w:w="785"/>
+          </w:tcPr>
+          <w:p>
+            <w:r>
+              <w:t>Nilai rata-rata ulangan harian IPA dari 9 orang siswa adalah 78. Ketika nilai ulangan milik Bayu digabungkan ke dalam kelompok tersebut, nilai rata-ratanya naik menjadi 80. Berapakah nilai ulangan IPA Bayu?</w:t>
+            </w:r>
+          </w:p>
+        </w:tc>
+        <w:tc>
+          <w:tcPr>
+            <w:tcW w:type="dxa" w:w="785"/>
+          </w:tcPr>
+          <w:p>
+            <w:r>
+              <w:t>Multiple Choice</w:t>
+            </w:r>
+          </w:p>
+        </w:tc>
+        <w:tc>
+          <w:tcPr>
+            <w:tcW w:type="dxa" w:w="785"/>
+          </w:tcPr>
+          <w:p>
+            <w:r>
+              <w:t>92</w:t>
+            </w:r>
+          </w:p>
+        </w:tc>
+        <w:tc>
+          <w:tcPr>
+            <w:tcW w:type="dxa" w:w="785"/>
+          </w:tcPr>
+          <w:p>
+            <w:r>
+              <w:t>95</w:t>
+            </w:r>
+          </w:p>
+        </w:tc>
+        <w:tc>
+          <w:tcPr>
+            <w:tcW w:type="dxa" w:w="785"/>
+          </w:tcPr>
+          <w:p>
+            <w:r>
+              <w:t>98</w:t>
+            </w:r>
+          </w:p>
+        </w:tc>
+        <w:tc>
+          <w:tcPr>
+            <w:tcW w:type="dxa" w:w="785"/>
+          </w:tcPr>
+          <w:p>
+            <w:r>
+              <w:t>100</w:t>
+            </w:r>
+          </w:p>
+        </w:tc>
+        <w:tc>
+          <w:tcPr>
+            <w:tcW w:type="dxa" w:w="785"/>
+          </w:tcPr>
+          <w:p>
+            <w:r/>
+          </w:p>
+        </w:tc>
+        <w:tc>
+          <w:tcPr>
+            <w:tcW w:type="dxa" w:w="785"/>
+          </w:tcPr>
+          <w:p>
+            <w:r>
+              <w:t>3</w:t>
+            </w:r>
+          </w:p>
+        </w:tc>
+        <w:tc>
+          <w:tcPr>
+            <w:tcW w:type="dxa" w:w="785"/>
+          </w:tcPr>
+          <w:p>
+            <w:r>
+              <w:t>60</w:t>
+            </w:r>
+          </w:p>
+        </w:tc>
+        <w:tc>
+          <w:tcPr>
+            <w:tcW w:type="dxa" w:w="785"/>
+          </w:tcPr>
+          <w:p>
+            <w:r/>
+          </w:p>
+        </w:tc>
+        <w:tc>
+          <w:tcPr>
+            <w:tcW w:type="dxa" w:w="785"/>
+          </w:tcPr>
+          <w:p>
+            <w:r>
+              <w:t>Langkah penyelesaian:</w:t>
+              <w:br/>
+              <w:t>1. Jumlah nilai 9 siswa = 9 × 78 = 702.</w:t>
+              <w:br/>
+              <w:t>2. Jumlah nilai setelah Bayu bergabung (10 siswa) = 10 × 80 = 800.</w:t>
+              <w:br/>
+              <w:t>3. Nilai Bayu = Total 10 siswa - Total 9 siswa</w:t>
+              <w:br/>
+              <w:t xml:space="preserve">   Nilai Bayu = 800 - 702 = 98.</w:t>
+              <w:br/>
+              <w:t>Jadi, nilai ulangan Bayu adalah 98 (Pilihan C).</w:t>
+            </w:r>
+          </w:p>
+        </w:tc>
+      </w:tr>
+      <w:tr>
+        <w:tc>
+          <w:tcPr>
+            <w:tcW w:type="dxa" w:w="785"/>
+          </w:tcPr>
+          <w:p>
+            <w:r>
+              <w:t>Nilai ulangan matematika dari 12 orang siswa adalah sebagai berikut:</w:t>
+              <w:br/>
+              <w:t>70, 80, 75, 90, 85, 80, 75, 80, 85, 95, 80, 70.</w:t>
+              <w:br/>
+              <w:t>Modus dan median dari data nilai ulangan tersebut adalah....</w:t>
+            </w:r>
+          </w:p>
+        </w:tc>
+        <w:tc>
+          <w:tcPr>
+            <w:tcW w:type="dxa" w:w="785"/>
+          </w:tcPr>
+          <w:p>
+            <w:r>
+              <w:t>Checkbox</w:t>
+            </w:r>
+          </w:p>
+        </w:tc>
+        <w:tc>
+          <w:tcPr>
+            <w:tcW w:type="dxa" w:w="785"/>
+          </w:tcPr>
+          <w:p>
+            <w:r>
+              <w:t>Modus = 80 dan Median = 80</w:t>
+            </w:r>
+          </w:p>
+        </w:tc>
+        <w:tc>
+          <w:tcPr>
+            <w:tcW w:type="dxa" w:w="785"/>
+          </w:tcPr>
+          <w:p>
+            <w:r>
+              <w:t>Modus = 75 dan Median = 80</w:t>
+            </w:r>
+          </w:p>
+        </w:tc>
+        <w:tc>
+          <w:tcPr>
+            <w:tcW w:type="dxa" w:w="785"/>
+          </w:tcPr>
+          <w:p>
+            <w:r>
+              <w:t>Modus = 80 dan Median = 77,5</w:t>
+            </w:r>
+          </w:p>
+        </w:tc>
+        <w:tc>
+          <w:tcPr>
+            <w:tcW w:type="dxa" w:w="785"/>
+          </w:tcPr>
+          <w:p>
+            <w:r>
+              <w:t>Modus = 85 dan Median = 80</w:t>
+            </w:r>
+          </w:p>
+        </w:tc>
+        <w:tc>
+          <w:tcPr>
+            <w:tcW w:type="dxa" w:w="785"/>
+          </w:tcPr>
+          <w:p>
+            <w:r/>
+          </w:p>
+        </w:tc>
+        <w:tc>
+          <w:tcPr>
+            <w:tcW w:type="dxa" w:w="785"/>
+          </w:tcPr>
+          <w:p>
+            <w:r>
+              <w:t>Option 1, Option 2</w:t>
+            </w:r>
+          </w:p>
+        </w:tc>
+        <w:tc>
+          <w:tcPr>
+            <w:tcW w:type="dxa" w:w="785"/>
+          </w:tcPr>
+          <w:p>
+            <w:r>
+              <w:t>60</w:t>
+            </w:r>
+          </w:p>
+        </w:tc>
+        <w:tc>
+          <w:tcPr>
+            <w:tcW w:type="dxa" w:w="785"/>
+          </w:tcPr>
+          <w:p>
+            <w:r/>
+          </w:p>
+        </w:tc>
+        <w:tc>
+          <w:tcPr>
+            <w:tcW w:type="dxa" w:w="785"/>
+          </w:tcPr>
+          <w:p>
+            <w:r>
+              <w:t>Langkah penyelesaian:</w:t>
+              <w:br/>
+              <w:t>1. Menentukan Modus (nilai paling sering muncul):</w:t>
+              <w:br/>
+              <w:t xml:space="preserve">   - Nilai 70 muncul 2 kali</w:t>
+              <w:br/>
+              <w:t xml:space="preserve">   - Nilai 75 muncul 2 kali</w:t>
+              <w:br/>
+              <w:t xml:space="preserve">   - Nilai 80 muncul 4 kali</w:t>
+              <w:br/>
+              <w:t xml:space="preserve">   - Nilai 85 muncul 2 kali</w:t>
+              <w:br/>
+              <w:t xml:space="preserve">   - Nilai 90 muncul 1 kali</w:t>
+              <w:br/>
+              <w:t xml:space="preserve">   - Nilai 95 muncul 1 kali</w:t>
+              <w:br/>
+              <w:t xml:space="preserve">   Modus = 80.</w:t>
+              <w:br/>
+              <w:t>2. Menentukan Median (urutkan 12 data dari terkecil):</w:t>
+              <w:br/>
+              <w:t xml:space="preserve">   70, 70, 75, 75, 80, [80, 80], 80, 85, 85, 90, 95.</w:t>
+              <w:br/>
+              <w:t xml:space="preserve">   Nilai tengah berada di antara data ke-6 (80) dan data ke-7 (80).</w:t>
+              <w:br/>
+              <w:t xml:space="preserve">   Median = (80 + 80) : 2 = 80.</w:t>
+              <w:br/>
+              <w:t>Jadi, modus = 80 dan median = 80 (Pilihan A).</w:t>
             </w:r>
           </w:p>
         </w:tc>
       </w:tr>
     </w:tbl>
-    <w:p>
-      <w:pPr>
-        <w:spacing w:after="160"/>
-      </w:pPr>
-    </w:p>
-    <w:p>
-      <w:pPr>
-        <w:spacing w:before="120" w:after="80"/>
-      </w:pPr>
-      <w:r>
-        <w:rPr>
-          <w:b/>
-          <w:color w:val="1E3A8A"/>
-        </w:rPr>
-        <w:t>Soal Nomor 1  |  Kunci Jawaban: B</w:t>
-        <w:br/>
-      </w:r>
-      <w:r>
-        <w:rPr>
-          <w:i/>
-          <w:color w:val="4B5563"/>
-        </w:rPr>
-        <w:t>Materi / Lingkup Kompetensi: Operasi Hitung Campuran Bilangan Cacah</w:t>
-        <w:br/>
-      </w:r>
-      <w:r>
-        <w:t>Pembahasan &amp; Langkah Penyelesaian:</w:t>
-        <w:br/>
-        <w:t>Langkah penyelesaian:</w:t>
-        <w:br/>
-        <w:t>1. Total panen apel = 18 keranjang × 45 kg = 810 kg.</w:t>
-        <w:br/>
-        <w:t>2. Sisa setelah dibagikan = 810 kg - 110 kg = 700 kg.</w:t>
-        <w:br/>
-        <w:t>3. Dibagikan ke 10 pedagang sama banyak = 700 : 10 = 70 kg.</w:t>
-        <w:br/>
-        <w:t>Jadi, setiap pedagang menerima 70 kg apel (Pilihan B).</w:t>
-        <w:br/>
-      </w:r>
-    </w:p>
-    <w:p>
-      <w:pPr>
-        <w:spacing w:before="0" w:after="80"/>
-      </w:pPr>
-      <w:r>
-        <w:rPr>
-          <w:color w:val="E5E7EB"/>
-        </w:rPr>
-        <w:t>―――――――――――――――――――――――――――――――――――――――――――――</w:t>
-      </w:r>
-    </w:p>
-    <w:p>
-      <w:pPr>
-        <w:spacing w:before="120" w:after="80"/>
-      </w:pPr>
-      <w:r>
-        <w:rPr>
-          <w:b/>
-          <w:color w:val="1E3A8A"/>
-        </w:rPr>
-        <w:t>Soal Nomor 2  |  Kunci Jawaban: B</w:t>
-        <w:br/>
-      </w:r>
-      <w:r>
-        <w:rPr>
-          <w:i/>
-          <w:color w:val="4B5563"/>
-        </w:rPr>
-        <w:t>Materi / Lingkup Kompetensi: Operasi Bilangan Bulat (Perubahan Suhu Udara)</w:t>
-        <w:br/>
-      </w:r>
-      <w:r>
-        <w:t>Pembahasan &amp; Langkah Penyelesaian:</w:t>
-        <w:br/>
-        <w:t>Langkah penyelesaian:</w:t>
-        <w:br/>
-        <w:t>1. Suhu awal = -4°C.</w:t>
-        <w:br/>
-        <w:t>2. Siang hari naik 19°C -&gt; -4°C + 19°C = 15°C.</w:t>
-        <w:br/>
-        <w:t>3. Malam hari turun 6°C -&gt; 15°C - 6°C = 9°C.</w:t>
-        <w:br/>
-        <w:t>Persamaan utuh: -4 + 19 - 6 = 9°C.</w:t>
-        <w:br/>
-        <w:t>Jadi, suhu udara pada malam hari adalah 9°C (Pilihan B).</w:t>
-        <w:br/>
-      </w:r>
-    </w:p>
-    <w:p>
-      <w:pPr>
-        <w:spacing w:before="0" w:after="80"/>
-      </w:pPr>
-      <w:r>
-        <w:rPr>
-          <w:color w:val="E5E7EB"/>
-        </w:rPr>
-        <w:t>―――――――――――――――――――――――――――――――――――――――――――――</w:t>
-      </w:r>
-    </w:p>
-    <w:p>
-      <w:pPr>
-        <w:spacing w:before="120" w:after="80"/>
-      </w:pPr>
-      <w:r>
-        <w:rPr>
-          <w:b/>
-          <w:color w:val="1E3A8A"/>
-        </w:rPr>
-        <w:t>Soal Nomor 3  |  Kunci Jawaban: B</w:t>
-        <w:br/>
-      </w:r>
-      <w:r>
-        <w:rPr>
-          <w:i/>
-          <w:color w:val="4B5563"/>
-        </w:rPr>
-        <w:t>Materi / Lingkup Kompetensi: Operasi Hitung Pecahan Campuran</w:t>
-        <w:br/>
-      </w:r>
-      <w:r>
-        <w:t>Pembahasan &amp; Langkah Penyelesaian:</w:t>
-        <w:br/>
-        <w:t>Langkah penyelesaian:</w:t>
-        <w:br/>
-        <w:t>Volume minyak = 5 1/4 - 2 1/2 + 1 3/4</w:t>
-        <w:br/>
-        <w:t>Samakan penyebut ke per empat (4):</w:t>
-        <w:br/>
-        <w:t>= 5 1/4 - 2 2/4 + 1 3/4</w:t>
-        <w:br/>
-        <w:t>Ubah ke pecahan biasa:</w:t>
-        <w:br/>
-        <w:t>= 21/4 - 10/4 + 7/4</w:t>
-        <w:br/>
-        <w:t>= (21 - 10 + 7) / 4 = 18/4 = 4 2/4 = 4 1/2 liter (atau 4,5 liter).</w:t>
-        <w:br/>
-        <w:t>Jadi, volume minyak sekarang adalah 4 1/2 liter (Pilihan B).</w:t>
-        <w:br/>
-      </w:r>
-    </w:p>
-    <w:p>
-      <w:pPr>
-        <w:spacing w:before="0" w:after="80"/>
-      </w:pPr>
-      <w:r>
-        <w:rPr>
-          <w:color w:val="E5E7EB"/>
-        </w:rPr>
-        <w:t>―――――――――――――――――――――――――――――――――――――――――――――</w:t>
-      </w:r>
-    </w:p>
-    <w:p>
-      <w:pPr>
-        <w:spacing w:before="120" w:after="80"/>
-      </w:pPr>
-      <w:r>
-        <w:rPr>
-          <w:b/>
-          <w:color w:val="1E3A8A"/>
-        </w:rPr>
-        <w:t>Soal Nomor 4  |  Kunci Jawaban: A</w:t>
-        <w:br/>
-      </w:r>
-      <w:r>
-        <w:rPr>
-          <w:i/>
-          <w:color w:val="4B5563"/>
-        </w:rPr>
-        <w:t>Materi / Lingkup Kompetensi: Membandingkan dan Mengurutkan Pecahan</w:t>
-        <w:br/>
-      </w:r>
-      <w:r>
-        <w:t>Pembahasan &amp; Langkah Penyelesaian:</w:t>
-        <w:br/>
-        <w:t>Langkah penyelesaian (konversi ke desimal):</w:t>
-        <w:br/>
-        <w:t>- Botol P: 45% = 0,45</w:t>
-        <w:br/>
-        <w:t>- Botol Q: 0,55</w:t>
-        <w:br/>
-        <w:t>- Botol R: 3/5 = 6/10 = 0,60</w:t>
-        <w:br/>
-        <w:t>- Botol S: 0,4 = 0,40</w:t>
-        <w:br/>
-        <w:t>Urutan dari tertinggi ke terendah:</w:t>
-        <w:br/>
-        <w:t>0,60 (R) &gt; 0,55 (Q) &gt; 0,45 (P) &gt; 0,40 (S).</w:t>
-        <w:br/>
-        <w:t>Jadi, urutannya adalah Botol R, Botol Q, Botol P, Botol S (Pilihan A).</w:t>
-        <w:br/>
-      </w:r>
-    </w:p>
-    <w:p>
-      <w:pPr>
-        <w:spacing w:before="0" w:after="80"/>
-      </w:pPr>
-      <w:r>
-        <w:rPr>
-          <w:color w:val="E5E7EB"/>
-        </w:rPr>
-        <w:t>―――――――――――――――――――――――――――――――――――――――――――――</w:t>
-      </w:r>
-    </w:p>
-    <w:p>
-      <w:pPr>
-        <w:spacing w:before="120" w:after="80"/>
-      </w:pPr>
-      <w:r>
-        <w:rPr>
-          <w:b/>
-          <w:color w:val="1E3A8A"/>
-        </w:rPr>
-        <w:t>Soal Nomor 5  |  Kunci Jawaban: C</w:t>
-        <w:br/>
-      </w:r>
-      <w:r>
-        <w:rPr>
-          <w:i/>
-          <w:color w:val="4B5563"/>
-        </w:rPr>
-        <w:t>Materi / Lingkup Kompetensi: Kelipatan Persekutuan Terkecil (KPK Tiga Bilangan)</w:t>
-        <w:br/>
-      </w:r>
-      <w:r>
-        <w:t>Pembahasan &amp; Langkah Penyelesaian:</w:t>
-        <w:br/>
-        <w:t>Langkah penyelesaian:</w:t>
-        <w:br/>
-        <w:t>1. Cari KPK dari 15, 20, dan 30:</w:t>
-        <w:br/>
-        <w:t xml:space="preserve">   15 = 3 × 5</w:t>
-        <w:br/>
-        <w:t xml:space="preserve">   20 = 2² × 5</w:t>
-        <w:br/>
-        <w:t xml:space="preserve">   30 = 2 × 3 × 5</w:t>
-        <w:br/>
-        <w:t xml:space="preserve">   KPK = 2² × 3 × 5 = 4 × 15 = 60 menit (1 jam).</w:t>
-        <w:br/>
-        <w:t>2. Waktu berbunyi bersama berikutnya = 07.15 WIB + 1 jam = 08.15 WIB.</w:t>
-        <w:br/>
-        <w:t>Jadi, ketiga bel berbunyi bersamaan lagi pada pukul 08.15 WIB (Pilihan C).</w:t>
-        <w:br/>
-      </w:r>
-    </w:p>
-    <w:p>
-      <w:pPr>
-        <w:spacing w:before="0" w:after="80"/>
-      </w:pPr>
-      <w:r>
-        <w:rPr>
-          <w:color w:val="E5E7EB"/>
-        </w:rPr>
-        <w:t>―――――――――――――――――――――――――――――――――――――――――――――</w:t>
-      </w:r>
-    </w:p>
-    <w:p>
-      <w:pPr>
-        <w:spacing w:before="120" w:after="80"/>
-      </w:pPr>
-      <w:r>
-        <w:rPr>
-          <w:b/>
-          <w:color w:val="1E3A8A"/>
-        </w:rPr>
-        <w:t>Soal Nomor 6  |  Kunci Jawaban: C</w:t>
-        <w:br/>
-      </w:r>
-      <w:r>
-        <w:rPr>
-          <w:i/>
-          <w:color w:val="4B5563"/>
-        </w:rPr>
-        <w:t>Materi / Lingkup Kompetensi: Faktor Persekutuan Terbesar (FPB Tiga Bilangan)</w:t>
-        <w:br/>
-      </w:r>
-      <w:r>
-        <w:t>Pembahasan &amp; Langkah Penyelesaian:</w:t>
-        <w:br/>
-        <w:t>Langkah penyelesaian:</w:t>
-        <w:br/>
-        <w:t>Cari FPB dari 60, 75, dan 90:</w:t>
-        <w:br/>
-        <w:t>- 60 = 2² × 3 × 5</w:t>
-        <w:br/>
-        <w:t>- 75 = 3 × 5²</w:t>
-        <w:br/>
-        <w:t>- 90 = 2 × 3² × 5</w:t>
-        <w:br/>
-        <w:t>FPB = 3 × 5 = 15.</w:t>
-        <w:br/>
-        <w:t>Masing-masing kelompok menerima:</w:t>
-        <w:br/>
-        <w:t>Cabai = 60:15 = 4 bibit, Tomat = 75:15 = 5 bibit, Terung = 90:15 = 6 bibit.</w:t>
-        <w:br/>
-        <w:t>Jadi, paling banyak ada 15 kelompok warga yang dapat menerima (Pilihan C).</w:t>
-        <w:br/>
-      </w:r>
-    </w:p>
-    <w:p>
-      <w:pPr>
-        <w:spacing w:before="0" w:after="80"/>
-      </w:pPr>
-      <w:r>
-        <w:rPr>
-          <w:color w:val="E5E7EB"/>
-        </w:rPr>
-        <w:t>―――――――――――――――――――――――――――――――――――――――――――――</w:t>
-      </w:r>
-    </w:p>
-    <w:p>
-      <w:pPr>
-        <w:spacing w:before="120" w:after="80"/>
-      </w:pPr>
-      <w:r>
-        <w:rPr>
-          <w:b/>
-          <w:color w:val="1E3A8A"/>
-        </w:rPr>
-        <w:t>Soal Nomor 7  |  Kunci Jawaban: C</w:t>
-        <w:br/>
-      </w:r>
-      <w:r>
-        <w:rPr>
-          <w:i/>
-          <w:color w:val="4B5563"/>
-        </w:rPr>
-        <w:t>Materi / Lingkup Kompetensi: Akar Pangkat Dua dalam Keliling Kebun Persegi</w:t>
-        <w:br/>
-      </w:r>
-      <w:r>
-        <w:t>Pembahasan &amp; Langkah Penyelesaian:</w:t>
-        <w:br/>
-        <w:t>Langkah penyelesaian:</w:t>
-        <w:br/>
-        <w:t>1. Sisi persegi = √Luas = √784 m² = 28 meter.</w:t>
-        <w:br/>
-        <w:t>2. Keliling kebun persegi = 4 × sisi = 4 × 28 m = 112 meter.</w:t>
-        <w:br/>
-        <w:t>3. Banyak tiang bambu = Keliling : jarak antar-tiang</w:t>
-        <w:br/>
-        <w:t xml:space="preserve">   Banyak tiang = 112 m : 2 m = 56 buah.</w:t>
-        <w:br/>
-        <w:t>Jadi, tiang bambu yang dibutuhkan adalah 56 buah (Pilihan C).</w:t>
-        <w:br/>
-      </w:r>
-    </w:p>
-    <w:p>
-      <w:pPr>
-        <w:spacing w:before="0" w:after="80"/>
-      </w:pPr>
-      <w:r>
-        <w:rPr>
-          <w:color w:val="E5E7EB"/>
-        </w:rPr>
-        <w:t>―――――――――――――――――――――――――――――――――――――――――――――</w:t>
-      </w:r>
-    </w:p>
-    <w:p>
-      <w:pPr>
-        <w:spacing w:before="120" w:after="80"/>
-      </w:pPr>
-      <w:r>
-        <w:rPr>
-          <w:b/>
-          <w:color w:val="1E3A8A"/>
-        </w:rPr>
-        <w:t>Soal Nomor 8  |  Kunci Jawaban: B</w:t>
-        <w:br/>
-      </w:r>
-      <w:r>
-        <w:rPr>
-          <w:i/>
-          <w:color w:val="4B5563"/>
-        </w:rPr>
-        <w:t>Materi / Lingkup Kompetensi: Akar Pangkat Tiga dan Volume Kubus</w:t>
-        <w:br/>
-      </w:r>
-      <w:r>
-        <w:t>Pembahasan &amp; Langkah Penyelesaian:</w:t>
-        <w:br/>
-        <w:t>Langkah penyelesaian:</w:t>
-        <w:br/>
-        <w:t>1. Karena 1/2 volume = 62,5 liter, maka:</w:t>
-        <w:br/>
-        <w:t xml:space="preserve">   Volume penuh kubus = 62,5 × 2 = 125 liter (dm³).</w:t>
-        <w:br/>
-        <w:t>2. Panjang rusuk kubus = ∛Volume = ∛125 dm³ = 5 dm.</w:t>
-        <w:br/>
-        <w:t>3. Konversi dari dm ke cm (dikalikan 10):</w:t>
-        <w:br/>
-        <w:t xml:space="preserve">   5 dm = 5 × 10 = 50 cm.</w:t>
-        <w:br/>
-        <w:t>Jadi, panjang rusuk akuarium tersebut adalah 50 cm (Pilihan B).</w:t>
-        <w:br/>
-      </w:r>
-    </w:p>
-    <w:p>
-      <w:pPr>
-        <w:spacing w:before="0" w:after="80"/>
-      </w:pPr>
-      <w:r>
-        <w:rPr>
-          <w:color w:val="E5E7EB"/>
-        </w:rPr>
-        <w:t>―――――――――――――――――――――――――――――――――――――――――――――</w:t>
-      </w:r>
-    </w:p>
-    <w:p>
-      <w:pPr>
-        <w:spacing w:before="120" w:after="80"/>
-      </w:pPr>
-      <w:r>
-        <w:rPr>
-          <w:b/>
-          <w:color w:val="1E3A8A"/>
-        </w:rPr>
-        <w:t>Soal Nomor 9  |  Kunci Jawaban: B</w:t>
-        <w:br/>
-      </w:r>
-      <w:r>
-        <w:rPr>
-          <w:i/>
-          <w:color w:val="4B5563"/>
-        </w:rPr>
-        <w:t>Materi / Lingkup Kompetensi: Rasio Umur dan Penjumlahan</w:t>
-        <w:br/>
-      </w:r>
-      <w:r>
-        <w:t>Pembahasan &amp; Langkah Penyelesaian:</w:t>
-        <w:br/>
-        <w:t>Langkah penyelesaian:</w:t>
-        <w:br/>
-        <w:t>1. Rasio Dimas : Kakak = 3 : 7.</w:t>
-        <w:br/>
-        <w:t>2. Umur Kakak = 28 tahun (7 bagian).</w:t>
-        <w:br/>
-        <w:t xml:space="preserve">   Nilai 1 bagian = 28 : 7 = 4 tahun.</w:t>
-        <w:br/>
-        <w:t>3. Umur Dimas = 3 bagian × 4 tahun = 12 tahun.</w:t>
-        <w:br/>
-        <w:t>4. Jumlah umur = 12 tahun + 28 tahun = 40 tahun.</w:t>
-        <w:br/>
-        <w:t>(Atau: (3 + 7) × 4 = 10 × 4 = 40 tahun).</w:t>
-        <w:br/>
-        <w:t>Jadi, jumlah umur mereka adalah 40 tahun (Pilihan B).</w:t>
-        <w:br/>
-      </w:r>
-    </w:p>
-    <w:p>
-      <w:pPr>
-        <w:spacing w:before="0" w:after="80"/>
-      </w:pPr>
-      <w:r>
-        <w:rPr>
-          <w:color w:val="E5E7EB"/>
-        </w:rPr>
-        <w:t>―――――――――――――――――――――――――――――――――――――――――――――</w:t>
-      </w:r>
-    </w:p>
-    <w:p>
-      <w:pPr>
-        <w:spacing w:before="120" w:after="80"/>
-      </w:pPr>
-      <w:r>
-        <w:rPr>
-          <w:b/>
-          <w:color w:val="1E3A8A"/>
-        </w:rPr>
-        <w:t>Soal Nomor 10  |  Kunci Jawaban: C</w:t>
-        <w:br/>
-      </w:r>
-      <w:r>
-        <w:rPr>
-          <w:i/>
-          <w:color w:val="4B5563"/>
-        </w:rPr>
-        <w:t>Materi / Lingkup Kompetensi: Skala Denah dan Luas Sebenarnya</w:t>
-        <w:br/>
-      </w:r>
-      <w:r>
-        <w:t>Pembahasan &amp; Langkah Penyelesaian:</w:t>
-        <w:br/>
-        <w:t>Langkah penyelesaian:</w:t>
-        <w:br/>
-        <w:t>1. Panjang sebenarnya = 15 cm × 200 = 3.000 cm = 30 meter.</w:t>
-        <w:br/>
-        <w:t>2. Lebar sebenarnya = 10 cm × 200 = 2.000 cm = 20 meter.</w:t>
-        <w:br/>
-        <w:t>3. Luas sebenarnya = Panjang sebenarnya × Lebar sebenarnya</w:t>
-        <w:br/>
-        <w:t xml:space="preserve">   Luas = 30 m × 20 m = 600 m².</w:t>
-        <w:br/>
-        <w:t>Jadi, luas lantai sebenarnya adalah 600 m² (Pilihan C).</w:t>
-        <w:br/>
-      </w:r>
-    </w:p>
-    <w:p>
-      <w:pPr>
-        <w:spacing w:before="0" w:after="80"/>
-      </w:pPr>
-      <w:r>
-        <w:rPr>
-          <w:color w:val="E5E7EB"/>
-        </w:rPr>
-        <w:t>―――――――――――――――――――――――――――――――――――――――――――――</w:t>
-      </w:r>
-    </w:p>
-    <w:p>
-      <w:pPr>
-        <w:spacing w:before="120" w:after="80"/>
-      </w:pPr>
-      <w:r>
-        <w:rPr>
-          <w:b/>
-          <w:color w:val="1E3A8A"/>
-        </w:rPr>
-        <w:t>Soal Nomor 11  |  Kunci Jawaban: B</w:t>
-        <w:br/>
-      </w:r>
-      <w:r>
-        <w:rPr>
-          <w:i/>
-          <w:color w:val="4B5563"/>
-        </w:rPr>
-        <w:t>Materi / Lingkup Kompetensi: Luas Lingkaran</w:t>
-        <w:br/>
-      </w:r>
-      <w:r>
-        <w:t>Pembahasan &amp; Langkah Penyelesaian:</w:t>
-        <w:br/>
-        <w:t>Langkah penyelesaian:</w:t>
-        <w:br/>
-        <w:t>1. Diameter (d) = 28 meter, maka jari-jari (r) = 28 : 2 = 14 meter.</w:t>
-        <w:br/>
-        <w:t>2. Luas lingkaran = π × r²</w:t>
-        <w:br/>
-        <w:t xml:space="preserve">   Luas = (22/7) × 14 m × 14 m</w:t>
-        <w:br/>
-        <w:t xml:space="preserve">   Luas = 22 × 2 × 14 = 44 × 14 = 616 m².</w:t>
-        <w:br/>
-        <w:t>Jadi, luas tanah yang ditanami rumput adalah 616 m² (Pilihan B).</w:t>
-        <w:br/>
-      </w:r>
-    </w:p>
-    <w:p>
-      <w:pPr>
-        <w:spacing w:before="0" w:after="80"/>
-      </w:pPr>
-      <w:r>
-        <w:rPr>
-          <w:color w:val="E5E7EB"/>
-        </w:rPr>
-        <w:t>―――――――――――――――――――――――――――――――――――――――――――――</w:t>
-      </w:r>
-    </w:p>
-    <w:p>
-      <w:pPr>
-        <w:spacing w:before="120" w:after="80"/>
-      </w:pPr>
-      <w:r>
-        <w:rPr>
-          <w:b/>
-          <w:color w:val="1E3A8A"/>
-        </w:rPr>
-        <w:t>Soal Nomor 12  |  Kunci Jawaban: B</w:t>
-        <w:br/>
-      </w:r>
-      <w:r>
-        <w:rPr>
-          <w:i/>
-          <w:color w:val="4B5563"/>
-        </w:rPr>
-        <w:t>Materi / Lingkup Kompetensi: Luas Trapesium Siku-siku</w:t>
-        <w:br/>
-      </w:r>
-      <w:r>
-        <w:t>Pembahasan &amp; Langkah Penyelesaian:</w:t>
-        <w:br/>
-        <w:t>Langkah penyelesaian:</w:t>
-        <w:br/>
-        <w:t>Luas trapesium = 1/2 × (jumlah sisi sejajar) × tinggi</w:t>
-        <w:br/>
-        <w:t>Luas = 1/2 × (16 m + 24 m) × 12 m</w:t>
-        <w:br/>
-        <w:t>Luas = 1/2 × 40 m × 12 m = 20 × 12 = 240 m².</w:t>
-        <w:br/>
-        <w:t>Jadi, luas pekarangan rumah tersebut adalah 240 m² (Pilihan B).</w:t>
-        <w:br/>
-      </w:r>
-    </w:p>
-    <w:p>
-      <w:pPr>
-        <w:spacing w:before="0" w:after="80"/>
-      </w:pPr>
-      <w:r>
-        <w:rPr>
-          <w:color w:val="E5E7EB"/>
-        </w:rPr>
-        <w:t>―――――――――――――――――――――――――――――――――――――――――――――</w:t>
-      </w:r>
-    </w:p>
-    <w:p>
-      <w:pPr>
-        <w:spacing w:before="120" w:after="80"/>
-      </w:pPr>
-      <w:r>
-        <w:rPr>
-          <w:b/>
-          <w:color w:val="1E3A8A"/>
-        </w:rPr>
-        <w:t>Soal Nomor 13  |  Kunci Jawaban: C</w:t>
-        <w:br/>
-      </w:r>
-      <w:r>
-        <w:rPr>
-          <w:i/>
-          <w:color w:val="4B5563"/>
-        </w:rPr>
-        <w:t>Materi / Lingkup Kompetensi: Volume Tabung (Silinder)</w:t>
-        <w:br/>
-      </w:r>
-      <w:r>
-        <w:t>Pembahasan &amp; Langkah Penyelesaian:</w:t>
-        <w:br/>
-        <w:t>Langkah penyelesaian:</w:t>
-        <w:br/>
-        <w:t>1. Jari-jari (r) = 70 cm, tinggi (t) = 150 cm.</w:t>
-        <w:br/>
-        <w:t>2. Volume tabung = π × r² × t</w:t>
-        <w:br/>
-        <w:t xml:space="preserve">   V = (22/7) × 70 × 70 × 150 cm³</w:t>
-        <w:br/>
-        <w:t xml:space="preserve">   V = 22 × 10 × 70 × 150 = 220 × 10.500 = 2.310.000 cm³.</w:t>
-        <w:br/>
-        <w:t>3. Konversi ke liter (dm³):</w:t>
-        <w:br/>
-        <w:t xml:space="preserve">   2.310.000 cm³ : 1.000 = 2.310 liter.</w:t>
-        <w:br/>
-        <w:t>Jadi, volume air adalah 2.310 liter (Pilihan C).</w:t>
-        <w:br/>
-      </w:r>
-    </w:p>
-    <w:p>
-      <w:pPr>
-        <w:spacing w:before="0" w:after="80"/>
-      </w:pPr>
-      <w:r>
-        <w:rPr>
-          <w:color w:val="E5E7EB"/>
-        </w:rPr>
-        <w:t>―――――――――――――――――――――――――――――――――――――――――――――</w:t>
-      </w:r>
-    </w:p>
-    <w:p>
-      <w:pPr>
-        <w:spacing w:before="120" w:after="80"/>
-      </w:pPr>
-      <w:r>
-        <w:rPr>
-          <w:b/>
-          <w:color w:val="1E3A8A"/>
-        </w:rPr>
-        <w:t>Soal Nomor 14  |  Kunci Jawaban: C</w:t>
-        <w:br/>
-      </w:r>
-      <w:r>
-        <w:rPr>
-          <w:i/>
-          <w:color w:val="4B5563"/>
-        </w:rPr>
-        <w:t>Materi / Lingkup Kompetensi: Karakteristik Bangun Ruang Sisi Lengkung (Tabung)</w:t>
-        <w:br/>
-      </w:r>
-      <w:r>
-        <w:t>Pembahasan &amp; Langkah Penyelesaian:</w:t>
-        <w:br/>
-        <w:t>Analisis sifat:</w:t>
-        <w:br/>
-        <w:t>- Kerucut: memiliki 1 titik puncak, 1 sisi lengkung, 1 alas lingkaran.</w:t>
-        <w:br/>
-        <w:t>- Bola: hanya memiliki 1 sisi lengkung tanpa rusuk.</w:t>
-        <w:br/>
-        <w:t>- Tabung: memiliki 3 sisi (2 lingkaran sejajar kongruen + 1 selimut lengkung), 2 rusuk lengkung, dan 0 titik sudut.</w:t>
-        <w:br/>
-        <w:t>Jadi, bangun ruang yang dimaksud adalah Tabung (Pilihan C).</w:t>
-        <w:br/>
-      </w:r>
-    </w:p>
-    <w:p>
-      <w:pPr>
-        <w:spacing w:before="0" w:after="80"/>
-      </w:pPr>
-      <w:r>
-        <w:rPr>
-          <w:color w:val="E5E7EB"/>
-        </w:rPr>
-        <w:t>―――――――――――――――――――――――――――――――――――――――――――――</w:t>
-      </w:r>
-    </w:p>
-    <w:p>
-      <w:pPr>
-        <w:spacing w:before="120" w:after="80"/>
-      </w:pPr>
-      <w:r>
-        <w:rPr>
-          <w:b/>
-          <w:color w:val="1E3A8A"/>
-        </w:rPr>
-        <w:t>Soal Nomor 15  |  Kunci Jawaban: C</w:t>
-        <w:br/>
-      </w:r>
-      <w:r>
-        <w:rPr>
-          <w:i/>
-          <w:color w:val="4B5563"/>
-        </w:rPr>
-        <w:t>Materi / Lingkup Kompetensi: Kecepatan Rata-rata dan Waktu Kedatangan</w:t>
-        <w:br/>
-      </w:r>
-      <w:r>
-        <w:t>Pembahasan &amp; Langkah Penyelesaian:</w:t>
-        <w:br/>
-        <w:t>Langkah penyelesaian:</w:t>
-        <w:br/>
-        <w:t>1. Waktu berjalan murni = Jarak : Kecepatan</w:t>
-        <w:br/>
-        <w:t xml:space="preserve">   Waktu = 240 km : 80 km/jam = 3 jam.</w:t>
-        <w:br/>
-        <w:t>2. Waktu transit = 25 menit.</w:t>
-        <w:br/>
-        <w:t>3. Total waktu perjalanan = 3 jam + 25 menit = 3 jam 25 menit.</w:t>
-        <w:br/>
-        <w:t>4. Jam tiba = 08.20 WIB + 03.25 = 11.45 WIB.</w:t>
-        <w:br/>
-        <w:t>Jadi, kereta tiba di Surabaya pada pukul 11.45 WIB (Pilihan C).</w:t>
-        <w:br/>
-      </w:r>
-    </w:p>
-    <w:p>
-      <w:pPr>
-        <w:spacing w:before="0" w:after="80"/>
-      </w:pPr>
-      <w:r>
-        <w:rPr>
-          <w:color w:val="E5E7EB"/>
-        </w:rPr>
-        <w:t>―――――――――――――――――――――――――――――――――――――――――――――</w:t>
-      </w:r>
-    </w:p>
-    <w:p>
-      <w:pPr>
-        <w:spacing w:before="120" w:after="80"/>
-      </w:pPr>
-      <w:r>
-        <w:rPr>
-          <w:b/>
-          <w:color w:val="1E3A8A"/>
-        </w:rPr>
-        <w:t>Soal Nomor 16  |  Kunci Jawaban: C</w:t>
-        <w:br/>
-      </w:r>
-      <w:r>
-        <w:rPr>
-          <w:i/>
-          <w:color w:val="4B5563"/>
-        </w:rPr>
-        <w:t>Materi / Lingkup Kompetensi: Debit dan Waktu Pengosongan</w:t>
-        <w:br/>
-      </w:r>
-      <w:r>
-        <w:t>Pembahasan &amp; Langkah Penyelesaian:</w:t>
-        <w:br/>
-        <w:t>Langkah penyelesaian:</w:t>
-        <w:br/>
-        <w:t>Waktu = Volume : Debit</w:t>
-        <w:br/>
-        <w:t>Waktu = 1.500 liter : 25 liter/menit = 60 menit (setara 1 jam).</w:t>
-        <w:br/>
-        <w:t>Jadi, waktu yang dibutuhkan adalah 60 menit (Pilihan C).</w:t>
-        <w:br/>
-      </w:r>
-    </w:p>
-    <w:p>
-      <w:pPr>
-        <w:spacing w:before="0" w:after="80"/>
-      </w:pPr>
-      <w:r>
-        <w:rPr>
-          <w:color w:val="E5E7EB"/>
-        </w:rPr>
-        <w:t>―――――――――――――――――――――――――――――――――――――――――――――</w:t>
-      </w:r>
-    </w:p>
-    <w:p>
-      <w:pPr>
-        <w:spacing w:before="120" w:after="80"/>
-      </w:pPr>
-      <w:r>
-        <w:rPr>
-          <w:b/>
-          <w:color w:val="1E3A8A"/>
-        </w:rPr>
-        <w:t>Soal Nomor 17  |  Kunci Jawaban: C</w:t>
-        <w:br/>
-      </w:r>
-      <w:r>
-        <w:rPr>
-          <w:i/>
-          <w:color w:val="4B5563"/>
-        </w:rPr>
-        <w:t>Materi / Lingkup Kompetensi: Membaca Data Penjualan Toko</w:t>
-        <w:br/>
-      </w:r>
-      <w:r>
-        <w:t>Pembahasan &amp; Langkah Penyelesaian:</w:t>
-        <w:br/>
-        <w:t>Langkah penyelesaian:</w:t>
-        <w:br/>
-        <w:t>Total kunjungan = 60 + 75 + 90 + 65 + 110 = 400 orang.</w:t>
-        <w:br/>
-        <w:t>Jadi, jumlah total kunjungan adalah 400 orang (Pilihan C).</w:t>
-        <w:br/>
-      </w:r>
-    </w:p>
-    <w:p>
-      <w:pPr>
-        <w:spacing w:before="0" w:after="80"/>
-      </w:pPr>
-      <w:r>
-        <w:rPr>
-          <w:color w:val="E5E7EB"/>
-        </w:rPr>
-        <w:t>―――――――――――――――――――――――――――――――――――――――――――――</w:t>
-      </w:r>
-    </w:p>
-    <w:p>
-      <w:pPr>
-        <w:spacing w:before="120" w:after="80"/>
-      </w:pPr>
-      <w:r>
-        <w:rPr>
-          <w:b/>
-          <w:color w:val="1E3A8A"/>
-        </w:rPr>
-        <w:t>Soal Nomor 18  |  Kunci Jawaban: B</w:t>
-        <w:br/>
-      </w:r>
-      <w:r>
-        <w:rPr>
-          <w:i/>
-          <w:color w:val="4B5563"/>
-        </w:rPr>
-        <w:t>Materi / Lingkup Kompetensi: Menafsirkan Diagram Lingkaran Persentase</w:t>
-        <w:br/>
-      </w:r>
-      <w:r>
-        <w:t>Pembahasan &amp; Langkah Penyelesaian:</w:t>
-        <w:br/>
-        <w:t>Langkah penyelesaian:</w:t>
-        <w:br/>
-        <w:t>1. Siswa Sepak Bola = 35% × 120 = (35/100) × 120 = 42 orang.</w:t>
-        <w:br/>
-        <w:t>2. Siswa Bulu Tangkis = 25% × 120 = (25/100) × 120 = 30 orang.</w:t>
-        <w:br/>
-        <w:t>3. Selisih = 42 orang - 30 orang = 12 orang.</w:t>
-        <w:br/>
-        <w:t>(Atau: (35% - 25%) × 120 = 10% × 120 = 12 orang).</w:t>
-        <w:br/>
-        <w:t>Jadi, selisihnya adalah 12 orang (Pilihan B).</w:t>
-        <w:br/>
-      </w:r>
-    </w:p>
-    <w:p>
-      <w:pPr>
-        <w:spacing w:before="0" w:after="80"/>
-      </w:pPr>
-      <w:r>
-        <w:rPr>
-          <w:color w:val="E5E7EB"/>
-        </w:rPr>
-        <w:t>―――――――――――――――――――――――――――――――――――――――――――――</w:t>
-      </w:r>
-    </w:p>
-    <w:p>
-      <w:pPr>
-        <w:spacing w:before="120" w:after="80"/>
-      </w:pPr>
-      <w:r>
-        <w:rPr>
-          <w:b/>
-          <w:color w:val="1E3A8A"/>
-        </w:rPr>
-        <w:t>Soal Nomor 19  |  Kunci Jawaban: C</w:t>
-        <w:br/>
-      </w:r>
-      <w:r>
-        <w:rPr>
-          <w:i/>
-          <w:color w:val="4B5563"/>
-        </w:rPr>
-        <w:t>Materi / Lingkup Kompetensi: Menghitung Nilai Pengganti Rata-rata</w:t>
-        <w:br/>
-      </w:r>
-      <w:r>
-        <w:t>Pembahasan &amp; Langkah Penyelesaian:</w:t>
-        <w:br/>
-        <w:t>Langkah penyelesaian:</w:t>
-        <w:br/>
-        <w:t>1. Jumlah nilai 9 siswa = 9 × 78 = 702.</w:t>
-        <w:br/>
-        <w:t>2. Jumlah nilai setelah Bayu bergabung (10 siswa) = 10 × 80 = 800.</w:t>
-        <w:br/>
-        <w:t>3. Nilai Bayu = Total 10 siswa - Total 9 siswa</w:t>
-        <w:br/>
-        <w:t xml:space="preserve">   Nilai Bayu = 800 - 702 = 98.</w:t>
-        <w:br/>
-        <w:t>Jadi, nilai ulangan Bayu adalah 98 (Pilihan C).</w:t>
-        <w:br/>
-      </w:r>
-    </w:p>
-    <w:p>
-      <w:pPr>
-        <w:spacing w:before="0" w:after="80"/>
-      </w:pPr>
-      <w:r>
-        <w:rPr>
-          <w:color w:val="E5E7EB"/>
-        </w:rPr>
-        <w:t>―――――――――――――――――――――――――――――――――――――――――――――</w:t>
-      </w:r>
-    </w:p>
-    <w:p>
-      <w:pPr>
-        <w:spacing w:before="120" w:after="80"/>
-      </w:pPr>
-      <w:r>
-        <w:rPr>
-          <w:b/>
-          <w:color w:val="1E3A8A"/>
-        </w:rPr>
-        <w:t>Soal Nomor 20  |  Kunci Jawaban: A</w:t>
-        <w:br/>
-      </w:r>
-      <w:r>
-        <w:rPr>
-          <w:i/>
-          <w:color w:val="4B5563"/>
-        </w:rPr>
-        <w:t>Materi / Lingkup Kompetensi: Statistika Dasar (Modus dan Median Genap)</w:t>
-        <w:br/>
-      </w:r>
-      <w:r>
-        <w:t>Pembahasan &amp; Langkah Penyelesaian:</w:t>
-        <w:br/>
-        <w:t>Langkah penyelesaian:</w:t>
-        <w:br/>
-        <w:t>1. Menentukan Modus (nilai paling sering muncul):</w:t>
-        <w:br/>
-        <w:t xml:space="preserve">   - Nilai 70 muncul 2 kali</w:t>
-        <w:br/>
-        <w:t xml:space="preserve">   - Nilai 75 muncul 2 kali</w:t>
-        <w:br/>
-        <w:t xml:space="preserve">   - Nilai 80 muncul 4 kali</w:t>
-        <w:br/>
-        <w:t xml:space="preserve">   - Nilai 85 muncul 2 kali</w:t>
-        <w:br/>
-        <w:t xml:space="preserve">   - Nilai 90 muncul 1 kali</w:t>
-        <w:br/>
-        <w:t xml:space="preserve">   - Nilai 95 muncul 1 kali</w:t>
-        <w:br/>
-        <w:t xml:space="preserve">   Modus = 80.</w:t>
-        <w:br/>
-        <w:t>2. Menentukan Median (urutkan 12 data dari terkecil):</w:t>
-        <w:br/>
-        <w:t xml:space="preserve">   70, 70, 75, 75, 80, [80, 80], 80, 85, 85, 90, 95.</w:t>
-        <w:br/>
-        <w:t xml:space="preserve">   Nilai tengah berada di antara data ke-6 (80) dan data ke-7 (80).</w:t>
-        <w:br/>
-        <w:t xml:space="preserve">   Median = (80 + 80) : 2 = 80.</w:t>
-        <w:br/>
-        <w:t>Jadi, modus = 80 dan median = 80 (Pilihan A).</w:t>
-        <w:br/>
-      </w:r>
-    </w:p>
-    <w:p>
-      <w:pPr>
-        <w:spacing w:before="0" w:after="80"/>
-      </w:pPr>
-      <w:r>
-        <w:rPr>
-          <w:color w:val="E5E7EB"/>
-        </w:rPr>
-        <w:t>―――――――――――――――――――――――――――――――――――――――――――――</w:t>
-      </w:r>
-    </w:p>
     <w:sectPr>
       <w:pgSz w:w="12240" w:h="15840"/>
-      <w:pgMar w:top="1152" w:right="1296" w:bottom="1152" w:left="1296" w:header="720" w:footer="720" w:gutter="0"/>
+      <w:pgMar w:top="1440" w:right="1800" w:bottom="1440" w:left="1800" w:header="720" w:footer="720" w:gutter="0"/>
       <w:cols w:space="720"/>
       <w:docGrid w:linePitch="360"/>
     </w:sectPr>
@@ -3288,11 +2925,6 @@
     <w:name w:val="Normal"/>
     <w:qFormat/>
     <w:rsid w:val="00FC693F"/>
-    <w:rPr>
-      <w:rFonts w:ascii="Calibri" w:hAnsi="Calibri"/>
-      <w:color w:val="1F2937"/>
-      <w:sz w:val="22"/>
-    </w:rPr>
   </w:style>
   <w:style w:type="paragraph" w:styleId="Header">
     <w:name w:val="header"/>

--- a/Quiz_Web_Matematika_Paket_2.docx
+++ b/Quiz_Web_Matematika_Paket_2.docx
@@ -5,2553 +5,1777 @@
     <w:p>
       <w:pPr>
         <w:pStyle w:val="Heading1"/>
+        <w:jc w:val="center"/>
       </w:pPr>
       <w:r>
-        <w:t>Quiz_Web_Matematika_Paket_2</w:t>
+        <w:t>SmartDrill SD 2026 - Matematika Paket 2</w:t>
       </w:r>
     </w:p>
-    <w:tbl>
-      <w:tblPr>
-        <w:tblW w:type="auto" w:w="0"/>
-        <w:tblLook w:firstColumn="1" w:firstRow="1" w:lastColumn="0" w:lastRow="0" w:noHBand="0" w:noVBand="1" w:val="04A0"/>
-      </w:tblPr>
-      <w:tblGrid>
-        <w:gridCol w:w="785"/>
-        <w:gridCol w:w="785"/>
-        <w:gridCol w:w="785"/>
-        <w:gridCol w:w="785"/>
-        <w:gridCol w:w="785"/>
-        <w:gridCol w:w="785"/>
-        <w:gridCol w:w="785"/>
-        <w:gridCol w:w="785"/>
-        <w:gridCol w:w="785"/>
-        <w:gridCol w:w="785"/>
-        <w:gridCol w:w="785"/>
-      </w:tblGrid>
-      <w:tr>
-        <w:tc>
-          <w:tcPr>
-            <w:tcW w:type="dxa" w:w="785"/>
-          </w:tcPr>
-          <w:p>
-            <w:r>
-              <w:rPr>
-                <w:sz w:val="20"/>
-              </w:rPr>
-              <w:t>Question Text</w:t>
-            </w:r>
-          </w:p>
-        </w:tc>
-        <w:tc>
-          <w:tcPr>
-            <w:tcW w:type="dxa" w:w="785"/>
-          </w:tcPr>
-          <w:p>
-            <w:r>
-              <w:rPr>
-                <w:sz w:val="20"/>
-              </w:rPr>
-              <w:t>Question Type</w:t>
-            </w:r>
-          </w:p>
-        </w:tc>
-        <w:tc>
-          <w:tcPr>
-            <w:tcW w:type="dxa" w:w="785"/>
-          </w:tcPr>
-          <w:p>
-            <w:r>
-              <w:rPr>
-                <w:sz w:val="20"/>
-              </w:rPr>
-              <w:t>Option 1</w:t>
-            </w:r>
-          </w:p>
-        </w:tc>
-        <w:tc>
-          <w:tcPr>
-            <w:tcW w:type="dxa" w:w="785"/>
-          </w:tcPr>
-          <w:p>
-            <w:r>
-              <w:rPr>
-                <w:sz w:val="20"/>
-              </w:rPr>
-              <w:t>Option 2</w:t>
-            </w:r>
-          </w:p>
-        </w:tc>
-        <w:tc>
-          <w:tcPr>
-            <w:tcW w:type="dxa" w:w="785"/>
-          </w:tcPr>
-          <w:p>
-            <w:r>
-              <w:rPr>
-                <w:sz w:val="20"/>
-              </w:rPr>
-              <w:t>Option 3</w:t>
-            </w:r>
-          </w:p>
-        </w:tc>
-        <w:tc>
-          <w:tcPr>
-            <w:tcW w:type="dxa" w:w="785"/>
-          </w:tcPr>
-          <w:p>
-            <w:r>
-              <w:rPr>
-                <w:sz w:val="20"/>
-              </w:rPr>
-              <w:t>Option 4</w:t>
-            </w:r>
-          </w:p>
-        </w:tc>
-        <w:tc>
-          <w:tcPr>
-            <w:tcW w:type="dxa" w:w="785"/>
-          </w:tcPr>
-          <w:p>
-            <w:r>
-              <w:rPr>
-                <w:sz w:val="20"/>
-              </w:rPr>
-              <w:t>Option 5</w:t>
-            </w:r>
-          </w:p>
-        </w:tc>
-        <w:tc>
-          <w:tcPr>
-            <w:tcW w:type="dxa" w:w="785"/>
-          </w:tcPr>
-          <w:p>
-            <w:r>
-              <w:rPr>
-                <w:sz w:val="20"/>
-              </w:rPr>
-              <w:t>Correct Answer</w:t>
-            </w:r>
-          </w:p>
-        </w:tc>
-        <w:tc>
-          <w:tcPr>
-            <w:tcW w:type="dxa" w:w="785"/>
-          </w:tcPr>
-          <w:p>
-            <w:r>
-              <w:rPr>
-                <w:sz w:val="20"/>
-              </w:rPr>
-              <w:t>Time in seconds</w:t>
-            </w:r>
-          </w:p>
-        </w:tc>
-        <w:tc>
-          <w:tcPr>
-            <w:tcW w:type="dxa" w:w="785"/>
-          </w:tcPr>
-          <w:p>
-            <w:r>
-              <w:rPr>
-                <w:sz w:val="20"/>
-              </w:rPr>
-              <w:t>Image Link</w:t>
-            </w:r>
-          </w:p>
-        </w:tc>
-        <w:tc>
-          <w:tcPr>
-            <w:tcW w:type="dxa" w:w="785"/>
-          </w:tcPr>
-          <w:p>
-            <w:r>
-              <w:rPr>
-                <w:sz w:val="20"/>
-              </w:rPr>
-              <w:t>Explanation</w:t>
-            </w:r>
-          </w:p>
-        </w:tc>
-      </w:tr>
-      <w:tr>
-        <w:tc>
-          <w:tcPr>
-            <w:tcW w:type="dxa" w:w="785"/>
-          </w:tcPr>
-          <w:p>
-            <w:r>
-              <w:t>Pak Arman memanen buah apel sebanyak 18 keranjang. Setiap keranjang berisi 45 kg apel. Dari seluruh hasil panen tersebut, sebanyak 110 kg dibagikan kepada tetangga sekitar dan kerabat, sedangkan sisanya dijual kepada 10 orang pedagang buah di pasar dengan jumlah yang sama banyak. Berapa kilogram apel yang diterima oleh masing-masing pedagang?</w:t>
-            </w:r>
-          </w:p>
-        </w:tc>
-        <w:tc>
-          <w:tcPr>
-            <w:tcW w:type="dxa" w:w="785"/>
-          </w:tcPr>
-          <w:p>
-            <w:r>
-              <w:t>Multiple Choice</w:t>
-            </w:r>
-          </w:p>
-        </w:tc>
-        <w:tc>
-          <w:tcPr>
-            <w:tcW w:type="dxa" w:w="785"/>
-          </w:tcPr>
-          <w:p>
-            <w:r>
-              <w:t>65 kg</w:t>
-            </w:r>
-          </w:p>
-        </w:tc>
-        <w:tc>
-          <w:tcPr>
-            <w:tcW w:type="dxa" w:w="785"/>
-          </w:tcPr>
-          <w:p>
-            <w:r>
-              <w:t>70 kg</w:t>
-            </w:r>
-          </w:p>
-        </w:tc>
-        <w:tc>
-          <w:tcPr>
-            <w:tcW w:type="dxa" w:w="785"/>
-          </w:tcPr>
-          <w:p>
-            <w:r>
-              <w:t>75 kg</w:t>
-            </w:r>
-          </w:p>
-        </w:tc>
-        <w:tc>
-          <w:tcPr>
-            <w:tcW w:type="dxa" w:w="785"/>
-          </w:tcPr>
-          <w:p>
-            <w:r>
-              <w:t>80 kg</w:t>
-            </w:r>
-          </w:p>
-        </w:tc>
-        <w:tc>
-          <w:tcPr>
-            <w:tcW w:type="dxa" w:w="785"/>
-          </w:tcPr>
-          <w:p>
-            <w:r/>
-          </w:p>
-        </w:tc>
-        <w:tc>
-          <w:tcPr>
-            <w:tcW w:type="dxa" w:w="785"/>
-          </w:tcPr>
-          <w:p>
-            <w:r>
-              <w:t>2</w:t>
-            </w:r>
-          </w:p>
-        </w:tc>
-        <w:tc>
-          <w:tcPr>
-            <w:tcW w:type="dxa" w:w="785"/>
-          </w:tcPr>
-          <w:p>
-            <w:r>
-              <w:t>60</w:t>
-            </w:r>
-          </w:p>
-        </w:tc>
-        <w:tc>
-          <w:tcPr>
-            <w:tcW w:type="dxa" w:w="785"/>
-          </w:tcPr>
-          <w:p>
-            <w:r/>
-          </w:p>
-        </w:tc>
-        <w:tc>
-          <w:tcPr>
-            <w:tcW w:type="dxa" w:w="785"/>
-          </w:tcPr>
-          <w:p>
-            <w:r>
-              <w:t>Langkah penyelesaian:</w:t>
-              <w:br/>
-              <w:t>1. Total panen apel = 18 keranjang × 45 kg = 810 kg.</w:t>
-              <w:br/>
-              <w:t>2. Sisa setelah dibagikan = 810 kg - 110 kg = 700 kg.</w:t>
-              <w:br/>
-              <w:t>3. Dibagikan ke 10 pedagang sama banyak = 700 : 10 = 70 kg.</w:t>
-              <w:br/>
-              <w:t>Jadi, setiap pedagang menerima 70 kg apel (Pilihan B).</w:t>
-            </w:r>
-          </w:p>
-        </w:tc>
-      </w:tr>
-      <w:tr>
-        <w:tc>
-          <w:tcPr>
-            <w:tcW w:type="dxa" w:w="785"/>
-          </w:tcPr>
-          <w:p>
-            <w:r>
-              <w:t>Suhu udara di kawasan dataran tinggi pegunungan pada dini hari tercatat -4°C. Pada siang hari yang cerah, suhunya mengalami kenaikan sebesar 19°C. Menjelang malam hari, suhu udara kembali turun sebesar 6°C. Berapakah suhu udara di puncak pegunungan tersebut pada malam hari?</w:t>
-            </w:r>
-          </w:p>
-        </w:tc>
-        <w:tc>
-          <w:tcPr>
-            <w:tcW w:type="dxa" w:w="785"/>
-          </w:tcPr>
-          <w:p>
-            <w:r>
-              <w:t>Checkbox</w:t>
-            </w:r>
-          </w:p>
-        </w:tc>
-        <w:tc>
-          <w:tcPr>
-            <w:tcW w:type="dxa" w:w="785"/>
-          </w:tcPr>
-          <w:p>
-            <w:r>
-              <w:t>7°C</w:t>
-            </w:r>
-          </w:p>
-        </w:tc>
-        <w:tc>
-          <w:tcPr>
-            <w:tcW w:type="dxa" w:w="785"/>
-          </w:tcPr>
-          <w:p>
-            <w:r>
-              <w:t>9°C</w:t>
-            </w:r>
-          </w:p>
-        </w:tc>
-        <w:tc>
-          <w:tcPr>
-            <w:tcW w:type="dxa" w:w="785"/>
-          </w:tcPr>
-          <w:p>
-            <w:r>
-              <w:t>11°C</w:t>
-            </w:r>
-          </w:p>
-        </w:tc>
-        <w:tc>
-          <w:tcPr>
-            <w:tcW w:type="dxa" w:w="785"/>
-          </w:tcPr>
-          <w:p>
-            <w:r>
-              <w:t>13°C</w:t>
-            </w:r>
-          </w:p>
-        </w:tc>
-        <w:tc>
-          <w:tcPr>
-            <w:tcW w:type="dxa" w:w="785"/>
-          </w:tcPr>
-          <w:p>
-            <w:r/>
-          </w:p>
-        </w:tc>
-        <w:tc>
-          <w:tcPr>
-            <w:tcW w:type="dxa" w:w="785"/>
-          </w:tcPr>
-          <w:p>
-            <w:r>
-              <w:t>Option 1, Option 2</w:t>
-            </w:r>
-          </w:p>
-        </w:tc>
-        <w:tc>
-          <w:tcPr>
-            <w:tcW w:type="dxa" w:w="785"/>
-          </w:tcPr>
-          <w:p>
-            <w:r>
-              <w:t>60</w:t>
-            </w:r>
-          </w:p>
-        </w:tc>
-        <w:tc>
-          <w:tcPr>
-            <w:tcW w:type="dxa" w:w="785"/>
-          </w:tcPr>
-          <w:p>
-            <w:r/>
-          </w:p>
-        </w:tc>
-        <w:tc>
-          <w:tcPr>
-            <w:tcW w:type="dxa" w:w="785"/>
-          </w:tcPr>
-          <w:p>
-            <w:r>
-              <w:t>Langkah penyelesaian:</w:t>
-              <w:br/>
-              <w:t>1. Suhu awal = -4°C.</w:t>
-              <w:br/>
-              <w:t>2. Siang hari naik 19°C -&gt; -4°C + 19°C = 15°C.</w:t>
-              <w:br/>
-              <w:t>3. Malam hari turun 6°C -&gt; 15°C - 6°C = 9°C.</w:t>
-              <w:br/>
-              <w:t>Persamaan utuh: -4 + 19 - 6 = 9°C.</w:t>
-              <w:br/>
-              <w:t>Jadi, suhu udara pada malam hari adalah 9°C (Pilihan B).</w:t>
-            </w:r>
-          </w:p>
-        </w:tc>
-      </w:tr>
-      <w:tr>
-        <w:tc>
-          <w:tcPr>
-            <w:tcW w:type="dxa" w:w="785"/>
-          </w:tcPr>
-          <w:p>
-            <w:r>
-              <w:t>Sebuah jeriken berisi minyak goreng sebanyak 5 1/4 liter. Ibu menggunakannya untuk menggoreng kerupuk sebanyak 2 1/2 liter. Kemudian, Ayah membeli minyak kemasan sebanyak 1 3/4 liter dan menuangkannya ke dalam jeriken tersebut. Berapa liter volume minyak goreng di dalam jeriken sekarang?</w:t>
-            </w:r>
-          </w:p>
-        </w:tc>
-        <w:tc>
-          <w:tcPr>
-            <w:tcW w:type="dxa" w:w="785"/>
-          </w:tcPr>
-          <w:p>
-            <w:r>
-              <w:t>True/False</w:t>
-            </w:r>
-          </w:p>
-        </w:tc>
-        <w:tc>
-          <w:tcPr>
-            <w:tcW w:type="dxa" w:w="785"/>
-          </w:tcPr>
-          <w:p>
-            <w:r>
-              <w:t>True</w:t>
-            </w:r>
-          </w:p>
-        </w:tc>
-        <w:tc>
-          <w:tcPr>
-            <w:tcW w:type="dxa" w:w="785"/>
-          </w:tcPr>
-          <w:p>
-            <w:r>
-              <w:t>False</w:t>
-            </w:r>
-          </w:p>
-        </w:tc>
-        <w:tc>
-          <w:tcPr>
-            <w:tcW w:type="dxa" w:w="785"/>
-          </w:tcPr>
-          <w:p>
-            <w:r/>
-          </w:p>
-        </w:tc>
-        <w:tc>
-          <w:tcPr>
-            <w:tcW w:type="dxa" w:w="785"/>
-          </w:tcPr>
-          <w:p>
-            <w:r/>
-          </w:p>
-        </w:tc>
-        <w:tc>
-          <w:tcPr>
-            <w:tcW w:type="dxa" w:w="785"/>
-          </w:tcPr>
-          <w:p>
-            <w:r/>
-          </w:p>
-        </w:tc>
-        <w:tc>
-          <w:tcPr>
-            <w:tcW w:type="dxa" w:w="785"/>
-          </w:tcPr>
-          <w:p>
-            <w:r>
-              <w:t>True</w:t>
-            </w:r>
-          </w:p>
-        </w:tc>
-        <w:tc>
-          <w:tcPr>
-            <w:tcW w:type="dxa" w:w="785"/>
-          </w:tcPr>
-          <w:p>
-            <w:r>
-              <w:t>60</w:t>
-            </w:r>
-          </w:p>
-        </w:tc>
-        <w:tc>
-          <w:tcPr>
-            <w:tcW w:type="dxa" w:w="785"/>
-          </w:tcPr>
-          <w:p>
-            <w:r/>
-          </w:p>
-        </w:tc>
-        <w:tc>
-          <w:tcPr>
-            <w:tcW w:type="dxa" w:w="785"/>
-          </w:tcPr>
-          <w:p>
-            <w:r>
-              <w:t>Langkah penyelesaian:</w:t>
-              <w:br/>
-              <w:t>Volume minyak = 5 1/4 - 2 1/2 + 1 3/4</w:t>
-              <w:br/>
-              <w:t>Samakan penyebut ke per empat (4):</w:t>
-              <w:br/>
-              <w:t>= 5 1/4 - 2 2/4 + 1 3/4</w:t>
-              <w:br/>
-              <w:t>Ubah ke pecahan biasa:</w:t>
-              <w:br/>
-              <w:t>= 21/4 - 10/4 + 7/4</w:t>
-              <w:br/>
-              <w:t>= (21 - 10 + 7) / 4 = 18/4 = 4 2/4 = 4 1/2 liter (atau 4,5 liter).</w:t>
-              <w:br/>
-              <w:t>Jadi, volume minyak sekarang adalah 4 1/2 liter (Pilihan B).</w:t>
-            </w:r>
-          </w:p>
-        </w:tc>
-      </w:tr>
-      <w:tr>
-        <w:tc>
-          <w:tcPr>
-            <w:tcW w:type="dxa" w:w="785"/>
-          </w:tcPr>
-          <w:p>
-            <w:r>
-              <w:t>Di laboratorium sains sekolah terdapat empat botol larutan dengan tingkat kepekatan zat aktif sebagai berikut: Botol P = 45%, Botol Q = 0,55, Botol R = 3/5, dan Botol S = 0,4. Urutan botol larutan dari yang memiliki kadar kepekatan paling tinggi ke paling rendah adalah....</w:t>
-            </w:r>
-          </w:p>
-        </w:tc>
-        <w:tc>
-          <w:tcPr>
-            <w:tcW w:type="dxa" w:w="785"/>
-          </w:tcPr>
-          <w:p>
-            <w:r>
-              <w:t>Multiple Choice</w:t>
-            </w:r>
-          </w:p>
-        </w:tc>
-        <w:tc>
-          <w:tcPr>
-            <w:tcW w:type="dxa" w:w="785"/>
-          </w:tcPr>
-          <w:p>
-            <w:r>
-              <w:t>Botol R, Botol Q, Botol P, Botol S</w:t>
-            </w:r>
-          </w:p>
-        </w:tc>
-        <w:tc>
-          <w:tcPr>
-            <w:tcW w:type="dxa" w:w="785"/>
-          </w:tcPr>
-          <w:p>
-            <w:r>
-              <w:t>Botol R, Botol P, Botol Q, Botol S</w:t>
-            </w:r>
-          </w:p>
-        </w:tc>
-        <w:tc>
-          <w:tcPr>
-            <w:tcW w:type="dxa" w:w="785"/>
-          </w:tcPr>
-          <w:p>
-            <w:r>
-              <w:t>Botol Q, Botol R, Botol P, Botol S</w:t>
-            </w:r>
-          </w:p>
-        </w:tc>
-        <w:tc>
-          <w:tcPr>
-            <w:tcW w:type="dxa" w:w="785"/>
-          </w:tcPr>
-          <w:p>
-            <w:r>
-              <w:t>Botol S, Botol P, Botol Q, Botol R</w:t>
-            </w:r>
-          </w:p>
-        </w:tc>
-        <w:tc>
-          <w:tcPr>
-            <w:tcW w:type="dxa" w:w="785"/>
-          </w:tcPr>
-          <w:p>
-            <w:r/>
-          </w:p>
-        </w:tc>
-        <w:tc>
-          <w:tcPr>
-            <w:tcW w:type="dxa" w:w="785"/>
-          </w:tcPr>
-          <w:p>
-            <w:r>
-              <w:t>1</w:t>
-            </w:r>
-          </w:p>
-        </w:tc>
-        <w:tc>
-          <w:tcPr>
-            <w:tcW w:type="dxa" w:w="785"/>
-          </w:tcPr>
-          <w:p>
-            <w:r>
-              <w:t>60</w:t>
-            </w:r>
-          </w:p>
-        </w:tc>
-        <w:tc>
-          <w:tcPr>
-            <w:tcW w:type="dxa" w:w="785"/>
-          </w:tcPr>
-          <w:p>
-            <w:r/>
-          </w:p>
-        </w:tc>
-        <w:tc>
-          <w:tcPr>
-            <w:tcW w:type="dxa" w:w="785"/>
-          </w:tcPr>
-          <w:p>
-            <w:r>
-              <w:t>Langkah penyelesaian (konversi ke desimal):</w:t>
-              <w:br/>
-              <w:t>- Botol P: 45% = 0,45</w:t>
-              <w:br/>
-              <w:t>- Botol Q: 0,55</w:t>
-              <w:br/>
-              <w:t>- Botol R: 3/5 = 6/10 = 0,60</w:t>
-              <w:br/>
-              <w:t>- Botol S: 0,4 = 0,40</w:t>
-              <w:br/>
-              <w:t>Urutan dari tertinggi ke terendah:</w:t>
-              <w:br/>
-              <w:t>0,60 (R) &gt; 0,55 (Q) &gt; 0,45 (P) &gt; 0,40 (S).</w:t>
-              <w:br/>
-              <w:t>Jadi, urutannya adalah Botol R, Botol Q, Botol P, Botol S (Pilihan A).</w:t>
-            </w:r>
-          </w:p>
-        </w:tc>
-      </w:tr>
-      <w:tr>
-        <w:tc>
-          <w:tcPr>
-            <w:tcW w:type="dxa" w:w="785"/>
-          </w:tcPr>
-          <w:p>
-            <w:r>
-              <w:t>Tiga buah bel alarm penanda pergantian kegiatan di asrama sekolah berbunyi secara berkala. Bel A berbunyi setiap 15 menit, bel B setiap 20 menit, dan bel C setiap 30 menit. Jika ketiga bel berbunyi bersamaan pada pukul 07.15 WIB, pada pukul berapakah ketiga bel tersebut akan berbunyi bersamaan lagi untuk kedua kalinya?</w:t>
-            </w:r>
-          </w:p>
-        </w:tc>
-        <w:tc>
-          <w:tcPr>
-            <w:tcW w:type="dxa" w:w="785"/>
-          </w:tcPr>
-          <w:p>
-            <w:r>
-              <w:t>Checkbox</w:t>
-            </w:r>
-          </w:p>
-        </w:tc>
-        <w:tc>
-          <w:tcPr>
-            <w:tcW w:type="dxa" w:w="785"/>
-          </w:tcPr>
-          <w:p>
-            <w:r>
-              <w:t>07.45 WIB</w:t>
-            </w:r>
-          </w:p>
-        </w:tc>
-        <w:tc>
-          <w:tcPr>
-            <w:tcW w:type="dxa" w:w="785"/>
-          </w:tcPr>
-          <w:p>
-            <w:r>
-              <w:t>08.00 WIB</w:t>
-            </w:r>
-          </w:p>
-        </w:tc>
-        <w:tc>
-          <w:tcPr>
-            <w:tcW w:type="dxa" w:w="785"/>
-          </w:tcPr>
-          <w:p>
-            <w:r>
-              <w:t>08.15 WIB</w:t>
-            </w:r>
-          </w:p>
-        </w:tc>
-        <w:tc>
-          <w:tcPr>
-            <w:tcW w:type="dxa" w:w="785"/>
-          </w:tcPr>
-          <w:p>
-            <w:r>
-              <w:t>08.30 WIB</w:t>
-            </w:r>
-          </w:p>
-        </w:tc>
-        <w:tc>
-          <w:tcPr>
-            <w:tcW w:type="dxa" w:w="785"/>
-          </w:tcPr>
-          <w:p>
-            <w:r/>
-          </w:p>
-        </w:tc>
-        <w:tc>
-          <w:tcPr>
-            <w:tcW w:type="dxa" w:w="785"/>
-          </w:tcPr>
-          <w:p>
-            <w:r>
-              <w:t>Option 1, Option 2</w:t>
-            </w:r>
-          </w:p>
-        </w:tc>
-        <w:tc>
-          <w:tcPr>
-            <w:tcW w:type="dxa" w:w="785"/>
-          </w:tcPr>
-          <w:p>
-            <w:r>
-              <w:t>60</w:t>
-            </w:r>
-          </w:p>
-        </w:tc>
-        <w:tc>
-          <w:tcPr>
-            <w:tcW w:type="dxa" w:w="785"/>
-          </w:tcPr>
-          <w:p>
-            <w:r/>
-          </w:p>
-        </w:tc>
-        <w:tc>
-          <w:tcPr>
-            <w:tcW w:type="dxa" w:w="785"/>
-          </w:tcPr>
-          <w:p>
-            <w:r>
-              <w:t>Langkah penyelesaian:</w:t>
-              <w:br/>
-              <w:t>1. Cari KPK dari 15, 20, dan 30:</w:t>
-              <w:br/>
-              <w:t xml:space="preserve">   15 = 3 × 5</w:t>
-              <w:br/>
-              <w:t xml:space="preserve">   20 = 2² × 5</w:t>
-              <w:br/>
-              <w:t xml:space="preserve">   30 = 2 × 3 × 5</w:t>
-              <w:br/>
-              <w:t xml:space="preserve">   KPK = 2² × 3 × 5 = 4 × 15 = 60 menit (1 jam).</w:t>
-              <w:br/>
-              <w:t>2. Waktu berbunyi bersama berikutnya = 07.15 WIB + 1 jam = 08.15 WIB.</w:t>
-              <w:br/>
-              <w:t>Jadi, ketiga bel berbunyi bersamaan lagi pada pukul 08.15 WIB (Pilihan C).</w:t>
-            </w:r>
-          </w:p>
-        </w:tc>
-      </w:tr>
-      <w:tr>
-        <w:tc>
-          <w:tcPr>
-            <w:tcW w:type="dxa" w:w="785"/>
-          </w:tcPr>
-          <w:p>
-            <w:r>
-              <w:t>Kelompok Tani Makmur memiliki persediaan 60 bibit pohon cabai, 75 bibit tomat, dan 90 bibit terung. Seluruh bibit tanaman tersebut akan dibagikan kepada beberapa kelompok warga pemukiman dengan komposisi jumlah dan jenis bibit yang sama banyak pada setiap kelompoknya tanpa ada bibit yang tersisa. Berapa banyak kelompok warga paling banyak yang dapat menerima bibit tersebut?</w:t>
-            </w:r>
-          </w:p>
-        </w:tc>
-        <w:tc>
-          <w:tcPr>
-            <w:tcW w:type="dxa" w:w="785"/>
-          </w:tcPr>
-          <w:p>
-            <w:r>
-              <w:t>True/False</w:t>
-            </w:r>
-          </w:p>
-        </w:tc>
-        <w:tc>
-          <w:tcPr>
-            <w:tcW w:type="dxa" w:w="785"/>
-          </w:tcPr>
-          <w:p>
-            <w:r>
-              <w:t>True</w:t>
-            </w:r>
-          </w:p>
-        </w:tc>
-        <w:tc>
-          <w:tcPr>
-            <w:tcW w:type="dxa" w:w="785"/>
-          </w:tcPr>
-          <w:p>
-            <w:r>
-              <w:t>False</w:t>
-            </w:r>
-          </w:p>
-        </w:tc>
-        <w:tc>
-          <w:tcPr>
-            <w:tcW w:type="dxa" w:w="785"/>
-          </w:tcPr>
-          <w:p>
-            <w:r/>
-          </w:p>
-        </w:tc>
-        <w:tc>
-          <w:tcPr>
-            <w:tcW w:type="dxa" w:w="785"/>
-          </w:tcPr>
-          <w:p>
-            <w:r/>
-          </w:p>
-        </w:tc>
-        <w:tc>
-          <w:tcPr>
-            <w:tcW w:type="dxa" w:w="785"/>
-          </w:tcPr>
-          <w:p>
-            <w:r/>
-          </w:p>
-        </w:tc>
-        <w:tc>
-          <w:tcPr>
-            <w:tcW w:type="dxa" w:w="785"/>
-          </w:tcPr>
-          <w:p>
-            <w:r>
-              <w:t>True</w:t>
-            </w:r>
-          </w:p>
-        </w:tc>
-        <w:tc>
-          <w:tcPr>
-            <w:tcW w:type="dxa" w:w="785"/>
-          </w:tcPr>
-          <w:p>
-            <w:r>
-              <w:t>60</w:t>
-            </w:r>
-          </w:p>
-        </w:tc>
-        <w:tc>
-          <w:tcPr>
-            <w:tcW w:type="dxa" w:w="785"/>
-          </w:tcPr>
-          <w:p>
-            <w:r/>
-          </w:p>
-        </w:tc>
-        <w:tc>
-          <w:tcPr>
-            <w:tcW w:type="dxa" w:w="785"/>
-          </w:tcPr>
-          <w:p>
-            <w:r>
-              <w:t>Langkah penyelesaian:</w:t>
-              <w:br/>
-              <w:t>Cari FPB dari 60, 75, dan 90:</w:t>
-              <w:br/>
-              <w:t>- 60 = 2² × 3 × 5</w:t>
-              <w:br/>
-              <w:t>- 75 = 3 × 5²</w:t>
-              <w:br/>
-              <w:t>- 90 = 2 × 3² × 5</w:t>
-              <w:br/>
-              <w:t>FPB = 3 × 5 = 15.</w:t>
-              <w:br/>
-              <w:t>Masing-masing kelompok menerima:</w:t>
-              <w:br/>
-              <w:t>Cabai = 60:15 = 4 bibit, Tomat = 75:15 = 5 bibit, Terung = 90:15 = 6 bibit.</w:t>
-              <w:br/>
-              <w:t>Jadi, paling banyak ada 15 kelompok warga yang dapat menerima (Pilihan C).</w:t>
-            </w:r>
-          </w:p>
-        </w:tc>
-      </w:tr>
-      <w:tr>
-        <w:tc>
-          <w:tcPr>
-            <w:tcW w:type="dxa" w:w="785"/>
-          </w:tcPr>
-          <w:p>
-            <w:r>
-              <w:t>Pak Santo memiliki kebun sayur berbentuk persegi dengan luas 784 m². Di sekeliling kebun tersebut akan dipasang tiang pancang bambu penahan pagar dengan jarak antar-tiang sejauh 2 meter. Berapakah banyak tiang pancang bambu yang dibutuhkan Pak Santo?</w:t>
-            </w:r>
-          </w:p>
-        </w:tc>
-        <w:tc>
-          <w:tcPr>
-            <w:tcW w:type="dxa" w:w="785"/>
-          </w:tcPr>
-          <w:p>
-            <w:r>
-              <w:t>Multiple Choice</w:t>
-            </w:r>
-          </w:p>
-        </w:tc>
-        <w:tc>
-          <w:tcPr>
-            <w:tcW w:type="dxa" w:w="785"/>
-          </w:tcPr>
-          <w:p>
-            <w:r>
-              <w:t>48 buah</w:t>
-            </w:r>
-          </w:p>
-        </w:tc>
-        <w:tc>
-          <w:tcPr>
-            <w:tcW w:type="dxa" w:w="785"/>
-          </w:tcPr>
-          <w:p>
-            <w:r>
-              <w:t>52 buah</w:t>
-            </w:r>
-          </w:p>
-        </w:tc>
-        <w:tc>
-          <w:tcPr>
-            <w:tcW w:type="dxa" w:w="785"/>
-          </w:tcPr>
-          <w:p>
-            <w:r>
-              <w:t>56 buah</w:t>
-            </w:r>
-          </w:p>
-        </w:tc>
-        <w:tc>
-          <w:tcPr>
-            <w:tcW w:type="dxa" w:w="785"/>
-          </w:tcPr>
-          <w:p>
-            <w:r>
-              <w:t>64 buah</w:t>
-            </w:r>
-          </w:p>
-        </w:tc>
-        <w:tc>
-          <w:tcPr>
-            <w:tcW w:type="dxa" w:w="785"/>
-          </w:tcPr>
-          <w:p>
-            <w:r/>
-          </w:p>
-        </w:tc>
-        <w:tc>
-          <w:tcPr>
-            <w:tcW w:type="dxa" w:w="785"/>
-          </w:tcPr>
-          <w:p>
-            <w:r>
-              <w:t>3</w:t>
-            </w:r>
-          </w:p>
-        </w:tc>
-        <w:tc>
-          <w:tcPr>
-            <w:tcW w:type="dxa" w:w="785"/>
-          </w:tcPr>
-          <w:p>
-            <w:r>
-              <w:t>60</w:t>
-            </w:r>
-          </w:p>
-        </w:tc>
-        <w:tc>
-          <w:tcPr>
-            <w:tcW w:type="dxa" w:w="785"/>
-          </w:tcPr>
-          <w:p>
-            <w:r/>
-          </w:p>
-        </w:tc>
-        <w:tc>
-          <w:tcPr>
-            <w:tcW w:type="dxa" w:w="785"/>
-          </w:tcPr>
-          <w:p>
-            <w:r>
-              <w:t>Langkah penyelesaian:</w:t>
-              <w:br/>
-              <w:t>1. Sisi persegi = √Luas = √784 m² = 28 meter.</w:t>
-              <w:br/>
-              <w:t>2. Keliling kebun persegi = 4 × sisi = 4 × 28 m = 112 meter.</w:t>
-              <w:br/>
-              <w:t>3. Banyak tiang bambu = Keliling : jarak antar-tiang</w:t>
-              <w:br/>
-              <w:t xml:space="preserve">   Banyak tiang = 112 m : 2 m = 56 buah.</w:t>
-              <w:br/>
-              <w:t>Jadi, tiang bambu yang dibutuhkan adalah 56 buah (Pilihan C).</w:t>
-            </w:r>
-          </w:p>
-        </w:tc>
-      </w:tr>
-      <w:tr>
-        <w:tc>
-          <w:tcPr>
-            <w:tcW w:type="dxa" w:w="785"/>
-          </w:tcPr>
-          <w:p>
-            <w:r>
-              <w:t>Sebuah akuarium kaca berbentuk kubus terisi air tepat separuh (1/2 bagian). Volume air di dalam akuarium tersebut tercatat 62,5 liter (dm³). Berapakah panjang rusuk akuarium tersebut dalam satuan sentimeter (cm)?</w:t>
-            </w:r>
-          </w:p>
-        </w:tc>
-        <w:tc>
-          <w:tcPr>
-            <w:tcW w:type="dxa" w:w="785"/>
-          </w:tcPr>
-          <w:p>
-            <w:r>
-              <w:t>Checkbox</w:t>
-            </w:r>
-          </w:p>
-        </w:tc>
-        <w:tc>
-          <w:tcPr>
-            <w:tcW w:type="dxa" w:w="785"/>
-          </w:tcPr>
-          <w:p>
-            <w:r>
-              <w:t>40 cm</w:t>
-            </w:r>
-          </w:p>
-        </w:tc>
-        <w:tc>
-          <w:tcPr>
-            <w:tcW w:type="dxa" w:w="785"/>
-          </w:tcPr>
-          <w:p>
-            <w:r>
-              <w:t>50 cm</w:t>
-            </w:r>
-          </w:p>
-        </w:tc>
-        <w:tc>
-          <w:tcPr>
-            <w:tcW w:type="dxa" w:w="785"/>
-          </w:tcPr>
-          <w:p>
-            <w:r>
-              <w:t>60 cm</w:t>
-            </w:r>
-          </w:p>
-        </w:tc>
-        <w:tc>
-          <w:tcPr>
-            <w:tcW w:type="dxa" w:w="785"/>
-          </w:tcPr>
-          <w:p>
-            <w:r>
-              <w:t>70 cm</w:t>
-            </w:r>
-          </w:p>
-        </w:tc>
-        <w:tc>
-          <w:tcPr>
-            <w:tcW w:type="dxa" w:w="785"/>
-          </w:tcPr>
-          <w:p>
-            <w:r/>
-          </w:p>
-        </w:tc>
-        <w:tc>
-          <w:tcPr>
-            <w:tcW w:type="dxa" w:w="785"/>
-          </w:tcPr>
-          <w:p>
-            <w:r>
-              <w:t>Option 1, Option 2</w:t>
-            </w:r>
-          </w:p>
-        </w:tc>
-        <w:tc>
-          <w:tcPr>
-            <w:tcW w:type="dxa" w:w="785"/>
-          </w:tcPr>
-          <w:p>
-            <w:r>
-              <w:t>60</w:t>
-            </w:r>
-          </w:p>
-        </w:tc>
-        <w:tc>
-          <w:tcPr>
-            <w:tcW w:type="dxa" w:w="785"/>
-          </w:tcPr>
-          <w:p>
-            <w:r/>
-          </w:p>
-        </w:tc>
-        <w:tc>
-          <w:tcPr>
-            <w:tcW w:type="dxa" w:w="785"/>
-          </w:tcPr>
-          <w:p>
-            <w:r>
-              <w:t>Langkah penyelesaian:</w:t>
-              <w:br/>
-              <w:t>1. Karena 1/2 volume = 62,5 liter, maka:</w:t>
-              <w:br/>
-              <w:t xml:space="preserve">   Volume penuh kubus = 62,5 × 2 = 125 liter (dm³).</w:t>
-              <w:br/>
-              <w:t>2. Panjang rusuk kubus = ∛Volume = ∛125 dm³ = 5 dm.</w:t>
-              <w:br/>
-              <w:t>3. Konversi dari dm ke cm (dikalikan 10):</w:t>
-              <w:br/>
-              <w:t xml:space="preserve">   5 dm = 5 × 10 = 50 cm.</w:t>
-              <w:br/>
-              <w:t>Jadi, panjang rusuk akuarium tersebut adalah 50 cm (Pilihan B).</w:t>
-            </w:r>
-          </w:p>
-        </w:tc>
-      </w:tr>
-      <w:tr>
-        <w:tc>
-          <w:tcPr>
-            <w:tcW w:type="dxa" w:w="785"/>
-          </w:tcPr>
-          <w:p>
-            <w:r>
-              <w:t>Perbandingan umur Dimas dan Kakaknya adalah 3 : 7. Jika umur Kakak saat ini adalah 28 tahun, berapakah jumlah umur Dimas dan Kakaknya?</w:t>
-            </w:r>
-          </w:p>
-        </w:tc>
-        <w:tc>
-          <w:tcPr>
-            <w:tcW w:type="dxa" w:w="785"/>
-          </w:tcPr>
-          <w:p>
-            <w:r>
-              <w:t>True/False</w:t>
-            </w:r>
-          </w:p>
-        </w:tc>
-        <w:tc>
-          <w:tcPr>
-            <w:tcW w:type="dxa" w:w="785"/>
-          </w:tcPr>
-          <w:p>
-            <w:r>
-              <w:t>True</w:t>
-            </w:r>
-          </w:p>
-        </w:tc>
-        <w:tc>
-          <w:tcPr>
-            <w:tcW w:type="dxa" w:w="785"/>
-          </w:tcPr>
-          <w:p>
-            <w:r>
-              <w:t>False</w:t>
-            </w:r>
-          </w:p>
-        </w:tc>
-        <w:tc>
-          <w:tcPr>
-            <w:tcW w:type="dxa" w:w="785"/>
-          </w:tcPr>
-          <w:p>
-            <w:r/>
-          </w:p>
-        </w:tc>
-        <w:tc>
-          <w:tcPr>
-            <w:tcW w:type="dxa" w:w="785"/>
-          </w:tcPr>
-          <w:p>
-            <w:r/>
-          </w:p>
-        </w:tc>
-        <w:tc>
-          <w:tcPr>
-            <w:tcW w:type="dxa" w:w="785"/>
-          </w:tcPr>
-          <w:p>
-            <w:r/>
-          </w:p>
-        </w:tc>
-        <w:tc>
-          <w:tcPr>
-            <w:tcW w:type="dxa" w:w="785"/>
-          </w:tcPr>
-          <w:p>
-            <w:r>
-              <w:t>True</w:t>
-            </w:r>
-          </w:p>
-        </w:tc>
-        <w:tc>
-          <w:tcPr>
-            <w:tcW w:type="dxa" w:w="785"/>
-          </w:tcPr>
-          <w:p>
-            <w:r>
-              <w:t>60</w:t>
-            </w:r>
-          </w:p>
-        </w:tc>
-        <w:tc>
-          <w:tcPr>
-            <w:tcW w:type="dxa" w:w="785"/>
-          </w:tcPr>
-          <w:p>
-            <w:r/>
-          </w:p>
-        </w:tc>
-        <w:tc>
-          <w:tcPr>
-            <w:tcW w:type="dxa" w:w="785"/>
-          </w:tcPr>
-          <w:p>
-            <w:r>
-              <w:t>Langkah penyelesaian:</w:t>
-              <w:br/>
-              <w:t>1. Rasio Dimas : Kakak = 3 : 7.</w:t>
-              <w:br/>
-              <w:t>2. Umur Kakak = 28 tahun (7 bagian).</w:t>
-              <w:br/>
-              <w:t xml:space="preserve">   Nilai 1 bagian = 28 : 7 = 4 tahun.</w:t>
-              <w:br/>
-              <w:t>3. Umur Dimas = 3 bagian × 4 tahun = 12 tahun.</w:t>
-              <w:br/>
-              <w:t>4. Jumlah umur = 12 tahun + 28 tahun = 40 tahun.</w:t>
-              <w:br/>
-              <w:t>(Atau: (3 + 7) × 4 = 10 × 4 = 40 tahun).</w:t>
-              <w:br/>
-              <w:t>Jadi, jumlah umur mereka adalah 40 tahun (Pilihan B).</w:t>
-            </w:r>
-          </w:p>
-        </w:tc>
-      </w:tr>
-      <w:tr>
-        <w:tc>
-          <w:tcPr>
-            <w:tcW w:type="dxa" w:w="785"/>
-          </w:tcPr>
-          <w:p>
-            <w:r>
-              <w:t>Denah gedung serbaguna digambar dengan skala 1 : 200. Pada gambar denah tersebut, ukuran panjang gedung adalah 15 cm dan lebarnya 10 cm. Berapakah luas sebenarnya dari lantai gedung serbaguna tersebut dalam satuan meter persegi (m²)?</w:t>
-            </w:r>
-          </w:p>
-        </w:tc>
-        <w:tc>
-          <w:tcPr>
-            <w:tcW w:type="dxa" w:w="785"/>
-          </w:tcPr>
-          <w:p>
-            <w:r>
-              <w:t>Multiple Choice</w:t>
-            </w:r>
-          </w:p>
-        </w:tc>
-        <w:tc>
-          <w:tcPr>
-            <w:tcW w:type="dxa" w:w="785"/>
-          </w:tcPr>
-          <w:p>
-            <w:r>
-              <w:t>300 m²</w:t>
-            </w:r>
-          </w:p>
-        </w:tc>
-        <w:tc>
-          <w:tcPr>
-            <w:tcW w:type="dxa" w:w="785"/>
-          </w:tcPr>
-          <w:p>
-            <w:r>
-              <w:t>450 m²</w:t>
-            </w:r>
-          </w:p>
-        </w:tc>
-        <w:tc>
-          <w:tcPr>
-            <w:tcW w:type="dxa" w:w="785"/>
-          </w:tcPr>
-          <w:p>
-            <w:r>
-              <w:t>600 m²</w:t>
-            </w:r>
-          </w:p>
-        </w:tc>
-        <w:tc>
-          <w:tcPr>
-            <w:tcW w:type="dxa" w:w="785"/>
-          </w:tcPr>
-          <w:p>
-            <w:r>
-              <w:t>750 m²</w:t>
-            </w:r>
-          </w:p>
-        </w:tc>
-        <w:tc>
-          <w:tcPr>
-            <w:tcW w:type="dxa" w:w="785"/>
-          </w:tcPr>
-          <w:p>
-            <w:r/>
-          </w:p>
-        </w:tc>
-        <w:tc>
-          <w:tcPr>
-            <w:tcW w:type="dxa" w:w="785"/>
-          </w:tcPr>
-          <w:p>
-            <w:r>
-              <w:t>3</w:t>
-            </w:r>
-          </w:p>
-        </w:tc>
-        <w:tc>
-          <w:tcPr>
-            <w:tcW w:type="dxa" w:w="785"/>
-          </w:tcPr>
-          <w:p>
-            <w:r>
-              <w:t>60</w:t>
-            </w:r>
-          </w:p>
-        </w:tc>
-        <w:tc>
-          <w:tcPr>
-            <w:tcW w:type="dxa" w:w="785"/>
-          </w:tcPr>
-          <w:p>
-            <w:r/>
-          </w:p>
-        </w:tc>
-        <w:tc>
-          <w:tcPr>
-            <w:tcW w:type="dxa" w:w="785"/>
-          </w:tcPr>
-          <w:p>
-            <w:r>
-              <w:t>Langkah penyelesaian:</w:t>
-              <w:br/>
-              <w:t>1. Panjang sebenarnya = 15 cm × 200 = 3.000 cm = 30 meter.</w:t>
-              <w:br/>
-              <w:t>2. Lebar sebenarnya = 10 cm × 200 = 2.000 cm = 20 meter.</w:t>
-              <w:br/>
-              <w:t>3. Luas sebenarnya = Panjang sebenarnya × Lebar sebenarnya</w:t>
-              <w:br/>
-              <w:t xml:space="preserve">   Luas = 30 m × 20 m = 600 m².</w:t>
-              <w:br/>
-              <w:t>Jadi, luas lantai sebenarnya adalah 600 m² (Pilihan C).</w:t>
-            </w:r>
-          </w:p>
-        </w:tc>
-      </w:tr>
-      <w:tr>
-        <w:tc>
-          <w:tcPr>
-            <w:tcW w:type="dxa" w:w="785"/>
-          </w:tcPr>
-          <w:p>
-            <w:r>
-              <w:t>Sebuah taman kota berbentuk lingkaran memiliki diameter 28 meter (π = 22/7). Seluruh permukaan tanah taman tersebut akan ditanami rumput hias gajah mini. Berapakah luas tanah taman yang akan ditanami rumput tersebut?</w:t>
-            </w:r>
-          </w:p>
-        </w:tc>
-        <w:tc>
-          <w:tcPr>
-            <w:tcW w:type="dxa" w:w="785"/>
-          </w:tcPr>
-          <w:p>
-            <w:r>
-              <w:t>Checkbox</w:t>
-            </w:r>
-          </w:p>
-        </w:tc>
-        <w:tc>
-          <w:tcPr>
-            <w:tcW w:type="dxa" w:w="785"/>
-          </w:tcPr>
-          <w:p>
-            <w:r>
-              <w:t>588 m²</w:t>
-            </w:r>
-          </w:p>
-        </w:tc>
-        <w:tc>
-          <w:tcPr>
-            <w:tcW w:type="dxa" w:w="785"/>
-          </w:tcPr>
-          <w:p>
-            <w:r>
-              <w:t>616 m²</w:t>
-            </w:r>
-          </w:p>
-        </w:tc>
-        <w:tc>
-          <w:tcPr>
-            <w:tcW w:type="dxa" w:w="785"/>
-          </w:tcPr>
-          <w:p>
-            <w:r>
-              <w:t>644 m²</w:t>
-            </w:r>
-          </w:p>
-        </w:tc>
-        <w:tc>
-          <w:tcPr>
-            <w:tcW w:type="dxa" w:w="785"/>
-          </w:tcPr>
-          <w:p>
-            <w:r>
-              <w:t>672 m²</w:t>
-            </w:r>
-          </w:p>
-        </w:tc>
-        <w:tc>
-          <w:tcPr>
-            <w:tcW w:type="dxa" w:w="785"/>
-          </w:tcPr>
-          <w:p>
-            <w:r/>
-          </w:p>
-        </w:tc>
-        <w:tc>
-          <w:tcPr>
-            <w:tcW w:type="dxa" w:w="785"/>
-          </w:tcPr>
-          <w:p>
-            <w:r>
-              <w:t>Option 1, Option 2</w:t>
-            </w:r>
-          </w:p>
-        </w:tc>
-        <w:tc>
-          <w:tcPr>
-            <w:tcW w:type="dxa" w:w="785"/>
-          </w:tcPr>
-          <w:p>
-            <w:r>
-              <w:t>60</w:t>
-            </w:r>
-          </w:p>
-        </w:tc>
-        <w:tc>
-          <w:tcPr>
-            <w:tcW w:type="dxa" w:w="785"/>
-          </w:tcPr>
-          <w:p>
-            <w:r/>
-          </w:p>
-        </w:tc>
-        <w:tc>
-          <w:tcPr>
-            <w:tcW w:type="dxa" w:w="785"/>
-          </w:tcPr>
-          <w:p>
-            <w:r>
-              <w:t>Langkah penyelesaian:</w:t>
-              <w:br/>
-              <w:t>1. Diameter (d) = 28 meter, maka jari-jari (r) = 28 : 2 = 14 meter.</w:t>
-              <w:br/>
-              <w:t>2. Luas lingkaran = π × r²</w:t>
-              <w:br/>
-              <w:t xml:space="preserve">   Luas = (22/7) × 14 m × 14 m</w:t>
-              <w:br/>
-              <w:t xml:space="preserve">   Luas = 22 × 2 × 14 = 44 × 14 = 616 m².</w:t>
-              <w:br/>
-              <w:t>Jadi, luas tanah yang ditanami rumput adalah 616 m² (Pilihan B).</w:t>
-            </w:r>
-          </w:p>
-        </w:tc>
-      </w:tr>
-      <w:tr>
-        <w:tc>
-          <w:tcPr>
-            <w:tcW w:type="dxa" w:w="785"/>
-          </w:tcPr>
-          <w:p>
-            <w:r>
-              <w:t>Sebidang tanah pekarangan rumah berbentuk trapesium siku-siku memiliki panjang dua sisi sejajar masing-masing 16 meter dan 24 meter. Jarak tegak lurus antara kedua sisi sejajar tersebut (tinggi trapesium) adalah 12 meter. Berapakah luas pekarangan tersebut?</w:t>
-            </w:r>
-          </w:p>
-        </w:tc>
-        <w:tc>
-          <w:tcPr>
-            <w:tcW w:type="dxa" w:w="785"/>
-          </w:tcPr>
-          <w:p>
-            <w:r>
-              <w:t>True/False</w:t>
-            </w:r>
-          </w:p>
-        </w:tc>
-        <w:tc>
-          <w:tcPr>
-            <w:tcW w:type="dxa" w:w="785"/>
-          </w:tcPr>
-          <w:p>
-            <w:r>
-              <w:t>True</w:t>
-            </w:r>
-          </w:p>
-        </w:tc>
-        <w:tc>
-          <w:tcPr>
-            <w:tcW w:type="dxa" w:w="785"/>
-          </w:tcPr>
-          <w:p>
-            <w:r>
-              <w:t>False</w:t>
-            </w:r>
-          </w:p>
-        </w:tc>
-        <w:tc>
-          <w:tcPr>
-            <w:tcW w:type="dxa" w:w="785"/>
-          </w:tcPr>
-          <w:p>
-            <w:r/>
-          </w:p>
-        </w:tc>
-        <w:tc>
-          <w:tcPr>
-            <w:tcW w:type="dxa" w:w="785"/>
-          </w:tcPr>
-          <w:p>
-            <w:r/>
-          </w:p>
-        </w:tc>
-        <w:tc>
-          <w:tcPr>
-            <w:tcW w:type="dxa" w:w="785"/>
-          </w:tcPr>
-          <w:p>
-            <w:r/>
-          </w:p>
-        </w:tc>
-        <w:tc>
-          <w:tcPr>
-            <w:tcW w:type="dxa" w:w="785"/>
-          </w:tcPr>
-          <w:p>
-            <w:r>
-              <w:t>True</w:t>
-            </w:r>
-          </w:p>
-        </w:tc>
-        <w:tc>
-          <w:tcPr>
-            <w:tcW w:type="dxa" w:w="785"/>
-          </w:tcPr>
-          <w:p>
-            <w:r>
-              <w:t>60</w:t>
-            </w:r>
-          </w:p>
-        </w:tc>
-        <w:tc>
-          <w:tcPr>
-            <w:tcW w:type="dxa" w:w="785"/>
-          </w:tcPr>
-          <w:p>
-            <w:r/>
-          </w:p>
-        </w:tc>
-        <w:tc>
-          <w:tcPr>
-            <w:tcW w:type="dxa" w:w="785"/>
-          </w:tcPr>
-          <w:p>
-            <w:r>
-              <w:t>Langkah penyelesaian:</w:t>
-              <w:br/>
-              <w:t>Luas trapesium = 1/2 × (jumlah sisi sejajar) × tinggi</w:t>
-              <w:br/>
-              <w:t>Luas = 1/2 × (16 m + 24 m) × 12 m</w:t>
-              <w:br/>
-              <w:t>Luas = 1/2 × 40 m × 12 m = 20 × 12 = 240 m².</w:t>
-              <w:br/>
-              <w:t>Jadi, luas pekarangan rumah tersebut adalah 240 m² (Pilihan B).</w:t>
-            </w:r>
-          </w:p>
-        </w:tc>
-      </w:tr>
-      <w:tr>
-        <w:tc>
-          <w:tcPr>
-            <w:tcW w:type="dxa" w:w="785"/>
-          </w:tcPr>
-          <w:p>
-            <w:r>
-              <w:t>Sebuah tandon penampung air hujan berbentuk tabung memiliki jari-jari alas 70 cm dan tinggi 1,5 meter (150 cm). Tandon tersebut diisi air sampai penuh (gunakan π = 22/7). Berapa liter volume air di dalam tandon tersebut?</w:t>
-            </w:r>
-          </w:p>
-        </w:tc>
-        <w:tc>
-          <w:tcPr>
-            <w:tcW w:type="dxa" w:w="785"/>
-          </w:tcPr>
-          <w:p>
-            <w:r>
-              <w:t>Multiple Choice</w:t>
-            </w:r>
-          </w:p>
-        </w:tc>
-        <w:tc>
-          <w:tcPr>
-            <w:tcW w:type="dxa" w:w="785"/>
-          </w:tcPr>
-          <w:p>
-            <w:r>
-              <w:t>1.840 liter</w:t>
-            </w:r>
-          </w:p>
-        </w:tc>
-        <w:tc>
-          <w:tcPr>
-            <w:tcW w:type="dxa" w:w="785"/>
-          </w:tcPr>
-          <w:p>
-            <w:r>
-              <w:t>2.100 liter</w:t>
-            </w:r>
-          </w:p>
-        </w:tc>
-        <w:tc>
-          <w:tcPr>
-            <w:tcW w:type="dxa" w:w="785"/>
-          </w:tcPr>
-          <w:p>
-            <w:r>
-              <w:t>2.310 liter</w:t>
-            </w:r>
-          </w:p>
-        </w:tc>
-        <w:tc>
-          <w:tcPr>
-            <w:tcW w:type="dxa" w:w="785"/>
-          </w:tcPr>
-          <w:p>
-            <w:r>
-              <w:t>2.520 liter</w:t>
-            </w:r>
-          </w:p>
-        </w:tc>
-        <w:tc>
-          <w:tcPr>
-            <w:tcW w:type="dxa" w:w="785"/>
-          </w:tcPr>
-          <w:p>
-            <w:r/>
-          </w:p>
-        </w:tc>
-        <w:tc>
-          <w:tcPr>
-            <w:tcW w:type="dxa" w:w="785"/>
-          </w:tcPr>
-          <w:p>
-            <w:r>
-              <w:t>3</w:t>
-            </w:r>
-          </w:p>
-        </w:tc>
-        <w:tc>
-          <w:tcPr>
-            <w:tcW w:type="dxa" w:w="785"/>
-          </w:tcPr>
-          <w:p>
-            <w:r>
-              <w:t>60</w:t>
-            </w:r>
-          </w:p>
-        </w:tc>
-        <w:tc>
-          <w:tcPr>
-            <w:tcW w:type="dxa" w:w="785"/>
-          </w:tcPr>
-          <w:p>
-            <w:r/>
-          </w:p>
-        </w:tc>
-        <w:tc>
-          <w:tcPr>
-            <w:tcW w:type="dxa" w:w="785"/>
-          </w:tcPr>
-          <w:p>
-            <w:r>
-              <w:t>Langkah penyelesaian:</w:t>
-              <w:br/>
-              <w:t>1. Jari-jari (r) = 70 cm, tinggi (t) = 150 cm.</w:t>
-              <w:br/>
-              <w:t>2. Volume tabung = π × r² × t</w:t>
-              <w:br/>
-              <w:t xml:space="preserve">   V = (22/7) × 70 × 70 × 150 cm³</w:t>
-              <w:br/>
-              <w:t xml:space="preserve">   V = 22 × 10 × 70 × 150 = 220 × 10.500 = 2.310.000 cm³.</w:t>
-              <w:br/>
-              <w:t>3. Konversi ke liter (dm³):</w:t>
-              <w:br/>
-              <w:t xml:space="preserve">   2.310.000 cm³ : 1.000 = 2.310 liter.</w:t>
-              <w:br/>
-              <w:t>Jadi, volume air adalah 2.310 liter (Pilihan C).</w:t>
-            </w:r>
-          </w:p>
-        </w:tc>
-      </w:tr>
-      <w:tr>
-        <w:tc>
-          <w:tcPr>
-            <w:tcW w:type="dxa" w:w="785"/>
-          </w:tcPr>
-          <w:p>
-            <w:r>
-              <w:t>Perhatikan sifat-sifat bangun ruang berikut:</w:t>
-              <w:br/>
-              <w:t>(1) Memiliki 2 sisi datar berbentuk lingkaran yang kongruen (alas dan tutup).</w:t>
-              <w:br/>
-              <w:t>(2) Memiliki 1 sisi lengkung yang menghubungkan alas dan tutup (selimut).</w:t>
-              <w:br/>
-              <w:t>(3) Memiliki 2 buah rusuk lengkung dan tidak memiliki titik sudut.</w:t>
-              <w:br/>
-              <w:t>Bangun ruang yang memiliki sifat-sifat tersebut adalah....</w:t>
-            </w:r>
-          </w:p>
-        </w:tc>
-        <w:tc>
-          <w:tcPr>
-            <w:tcW w:type="dxa" w:w="785"/>
-          </w:tcPr>
-          <w:p>
-            <w:r>
-              <w:t>Checkbox</w:t>
-            </w:r>
-          </w:p>
-        </w:tc>
-        <w:tc>
-          <w:tcPr>
-            <w:tcW w:type="dxa" w:w="785"/>
-          </w:tcPr>
-          <w:p>
-            <w:r>
-              <w:t>Kerucut</w:t>
-            </w:r>
-          </w:p>
-        </w:tc>
-        <w:tc>
-          <w:tcPr>
-            <w:tcW w:type="dxa" w:w="785"/>
-          </w:tcPr>
-          <w:p>
-            <w:r>
-              <w:t>Bola</w:t>
-            </w:r>
-          </w:p>
-        </w:tc>
-        <w:tc>
-          <w:tcPr>
-            <w:tcW w:type="dxa" w:w="785"/>
-          </w:tcPr>
-          <w:p>
-            <w:r>
-              <w:t>Tabung</w:t>
-            </w:r>
-          </w:p>
-        </w:tc>
-        <w:tc>
-          <w:tcPr>
-            <w:tcW w:type="dxa" w:w="785"/>
-          </w:tcPr>
-          <w:p>
-            <w:r>
-              <w:t>Prisma lingkaran</w:t>
-            </w:r>
-          </w:p>
-        </w:tc>
-        <w:tc>
-          <w:tcPr>
-            <w:tcW w:type="dxa" w:w="785"/>
-          </w:tcPr>
-          <w:p>
-            <w:r/>
-          </w:p>
-        </w:tc>
-        <w:tc>
-          <w:tcPr>
-            <w:tcW w:type="dxa" w:w="785"/>
-          </w:tcPr>
-          <w:p>
-            <w:r>
-              <w:t>Option 1, Option 2</w:t>
-            </w:r>
-          </w:p>
-        </w:tc>
-        <w:tc>
-          <w:tcPr>
-            <w:tcW w:type="dxa" w:w="785"/>
-          </w:tcPr>
-          <w:p>
-            <w:r>
-              <w:t>60</w:t>
-            </w:r>
-          </w:p>
-        </w:tc>
-        <w:tc>
-          <w:tcPr>
-            <w:tcW w:type="dxa" w:w="785"/>
-          </w:tcPr>
-          <w:p>
-            <w:r/>
-          </w:p>
-        </w:tc>
-        <w:tc>
-          <w:tcPr>
-            <w:tcW w:type="dxa" w:w="785"/>
-          </w:tcPr>
-          <w:p>
-            <w:r>
-              <w:t>Analisis sifat:</w:t>
-              <w:br/>
-              <w:t>- Kerucut: memiliki 1 titik puncak, 1 sisi lengkung, 1 alas lingkaran.</w:t>
-              <w:br/>
-              <w:t>- Bola: hanya memiliki 1 sisi lengkung tanpa rusuk.</w:t>
-              <w:br/>
-              <w:t>- Tabung: memiliki 3 sisi (2 lingkaran sejajar kongruen + 1 selimut lengkung), 2 rusuk lengkung, dan 0 titik sudut.</w:t>
-              <w:br/>
-              <w:t>Jadi, bangun ruang yang dimaksud adalah Tabung (Pilihan C).</w:t>
-            </w:r>
-          </w:p>
-        </w:tc>
-      </w:tr>
-      <w:tr>
-        <w:tc>
-          <w:tcPr>
-            <w:tcW w:type="dxa" w:w="785"/>
-          </w:tcPr>
-          <w:p>
-            <w:r>
-              <w:t>Kereta Api Logawa melaju dari Stasiun Purwokerto menuju Stasiun Surabaya dengan kecepatan rata-rata 80 km/jam. Jarak rute rel yang ditempuh adalah 240 km. Jika kereta api berangkat pada pukul 08.20 WIB dan sempat berhenti transit di stasiun antara selama 25 menit, pada pukul berapakah kereta tiba di Stasiun Surabaya?</w:t>
-            </w:r>
-          </w:p>
-        </w:tc>
-        <w:tc>
-          <w:tcPr>
-            <w:tcW w:type="dxa" w:w="785"/>
-          </w:tcPr>
-          <w:p>
-            <w:r>
-              <w:t>True/False</w:t>
-            </w:r>
-          </w:p>
-        </w:tc>
-        <w:tc>
-          <w:tcPr>
-            <w:tcW w:type="dxa" w:w="785"/>
-          </w:tcPr>
-          <w:p>
-            <w:r>
-              <w:t>True</w:t>
-            </w:r>
-          </w:p>
-        </w:tc>
-        <w:tc>
-          <w:tcPr>
-            <w:tcW w:type="dxa" w:w="785"/>
-          </w:tcPr>
-          <w:p>
-            <w:r>
-              <w:t>False</w:t>
-            </w:r>
-          </w:p>
-        </w:tc>
-        <w:tc>
-          <w:tcPr>
-            <w:tcW w:type="dxa" w:w="785"/>
-          </w:tcPr>
-          <w:p>
-            <w:r/>
-          </w:p>
-        </w:tc>
-        <w:tc>
-          <w:tcPr>
-            <w:tcW w:type="dxa" w:w="785"/>
-          </w:tcPr>
-          <w:p>
-            <w:r/>
-          </w:p>
-        </w:tc>
-        <w:tc>
-          <w:tcPr>
-            <w:tcW w:type="dxa" w:w="785"/>
-          </w:tcPr>
-          <w:p>
-            <w:r/>
-          </w:p>
-        </w:tc>
-        <w:tc>
-          <w:tcPr>
-            <w:tcW w:type="dxa" w:w="785"/>
-          </w:tcPr>
-          <w:p>
-            <w:r>
-              <w:t>True</w:t>
-            </w:r>
-          </w:p>
-        </w:tc>
-        <w:tc>
-          <w:tcPr>
-            <w:tcW w:type="dxa" w:w="785"/>
-          </w:tcPr>
-          <w:p>
-            <w:r>
-              <w:t>60</w:t>
-            </w:r>
-          </w:p>
-        </w:tc>
-        <w:tc>
-          <w:tcPr>
-            <w:tcW w:type="dxa" w:w="785"/>
-          </w:tcPr>
-          <w:p>
-            <w:r/>
-          </w:p>
-        </w:tc>
-        <w:tc>
-          <w:tcPr>
-            <w:tcW w:type="dxa" w:w="785"/>
-          </w:tcPr>
-          <w:p>
-            <w:r>
-              <w:t>Langkah penyelesaian:</w:t>
-              <w:br/>
-              <w:t>1. Waktu berjalan murni = Jarak : Kecepatan</w:t>
-              <w:br/>
-              <w:t xml:space="preserve">   Waktu = 240 km : 80 km/jam = 3 jam.</w:t>
-              <w:br/>
-              <w:t>2. Waktu transit = 25 menit.</w:t>
-              <w:br/>
-              <w:t>3. Total waktu perjalanan = 3 jam + 25 menit = 3 jam 25 menit.</w:t>
-              <w:br/>
-              <w:t>4. Jam tiba = 08.20 WIB + 03.25 = 11.45 WIB.</w:t>
-              <w:br/>
-              <w:t>Jadi, kereta tiba di Surabaya pada pukul 11.45 WIB (Pilihan C).</w:t>
-            </w:r>
-          </w:p>
-        </w:tc>
-      </w:tr>
-      <w:tr>
-        <w:tc>
-          <w:tcPr>
-            <w:tcW w:type="dxa" w:w="785"/>
-          </w:tcPr>
-          <w:p>
-            <w:r>
-              <w:t>Sebuah tandon air berkapasitas 1.500 liter terisi penuh. Di bagian bawah tandon dipasang kran pembuangan air dengan debit aliran konstan 25 liter/menit. Berapa menit waktu yang dibutuhkan untuk mengosongkan seluruh air di dalam tandon tersebut?</w:t>
-            </w:r>
-          </w:p>
-        </w:tc>
-        <w:tc>
-          <w:tcPr>
-            <w:tcW w:type="dxa" w:w="785"/>
-          </w:tcPr>
-          <w:p>
-            <w:r>
-              <w:t>Multiple Choice</w:t>
-            </w:r>
-          </w:p>
-        </w:tc>
-        <w:tc>
-          <w:tcPr>
-            <w:tcW w:type="dxa" w:w="785"/>
-          </w:tcPr>
-          <w:p>
-            <w:r>
-              <w:t>50 menit</w:t>
-            </w:r>
-          </w:p>
-        </w:tc>
-        <w:tc>
-          <w:tcPr>
-            <w:tcW w:type="dxa" w:w="785"/>
-          </w:tcPr>
-          <w:p>
-            <w:r>
-              <w:t>55 menit</w:t>
-            </w:r>
-          </w:p>
-        </w:tc>
-        <w:tc>
-          <w:tcPr>
-            <w:tcW w:type="dxa" w:w="785"/>
-          </w:tcPr>
-          <w:p>
-            <w:r>
-              <w:t>60 menit</w:t>
-            </w:r>
-          </w:p>
-        </w:tc>
-        <w:tc>
-          <w:tcPr>
-            <w:tcW w:type="dxa" w:w="785"/>
-          </w:tcPr>
-          <w:p>
-            <w:r>
-              <w:t>75 menit</w:t>
-            </w:r>
-          </w:p>
-        </w:tc>
-        <w:tc>
-          <w:tcPr>
-            <w:tcW w:type="dxa" w:w="785"/>
-          </w:tcPr>
-          <w:p>
-            <w:r/>
-          </w:p>
-        </w:tc>
-        <w:tc>
-          <w:tcPr>
-            <w:tcW w:type="dxa" w:w="785"/>
-          </w:tcPr>
-          <w:p>
-            <w:r>
-              <w:t>3</w:t>
-            </w:r>
-          </w:p>
-        </w:tc>
-        <w:tc>
-          <w:tcPr>
-            <w:tcW w:type="dxa" w:w="785"/>
-          </w:tcPr>
-          <w:p>
-            <w:r>
-              <w:t>60</w:t>
-            </w:r>
-          </w:p>
-        </w:tc>
-        <w:tc>
-          <w:tcPr>
-            <w:tcW w:type="dxa" w:w="785"/>
-          </w:tcPr>
-          <w:p>
-            <w:r/>
-          </w:p>
-        </w:tc>
-        <w:tc>
-          <w:tcPr>
-            <w:tcW w:type="dxa" w:w="785"/>
-          </w:tcPr>
-          <w:p>
-            <w:r>
-              <w:t>Langkah penyelesaian:</w:t>
-              <w:br/>
-              <w:t>Waktu = Volume : Debit</w:t>
-              <w:br/>
-              <w:t>Waktu = 1.500 liter : 25 liter/menit = 60 menit (setara 1 jam).</w:t>
-              <w:br/>
-              <w:t>Jadi, waktu yang dibutuhkan adalah 60 menit (Pilihan C).</w:t>
-            </w:r>
-          </w:p>
-        </w:tc>
-      </w:tr>
-      <w:tr>
-        <w:tc>
-          <w:tcPr>
-            <w:tcW w:type="dxa" w:w="785"/>
-          </w:tcPr>
-          <w:p>
-            <w:r>
-              <w:t>Data kunjungan pemustaka di Perpustakaan Daerah selama 5 hari tercatat sebagai berikut: Senin 60 orang, Selasa 75 orang, Rabu 90 orang, Kamis 65 orang, dan Jumat 110 orang. Berapakah jumlah total kunjungan pemustaka selama 5 hari tersebut?</w:t>
-            </w:r>
-          </w:p>
-        </w:tc>
-        <w:tc>
-          <w:tcPr>
-            <w:tcW w:type="dxa" w:w="785"/>
-          </w:tcPr>
-          <w:p>
-            <w:r>
-              <w:t>Checkbox</w:t>
-            </w:r>
-          </w:p>
-        </w:tc>
-        <w:tc>
-          <w:tcPr>
-            <w:tcW w:type="dxa" w:w="785"/>
-          </w:tcPr>
-          <w:p>
-            <w:r>
-              <w:t>380 orang</w:t>
-            </w:r>
-          </w:p>
-        </w:tc>
-        <w:tc>
-          <w:tcPr>
-            <w:tcW w:type="dxa" w:w="785"/>
-          </w:tcPr>
-          <w:p>
-            <w:r>
-              <w:t>390 orang</w:t>
-            </w:r>
-          </w:p>
-        </w:tc>
-        <w:tc>
-          <w:tcPr>
-            <w:tcW w:type="dxa" w:w="785"/>
-          </w:tcPr>
-          <w:p>
-            <w:r>
-              <w:t>400 orang</w:t>
-            </w:r>
-          </w:p>
-        </w:tc>
-        <w:tc>
-          <w:tcPr>
-            <w:tcW w:type="dxa" w:w="785"/>
-          </w:tcPr>
-          <w:p>
-            <w:r>
-              <w:t>410 orang</w:t>
-            </w:r>
-          </w:p>
-        </w:tc>
-        <w:tc>
-          <w:tcPr>
-            <w:tcW w:type="dxa" w:w="785"/>
-          </w:tcPr>
-          <w:p>
-            <w:r/>
-          </w:p>
-        </w:tc>
-        <w:tc>
-          <w:tcPr>
-            <w:tcW w:type="dxa" w:w="785"/>
-          </w:tcPr>
-          <w:p>
-            <w:r>
-              <w:t>Option 1, Option 2</w:t>
-            </w:r>
-          </w:p>
-        </w:tc>
-        <w:tc>
-          <w:tcPr>
-            <w:tcW w:type="dxa" w:w="785"/>
-          </w:tcPr>
-          <w:p>
-            <w:r>
-              <w:t>60</w:t>
-            </w:r>
-          </w:p>
-        </w:tc>
-        <w:tc>
-          <w:tcPr>
-            <w:tcW w:type="dxa" w:w="785"/>
-          </w:tcPr>
-          <w:p>
-            <w:r/>
-          </w:p>
-        </w:tc>
-        <w:tc>
-          <w:tcPr>
-            <w:tcW w:type="dxa" w:w="785"/>
-          </w:tcPr>
-          <w:p>
-            <w:r>
-              <w:t>Langkah penyelesaian:</w:t>
-              <w:br/>
-              <w:t>Total kunjungan = 60 + 75 + 90 + 65 + 110 = 400 orang.</w:t>
-              <w:br/>
-              <w:t>Jadi, jumlah total kunjungan adalah 400 orang (Pilihan C).</w:t>
-            </w:r>
-          </w:p>
-        </w:tc>
-      </w:tr>
-      <w:tr>
-        <w:tc>
-          <w:tcPr>
-            <w:tcW w:type="dxa" w:w="785"/>
-          </w:tcPr>
-          <w:p>
-            <w:r>
-              <w:t>Sebuah survei kegiatan ekstrakurikuler diikuti oleh 120 siswa kelas VI dengan rincian persentase: Sepak Bola 35%, Bulu Tangkis 25%, Renang 20%, dan Seni Musik sisanya. Berapakah selisih banyak siswa yang memilih ekstrakurikuler Sepak Bola dengan Bulu Tangkis?</w:t>
-            </w:r>
-          </w:p>
-        </w:tc>
-        <w:tc>
-          <w:tcPr>
-            <w:tcW w:type="dxa" w:w="785"/>
-          </w:tcPr>
-          <w:p>
-            <w:r>
-              <w:t>True/False</w:t>
-            </w:r>
-          </w:p>
-        </w:tc>
-        <w:tc>
-          <w:tcPr>
-            <w:tcW w:type="dxa" w:w="785"/>
-          </w:tcPr>
-          <w:p>
-            <w:r>
-              <w:t>True</w:t>
-            </w:r>
-          </w:p>
-        </w:tc>
-        <w:tc>
-          <w:tcPr>
-            <w:tcW w:type="dxa" w:w="785"/>
-          </w:tcPr>
-          <w:p>
-            <w:r>
-              <w:t>False</w:t>
-            </w:r>
-          </w:p>
-        </w:tc>
-        <w:tc>
-          <w:tcPr>
-            <w:tcW w:type="dxa" w:w="785"/>
-          </w:tcPr>
-          <w:p>
-            <w:r/>
-          </w:p>
-        </w:tc>
-        <w:tc>
-          <w:tcPr>
-            <w:tcW w:type="dxa" w:w="785"/>
-          </w:tcPr>
-          <w:p>
-            <w:r/>
-          </w:p>
-        </w:tc>
-        <w:tc>
-          <w:tcPr>
-            <w:tcW w:type="dxa" w:w="785"/>
-          </w:tcPr>
-          <w:p>
-            <w:r/>
-          </w:p>
-        </w:tc>
-        <w:tc>
-          <w:tcPr>
-            <w:tcW w:type="dxa" w:w="785"/>
-          </w:tcPr>
-          <w:p>
-            <w:r>
-              <w:t>True</w:t>
-            </w:r>
-          </w:p>
-        </w:tc>
-        <w:tc>
-          <w:tcPr>
-            <w:tcW w:type="dxa" w:w="785"/>
-          </w:tcPr>
-          <w:p>
-            <w:r>
-              <w:t>60</w:t>
-            </w:r>
-          </w:p>
-        </w:tc>
-        <w:tc>
-          <w:tcPr>
-            <w:tcW w:type="dxa" w:w="785"/>
-          </w:tcPr>
-          <w:p>
-            <w:r/>
-          </w:p>
-        </w:tc>
-        <w:tc>
-          <w:tcPr>
-            <w:tcW w:type="dxa" w:w="785"/>
-          </w:tcPr>
-          <w:p>
-            <w:r>
-              <w:t>Langkah penyelesaian:</w:t>
-              <w:br/>
-              <w:t>1. Siswa Sepak Bola = 35% × 120 = (35/100) × 120 = 42 orang.</w:t>
-              <w:br/>
-              <w:t>2. Siswa Bulu Tangkis = 25% × 120 = (25/100) × 120 = 30 orang.</w:t>
-              <w:br/>
-              <w:t>3. Selisih = 42 orang - 30 orang = 12 orang.</w:t>
-              <w:br/>
-              <w:t>(Atau: (35% - 25%) × 120 = 10% × 120 = 12 orang).</w:t>
-              <w:br/>
-              <w:t>Jadi, selisihnya adalah 12 orang (Pilihan B).</w:t>
-            </w:r>
-          </w:p>
-        </w:tc>
-      </w:tr>
-      <w:tr>
-        <w:tc>
-          <w:tcPr>
-            <w:tcW w:type="dxa" w:w="785"/>
-          </w:tcPr>
-          <w:p>
-            <w:r>
-              <w:t>Nilai rata-rata ulangan harian IPA dari 9 orang siswa adalah 78. Ketika nilai ulangan milik Bayu digabungkan ke dalam kelompok tersebut, nilai rata-ratanya naik menjadi 80. Berapakah nilai ulangan IPA Bayu?</w:t>
-            </w:r>
-          </w:p>
-        </w:tc>
-        <w:tc>
-          <w:tcPr>
-            <w:tcW w:type="dxa" w:w="785"/>
-          </w:tcPr>
-          <w:p>
-            <w:r>
-              <w:t>Multiple Choice</w:t>
-            </w:r>
-          </w:p>
-        </w:tc>
-        <w:tc>
-          <w:tcPr>
-            <w:tcW w:type="dxa" w:w="785"/>
-          </w:tcPr>
-          <w:p>
-            <w:r>
-              <w:t>92</w:t>
-            </w:r>
-          </w:p>
-        </w:tc>
-        <w:tc>
-          <w:tcPr>
-            <w:tcW w:type="dxa" w:w="785"/>
-          </w:tcPr>
-          <w:p>
-            <w:r>
-              <w:t>95</w:t>
-            </w:r>
-          </w:p>
-        </w:tc>
-        <w:tc>
-          <w:tcPr>
-            <w:tcW w:type="dxa" w:w="785"/>
-          </w:tcPr>
-          <w:p>
-            <w:r>
-              <w:t>98</w:t>
-            </w:r>
-          </w:p>
-        </w:tc>
-        <w:tc>
-          <w:tcPr>
-            <w:tcW w:type="dxa" w:w="785"/>
-          </w:tcPr>
-          <w:p>
-            <w:r>
-              <w:t>100</w:t>
-            </w:r>
-          </w:p>
-        </w:tc>
-        <w:tc>
-          <w:tcPr>
-            <w:tcW w:type="dxa" w:w="785"/>
-          </w:tcPr>
-          <w:p>
-            <w:r/>
-          </w:p>
-        </w:tc>
-        <w:tc>
-          <w:tcPr>
-            <w:tcW w:type="dxa" w:w="785"/>
-          </w:tcPr>
-          <w:p>
-            <w:r>
-              <w:t>3</w:t>
-            </w:r>
-          </w:p>
-        </w:tc>
-        <w:tc>
-          <w:tcPr>
-            <w:tcW w:type="dxa" w:w="785"/>
-          </w:tcPr>
-          <w:p>
-            <w:r>
-              <w:t>60</w:t>
-            </w:r>
-          </w:p>
-        </w:tc>
-        <w:tc>
-          <w:tcPr>
-            <w:tcW w:type="dxa" w:w="785"/>
-          </w:tcPr>
-          <w:p>
-            <w:r/>
-          </w:p>
-        </w:tc>
-        <w:tc>
-          <w:tcPr>
-            <w:tcW w:type="dxa" w:w="785"/>
-          </w:tcPr>
-          <w:p>
-            <w:r>
-              <w:t>Langkah penyelesaian:</w:t>
-              <w:br/>
-              <w:t>1. Jumlah nilai 9 siswa = 9 × 78 = 702.</w:t>
-              <w:br/>
-              <w:t>2. Jumlah nilai setelah Bayu bergabung (10 siswa) = 10 × 80 = 800.</w:t>
-              <w:br/>
-              <w:t>3. Nilai Bayu = Total 10 siswa - Total 9 siswa</w:t>
-              <w:br/>
-              <w:t xml:space="preserve">   Nilai Bayu = 800 - 702 = 98.</w:t>
-              <w:br/>
-              <w:t>Jadi, nilai ulangan Bayu adalah 98 (Pilihan C).</w:t>
-            </w:r>
-          </w:p>
-        </w:tc>
-      </w:tr>
-      <w:tr>
-        <w:tc>
-          <w:tcPr>
-            <w:tcW w:type="dxa" w:w="785"/>
-          </w:tcPr>
-          <w:p>
-            <w:r>
-              <w:t>Nilai ulangan matematika dari 12 orang siswa adalah sebagai berikut:</w:t>
-              <w:br/>
-              <w:t>70, 80, 75, 90, 85, 80, 75, 80, 85, 95, 80, 70.</w:t>
-              <w:br/>
-              <w:t>Modus dan median dari data nilai ulangan tersebut adalah....</w:t>
-            </w:r>
-          </w:p>
-        </w:tc>
-        <w:tc>
-          <w:tcPr>
-            <w:tcW w:type="dxa" w:w="785"/>
-          </w:tcPr>
-          <w:p>
-            <w:r>
-              <w:t>Checkbox</w:t>
-            </w:r>
-          </w:p>
-        </w:tc>
-        <w:tc>
-          <w:tcPr>
-            <w:tcW w:type="dxa" w:w="785"/>
-          </w:tcPr>
-          <w:p>
-            <w:r>
-              <w:t>Modus = 80 dan Median = 80</w:t>
-            </w:r>
-          </w:p>
-        </w:tc>
-        <w:tc>
-          <w:tcPr>
-            <w:tcW w:type="dxa" w:w="785"/>
-          </w:tcPr>
-          <w:p>
-            <w:r>
-              <w:t>Modus = 75 dan Median = 80</w:t>
-            </w:r>
-          </w:p>
-        </w:tc>
-        <w:tc>
-          <w:tcPr>
-            <w:tcW w:type="dxa" w:w="785"/>
-          </w:tcPr>
-          <w:p>
-            <w:r>
-              <w:t>Modus = 80 dan Median = 77,5</w:t>
-            </w:r>
-          </w:p>
-        </w:tc>
-        <w:tc>
-          <w:tcPr>
-            <w:tcW w:type="dxa" w:w="785"/>
-          </w:tcPr>
-          <w:p>
-            <w:r>
-              <w:t>Modus = 85 dan Median = 80</w:t>
-            </w:r>
-          </w:p>
-        </w:tc>
-        <w:tc>
-          <w:tcPr>
-            <w:tcW w:type="dxa" w:w="785"/>
-          </w:tcPr>
-          <w:p>
-            <w:r/>
-          </w:p>
-        </w:tc>
-        <w:tc>
-          <w:tcPr>
-            <w:tcW w:type="dxa" w:w="785"/>
-          </w:tcPr>
-          <w:p>
-            <w:r>
-              <w:t>Option 1, Option 2</w:t>
-            </w:r>
-          </w:p>
-        </w:tc>
-        <w:tc>
-          <w:tcPr>
-            <w:tcW w:type="dxa" w:w="785"/>
-          </w:tcPr>
-          <w:p>
-            <w:r>
-              <w:t>60</w:t>
-            </w:r>
-          </w:p>
-        </w:tc>
-        <w:tc>
-          <w:tcPr>
-            <w:tcW w:type="dxa" w:w="785"/>
-          </w:tcPr>
-          <w:p>
-            <w:r/>
-          </w:p>
-        </w:tc>
-        <w:tc>
-          <w:tcPr>
-            <w:tcW w:type="dxa" w:w="785"/>
-          </w:tcPr>
-          <w:p>
-            <w:r>
-              <w:t>Langkah penyelesaian:</w:t>
-              <w:br/>
-              <w:t>1. Menentukan Modus (nilai paling sering muncul):</w:t>
-              <w:br/>
-              <w:t xml:space="preserve">   - Nilai 70 muncul 2 kali</w:t>
-              <w:br/>
-              <w:t xml:space="preserve">   - Nilai 75 muncul 2 kali</w:t>
-              <w:br/>
-              <w:t xml:space="preserve">   - Nilai 80 muncul 4 kali</w:t>
-              <w:br/>
-              <w:t xml:space="preserve">   - Nilai 85 muncul 2 kali</w:t>
-              <w:br/>
-              <w:t xml:space="preserve">   - Nilai 90 muncul 1 kali</w:t>
-              <w:br/>
-              <w:t xml:space="preserve">   - Nilai 95 muncul 1 kali</w:t>
-              <w:br/>
-              <w:t xml:space="preserve">   Modus = 80.</w:t>
-              <w:br/>
-              <w:t>2. Menentukan Median (urutkan 12 data dari terkecil):</w:t>
-              <w:br/>
-              <w:t xml:space="preserve">   70, 70, 75, 75, 80, [80, 80], 80, 85, 85, 90, 95.</w:t>
-              <w:br/>
-              <w:t xml:space="preserve">   Nilai tengah berada di antara data ke-6 (80) dan data ke-7 (80).</w:t>
-              <w:br/>
-              <w:t xml:space="preserve">   Median = (80 + 80) : 2 = 80.</w:t>
-              <w:br/>
-              <w:t>Jadi, modus = 80 dan median = 80 (Pilihan A).</w:t>
-            </w:r>
-          </w:p>
-        </w:tc>
-      </w:tr>
-    </w:tbl>
+    <w:p>
+      <w:pPr>
+        <w:jc w:val="center"/>
+      </w:pPr>
+      <w:r>
+        <w:rPr>
+          <w:color w:val="4F46E5"/>
+          <w:sz w:val="24"/>
+        </w:rPr>
+        <w:t>Kumpulan Soal Web Tryout &amp; Quizizz | 3 Model Soal</w:t>
+      </w:r>
+    </w:p>
+    <w:p/>
+    <w:p>
+      <w:r>
+        <w:rPr>
+          <w:b/>
+          <w:sz w:val="24"/>
+        </w:rPr>
+        <w:t>Soal 1.</w:t>
+      </w:r>
+    </w:p>
+    <w:p>
+      <w:pPr>
+        <w:ind w:left="360"/>
+      </w:pPr>
+      <w:r>
+        <w:t>Pak Arman memanen buah apel sebanyak 18 keranjang. Setiap keranjang berisi 45 kg apel. Dari seluruh hasil panen tersebut, sebanyak 110 kg dibagikan kepada tetangga sekitar dan kerabat, sedangkan sisanya dijual kepada 10 orang pedagang buah di pasar dengan jumlah yang sama banyak. Berapa kilogram apel yang diterima oleh masing-masing pedagang?</w:t>
+      </w:r>
+    </w:p>
+    <w:p>
+      <w:pPr>
+        <w:pStyle w:val="ListBullet"/>
+        <w:ind w:left="720"/>
+      </w:pPr>
+      <w:r>
+        <w:rPr>
+          <w:b/>
+        </w:rPr>
+        <w:t xml:space="preserve">A. </w:t>
+      </w:r>
+      <w:r>
+        <w:t>65 kg</w:t>
+      </w:r>
+    </w:p>
+    <w:p>
+      <w:pPr>
+        <w:pStyle w:val="ListBullet"/>
+        <w:ind w:left="720"/>
+      </w:pPr>
+      <w:r>
+        <w:rPr>
+          <w:b/>
+        </w:rPr>
+        <w:t xml:space="preserve">B. </w:t>
+      </w:r>
+      <w:r>
+        <w:t>70 kg</w:t>
+      </w:r>
+    </w:p>
+    <w:p>
+      <w:pPr>
+        <w:pStyle w:val="ListBullet"/>
+        <w:ind w:left="720"/>
+      </w:pPr>
+      <w:r>
+        <w:rPr>
+          <w:b/>
+        </w:rPr>
+        <w:t xml:space="preserve">C. </w:t>
+      </w:r>
+      <w:r>
+        <w:t>75 kg</w:t>
+      </w:r>
+    </w:p>
+    <w:p>
+      <w:pPr>
+        <w:pStyle w:val="ListBullet"/>
+        <w:ind w:left="720"/>
+      </w:pPr>
+      <w:r>
+        <w:rPr>
+          <w:b/>
+        </w:rPr>
+        <w:t xml:space="preserve">D. </w:t>
+      </w:r>
+      <w:r>
+        <w:t>80 kg</w:t>
+      </w:r>
+    </w:p>
+    <w:p>
+      <w:r>
+        <w:rPr>
+          <w:b/>
+        </w:rPr>
+        <w:t xml:space="preserve">Kunci Jawaban: </w:t>
+      </w:r>
+      <w:r>
+        <w:rPr>
+          <w:b/>
+        </w:rPr>
+        <w:t>2</w:t>
+      </w:r>
+    </w:p>
+    <w:p>
+      <w:r>
+        <w:t>────────────────────────────────────────────────────────────</w:t>
+      </w:r>
+    </w:p>
+    <w:p>
+      <w:r>
+        <w:rPr>
+          <w:b/>
+          <w:sz w:val="24"/>
+        </w:rPr>
+        <w:t>Soal 2.</w:t>
+      </w:r>
+    </w:p>
+    <w:p>
+      <w:pPr>
+        <w:ind w:left="360"/>
+      </w:pPr>
+      <w:r>
+        <w:t>Suhu udara di kawasan dataran tinggi pegunungan pada dini hari tercatat -4°C. Pada siang hari yang cerah, suhunya mengalami kenaikan sebesar 19°C. Menjelang malam hari, suhu udara kembali turun sebesar 6°C. Berapakah suhu udara di puncak pegunungan tersebut pada malam hari?</w:t>
+      </w:r>
+    </w:p>
+    <w:p>
+      <w:pPr>
+        <w:pStyle w:val="ListBullet"/>
+        <w:ind w:left="720"/>
+      </w:pPr>
+      <w:r>
+        <w:rPr>
+          <w:b/>
+        </w:rPr>
+        <w:t xml:space="preserve">A. </w:t>
+      </w:r>
+      <w:r>
+        <w:t>7°C</w:t>
+      </w:r>
+    </w:p>
+    <w:p>
+      <w:pPr>
+        <w:pStyle w:val="ListBullet"/>
+        <w:ind w:left="720"/>
+      </w:pPr>
+      <w:r>
+        <w:rPr>
+          <w:b/>
+        </w:rPr>
+        <w:t xml:space="preserve">B. </w:t>
+      </w:r>
+      <w:r>
+        <w:t>9°C</w:t>
+      </w:r>
+    </w:p>
+    <w:p>
+      <w:pPr>
+        <w:pStyle w:val="ListBullet"/>
+        <w:ind w:left="720"/>
+      </w:pPr>
+      <w:r>
+        <w:rPr>
+          <w:b/>
+        </w:rPr>
+        <w:t xml:space="preserve">C. </w:t>
+      </w:r>
+      <w:r>
+        <w:t>11°C</w:t>
+      </w:r>
+    </w:p>
+    <w:p>
+      <w:pPr>
+        <w:pStyle w:val="ListBullet"/>
+        <w:ind w:left="720"/>
+      </w:pPr>
+      <w:r>
+        <w:rPr>
+          <w:b/>
+        </w:rPr>
+        <w:t xml:space="preserve">D. </w:t>
+      </w:r>
+      <w:r>
+        <w:t>13°C</w:t>
+      </w:r>
+    </w:p>
+    <w:p>
+      <w:r>
+        <w:rPr>
+          <w:b/>
+        </w:rPr>
+        <w:t xml:space="preserve">Kunci Jawaban: </w:t>
+      </w:r>
+      <w:r>
+        <w:rPr>
+          <w:b/>
+        </w:rPr>
+        <w:t>1, 2</w:t>
+      </w:r>
+    </w:p>
+    <w:p>
+      <w:r>
+        <w:t>────────────────────────────────────────────────────────────</w:t>
+      </w:r>
+    </w:p>
+    <w:p>
+      <w:r>
+        <w:rPr>
+          <w:b/>
+          <w:sz w:val="24"/>
+        </w:rPr>
+        <w:t>Soal 3.</w:t>
+      </w:r>
+    </w:p>
+    <w:p>
+      <w:pPr>
+        <w:ind w:left="360"/>
+      </w:pPr>
+      <w:r>
+        <w:t>Sebuah jeriken berisi minyak goreng sebanyak 5 1/4 liter. Ibu menggunakannya untuk menggoreng kerupuk sebanyak 2 1/2 liter. Kemudian, Ayah membeli minyak kemasan sebanyak 1 3/4 liter dan menuangkannya ke dalam jeriken tersebut. Berapa liter volume minyak goreng di dalam jeriken sekarang?</w:t>
+      </w:r>
+    </w:p>
+    <w:p>
+      <w:pPr>
+        <w:pStyle w:val="ListBullet"/>
+        <w:ind w:left="720"/>
+      </w:pPr>
+      <w:r>
+        <w:rPr>
+          <w:b/>
+        </w:rPr>
+        <w:t xml:space="preserve">A. </w:t>
+      </w:r>
+      <w:r>
+        <w:t>True</w:t>
+      </w:r>
+    </w:p>
+    <w:p>
+      <w:pPr>
+        <w:pStyle w:val="ListBullet"/>
+        <w:ind w:left="720"/>
+      </w:pPr>
+      <w:r>
+        <w:rPr>
+          <w:b/>
+        </w:rPr>
+        <w:t xml:space="preserve">B. </w:t>
+      </w:r>
+      <w:r>
+        <w:t>False</w:t>
+      </w:r>
+    </w:p>
+    <w:p>
+      <w:r>
+        <w:rPr>
+          <w:b/>
+        </w:rPr>
+        <w:t xml:space="preserve">Kunci Jawaban: </w:t>
+      </w:r>
+      <w:r>
+        <w:rPr>
+          <w:b/>
+        </w:rPr>
+        <w:t>True</w:t>
+      </w:r>
+    </w:p>
+    <w:p>
+      <w:r>
+        <w:t>────────────────────────────────────────────────────────────</w:t>
+      </w:r>
+    </w:p>
+    <w:p>
+      <w:r>
+        <w:rPr>
+          <w:b/>
+          <w:sz w:val="24"/>
+        </w:rPr>
+        <w:t>Soal 4.</w:t>
+      </w:r>
+    </w:p>
+    <w:p>
+      <w:pPr>
+        <w:ind w:left="360"/>
+      </w:pPr>
+      <w:r>
+        <w:t>Di laboratorium sains sekolah terdapat empat botol larutan dengan tingkat kepekatan zat aktif sebagai berikut: Botol P = 45%, Botol Q = 0,55, Botol R = 3/5, dan Botol S = 0,4. Urutan botol larutan dari yang memiliki kadar kepekatan paling tinggi ke paling rendah adalah....</w:t>
+      </w:r>
+    </w:p>
+    <w:p>
+      <w:pPr>
+        <w:pStyle w:val="ListBullet"/>
+        <w:ind w:left="720"/>
+      </w:pPr>
+      <w:r>
+        <w:rPr>
+          <w:b/>
+        </w:rPr>
+        <w:t xml:space="preserve">A. </w:t>
+      </w:r>
+      <w:r>
+        <w:t>Botol R, Botol Q, Botol P, Botol S</w:t>
+      </w:r>
+    </w:p>
+    <w:p>
+      <w:pPr>
+        <w:pStyle w:val="ListBullet"/>
+        <w:ind w:left="720"/>
+      </w:pPr>
+      <w:r>
+        <w:rPr>
+          <w:b/>
+        </w:rPr>
+        <w:t xml:space="preserve">B. </w:t>
+      </w:r>
+      <w:r>
+        <w:t>Botol R, Botol P, Botol Q, Botol S</w:t>
+      </w:r>
+    </w:p>
+    <w:p>
+      <w:pPr>
+        <w:pStyle w:val="ListBullet"/>
+        <w:ind w:left="720"/>
+      </w:pPr>
+      <w:r>
+        <w:rPr>
+          <w:b/>
+        </w:rPr>
+        <w:t xml:space="preserve">C. </w:t>
+      </w:r>
+      <w:r>
+        <w:t>Botol Q, Botol R, Botol P, Botol S</w:t>
+      </w:r>
+    </w:p>
+    <w:p>
+      <w:pPr>
+        <w:pStyle w:val="ListBullet"/>
+        <w:ind w:left="720"/>
+      </w:pPr>
+      <w:r>
+        <w:rPr>
+          <w:b/>
+        </w:rPr>
+        <w:t xml:space="preserve">D. </w:t>
+      </w:r>
+      <w:r>
+        <w:t>Botol S, Botol P, Botol Q, Botol R</w:t>
+      </w:r>
+    </w:p>
+    <w:p>
+      <w:r>
+        <w:rPr>
+          <w:b/>
+        </w:rPr>
+        <w:t xml:space="preserve">Kunci Jawaban: </w:t>
+      </w:r>
+      <w:r>
+        <w:rPr>
+          <w:b/>
+        </w:rPr>
+        <w:t>1</w:t>
+      </w:r>
+    </w:p>
+    <w:p>
+      <w:r>
+        <w:t>────────────────────────────────────────────────────────────</w:t>
+      </w:r>
+    </w:p>
+    <w:p>
+      <w:r>
+        <w:rPr>
+          <w:b/>
+          <w:sz w:val="24"/>
+        </w:rPr>
+        <w:t>Soal 5.</w:t>
+      </w:r>
+    </w:p>
+    <w:p>
+      <w:pPr>
+        <w:ind w:left="360"/>
+      </w:pPr>
+      <w:r>
+        <w:t>Tiga buah bel alarm penanda pergantian kegiatan di asrama sekolah berbunyi secara berkala. Bel A berbunyi setiap 15 menit, bel B setiap 20 menit, dan bel C setiap 30 menit. Jika ketiga bel berbunyi bersamaan pada pukul 07.15 WIB, pada pukul berapakah ketiga bel tersebut akan berbunyi bersamaan lagi untuk kedua kalinya?</w:t>
+      </w:r>
+    </w:p>
+    <w:p>
+      <w:pPr>
+        <w:pStyle w:val="ListBullet"/>
+        <w:ind w:left="720"/>
+      </w:pPr>
+      <w:r>
+        <w:rPr>
+          <w:b/>
+        </w:rPr>
+        <w:t xml:space="preserve">A. </w:t>
+      </w:r>
+      <w:r>
+        <w:t>07.45 WIB</w:t>
+      </w:r>
+    </w:p>
+    <w:p>
+      <w:pPr>
+        <w:pStyle w:val="ListBullet"/>
+        <w:ind w:left="720"/>
+      </w:pPr>
+      <w:r>
+        <w:rPr>
+          <w:b/>
+        </w:rPr>
+        <w:t xml:space="preserve">B. </w:t>
+      </w:r>
+      <w:r>
+        <w:t>08.00 WIB</w:t>
+      </w:r>
+    </w:p>
+    <w:p>
+      <w:pPr>
+        <w:pStyle w:val="ListBullet"/>
+        <w:ind w:left="720"/>
+      </w:pPr>
+      <w:r>
+        <w:rPr>
+          <w:b/>
+        </w:rPr>
+        <w:t xml:space="preserve">C. </w:t>
+      </w:r>
+      <w:r>
+        <w:t>08.15 WIB</w:t>
+      </w:r>
+    </w:p>
+    <w:p>
+      <w:pPr>
+        <w:pStyle w:val="ListBullet"/>
+        <w:ind w:left="720"/>
+      </w:pPr>
+      <w:r>
+        <w:rPr>
+          <w:b/>
+        </w:rPr>
+        <w:t xml:space="preserve">D. </w:t>
+      </w:r>
+      <w:r>
+        <w:t>08.30 WIB</w:t>
+      </w:r>
+    </w:p>
+    <w:p>
+      <w:r>
+        <w:rPr>
+          <w:b/>
+        </w:rPr>
+        <w:t xml:space="preserve">Kunci Jawaban: </w:t>
+      </w:r>
+      <w:r>
+        <w:rPr>
+          <w:b/>
+        </w:rPr>
+        <w:t>1, 2</w:t>
+      </w:r>
+    </w:p>
+    <w:p>
+      <w:r>
+        <w:t>────────────────────────────────────────────────────────────</w:t>
+      </w:r>
+    </w:p>
+    <w:p>
+      <w:r>
+        <w:rPr>
+          <w:b/>
+          <w:sz w:val="24"/>
+        </w:rPr>
+        <w:t>Soal 6.</w:t>
+      </w:r>
+    </w:p>
+    <w:p>
+      <w:pPr>
+        <w:ind w:left="360"/>
+      </w:pPr>
+      <w:r>
+        <w:t>Kelompok Tani Makmur memiliki persediaan 60 bibit pohon cabai, 75 bibit tomat, dan 90 bibit terung. Seluruh bibit tanaman tersebut akan dibagikan kepada beberapa kelompok warga pemukiman dengan komposisi jumlah dan jenis bibit yang sama banyak pada setiap kelompoknya tanpa ada bibit yang tersisa. Berapa banyak kelompok warga paling banyak yang dapat menerima bibit tersebut?</w:t>
+      </w:r>
+    </w:p>
+    <w:p>
+      <w:pPr>
+        <w:pStyle w:val="ListBullet"/>
+        <w:ind w:left="720"/>
+      </w:pPr>
+      <w:r>
+        <w:rPr>
+          <w:b/>
+        </w:rPr>
+        <w:t xml:space="preserve">A. </w:t>
+      </w:r>
+      <w:r>
+        <w:t>True</w:t>
+      </w:r>
+    </w:p>
+    <w:p>
+      <w:pPr>
+        <w:pStyle w:val="ListBullet"/>
+        <w:ind w:left="720"/>
+      </w:pPr>
+      <w:r>
+        <w:rPr>
+          <w:b/>
+        </w:rPr>
+        <w:t xml:space="preserve">B. </w:t>
+      </w:r>
+      <w:r>
+        <w:t>False</w:t>
+      </w:r>
+    </w:p>
+    <w:p>
+      <w:r>
+        <w:rPr>
+          <w:b/>
+        </w:rPr>
+        <w:t xml:space="preserve">Kunci Jawaban: </w:t>
+      </w:r>
+      <w:r>
+        <w:rPr>
+          <w:b/>
+        </w:rPr>
+        <w:t>True</w:t>
+      </w:r>
+    </w:p>
+    <w:p>
+      <w:r>
+        <w:t>────────────────────────────────────────────────────────────</w:t>
+      </w:r>
+    </w:p>
+    <w:p>
+      <w:r>
+        <w:rPr>
+          <w:b/>
+          <w:sz w:val="24"/>
+        </w:rPr>
+        <w:t>Soal 7.</w:t>
+      </w:r>
+    </w:p>
+    <w:p>
+      <w:pPr>
+        <w:ind w:left="360"/>
+      </w:pPr>
+      <w:r>
+        <w:t>Pak Santo memiliki kebun sayur berbentuk persegi dengan luas 784 m². Di sekeliling kebun tersebut akan dipasang tiang pancang bambu penahan pagar dengan jarak antar-tiang sejauh 2 meter. Berapakah banyak tiang pancang bambu yang dibutuhkan Pak Santo?</w:t>
+      </w:r>
+    </w:p>
+    <w:p>
+      <w:pPr>
+        <w:pStyle w:val="ListBullet"/>
+        <w:ind w:left="720"/>
+      </w:pPr>
+      <w:r>
+        <w:rPr>
+          <w:b/>
+        </w:rPr>
+        <w:t xml:space="preserve">A. </w:t>
+      </w:r>
+      <w:r>
+        <w:t>48 buah</w:t>
+      </w:r>
+    </w:p>
+    <w:p>
+      <w:pPr>
+        <w:pStyle w:val="ListBullet"/>
+        <w:ind w:left="720"/>
+      </w:pPr>
+      <w:r>
+        <w:rPr>
+          <w:b/>
+        </w:rPr>
+        <w:t xml:space="preserve">B. </w:t>
+      </w:r>
+      <w:r>
+        <w:t>52 buah</w:t>
+      </w:r>
+    </w:p>
+    <w:p>
+      <w:pPr>
+        <w:pStyle w:val="ListBullet"/>
+        <w:ind w:left="720"/>
+      </w:pPr>
+      <w:r>
+        <w:rPr>
+          <w:b/>
+        </w:rPr>
+        <w:t xml:space="preserve">C. </w:t>
+      </w:r>
+      <w:r>
+        <w:t>56 buah</w:t>
+      </w:r>
+    </w:p>
+    <w:p>
+      <w:pPr>
+        <w:pStyle w:val="ListBullet"/>
+        <w:ind w:left="720"/>
+      </w:pPr>
+      <w:r>
+        <w:rPr>
+          <w:b/>
+        </w:rPr>
+        <w:t xml:space="preserve">D. </w:t>
+      </w:r>
+      <w:r>
+        <w:t>64 buah</w:t>
+      </w:r>
+    </w:p>
+    <w:p>
+      <w:r>
+        <w:rPr>
+          <w:b/>
+        </w:rPr>
+        <w:t xml:space="preserve">Kunci Jawaban: </w:t>
+      </w:r>
+      <w:r>
+        <w:rPr>
+          <w:b/>
+        </w:rPr>
+        <w:t>3</w:t>
+      </w:r>
+    </w:p>
+    <w:p>
+      <w:r>
+        <w:t>────────────────────────────────────────────────────────────</w:t>
+      </w:r>
+    </w:p>
+    <w:p>
+      <w:r>
+        <w:rPr>
+          <w:b/>
+          <w:sz w:val="24"/>
+        </w:rPr>
+        <w:t>Soal 8.</w:t>
+      </w:r>
+    </w:p>
+    <w:p>
+      <w:pPr>
+        <w:ind w:left="360"/>
+      </w:pPr>
+      <w:r>
+        <w:t>Sebuah akuarium kaca berbentuk kubus terisi air tepat separuh (1/2 bagian). Volume air di dalam akuarium tersebut tercatat 62,5 liter (dm³). Berapakah panjang rusuk akuarium tersebut dalam satuan sentimeter (cm)?</w:t>
+      </w:r>
+    </w:p>
+    <w:p>
+      <w:pPr>
+        <w:pStyle w:val="ListBullet"/>
+        <w:ind w:left="720"/>
+      </w:pPr>
+      <w:r>
+        <w:rPr>
+          <w:b/>
+        </w:rPr>
+        <w:t xml:space="preserve">A. </w:t>
+      </w:r>
+      <w:r>
+        <w:t>40 cm</w:t>
+      </w:r>
+    </w:p>
+    <w:p>
+      <w:pPr>
+        <w:pStyle w:val="ListBullet"/>
+        <w:ind w:left="720"/>
+      </w:pPr>
+      <w:r>
+        <w:rPr>
+          <w:b/>
+        </w:rPr>
+        <w:t xml:space="preserve">B. </w:t>
+      </w:r>
+      <w:r>
+        <w:t>50 cm</w:t>
+      </w:r>
+    </w:p>
+    <w:p>
+      <w:pPr>
+        <w:pStyle w:val="ListBullet"/>
+        <w:ind w:left="720"/>
+      </w:pPr>
+      <w:r>
+        <w:rPr>
+          <w:b/>
+        </w:rPr>
+        <w:t xml:space="preserve">C. </w:t>
+      </w:r>
+      <w:r>
+        <w:t>60 cm</w:t>
+      </w:r>
+    </w:p>
+    <w:p>
+      <w:pPr>
+        <w:pStyle w:val="ListBullet"/>
+        <w:ind w:left="720"/>
+      </w:pPr>
+      <w:r>
+        <w:rPr>
+          <w:b/>
+        </w:rPr>
+        <w:t xml:space="preserve">D. </w:t>
+      </w:r>
+      <w:r>
+        <w:t>70 cm</w:t>
+      </w:r>
+    </w:p>
+    <w:p>
+      <w:r>
+        <w:rPr>
+          <w:b/>
+        </w:rPr>
+        <w:t xml:space="preserve">Kunci Jawaban: </w:t>
+      </w:r>
+      <w:r>
+        <w:rPr>
+          <w:b/>
+        </w:rPr>
+        <w:t>1, 2</w:t>
+      </w:r>
+    </w:p>
+    <w:p>
+      <w:r>
+        <w:t>────────────────────────────────────────────────────────────</w:t>
+      </w:r>
+    </w:p>
+    <w:p>
+      <w:r>
+        <w:rPr>
+          <w:b/>
+          <w:sz w:val="24"/>
+        </w:rPr>
+        <w:t>Soal 9.</w:t>
+      </w:r>
+    </w:p>
+    <w:p>
+      <w:pPr>
+        <w:ind w:left="360"/>
+      </w:pPr>
+      <w:r>
+        <w:t>Perbandingan umur Dimas dan Kakaknya adalah 3 : 7. Jika umur Kakak saat ini adalah 28 tahun, berapakah jumlah umur Dimas dan Kakaknya?</w:t>
+      </w:r>
+    </w:p>
+    <w:p>
+      <w:pPr>
+        <w:pStyle w:val="ListBullet"/>
+        <w:ind w:left="720"/>
+      </w:pPr>
+      <w:r>
+        <w:rPr>
+          <w:b/>
+        </w:rPr>
+        <w:t xml:space="preserve">A. </w:t>
+      </w:r>
+      <w:r>
+        <w:t>True</w:t>
+      </w:r>
+    </w:p>
+    <w:p>
+      <w:pPr>
+        <w:pStyle w:val="ListBullet"/>
+        <w:ind w:left="720"/>
+      </w:pPr>
+      <w:r>
+        <w:rPr>
+          <w:b/>
+        </w:rPr>
+        <w:t xml:space="preserve">B. </w:t>
+      </w:r>
+      <w:r>
+        <w:t>False</w:t>
+      </w:r>
+    </w:p>
+    <w:p>
+      <w:r>
+        <w:rPr>
+          <w:b/>
+        </w:rPr>
+        <w:t xml:space="preserve">Kunci Jawaban: </w:t>
+      </w:r>
+      <w:r>
+        <w:rPr>
+          <w:b/>
+        </w:rPr>
+        <w:t>True</w:t>
+      </w:r>
+    </w:p>
+    <w:p>
+      <w:r>
+        <w:t>────────────────────────────────────────────────────────────</w:t>
+      </w:r>
+    </w:p>
+    <w:p>
+      <w:r>
+        <w:rPr>
+          <w:b/>
+          <w:sz w:val="24"/>
+        </w:rPr>
+        <w:t>Soal 10.</w:t>
+      </w:r>
+    </w:p>
+    <w:p>
+      <w:pPr>
+        <w:ind w:left="360"/>
+      </w:pPr>
+      <w:r>
+        <w:t>Denah gedung serbaguna digambar dengan skala 1 : 200. Pada gambar denah tersebut, ukuran panjang gedung adalah 15 cm dan lebarnya 10 cm. Berapakah luas sebenarnya dari lantai gedung serbaguna tersebut dalam satuan meter persegi (m²)?</w:t>
+      </w:r>
+    </w:p>
+    <w:p>
+      <w:pPr>
+        <w:pStyle w:val="ListBullet"/>
+        <w:ind w:left="720"/>
+      </w:pPr>
+      <w:r>
+        <w:rPr>
+          <w:b/>
+        </w:rPr>
+        <w:t xml:space="preserve">A. </w:t>
+      </w:r>
+      <w:r>
+        <w:t>300 m²</w:t>
+      </w:r>
+    </w:p>
+    <w:p>
+      <w:pPr>
+        <w:pStyle w:val="ListBullet"/>
+        <w:ind w:left="720"/>
+      </w:pPr>
+      <w:r>
+        <w:rPr>
+          <w:b/>
+        </w:rPr>
+        <w:t xml:space="preserve">B. </w:t>
+      </w:r>
+      <w:r>
+        <w:t>450 m²</w:t>
+      </w:r>
+    </w:p>
+    <w:p>
+      <w:pPr>
+        <w:pStyle w:val="ListBullet"/>
+        <w:ind w:left="720"/>
+      </w:pPr>
+      <w:r>
+        <w:rPr>
+          <w:b/>
+        </w:rPr>
+        <w:t xml:space="preserve">C. </w:t>
+      </w:r>
+      <w:r>
+        <w:t>600 m²</w:t>
+      </w:r>
+    </w:p>
+    <w:p>
+      <w:pPr>
+        <w:pStyle w:val="ListBullet"/>
+        <w:ind w:left="720"/>
+      </w:pPr>
+      <w:r>
+        <w:rPr>
+          <w:b/>
+        </w:rPr>
+        <w:t xml:space="preserve">D. </w:t>
+      </w:r>
+      <w:r>
+        <w:t>750 m²</w:t>
+      </w:r>
+    </w:p>
+    <w:p>
+      <w:r>
+        <w:rPr>
+          <w:b/>
+        </w:rPr>
+        <w:t xml:space="preserve">Kunci Jawaban: </w:t>
+      </w:r>
+      <w:r>
+        <w:rPr>
+          <w:b/>
+        </w:rPr>
+        <w:t>3</w:t>
+      </w:r>
+    </w:p>
+    <w:p>
+      <w:r>
+        <w:t>────────────────────────────────────────────────────────────</w:t>
+      </w:r>
+    </w:p>
+    <w:p>
+      <w:r>
+        <w:rPr>
+          <w:b/>
+          <w:sz w:val="24"/>
+        </w:rPr>
+        <w:t>Soal 11.</w:t>
+      </w:r>
+    </w:p>
+    <w:p>
+      <w:pPr>
+        <w:ind w:left="360"/>
+      </w:pPr>
+      <w:r>
+        <w:t>Sebuah taman kota berbentuk lingkaran memiliki diameter 28 meter (π = 22/7). Seluruh permukaan tanah taman tersebut akan ditanami rumput hias gajah mini. Berapakah luas tanah taman yang akan ditanami rumput tersebut?</w:t>
+      </w:r>
+    </w:p>
+    <w:p>
+      <w:pPr>
+        <w:pStyle w:val="ListBullet"/>
+        <w:ind w:left="720"/>
+      </w:pPr>
+      <w:r>
+        <w:rPr>
+          <w:b/>
+        </w:rPr>
+        <w:t xml:space="preserve">A. </w:t>
+      </w:r>
+      <w:r>
+        <w:t>588 m²</w:t>
+      </w:r>
+    </w:p>
+    <w:p>
+      <w:pPr>
+        <w:pStyle w:val="ListBullet"/>
+        <w:ind w:left="720"/>
+      </w:pPr>
+      <w:r>
+        <w:rPr>
+          <w:b/>
+        </w:rPr>
+        <w:t xml:space="preserve">B. </w:t>
+      </w:r>
+      <w:r>
+        <w:t>616 m²</w:t>
+      </w:r>
+    </w:p>
+    <w:p>
+      <w:pPr>
+        <w:pStyle w:val="ListBullet"/>
+        <w:ind w:left="720"/>
+      </w:pPr>
+      <w:r>
+        <w:rPr>
+          <w:b/>
+        </w:rPr>
+        <w:t xml:space="preserve">C. </w:t>
+      </w:r>
+      <w:r>
+        <w:t>644 m²</w:t>
+      </w:r>
+    </w:p>
+    <w:p>
+      <w:pPr>
+        <w:pStyle w:val="ListBullet"/>
+        <w:ind w:left="720"/>
+      </w:pPr>
+      <w:r>
+        <w:rPr>
+          <w:b/>
+        </w:rPr>
+        <w:t xml:space="preserve">D. </w:t>
+      </w:r>
+      <w:r>
+        <w:t>672 m²</w:t>
+      </w:r>
+    </w:p>
+    <w:p>
+      <w:r>
+        <w:rPr>
+          <w:b/>
+        </w:rPr>
+        <w:t xml:space="preserve">Kunci Jawaban: </w:t>
+      </w:r>
+      <w:r>
+        <w:rPr>
+          <w:b/>
+        </w:rPr>
+        <w:t>1, 2</w:t>
+      </w:r>
+    </w:p>
+    <w:p>
+      <w:r>
+        <w:t>────────────────────────────────────────────────────────────</w:t>
+      </w:r>
+    </w:p>
+    <w:p>
+      <w:r>
+        <w:rPr>
+          <w:b/>
+          <w:sz w:val="24"/>
+        </w:rPr>
+        <w:t>Soal 12.</w:t>
+      </w:r>
+    </w:p>
+    <w:p>
+      <w:pPr>
+        <w:ind w:left="360"/>
+      </w:pPr>
+      <w:r>
+        <w:t>Sebidang tanah pekarangan rumah berbentuk trapesium siku-siku memiliki panjang dua sisi sejajar masing-masing 16 meter dan 24 meter. Jarak tegak lurus antara kedua sisi sejajar tersebut (tinggi trapesium) adalah 12 meter. Berapakah luas pekarangan tersebut?</w:t>
+      </w:r>
+    </w:p>
+    <w:p>
+      <w:pPr>
+        <w:pStyle w:val="ListBullet"/>
+        <w:ind w:left="720"/>
+      </w:pPr>
+      <w:r>
+        <w:rPr>
+          <w:b/>
+        </w:rPr>
+        <w:t xml:space="preserve">A. </w:t>
+      </w:r>
+      <w:r>
+        <w:t>True</w:t>
+      </w:r>
+    </w:p>
+    <w:p>
+      <w:pPr>
+        <w:pStyle w:val="ListBullet"/>
+        <w:ind w:left="720"/>
+      </w:pPr>
+      <w:r>
+        <w:rPr>
+          <w:b/>
+        </w:rPr>
+        <w:t xml:space="preserve">B. </w:t>
+      </w:r>
+      <w:r>
+        <w:t>False</w:t>
+      </w:r>
+    </w:p>
+    <w:p>
+      <w:r>
+        <w:rPr>
+          <w:b/>
+        </w:rPr>
+        <w:t xml:space="preserve">Kunci Jawaban: </w:t>
+      </w:r>
+      <w:r>
+        <w:rPr>
+          <w:b/>
+        </w:rPr>
+        <w:t>True</w:t>
+      </w:r>
+    </w:p>
+    <w:p>
+      <w:r>
+        <w:t>────────────────────────────────────────────────────────────</w:t>
+      </w:r>
+    </w:p>
+    <w:p>
+      <w:r>
+        <w:rPr>
+          <w:b/>
+          <w:sz w:val="24"/>
+        </w:rPr>
+        <w:t>Soal 13.</w:t>
+      </w:r>
+    </w:p>
+    <w:p>
+      <w:pPr>
+        <w:ind w:left="360"/>
+      </w:pPr>
+      <w:r>
+        <w:t>Sebuah tandon penampung air hujan berbentuk tabung memiliki jari-jari alas 70 cm dan tinggi 1,5 meter (150 cm). Tandon tersebut diisi air sampai penuh (gunakan π = 22/7). Berapa liter volume air di dalam tandon tersebut?</w:t>
+      </w:r>
+    </w:p>
+    <w:p>
+      <w:pPr>
+        <w:pStyle w:val="ListBullet"/>
+        <w:ind w:left="720"/>
+      </w:pPr>
+      <w:r>
+        <w:rPr>
+          <w:b/>
+        </w:rPr>
+        <w:t xml:space="preserve">A. </w:t>
+      </w:r>
+      <w:r>
+        <w:t>1.840 liter</w:t>
+      </w:r>
+    </w:p>
+    <w:p>
+      <w:pPr>
+        <w:pStyle w:val="ListBullet"/>
+        <w:ind w:left="720"/>
+      </w:pPr>
+      <w:r>
+        <w:rPr>
+          <w:b/>
+        </w:rPr>
+        <w:t xml:space="preserve">B. </w:t>
+      </w:r>
+      <w:r>
+        <w:t>2.100 liter</w:t>
+      </w:r>
+    </w:p>
+    <w:p>
+      <w:pPr>
+        <w:pStyle w:val="ListBullet"/>
+        <w:ind w:left="720"/>
+      </w:pPr>
+      <w:r>
+        <w:rPr>
+          <w:b/>
+        </w:rPr>
+        <w:t xml:space="preserve">C. </w:t>
+      </w:r>
+      <w:r>
+        <w:t>2.310 liter</w:t>
+      </w:r>
+    </w:p>
+    <w:p>
+      <w:pPr>
+        <w:pStyle w:val="ListBullet"/>
+        <w:ind w:left="720"/>
+      </w:pPr>
+      <w:r>
+        <w:rPr>
+          <w:b/>
+        </w:rPr>
+        <w:t xml:space="preserve">D. </w:t>
+      </w:r>
+      <w:r>
+        <w:t>2.520 liter</w:t>
+      </w:r>
+    </w:p>
+    <w:p>
+      <w:r>
+        <w:rPr>
+          <w:b/>
+        </w:rPr>
+        <w:t xml:space="preserve">Kunci Jawaban: </w:t>
+      </w:r>
+      <w:r>
+        <w:rPr>
+          <w:b/>
+        </w:rPr>
+        <w:t>3</w:t>
+      </w:r>
+    </w:p>
+    <w:p>
+      <w:r>
+        <w:t>────────────────────────────────────────────────────────────</w:t>
+      </w:r>
+    </w:p>
+    <w:p>
+      <w:r>
+        <w:rPr>
+          <w:b/>
+          <w:sz w:val="24"/>
+        </w:rPr>
+        <w:t>Soal 14.</w:t>
+      </w:r>
+    </w:p>
+    <w:p>
+      <w:pPr>
+        <w:ind w:left="360"/>
+      </w:pPr>
+      <w:r>
+        <w:t>Perhatikan sifat-sifat bangun ruang berikut:</w:t>
+        <w:br/>
+        <w:t>(1) Memiliki 2 sisi datar berbentuk lingkaran yang kongruen (alas dan tutup).</w:t>
+        <w:br/>
+        <w:t>(2) Memiliki 1 sisi lengkung yang menghubungkan alas dan tutup (selimut).</w:t>
+        <w:br/>
+        <w:t>(3) Memiliki 2 buah rusuk lengkung dan tidak memiliki titik sudut.</w:t>
+        <w:br/>
+        <w:t>Bangun ruang yang memiliki sifat-sifat tersebut adalah....</w:t>
+      </w:r>
+    </w:p>
+    <w:p>
+      <w:pPr>
+        <w:pStyle w:val="ListBullet"/>
+        <w:ind w:left="720"/>
+      </w:pPr>
+      <w:r>
+        <w:rPr>
+          <w:b/>
+        </w:rPr>
+        <w:t xml:space="preserve">A. </w:t>
+      </w:r>
+      <w:r>
+        <w:t>Kerucut</w:t>
+      </w:r>
+    </w:p>
+    <w:p>
+      <w:pPr>
+        <w:pStyle w:val="ListBullet"/>
+        <w:ind w:left="720"/>
+      </w:pPr>
+      <w:r>
+        <w:rPr>
+          <w:b/>
+        </w:rPr>
+        <w:t xml:space="preserve">B. </w:t>
+      </w:r>
+      <w:r>
+        <w:t>Bola</w:t>
+      </w:r>
+    </w:p>
+    <w:p>
+      <w:pPr>
+        <w:pStyle w:val="ListBullet"/>
+        <w:ind w:left="720"/>
+      </w:pPr>
+      <w:r>
+        <w:rPr>
+          <w:b/>
+        </w:rPr>
+        <w:t xml:space="preserve">C. </w:t>
+      </w:r>
+      <w:r>
+        <w:t>Tabung</w:t>
+      </w:r>
+    </w:p>
+    <w:p>
+      <w:pPr>
+        <w:pStyle w:val="ListBullet"/>
+        <w:ind w:left="720"/>
+      </w:pPr>
+      <w:r>
+        <w:rPr>
+          <w:b/>
+        </w:rPr>
+        <w:t xml:space="preserve">D. </w:t>
+      </w:r>
+      <w:r>
+        <w:t>Prisma lingkaran</w:t>
+      </w:r>
+    </w:p>
+    <w:p>
+      <w:r>
+        <w:rPr>
+          <w:b/>
+        </w:rPr>
+        <w:t xml:space="preserve">Kunci Jawaban: </w:t>
+      </w:r>
+      <w:r>
+        <w:rPr>
+          <w:b/>
+        </w:rPr>
+        <w:t>1, 2</w:t>
+      </w:r>
+    </w:p>
+    <w:p>
+      <w:r>
+        <w:t>────────────────────────────────────────────────────────────</w:t>
+      </w:r>
+    </w:p>
+    <w:p>
+      <w:r>
+        <w:rPr>
+          <w:b/>
+          <w:sz w:val="24"/>
+        </w:rPr>
+        <w:t>Soal 15.</w:t>
+      </w:r>
+    </w:p>
+    <w:p>
+      <w:pPr>
+        <w:ind w:left="360"/>
+      </w:pPr>
+      <w:r>
+        <w:t>Kereta Api Logawa melaju dari Stasiun Purwokerto menuju Stasiun Surabaya dengan kecepatan rata-rata 80 km/jam. Jarak rute rel yang ditempuh adalah 240 km. Jika kereta api berangkat pada pukul 08.20 WIB dan sempat berhenti transit di stasiun antara selama 25 menit, pada pukul berapakah kereta tiba di Stasiun Surabaya?</w:t>
+      </w:r>
+    </w:p>
+    <w:p>
+      <w:pPr>
+        <w:pStyle w:val="ListBullet"/>
+        <w:ind w:left="720"/>
+      </w:pPr>
+      <w:r>
+        <w:rPr>
+          <w:b/>
+        </w:rPr>
+        <w:t xml:space="preserve">A. </w:t>
+      </w:r>
+      <w:r>
+        <w:t>True</w:t>
+      </w:r>
+    </w:p>
+    <w:p>
+      <w:pPr>
+        <w:pStyle w:val="ListBullet"/>
+        <w:ind w:left="720"/>
+      </w:pPr>
+      <w:r>
+        <w:rPr>
+          <w:b/>
+        </w:rPr>
+        <w:t xml:space="preserve">B. </w:t>
+      </w:r>
+      <w:r>
+        <w:t>False</w:t>
+      </w:r>
+    </w:p>
+    <w:p>
+      <w:r>
+        <w:rPr>
+          <w:b/>
+        </w:rPr>
+        <w:t xml:space="preserve">Kunci Jawaban: </w:t>
+      </w:r>
+      <w:r>
+        <w:rPr>
+          <w:b/>
+        </w:rPr>
+        <w:t>True</w:t>
+      </w:r>
+    </w:p>
+    <w:p>
+      <w:r>
+        <w:t>────────────────────────────────────────────────────────────</w:t>
+      </w:r>
+    </w:p>
+    <w:p>
+      <w:r>
+        <w:rPr>
+          <w:b/>
+          <w:sz w:val="24"/>
+        </w:rPr>
+        <w:t>Soal 16.</w:t>
+      </w:r>
+    </w:p>
+    <w:p>
+      <w:pPr>
+        <w:ind w:left="360"/>
+      </w:pPr>
+      <w:r>
+        <w:t>Sebuah tandon air berkapasitas 1.500 liter terisi penuh. Di bagian bawah tandon dipasang kran pembuangan air dengan debit aliran konstan 25 liter/menit. Berapa menit waktu yang dibutuhkan untuk mengosongkan seluruh air di dalam tandon tersebut?</w:t>
+      </w:r>
+    </w:p>
+    <w:p>
+      <w:pPr>
+        <w:pStyle w:val="ListBullet"/>
+        <w:ind w:left="720"/>
+      </w:pPr>
+      <w:r>
+        <w:rPr>
+          <w:b/>
+        </w:rPr>
+        <w:t xml:space="preserve">A. </w:t>
+      </w:r>
+      <w:r>
+        <w:t>50 menit</w:t>
+      </w:r>
+    </w:p>
+    <w:p>
+      <w:pPr>
+        <w:pStyle w:val="ListBullet"/>
+        <w:ind w:left="720"/>
+      </w:pPr>
+      <w:r>
+        <w:rPr>
+          <w:b/>
+        </w:rPr>
+        <w:t xml:space="preserve">B. </w:t>
+      </w:r>
+      <w:r>
+        <w:t>55 menit</w:t>
+      </w:r>
+    </w:p>
+    <w:p>
+      <w:pPr>
+        <w:pStyle w:val="ListBullet"/>
+        <w:ind w:left="720"/>
+      </w:pPr>
+      <w:r>
+        <w:rPr>
+          <w:b/>
+        </w:rPr>
+        <w:t xml:space="preserve">C. </w:t>
+      </w:r>
+      <w:r>
+        <w:t>60 menit</w:t>
+      </w:r>
+    </w:p>
+    <w:p>
+      <w:pPr>
+        <w:pStyle w:val="ListBullet"/>
+        <w:ind w:left="720"/>
+      </w:pPr>
+      <w:r>
+        <w:rPr>
+          <w:b/>
+        </w:rPr>
+        <w:t xml:space="preserve">D. </w:t>
+      </w:r>
+      <w:r>
+        <w:t>75 menit</w:t>
+      </w:r>
+    </w:p>
+    <w:p>
+      <w:r>
+        <w:rPr>
+          <w:b/>
+        </w:rPr>
+        <w:t xml:space="preserve">Kunci Jawaban: </w:t>
+      </w:r>
+      <w:r>
+        <w:rPr>
+          <w:b/>
+        </w:rPr>
+        <w:t>3</w:t>
+      </w:r>
+    </w:p>
+    <w:p>
+      <w:r>
+        <w:t>────────────────────────────────────────────────────────────</w:t>
+      </w:r>
+    </w:p>
+    <w:p>
+      <w:r>
+        <w:rPr>
+          <w:b/>
+          <w:sz w:val="24"/>
+        </w:rPr>
+        <w:t>Soal 17.</w:t>
+      </w:r>
+    </w:p>
+    <w:p>
+      <w:pPr>
+        <w:ind w:left="360"/>
+      </w:pPr>
+      <w:r>
+        <w:t>Data kunjungan pemustaka di Perpustakaan Daerah selama 5 hari tercatat sebagai berikut: Senin 60 orang, Selasa 75 orang, Rabu 90 orang, Kamis 65 orang, dan Jumat 110 orang. Berapakah jumlah total kunjungan pemustaka selama 5 hari tersebut?</w:t>
+      </w:r>
+    </w:p>
+    <w:p>
+      <w:pPr>
+        <w:pStyle w:val="ListBullet"/>
+        <w:ind w:left="720"/>
+      </w:pPr>
+      <w:r>
+        <w:rPr>
+          <w:b/>
+        </w:rPr>
+        <w:t xml:space="preserve">A. </w:t>
+      </w:r>
+      <w:r>
+        <w:t>380 orang</w:t>
+      </w:r>
+    </w:p>
+    <w:p>
+      <w:pPr>
+        <w:pStyle w:val="ListBullet"/>
+        <w:ind w:left="720"/>
+      </w:pPr>
+      <w:r>
+        <w:rPr>
+          <w:b/>
+        </w:rPr>
+        <w:t xml:space="preserve">B. </w:t>
+      </w:r>
+      <w:r>
+        <w:t>390 orang</w:t>
+      </w:r>
+    </w:p>
+    <w:p>
+      <w:pPr>
+        <w:pStyle w:val="ListBullet"/>
+        <w:ind w:left="720"/>
+      </w:pPr>
+      <w:r>
+        <w:rPr>
+          <w:b/>
+        </w:rPr>
+        <w:t xml:space="preserve">C. </w:t>
+      </w:r>
+      <w:r>
+        <w:t>400 orang</w:t>
+      </w:r>
+    </w:p>
+    <w:p>
+      <w:pPr>
+        <w:pStyle w:val="ListBullet"/>
+        <w:ind w:left="720"/>
+      </w:pPr>
+      <w:r>
+        <w:rPr>
+          <w:b/>
+        </w:rPr>
+        <w:t xml:space="preserve">D. </w:t>
+      </w:r>
+      <w:r>
+        <w:t>410 orang</w:t>
+      </w:r>
+    </w:p>
+    <w:p>
+      <w:r>
+        <w:rPr>
+          <w:b/>
+        </w:rPr>
+        <w:t xml:space="preserve">Kunci Jawaban: </w:t>
+      </w:r>
+      <w:r>
+        <w:rPr>
+          <w:b/>
+        </w:rPr>
+        <w:t>1, 2</w:t>
+      </w:r>
+    </w:p>
+    <w:p>
+      <w:r>
+        <w:t>────────────────────────────────────────────────────────────</w:t>
+      </w:r>
+    </w:p>
+    <w:p>
+      <w:r>
+        <w:rPr>
+          <w:b/>
+          <w:sz w:val="24"/>
+        </w:rPr>
+        <w:t>Soal 18.</w:t>
+      </w:r>
+    </w:p>
+    <w:p>
+      <w:pPr>
+        <w:ind w:left="360"/>
+      </w:pPr>
+      <w:r>
+        <w:t>Sebuah survei kegiatan ekstrakurikuler diikuti oleh 120 siswa kelas VI dengan rincian persentase: Sepak Bola 35%, Bulu Tangkis 25%, Renang 20%, dan Seni Musik sisanya. Berapakah selisih banyak siswa yang memilih ekstrakurikuler Sepak Bola dengan Bulu Tangkis?</w:t>
+      </w:r>
+    </w:p>
+    <w:p>
+      <w:pPr>
+        <w:pStyle w:val="ListBullet"/>
+        <w:ind w:left="720"/>
+      </w:pPr>
+      <w:r>
+        <w:rPr>
+          <w:b/>
+        </w:rPr>
+        <w:t xml:space="preserve">A. </w:t>
+      </w:r>
+      <w:r>
+        <w:t>True</w:t>
+      </w:r>
+    </w:p>
+    <w:p>
+      <w:pPr>
+        <w:pStyle w:val="ListBullet"/>
+        <w:ind w:left="720"/>
+      </w:pPr>
+      <w:r>
+        <w:rPr>
+          <w:b/>
+        </w:rPr>
+        <w:t xml:space="preserve">B. </w:t>
+      </w:r>
+      <w:r>
+        <w:t>False</w:t>
+      </w:r>
+    </w:p>
+    <w:p>
+      <w:r>
+        <w:rPr>
+          <w:b/>
+        </w:rPr>
+        <w:t xml:space="preserve">Kunci Jawaban: </w:t>
+      </w:r>
+      <w:r>
+        <w:rPr>
+          <w:b/>
+        </w:rPr>
+        <w:t>True</w:t>
+      </w:r>
+    </w:p>
+    <w:p>
+      <w:r>
+        <w:t>────────────────────────────────────────────────────────────</w:t>
+      </w:r>
+    </w:p>
+    <w:p>
+      <w:r>
+        <w:rPr>
+          <w:b/>
+          <w:sz w:val="24"/>
+        </w:rPr>
+        <w:t>Soal 19.</w:t>
+      </w:r>
+    </w:p>
+    <w:p>
+      <w:pPr>
+        <w:ind w:left="360"/>
+      </w:pPr>
+      <w:r>
+        <w:t>Nilai rata-rata ulangan harian IPA dari 9 orang siswa adalah 78. Ketika nilai ulangan milik Bayu digabungkan ke dalam kelompok tersebut, nilai rata-ratanya naik menjadi 80. Berapakah nilai ulangan IPA Bayu?</w:t>
+      </w:r>
+    </w:p>
+    <w:p>
+      <w:pPr>
+        <w:pStyle w:val="ListBullet"/>
+        <w:ind w:left="720"/>
+      </w:pPr>
+      <w:r>
+        <w:rPr>
+          <w:b/>
+        </w:rPr>
+        <w:t xml:space="preserve">A. </w:t>
+      </w:r>
+      <w:r>
+        <w:t>92</w:t>
+      </w:r>
+    </w:p>
+    <w:p>
+      <w:pPr>
+        <w:pStyle w:val="ListBullet"/>
+        <w:ind w:left="720"/>
+      </w:pPr>
+      <w:r>
+        <w:rPr>
+          <w:b/>
+        </w:rPr>
+        <w:t xml:space="preserve">B. </w:t>
+      </w:r>
+      <w:r>
+        <w:t>95</w:t>
+      </w:r>
+    </w:p>
+    <w:p>
+      <w:pPr>
+        <w:pStyle w:val="ListBullet"/>
+        <w:ind w:left="720"/>
+      </w:pPr>
+      <w:r>
+        <w:rPr>
+          <w:b/>
+        </w:rPr>
+        <w:t xml:space="preserve">C. </w:t>
+      </w:r>
+      <w:r>
+        <w:t>98</w:t>
+      </w:r>
+    </w:p>
+    <w:p>
+      <w:pPr>
+        <w:pStyle w:val="ListBullet"/>
+        <w:ind w:left="720"/>
+      </w:pPr>
+      <w:r>
+        <w:rPr>
+          <w:b/>
+        </w:rPr>
+        <w:t xml:space="preserve">D. </w:t>
+      </w:r>
+      <w:r>
+        <w:t>100</w:t>
+      </w:r>
+    </w:p>
+    <w:p>
+      <w:r>
+        <w:rPr>
+          <w:b/>
+        </w:rPr>
+        <w:t xml:space="preserve">Kunci Jawaban: </w:t>
+      </w:r>
+      <w:r>
+        <w:rPr>
+          <w:b/>
+        </w:rPr>
+        <w:t>3</w:t>
+      </w:r>
+    </w:p>
+    <w:p>
+      <w:r>
+        <w:t>────────────────────────────────────────────────────────────</w:t>
+      </w:r>
+    </w:p>
+    <w:p>
+      <w:r>
+        <w:rPr>
+          <w:b/>
+          <w:sz w:val="24"/>
+        </w:rPr>
+        <w:t>Soal 20.</w:t>
+      </w:r>
+    </w:p>
+    <w:p>
+      <w:pPr>
+        <w:ind w:left="360"/>
+      </w:pPr>
+      <w:r>
+        <w:t>Nilai ulangan matematika dari 12 orang siswa adalah sebagai berikut:</w:t>
+        <w:br/>
+        <w:t>70, 80, 75, 90, 85, 80, 75, 80, 85, 95, 80, 70.</w:t>
+        <w:br/>
+        <w:t>Modus dan median dari data nilai ulangan tersebut adalah....</w:t>
+      </w:r>
+    </w:p>
+    <w:p>
+      <w:pPr>
+        <w:pStyle w:val="ListBullet"/>
+        <w:ind w:left="720"/>
+      </w:pPr>
+      <w:r>
+        <w:rPr>
+          <w:b/>
+        </w:rPr>
+        <w:t xml:space="preserve">A. </w:t>
+      </w:r>
+      <w:r>
+        <w:t>Modus = 80 dan Median = 80</w:t>
+      </w:r>
+    </w:p>
+    <w:p>
+      <w:pPr>
+        <w:pStyle w:val="ListBullet"/>
+        <w:ind w:left="720"/>
+      </w:pPr>
+      <w:r>
+        <w:rPr>
+          <w:b/>
+        </w:rPr>
+        <w:t xml:space="preserve">B. </w:t>
+      </w:r>
+      <w:r>
+        <w:t>Modus = 75 dan Median = 80</w:t>
+      </w:r>
+    </w:p>
+    <w:p>
+      <w:pPr>
+        <w:pStyle w:val="ListBullet"/>
+        <w:ind w:left="720"/>
+      </w:pPr>
+      <w:r>
+        <w:rPr>
+          <w:b/>
+        </w:rPr>
+        <w:t xml:space="preserve">C. </w:t>
+      </w:r>
+      <w:r>
+        <w:t>Modus = 80 dan Median = 77,5</w:t>
+      </w:r>
+    </w:p>
+    <w:p>
+      <w:pPr>
+        <w:pStyle w:val="ListBullet"/>
+        <w:ind w:left="720"/>
+      </w:pPr>
+      <w:r>
+        <w:rPr>
+          <w:b/>
+        </w:rPr>
+        <w:t xml:space="preserve">D. </w:t>
+      </w:r>
+      <w:r>
+        <w:t>Modus = 85 dan Median = 80</w:t>
+      </w:r>
+    </w:p>
+    <w:p>
+      <w:r>
+        <w:rPr>
+          <w:b/>
+        </w:rPr>
+        <w:t xml:space="preserve">Kunci Jawaban: </w:t>
+      </w:r>
+      <w:r>
+        <w:rPr>
+          <w:b/>
+        </w:rPr>
+        <w:t>1, 2</w:t>
+      </w:r>
+    </w:p>
+    <w:p>
+      <w:r>
+        <w:t>────────────────────────────────────────────────────────────</w:t>
+      </w:r>
+    </w:p>
     <w:sectPr>
       <w:pgSz w:w="12240" w:h="15840"/>
       <w:pgMar w:top="1440" w:right="1800" w:bottom="1440" w:left="1800" w:header="720" w:footer="720" w:gutter="0"/>
@@ -2925,6 +2149,10 @@
     <w:name w:val="Normal"/>
     <w:qFormat/>
     <w:rsid w:val="00FC693F"/>
+    <w:rPr>
+      <w:rFonts w:ascii="Calibri" w:hAnsi="Calibri"/>
+      <w:sz w:val="22"/>
+    </w:rPr>
   </w:style>
   <w:style w:type="paragraph" w:styleId="Header">
     <w:name w:val="header"/>

--- a/Quiz_Web_Matematika_Paket_2.docx
+++ b/Quiz_Web_Matematika_Paket_2.docx
@@ -2,25 +2,100 @@
 <file path=word/document.xml><?xml version="1.0" encoding="utf-8"?>
 <w:document xmlns:wpc="http://schemas.microsoft.com/office/word/2010/wordprocessingCanvas" xmlns:mo="http://schemas.microsoft.com/office/mac/office/2008/main" xmlns:mc="http://schemas.openxmlformats.org/markup-compatibility/2006" xmlns:mv="urn:schemas-microsoft-com:mac:vml" xmlns:o="urn:schemas-microsoft-com:office:office" xmlns:r="http://schemas.openxmlformats.org/officeDocument/2006/relationships" xmlns:m="http://schemas.openxmlformats.org/officeDocument/2006/math" xmlns:v="urn:schemas-microsoft-com:vml" xmlns:wp14="http://schemas.microsoft.com/office/word/2010/wordprocessingDrawing" xmlns:wp="http://schemas.openxmlformats.org/drawingml/2006/wordprocessingDrawing" xmlns:w10="urn:schemas-microsoft-com:office:word" xmlns:w="http://schemas.openxmlformats.org/wordprocessingml/2006/main" xmlns:w14="http://schemas.microsoft.com/office/word/2010/wordml" xmlns:wpg="http://schemas.microsoft.com/office/word/2010/wordprocessingGroup" xmlns:wpi="http://schemas.microsoft.com/office/word/2010/wordprocessingInk" xmlns:wne="http://schemas.microsoft.com/office/word/2006/wordml" xmlns:wps="http://schemas.microsoft.com/office/word/2010/wordprocessingShape" mc:Ignorable="w14 wp14">
   <w:body>
+    <w:tbl>
+      <w:tblPr>
+        <w:tblW w:type="auto" w:w="0"/>
+        <w:tblLook w:firstColumn="1" w:firstRow="1" w:lastColumn="0" w:lastRow="0" w:noHBand="0" w:noVBand="1" w:val="04A0"/>
+      </w:tblPr>
+      <w:tblGrid>
+        <w:gridCol w:w="8640"/>
+      </w:tblGrid>
+      <w:tr>
+        <w:tc>
+          <w:tcPr>
+            <w:tcW w:type="dxa" w:w="8640"/>
+          </w:tcPr>
+          <w:p>
+            <w:r>
+              <w:t>TRY OUT TES KEMAMPUAN AKADEMIK (TKA) SD</w:t>
+              <w:br/>
+              <w:t>MATA PELAJARAN: MATEMATIKA — PAKET 2</w:t>
+              <w:br/>
+              <w:t>Standar Kurikulum Merdeka &amp; K-13 (Kerangka Resmi Pusmendik Kemendikdasmen RI)</w:t>
+              <w:br/>
+              <w:t>Jumlah Soal: 20 Butir | Alokasi Waktu: 45 Menit | Fokus: Numerasi, Aljabar &amp; Geometri Dasar</w:t>
+            </w:r>
+          </w:p>
+        </w:tc>
+      </w:tr>
+    </w:tbl>
     <w:p>
-      <w:pPr>
-        <w:pStyle w:val="Heading1"/>
-        <w:jc w:val="center"/>
-      </w:pPr>
       <w:r>
-        <w:t>SmartDrill SD 2026 - Matematika Paket 2</w:t>
+        <w:rPr>
+          <w:b/>
+        </w:rPr>
+        <w:t>PETUNJUK UMUM:</w:t>
+        <w:br/>
+        <w:t>1. Berdoalah sebelum mengerjakan soal.</w:t>
+        <w:br/>
+        <w:t>2. Periksa dan bacalah setiap butir soal dengan teliti.</w:t>
+        <w:br/>
+        <w:t>3. Soal terdiri atas Pilihan Ganda Sederhana, Pilihan Ganda Kompleks (jawaban lebih dari satu), dan Tabel Kategori (Benar/Salah).</w:t>
+        <w:br/>
+        <w:t>4. Dahulukan soal yang Anda anggap mudah.</w:t>
+      </w:r>
+    </w:p>
+    <w:p>
+      <w:r>
+        <w:t>═════════════════════════════════════════════════════════════════</w:t>
+      </w:r>
+    </w:p>
+    <w:p>
+      <w:r>
+        <w:rPr>
+          <w:b/>
+        </w:rPr>
+        <w:t>BAGIAN A: NASKAH SOAL UJIAN</w:t>
+      </w:r>
+    </w:p>
+    <w:p>
+      <w:r>
+        <w:rPr>
+          <w:b/>
+        </w:rPr>
+        <w:t>1. Pak Arman memanen buah apel sebanyak 18 keranjang. Setiap keranjang berisi 45 kg apel. Dari seluruh hasil panen tersebut, sebanyak 110 kg dibagikan kepada tetangga sekitar dan kerabat, sedangkan sisanya dijual kepada 10 orang pedagang buah di pasar dengan jumlah yang sama banyak. Berapa kilogram apel yang diterima oleh masing-masing pedagang?</w:t>
       </w:r>
     </w:p>
     <w:p>
       <w:pPr>
-        <w:jc w:val="center"/>
+        <w:ind w:left="360"/>
       </w:pPr>
       <w:r>
-        <w:rPr>
-          <w:color w:val="4F46E5"/>
-          <w:sz w:val="24"/>
-        </w:rPr>
-        <w:t>Kumpulan Soal Web Tryout &amp; Quizizz | 3 Model Soal</w:t>
+        <w:t>A.  65 kg</w:t>
+      </w:r>
+    </w:p>
+    <w:p>
+      <w:pPr>
+        <w:ind w:left="360"/>
+      </w:pPr>
+      <w:r>
+        <w:t>B.  70 kg</w:t>
+      </w:r>
+    </w:p>
+    <w:p>
+      <w:pPr>
+        <w:ind w:left="360"/>
+      </w:pPr>
+      <w:r>
+        <w:t>C.  75 kg</w:t>
+      </w:r>
+    </w:p>
+    <w:p>
+      <w:pPr>
+        <w:ind w:left="360"/>
+      </w:pPr>
+      <w:r>
+        <w:t>D.  80 kg</w:t>
       </w:r>
     </w:p>
     <w:p/>
@@ -28,9 +103,11 @@
       <w:r>
         <w:rPr>
           <w:b/>
-          <w:sz w:val="24"/>
         </w:rPr>
-        <w:t>Soal 1.</w:t>
+        <w:t>2. Suhu udara di kawasan dataran tinggi pegunungan pada dini hari tercatat -4°C. Pada siang hari yang cerah, suhunya mengalami kenaikan sebesar 19°C. Menjelang malam hari, suhu udara kembali turun sebesar 6°C. Berapakah suhu udara di puncak pegunungan tersebut pada malam hari?</w:t>
+      </w:r>
+      <w:r>
+        <w:t xml:space="preserve">  [Pilihan Ganda Kompleks: Jawaban benar lebih dari satu]</w:t>
       </w:r>
     </w:p>
     <w:p>
@@ -38,95 +115,7 @@
         <w:ind w:left="360"/>
       </w:pPr>
       <w:r>
-        <w:t>Pak Arman memanen buah apel sebanyak 18 keranjang. Setiap keranjang berisi 45 kg apel. Dari seluruh hasil panen tersebut, sebanyak 110 kg dibagikan kepada tetangga sekitar dan kerabat, sedangkan sisanya dijual kepada 10 orang pedagang buah di pasar dengan jumlah yang sama banyak. Berapa kilogram apel yang diterima oleh masing-masing pedagang?</w:t>
-      </w:r>
-    </w:p>
-    <w:p>
-      <w:pPr>
-        <w:pStyle w:val="ListBullet"/>
-        <w:ind w:left="720"/>
-      </w:pPr>
-      <w:r>
-        <w:rPr>
-          <w:b/>
-        </w:rPr>
-        <w:t xml:space="preserve">A. </w:t>
-      </w:r>
-      <w:r>
-        <w:t>65 kg</w:t>
-      </w:r>
-    </w:p>
-    <w:p>
-      <w:pPr>
-        <w:pStyle w:val="ListBullet"/>
-        <w:ind w:left="720"/>
-      </w:pPr>
-      <w:r>
-        <w:rPr>
-          <w:b/>
-        </w:rPr>
-        <w:t xml:space="preserve">B. </w:t>
-      </w:r>
-      <w:r>
-        <w:t>70 kg</w:t>
-      </w:r>
-    </w:p>
-    <w:p>
-      <w:pPr>
-        <w:pStyle w:val="ListBullet"/>
-        <w:ind w:left="720"/>
-      </w:pPr>
-      <w:r>
-        <w:rPr>
-          <w:b/>
-        </w:rPr>
-        <w:t xml:space="preserve">C. </w:t>
-      </w:r>
-      <w:r>
-        <w:t>75 kg</w:t>
-      </w:r>
-    </w:p>
-    <w:p>
-      <w:pPr>
-        <w:pStyle w:val="ListBullet"/>
-        <w:ind w:left="720"/>
-      </w:pPr>
-      <w:r>
-        <w:rPr>
-          <w:b/>
-        </w:rPr>
-        <w:t xml:space="preserve">D. </w:t>
-      </w:r>
-      <w:r>
-        <w:t>80 kg</w:t>
-      </w:r>
-    </w:p>
-    <w:p>
-      <w:r>
-        <w:rPr>
-          <w:b/>
-        </w:rPr>
-        <w:t xml:space="preserve">Kunci Jawaban: </w:t>
-      </w:r>
-      <w:r>
-        <w:rPr>
-          <w:b/>
-        </w:rPr>
-        <w:t>2</w:t>
-      </w:r>
-    </w:p>
-    <w:p>
-      <w:r>
-        <w:t>────────────────────────────────────────────────────────────</w:t>
-      </w:r>
-    </w:p>
-    <w:p>
-      <w:r>
-        <w:rPr>
-          <w:b/>
-          <w:sz w:val="24"/>
-        </w:rPr>
-        <w:t>Soal 2.</w:t>
+        <w:t>A.  7°C</w:t>
       </w:r>
     </w:p>
     <w:p>
@@ -134,95 +123,7 @@
         <w:ind w:left="360"/>
       </w:pPr>
       <w:r>
-        <w:t>Suhu udara di kawasan dataran tinggi pegunungan pada dini hari tercatat -4°C. Pada siang hari yang cerah, suhunya mengalami kenaikan sebesar 19°C. Menjelang malam hari, suhu udara kembali turun sebesar 6°C. Berapakah suhu udara di puncak pegunungan tersebut pada malam hari?</w:t>
-      </w:r>
-    </w:p>
-    <w:p>
-      <w:pPr>
-        <w:pStyle w:val="ListBullet"/>
-        <w:ind w:left="720"/>
-      </w:pPr>
-      <w:r>
-        <w:rPr>
-          <w:b/>
-        </w:rPr>
-        <w:t xml:space="preserve">A. </w:t>
-      </w:r>
-      <w:r>
-        <w:t>7°C</w:t>
-      </w:r>
-    </w:p>
-    <w:p>
-      <w:pPr>
-        <w:pStyle w:val="ListBullet"/>
-        <w:ind w:left="720"/>
-      </w:pPr>
-      <w:r>
-        <w:rPr>
-          <w:b/>
-        </w:rPr>
-        <w:t xml:space="preserve">B. </w:t>
-      </w:r>
-      <w:r>
-        <w:t>9°C</w:t>
-      </w:r>
-    </w:p>
-    <w:p>
-      <w:pPr>
-        <w:pStyle w:val="ListBullet"/>
-        <w:ind w:left="720"/>
-      </w:pPr>
-      <w:r>
-        <w:rPr>
-          <w:b/>
-        </w:rPr>
-        <w:t xml:space="preserve">C. </w:t>
-      </w:r>
-      <w:r>
-        <w:t>11°C</w:t>
-      </w:r>
-    </w:p>
-    <w:p>
-      <w:pPr>
-        <w:pStyle w:val="ListBullet"/>
-        <w:ind w:left="720"/>
-      </w:pPr>
-      <w:r>
-        <w:rPr>
-          <w:b/>
-        </w:rPr>
-        <w:t xml:space="preserve">D. </w:t>
-      </w:r>
-      <w:r>
-        <w:t>13°C</w:t>
-      </w:r>
-    </w:p>
-    <w:p>
-      <w:r>
-        <w:rPr>
-          <w:b/>
-        </w:rPr>
-        <w:t xml:space="preserve">Kunci Jawaban: </w:t>
-      </w:r>
-      <w:r>
-        <w:rPr>
-          <w:b/>
-        </w:rPr>
-        <w:t>1, 2</w:t>
-      </w:r>
-    </w:p>
-    <w:p>
-      <w:r>
-        <w:t>────────────────────────────────────────────────────────────</w:t>
-      </w:r>
-    </w:p>
-    <w:p>
-      <w:r>
-        <w:rPr>
-          <w:b/>
-          <w:sz w:val="24"/>
-        </w:rPr>
-        <w:t>Soal 3.</w:t>
+        <w:t>B.  9°C</w:t>
       </w:r>
     </w:p>
     <w:p>
@@ -230,65 +131,7 @@
         <w:ind w:left="360"/>
       </w:pPr>
       <w:r>
-        <w:t>Sebuah jeriken berisi minyak goreng sebanyak 5 1/4 liter. Ibu menggunakannya untuk menggoreng kerupuk sebanyak 2 1/2 liter. Kemudian, Ayah membeli minyak kemasan sebanyak 1 3/4 liter dan menuangkannya ke dalam jeriken tersebut. Berapa liter volume minyak goreng di dalam jeriken sekarang?</w:t>
-      </w:r>
-    </w:p>
-    <w:p>
-      <w:pPr>
-        <w:pStyle w:val="ListBullet"/>
-        <w:ind w:left="720"/>
-      </w:pPr>
-      <w:r>
-        <w:rPr>
-          <w:b/>
-        </w:rPr>
-        <w:t xml:space="preserve">A. </w:t>
-      </w:r>
-      <w:r>
-        <w:t>True</w:t>
-      </w:r>
-    </w:p>
-    <w:p>
-      <w:pPr>
-        <w:pStyle w:val="ListBullet"/>
-        <w:ind w:left="720"/>
-      </w:pPr>
-      <w:r>
-        <w:rPr>
-          <w:b/>
-        </w:rPr>
-        <w:t xml:space="preserve">B. </w:t>
-      </w:r>
-      <w:r>
-        <w:t>False</w:t>
-      </w:r>
-    </w:p>
-    <w:p>
-      <w:r>
-        <w:rPr>
-          <w:b/>
-        </w:rPr>
-        <w:t xml:space="preserve">Kunci Jawaban: </w:t>
-      </w:r>
-      <w:r>
-        <w:rPr>
-          <w:b/>
-        </w:rPr>
-        <w:t>True</w:t>
-      </w:r>
-    </w:p>
-    <w:p>
-      <w:r>
-        <w:t>────────────────────────────────────────────────────────────</w:t>
-      </w:r>
-    </w:p>
-    <w:p>
-      <w:r>
-        <w:rPr>
-          <w:b/>
-          <w:sz w:val="24"/>
-        </w:rPr>
-        <w:t>Soal 4.</w:t>
+        <w:t>C.  11°C</w:t>
       </w:r>
     </w:p>
     <w:p>
@@ -296,95 +139,103 @@
         <w:ind w:left="360"/>
       </w:pPr>
       <w:r>
-        <w:t>Di laboratorium sains sekolah terdapat empat botol larutan dengan tingkat kepekatan zat aktif sebagai berikut: Botol P = 45%, Botol Q = 0,55, Botol R = 3/5, dan Botol S = 0,4. Urutan botol larutan dari yang memiliki kadar kepekatan paling tinggi ke paling rendah adalah....</w:t>
+        <w:t>D.  13°C</w:t>
       </w:r>
     </w:p>
-    <w:p>
-      <w:pPr>
-        <w:pStyle w:val="ListBullet"/>
-        <w:ind w:left="720"/>
-      </w:pPr>
-      <w:r>
-        <w:rPr>
-          <w:b/>
-        </w:rPr>
-        <w:t xml:space="preserve">A. </w:t>
-      </w:r>
-      <w:r>
-        <w:t>Botol R, Botol Q, Botol P, Botol S</w:t>
-      </w:r>
-    </w:p>
-    <w:p>
-      <w:pPr>
-        <w:pStyle w:val="ListBullet"/>
-        <w:ind w:left="720"/>
-      </w:pPr>
-      <w:r>
-        <w:rPr>
-          <w:b/>
-        </w:rPr>
-        <w:t xml:space="preserve">B. </w:t>
-      </w:r>
-      <w:r>
-        <w:t>Botol R, Botol P, Botol Q, Botol S</w:t>
-      </w:r>
-    </w:p>
-    <w:p>
-      <w:pPr>
-        <w:pStyle w:val="ListBullet"/>
-        <w:ind w:left="720"/>
-      </w:pPr>
-      <w:r>
-        <w:rPr>
-          <w:b/>
-        </w:rPr>
-        <w:t xml:space="preserve">C. </w:t>
-      </w:r>
-      <w:r>
-        <w:t>Botol Q, Botol R, Botol P, Botol S</w:t>
-      </w:r>
-    </w:p>
-    <w:p>
-      <w:pPr>
-        <w:pStyle w:val="ListBullet"/>
-        <w:ind w:left="720"/>
-      </w:pPr>
-      <w:r>
-        <w:rPr>
-          <w:b/>
-        </w:rPr>
-        <w:t xml:space="preserve">D. </w:t>
-      </w:r>
-      <w:r>
-        <w:t>Botol S, Botol P, Botol Q, Botol R</w:t>
-      </w:r>
-    </w:p>
+    <w:p/>
     <w:p>
       <w:r>
         <w:rPr>
           <w:b/>
         </w:rPr>
-        <w:t xml:space="preserve">Kunci Jawaban: </w:t>
+        <w:t>3. Sebuah jeriken berisi minyak goreng sebanyak 5 1/4 liter. Ibu menggunakannya untuk menggoreng kerupuk sebanyak 2 1/2 liter. Kemudian, Ayah membeli minyak kemasan sebanyak 1 3/4 liter dan menuangkannya ke dalam jeriken tersebut. Berapa liter volume minyak goreng di dalam jeriken sekarang?</w:t>
       </w:r>
+      <w:r>
+        <w:t xml:space="preserve">  [Pilihan Ganda Kompleks: Kategori Benar / Salah]</w:t>
+      </w:r>
+    </w:p>
+    <w:tbl>
+      <w:tblPr>
+        <w:tblW w:type="auto" w:w="0"/>
+        <w:tblLook w:firstColumn="1" w:firstRow="1" w:lastColumn="0" w:lastRow="0" w:noHBand="0" w:noVBand="1" w:val="04A0"/>
+      </w:tblPr>
+      <w:tblGrid>
+        <w:gridCol w:w="2880"/>
+        <w:gridCol w:w="2880"/>
+        <w:gridCol w:w="2880"/>
+      </w:tblGrid>
+      <w:tr>
+        <w:tc>
+          <w:tcPr>
+            <w:tcW w:type="dxa" w:w="2880"/>
+          </w:tcPr>
+          <w:p>
+            <w:r>
+              <w:t>Pernyataan</w:t>
+            </w:r>
+          </w:p>
+        </w:tc>
+        <w:tc>
+          <w:tcPr>
+            <w:tcW w:type="dxa" w:w="2880"/>
+          </w:tcPr>
+          <w:p>
+            <w:r>
+              <w:t>Benar</w:t>
+            </w:r>
+          </w:p>
+        </w:tc>
+        <w:tc>
+          <w:tcPr>
+            <w:tcW w:type="dxa" w:w="2880"/>
+          </w:tcPr>
+          <w:p>
+            <w:r>
+              <w:t>Salah</w:t>
+            </w:r>
+          </w:p>
+        </w:tc>
+      </w:tr>
+      <w:tr>
+        <w:tc>
+          <w:tcPr>
+            <w:tcW w:type="dxa" w:w="2880"/>
+          </w:tcPr>
+          <w:p>
+            <w:r>
+              <w:t>Sebuah jeriken berisi minyak goreng sebanyak 5 1/4 liter. Ibu menggunakannya untuk menggoreng kerupuk sebanyak 2 1/2 liter. Kemudian, Ayah membeli minyak kemasan sebanyak 1 3/4 liter dan menuangkannya ke dalam jeriken tersebut. Berapa liter volume minyak goreng di dalam jeriken sekarang?</w:t>
+            </w:r>
+          </w:p>
+        </w:tc>
+        <w:tc>
+          <w:tcPr>
+            <w:tcW w:type="dxa" w:w="2880"/>
+          </w:tcPr>
+          <w:p>
+            <w:r>
+              <w:t>[   ]</w:t>
+            </w:r>
+          </w:p>
+        </w:tc>
+        <w:tc>
+          <w:tcPr>
+            <w:tcW w:type="dxa" w:w="2880"/>
+          </w:tcPr>
+          <w:p>
+            <w:r>
+              <w:t>[   ]</w:t>
+            </w:r>
+          </w:p>
+        </w:tc>
+      </w:tr>
+    </w:tbl>
+    <w:p/>
+    <w:p>
       <w:r>
         <w:rPr>
           <w:b/>
         </w:rPr>
-        <w:t>1</w:t>
-      </w:r>
-    </w:p>
-    <w:p>
-      <w:r>
-        <w:t>────────────────────────────────────────────────────────────</w:t>
-      </w:r>
-    </w:p>
-    <w:p>
-      <w:r>
-        <w:rPr>
-          <w:b/>
-          <w:sz w:val="24"/>
-        </w:rPr>
-        <w:t>Soal 5.</w:t>
+        <w:t>4. Di laboratorium sains sekolah terdapat empat botol larutan dengan tingkat kepekatan zat aktif sebagai berikut: Botol P = 45%, Botol Q = 0,55, Botol R = 3/5, dan Botol S = 0,4. Urutan botol larutan dari yang memiliki kadar kepekatan paling tinggi ke paling rendah adalah....</w:t>
       </w:r>
     </w:p>
     <w:p>
@@ -392,95 +243,7 @@
         <w:ind w:left="360"/>
       </w:pPr>
       <w:r>
-        <w:t>Tiga buah bel alarm penanda pergantian kegiatan di asrama sekolah berbunyi secara berkala. Bel A berbunyi setiap 15 menit, bel B setiap 20 menit, dan bel C setiap 30 menit. Jika ketiga bel berbunyi bersamaan pada pukul 07.15 WIB, pada pukul berapakah ketiga bel tersebut akan berbunyi bersamaan lagi untuk kedua kalinya?</w:t>
-      </w:r>
-    </w:p>
-    <w:p>
-      <w:pPr>
-        <w:pStyle w:val="ListBullet"/>
-        <w:ind w:left="720"/>
-      </w:pPr>
-      <w:r>
-        <w:rPr>
-          <w:b/>
-        </w:rPr>
-        <w:t xml:space="preserve">A. </w:t>
-      </w:r>
-      <w:r>
-        <w:t>07.45 WIB</w:t>
-      </w:r>
-    </w:p>
-    <w:p>
-      <w:pPr>
-        <w:pStyle w:val="ListBullet"/>
-        <w:ind w:left="720"/>
-      </w:pPr>
-      <w:r>
-        <w:rPr>
-          <w:b/>
-        </w:rPr>
-        <w:t xml:space="preserve">B. </w:t>
-      </w:r>
-      <w:r>
-        <w:t>08.00 WIB</w:t>
-      </w:r>
-    </w:p>
-    <w:p>
-      <w:pPr>
-        <w:pStyle w:val="ListBullet"/>
-        <w:ind w:left="720"/>
-      </w:pPr>
-      <w:r>
-        <w:rPr>
-          <w:b/>
-        </w:rPr>
-        <w:t xml:space="preserve">C. </w:t>
-      </w:r>
-      <w:r>
-        <w:t>08.15 WIB</w:t>
-      </w:r>
-    </w:p>
-    <w:p>
-      <w:pPr>
-        <w:pStyle w:val="ListBullet"/>
-        <w:ind w:left="720"/>
-      </w:pPr>
-      <w:r>
-        <w:rPr>
-          <w:b/>
-        </w:rPr>
-        <w:t xml:space="preserve">D. </w:t>
-      </w:r>
-      <w:r>
-        <w:t>08.30 WIB</w:t>
-      </w:r>
-    </w:p>
-    <w:p>
-      <w:r>
-        <w:rPr>
-          <w:b/>
-        </w:rPr>
-        <w:t xml:space="preserve">Kunci Jawaban: </w:t>
-      </w:r>
-      <w:r>
-        <w:rPr>
-          <w:b/>
-        </w:rPr>
-        <w:t>1, 2</w:t>
-      </w:r>
-    </w:p>
-    <w:p>
-      <w:r>
-        <w:t>────────────────────────────────────────────────────────────</w:t>
-      </w:r>
-    </w:p>
-    <w:p>
-      <w:r>
-        <w:rPr>
-          <w:b/>
-          <w:sz w:val="24"/>
-        </w:rPr>
-        <w:t>Soal 6.</w:t>
+        <w:t>A.  Botol R, Botol Q, Botol P, Botol S</w:t>
       </w:r>
     </w:p>
     <w:p>
@@ -488,65 +251,7 @@
         <w:ind w:left="360"/>
       </w:pPr>
       <w:r>
-        <w:t>Kelompok Tani Makmur memiliki persediaan 60 bibit pohon cabai, 75 bibit tomat, dan 90 bibit terung. Seluruh bibit tanaman tersebut akan dibagikan kepada beberapa kelompok warga pemukiman dengan komposisi jumlah dan jenis bibit yang sama banyak pada setiap kelompoknya tanpa ada bibit yang tersisa. Berapa banyak kelompok warga paling banyak yang dapat menerima bibit tersebut?</w:t>
-      </w:r>
-    </w:p>
-    <w:p>
-      <w:pPr>
-        <w:pStyle w:val="ListBullet"/>
-        <w:ind w:left="720"/>
-      </w:pPr>
-      <w:r>
-        <w:rPr>
-          <w:b/>
-        </w:rPr>
-        <w:t xml:space="preserve">A. </w:t>
-      </w:r>
-      <w:r>
-        <w:t>True</w:t>
-      </w:r>
-    </w:p>
-    <w:p>
-      <w:pPr>
-        <w:pStyle w:val="ListBullet"/>
-        <w:ind w:left="720"/>
-      </w:pPr>
-      <w:r>
-        <w:rPr>
-          <w:b/>
-        </w:rPr>
-        <w:t xml:space="preserve">B. </w:t>
-      </w:r>
-      <w:r>
-        <w:t>False</w:t>
-      </w:r>
-    </w:p>
-    <w:p>
-      <w:r>
-        <w:rPr>
-          <w:b/>
-        </w:rPr>
-        <w:t xml:space="preserve">Kunci Jawaban: </w:t>
-      </w:r>
-      <w:r>
-        <w:rPr>
-          <w:b/>
-        </w:rPr>
-        <w:t>True</w:t>
-      </w:r>
-    </w:p>
-    <w:p>
-      <w:r>
-        <w:t>────────────────────────────────────────────────────────────</w:t>
-      </w:r>
-    </w:p>
-    <w:p>
-      <w:r>
-        <w:rPr>
-          <w:b/>
-          <w:sz w:val="24"/>
-        </w:rPr>
-        <w:t>Soal 7.</w:t>
+        <w:t>B.  Botol R, Botol P, Botol Q, Botol S</w:t>
       </w:r>
     </w:p>
     <w:p>
@@ -554,95 +259,7 @@
         <w:ind w:left="360"/>
       </w:pPr>
       <w:r>
-        <w:t>Pak Santo memiliki kebun sayur berbentuk persegi dengan luas 784 m². Di sekeliling kebun tersebut akan dipasang tiang pancang bambu penahan pagar dengan jarak antar-tiang sejauh 2 meter. Berapakah banyak tiang pancang bambu yang dibutuhkan Pak Santo?</w:t>
-      </w:r>
-    </w:p>
-    <w:p>
-      <w:pPr>
-        <w:pStyle w:val="ListBullet"/>
-        <w:ind w:left="720"/>
-      </w:pPr>
-      <w:r>
-        <w:rPr>
-          <w:b/>
-        </w:rPr>
-        <w:t xml:space="preserve">A. </w:t>
-      </w:r>
-      <w:r>
-        <w:t>48 buah</w:t>
-      </w:r>
-    </w:p>
-    <w:p>
-      <w:pPr>
-        <w:pStyle w:val="ListBullet"/>
-        <w:ind w:left="720"/>
-      </w:pPr>
-      <w:r>
-        <w:rPr>
-          <w:b/>
-        </w:rPr>
-        <w:t xml:space="preserve">B. </w:t>
-      </w:r>
-      <w:r>
-        <w:t>52 buah</w:t>
-      </w:r>
-    </w:p>
-    <w:p>
-      <w:pPr>
-        <w:pStyle w:val="ListBullet"/>
-        <w:ind w:left="720"/>
-      </w:pPr>
-      <w:r>
-        <w:rPr>
-          <w:b/>
-        </w:rPr>
-        <w:t xml:space="preserve">C. </w:t>
-      </w:r>
-      <w:r>
-        <w:t>56 buah</w:t>
-      </w:r>
-    </w:p>
-    <w:p>
-      <w:pPr>
-        <w:pStyle w:val="ListBullet"/>
-        <w:ind w:left="720"/>
-      </w:pPr>
-      <w:r>
-        <w:rPr>
-          <w:b/>
-        </w:rPr>
-        <w:t xml:space="preserve">D. </w:t>
-      </w:r>
-      <w:r>
-        <w:t>64 buah</w:t>
-      </w:r>
-    </w:p>
-    <w:p>
-      <w:r>
-        <w:rPr>
-          <w:b/>
-        </w:rPr>
-        <w:t xml:space="preserve">Kunci Jawaban: </w:t>
-      </w:r>
-      <w:r>
-        <w:rPr>
-          <w:b/>
-        </w:rPr>
-        <w:t>3</w:t>
-      </w:r>
-    </w:p>
-    <w:p>
-      <w:r>
-        <w:t>────────────────────────────────────────────────────────────</w:t>
-      </w:r>
-    </w:p>
-    <w:p>
-      <w:r>
-        <w:rPr>
-          <w:b/>
-          <w:sz w:val="24"/>
-        </w:rPr>
-        <w:t>Soal 8.</w:t>
+        <w:t>C.  Botol Q, Botol R, Botol P, Botol S</w:t>
       </w:r>
     </w:p>
     <w:p>
@@ -650,95 +267,19 @@
         <w:ind w:left="360"/>
       </w:pPr>
       <w:r>
-        <w:t>Sebuah akuarium kaca berbentuk kubus terisi air tepat separuh (1/2 bagian). Volume air di dalam akuarium tersebut tercatat 62,5 liter (dm³). Berapakah panjang rusuk akuarium tersebut dalam satuan sentimeter (cm)?</w:t>
+        <w:t>D.  Botol S, Botol P, Botol Q, Botol R</w:t>
       </w:r>
     </w:p>
-    <w:p>
-      <w:pPr>
-        <w:pStyle w:val="ListBullet"/>
-        <w:ind w:left="720"/>
-      </w:pPr>
-      <w:r>
-        <w:rPr>
-          <w:b/>
-        </w:rPr>
-        <w:t xml:space="preserve">A. </w:t>
-      </w:r>
-      <w:r>
-        <w:t>40 cm</w:t>
-      </w:r>
-    </w:p>
-    <w:p>
-      <w:pPr>
-        <w:pStyle w:val="ListBullet"/>
-        <w:ind w:left="720"/>
-      </w:pPr>
-      <w:r>
-        <w:rPr>
-          <w:b/>
-        </w:rPr>
-        <w:t xml:space="preserve">B. </w:t>
-      </w:r>
-      <w:r>
-        <w:t>50 cm</w:t>
-      </w:r>
-    </w:p>
-    <w:p>
-      <w:pPr>
-        <w:pStyle w:val="ListBullet"/>
-        <w:ind w:left="720"/>
-      </w:pPr>
-      <w:r>
-        <w:rPr>
-          <w:b/>
-        </w:rPr>
-        <w:t xml:space="preserve">C. </w:t>
-      </w:r>
-      <w:r>
-        <w:t>60 cm</w:t>
-      </w:r>
-    </w:p>
-    <w:p>
-      <w:pPr>
-        <w:pStyle w:val="ListBullet"/>
-        <w:ind w:left="720"/>
-      </w:pPr>
-      <w:r>
-        <w:rPr>
-          <w:b/>
-        </w:rPr>
-        <w:t xml:space="preserve">D. </w:t>
-      </w:r>
-      <w:r>
-        <w:t>70 cm</w:t>
-      </w:r>
-    </w:p>
+    <w:p/>
     <w:p>
       <w:r>
         <w:rPr>
           <w:b/>
         </w:rPr>
-        <w:t xml:space="preserve">Kunci Jawaban: </w:t>
+        <w:t>5. Tiga buah bel alarm penanda pergantian kegiatan di asrama sekolah berbunyi secara berkala. Bel A berbunyi setiap 15 menit, bel B setiap 20 menit, dan bel C setiap 30 menit. Jika ketiga bel berbunyi bersamaan pada pukul 07.15 WIB, pada pukul berapakah ketiga bel tersebut akan berbunyi bersamaan lagi untuk kedua kalinya?</w:t>
       </w:r>
       <w:r>
-        <w:rPr>
-          <w:b/>
-        </w:rPr>
-        <w:t>1, 2</w:t>
-      </w:r>
-    </w:p>
-    <w:p>
-      <w:r>
-        <w:t>────────────────────────────────────────────────────────────</w:t>
-      </w:r>
-    </w:p>
-    <w:p>
-      <w:r>
-        <w:rPr>
-          <w:b/>
-          <w:sz w:val="24"/>
-        </w:rPr>
-        <w:t>Soal 9.</w:t>
+        <w:t xml:space="preserve">  [Pilihan Ganda Kompleks: Jawaban benar lebih dari satu]</w:t>
       </w:r>
     </w:p>
     <w:p>
@@ -746,65 +287,7 @@
         <w:ind w:left="360"/>
       </w:pPr>
       <w:r>
-        <w:t>Perbandingan umur Dimas dan Kakaknya adalah 3 : 7. Jika umur Kakak saat ini adalah 28 tahun, berapakah jumlah umur Dimas dan Kakaknya?</w:t>
-      </w:r>
-    </w:p>
-    <w:p>
-      <w:pPr>
-        <w:pStyle w:val="ListBullet"/>
-        <w:ind w:left="720"/>
-      </w:pPr>
-      <w:r>
-        <w:rPr>
-          <w:b/>
-        </w:rPr>
-        <w:t xml:space="preserve">A. </w:t>
-      </w:r>
-      <w:r>
-        <w:t>True</w:t>
-      </w:r>
-    </w:p>
-    <w:p>
-      <w:pPr>
-        <w:pStyle w:val="ListBullet"/>
-        <w:ind w:left="720"/>
-      </w:pPr>
-      <w:r>
-        <w:rPr>
-          <w:b/>
-        </w:rPr>
-        <w:t xml:space="preserve">B. </w:t>
-      </w:r>
-      <w:r>
-        <w:t>False</w:t>
-      </w:r>
-    </w:p>
-    <w:p>
-      <w:r>
-        <w:rPr>
-          <w:b/>
-        </w:rPr>
-        <w:t xml:space="preserve">Kunci Jawaban: </w:t>
-      </w:r>
-      <w:r>
-        <w:rPr>
-          <w:b/>
-        </w:rPr>
-        <w:t>True</w:t>
-      </w:r>
-    </w:p>
-    <w:p>
-      <w:r>
-        <w:t>────────────────────────────────────────────────────────────</w:t>
-      </w:r>
-    </w:p>
-    <w:p>
-      <w:r>
-        <w:rPr>
-          <w:b/>
-          <w:sz w:val="24"/>
-        </w:rPr>
-        <w:t>Soal 10.</w:t>
+        <w:t>A.  07.45 WIB</w:t>
       </w:r>
     </w:p>
     <w:p>
@@ -812,95 +295,7 @@
         <w:ind w:left="360"/>
       </w:pPr>
       <w:r>
-        <w:t>Denah gedung serbaguna digambar dengan skala 1 : 200. Pada gambar denah tersebut, ukuran panjang gedung adalah 15 cm dan lebarnya 10 cm. Berapakah luas sebenarnya dari lantai gedung serbaguna tersebut dalam satuan meter persegi (m²)?</w:t>
-      </w:r>
-    </w:p>
-    <w:p>
-      <w:pPr>
-        <w:pStyle w:val="ListBullet"/>
-        <w:ind w:left="720"/>
-      </w:pPr>
-      <w:r>
-        <w:rPr>
-          <w:b/>
-        </w:rPr>
-        <w:t xml:space="preserve">A. </w:t>
-      </w:r>
-      <w:r>
-        <w:t>300 m²</w:t>
-      </w:r>
-    </w:p>
-    <w:p>
-      <w:pPr>
-        <w:pStyle w:val="ListBullet"/>
-        <w:ind w:left="720"/>
-      </w:pPr>
-      <w:r>
-        <w:rPr>
-          <w:b/>
-        </w:rPr>
-        <w:t xml:space="preserve">B. </w:t>
-      </w:r>
-      <w:r>
-        <w:t>450 m²</w:t>
-      </w:r>
-    </w:p>
-    <w:p>
-      <w:pPr>
-        <w:pStyle w:val="ListBullet"/>
-        <w:ind w:left="720"/>
-      </w:pPr>
-      <w:r>
-        <w:rPr>
-          <w:b/>
-        </w:rPr>
-        <w:t xml:space="preserve">C. </w:t>
-      </w:r>
-      <w:r>
-        <w:t>600 m²</w:t>
-      </w:r>
-    </w:p>
-    <w:p>
-      <w:pPr>
-        <w:pStyle w:val="ListBullet"/>
-        <w:ind w:left="720"/>
-      </w:pPr>
-      <w:r>
-        <w:rPr>
-          <w:b/>
-        </w:rPr>
-        <w:t xml:space="preserve">D. </w:t>
-      </w:r>
-      <w:r>
-        <w:t>750 m²</w:t>
-      </w:r>
-    </w:p>
-    <w:p>
-      <w:r>
-        <w:rPr>
-          <w:b/>
-        </w:rPr>
-        <w:t xml:space="preserve">Kunci Jawaban: </w:t>
-      </w:r>
-      <w:r>
-        <w:rPr>
-          <w:b/>
-        </w:rPr>
-        <w:t>3</w:t>
-      </w:r>
-    </w:p>
-    <w:p>
-      <w:r>
-        <w:t>────────────────────────────────────────────────────────────</w:t>
-      </w:r>
-    </w:p>
-    <w:p>
-      <w:r>
-        <w:rPr>
-          <w:b/>
-          <w:sz w:val="24"/>
-        </w:rPr>
-        <w:t>Soal 11.</w:t>
+        <w:t>B.  08.00 WIB</w:t>
       </w:r>
     </w:p>
     <w:p>
@@ -908,95 +303,7 @@
         <w:ind w:left="360"/>
       </w:pPr>
       <w:r>
-        <w:t>Sebuah taman kota berbentuk lingkaran memiliki diameter 28 meter (π = 22/7). Seluruh permukaan tanah taman tersebut akan ditanami rumput hias gajah mini. Berapakah luas tanah taman yang akan ditanami rumput tersebut?</w:t>
-      </w:r>
-    </w:p>
-    <w:p>
-      <w:pPr>
-        <w:pStyle w:val="ListBullet"/>
-        <w:ind w:left="720"/>
-      </w:pPr>
-      <w:r>
-        <w:rPr>
-          <w:b/>
-        </w:rPr>
-        <w:t xml:space="preserve">A. </w:t>
-      </w:r>
-      <w:r>
-        <w:t>588 m²</w:t>
-      </w:r>
-    </w:p>
-    <w:p>
-      <w:pPr>
-        <w:pStyle w:val="ListBullet"/>
-        <w:ind w:left="720"/>
-      </w:pPr>
-      <w:r>
-        <w:rPr>
-          <w:b/>
-        </w:rPr>
-        <w:t xml:space="preserve">B. </w:t>
-      </w:r>
-      <w:r>
-        <w:t>616 m²</w:t>
-      </w:r>
-    </w:p>
-    <w:p>
-      <w:pPr>
-        <w:pStyle w:val="ListBullet"/>
-        <w:ind w:left="720"/>
-      </w:pPr>
-      <w:r>
-        <w:rPr>
-          <w:b/>
-        </w:rPr>
-        <w:t xml:space="preserve">C. </w:t>
-      </w:r>
-      <w:r>
-        <w:t>644 m²</w:t>
-      </w:r>
-    </w:p>
-    <w:p>
-      <w:pPr>
-        <w:pStyle w:val="ListBullet"/>
-        <w:ind w:left="720"/>
-      </w:pPr>
-      <w:r>
-        <w:rPr>
-          <w:b/>
-        </w:rPr>
-        <w:t xml:space="preserve">D. </w:t>
-      </w:r>
-      <w:r>
-        <w:t>672 m²</w:t>
-      </w:r>
-    </w:p>
-    <w:p>
-      <w:r>
-        <w:rPr>
-          <w:b/>
-        </w:rPr>
-        <w:t xml:space="preserve">Kunci Jawaban: </w:t>
-      </w:r>
-      <w:r>
-        <w:rPr>
-          <w:b/>
-        </w:rPr>
-        <w:t>1, 2</w:t>
-      </w:r>
-    </w:p>
-    <w:p>
-      <w:r>
-        <w:t>────────────────────────────────────────────────────────────</w:t>
-      </w:r>
-    </w:p>
-    <w:p>
-      <w:r>
-        <w:rPr>
-          <w:b/>
-          <w:sz w:val="24"/>
-        </w:rPr>
-        <w:t>Soal 12.</w:t>
+        <w:t>C.  08.15 WIB</w:t>
       </w:r>
     </w:p>
     <w:p>
@@ -1004,65 +311,103 @@
         <w:ind w:left="360"/>
       </w:pPr>
       <w:r>
-        <w:t>Sebidang tanah pekarangan rumah berbentuk trapesium siku-siku memiliki panjang dua sisi sejajar masing-masing 16 meter dan 24 meter. Jarak tegak lurus antara kedua sisi sejajar tersebut (tinggi trapesium) adalah 12 meter. Berapakah luas pekarangan tersebut?</w:t>
+        <w:t>D.  08.30 WIB</w:t>
       </w:r>
     </w:p>
-    <w:p>
-      <w:pPr>
-        <w:pStyle w:val="ListBullet"/>
-        <w:ind w:left="720"/>
-      </w:pPr>
-      <w:r>
-        <w:rPr>
-          <w:b/>
-        </w:rPr>
-        <w:t xml:space="preserve">A. </w:t>
-      </w:r>
-      <w:r>
-        <w:t>True</w:t>
-      </w:r>
-    </w:p>
-    <w:p>
-      <w:pPr>
-        <w:pStyle w:val="ListBullet"/>
-        <w:ind w:left="720"/>
-      </w:pPr>
-      <w:r>
-        <w:rPr>
-          <w:b/>
-        </w:rPr>
-        <w:t xml:space="preserve">B. </w:t>
-      </w:r>
-      <w:r>
-        <w:t>False</w:t>
-      </w:r>
-    </w:p>
+    <w:p/>
     <w:p>
       <w:r>
         <w:rPr>
           <w:b/>
         </w:rPr>
-        <w:t xml:space="preserve">Kunci Jawaban: </w:t>
+        <w:t>6. Kelompok Tani Makmur memiliki persediaan 60 bibit pohon cabai, 75 bibit tomat, dan 90 bibit terung. Seluruh bibit tanaman tersebut akan dibagikan kepada beberapa kelompok warga pemukiman dengan komposisi jumlah dan jenis bibit yang sama banyak pada setiap kelompoknya tanpa ada bibit yang tersisa. Berapa banyak kelompok warga paling banyak yang dapat menerima bibit tersebut?</w:t>
       </w:r>
+      <w:r>
+        <w:t xml:space="preserve">  [Pilihan Ganda Kompleks: Kategori Benar / Salah]</w:t>
+      </w:r>
+    </w:p>
+    <w:tbl>
+      <w:tblPr>
+        <w:tblW w:type="auto" w:w="0"/>
+        <w:tblLook w:firstColumn="1" w:firstRow="1" w:lastColumn="0" w:lastRow="0" w:noHBand="0" w:noVBand="1" w:val="04A0"/>
+      </w:tblPr>
+      <w:tblGrid>
+        <w:gridCol w:w="2880"/>
+        <w:gridCol w:w="2880"/>
+        <w:gridCol w:w="2880"/>
+      </w:tblGrid>
+      <w:tr>
+        <w:tc>
+          <w:tcPr>
+            <w:tcW w:type="dxa" w:w="2880"/>
+          </w:tcPr>
+          <w:p>
+            <w:r>
+              <w:t>Pernyataan</w:t>
+            </w:r>
+          </w:p>
+        </w:tc>
+        <w:tc>
+          <w:tcPr>
+            <w:tcW w:type="dxa" w:w="2880"/>
+          </w:tcPr>
+          <w:p>
+            <w:r>
+              <w:t>Benar</w:t>
+            </w:r>
+          </w:p>
+        </w:tc>
+        <w:tc>
+          <w:tcPr>
+            <w:tcW w:type="dxa" w:w="2880"/>
+          </w:tcPr>
+          <w:p>
+            <w:r>
+              <w:t>Salah</w:t>
+            </w:r>
+          </w:p>
+        </w:tc>
+      </w:tr>
+      <w:tr>
+        <w:tc>
+          <w:tcPr>
+            <w:tcW w:type="dxa" w:w="2880"/>
+          </w:tcPr>
+          <w:p>
+            <w:r>
+              <w:t>Kelompok Tani Makmur memiliki persediaan 60 bibit pohon cabai, 75 bibit tomat, dan 90 bibit terung. Seluruh bibit tanaman tersebut akan dibagikan kepada beberapa kelompok warga pemukiman dengan komposisi jumlah dan jenis bibit yang sama banyak pada setiap kelompoknya tanpa ada bibit yang tersisa. Berapa banyak kelompok warga paling banyak yang dapat menerima bibit tersebut?</w:t>
+            </w:r>
+          </w:p>
+        </w:tc>
+        <w:tc>
+          <w:tcPr>
+            <w:tcW w:type="dxa" w:w="2880"/>
+          </w:tcPr>
+          <w:p>
+            <w:r>
+              <w:t>[   ]</w:t>
+            </w:r>
+          </w:p>
+        </w:tc>
+        <w:tc>
+          <w:tcPr>
+            <w:tcW w:type="dxa" w:w="2880"/>
+          </w:tcPr>
+          <w:p>
+            <w:r>
+              <w:t>[   ]</w:t>
+            </w:r>
+          </w:p>
+        </w:tc>
+      </w:tr>
+    </w:tbl>
+    <w:p/>
+    <w:p>
       <w:r>
         <w:rPr>
           <w:b/>
         </w:rPr>
-        <w:t>True</w:t>
-      </w:r>
-    </w:p>
-    <w:p>
-      <w:r>
-        <w:t>────────────────────────────────────────────────────────────</w:t>
-      </w:r>
-    </w:p>
-    <w:p>
-      <w:r>
-        <w:rPr>
-          <w:b/>
-          <w:sz w:val="24"/>
-        </w:rPr>
-        <w:t>Soal 13.</w:t>
+        <w:t>7. Pak Santo memiliki kebun sayur berbentuk persegi dengan luas 784 m². Di sekeliling kebun tersebut akan dipasang tiang pancang bambu penahan pagar dengan jarak antar-tiang sejauh 2 meter. Berapakah banyak tiang pancang bambu yang dibutuhkan Pak Santo?</w:t>
       </w:r>
     </w:p>
     <w:p>
@@ -1070,95 +415,7 @@
         <w:ind w:left="360"/>
       </w:pPr>
       <w:r>
-        <w:t>Sebuah tandon penampung air hujan berbentuk tabung memiliki jari-jari alas 70 cm dan tinggi 1,5 meter (150 cm). Tandon tersebut diisi air sampai penuh (gunakan π = 22/7). Berapa liter volume air di dalam tandon tersebut?</w:t>
-      </w:r>
-    </w:p>
-    <w:p>
-      <w:pPr>
-        <w:pStyle w:val="ListBullet"/>
-        <w:ind w:left="720"/>
-      </w:pPr>
-      <w:r>
-        <w:rPr>
-          <w:b/>
-        </w:rPr>
-        <w:t xml:space="preserve">A. </w:t>
-      </w:r>
-      <w:r>
-        <w:t>1.840 liter</w:t>
-      </w:r>
-    </w:p>
-    <w:p>
-      <w:pPr>
-        <w:pStyle w:val="ListBullet"/>
-        <w:ind w:left="720"/>
-      </w:pPr>
-      <w:r>
-        <w:rPr>
-          <w:b/>
-        </w:rPr>
-        <w:t xml:space="preserve">B. </w:t>
-      </w:r>
-      <w:r>
-        <w:t>2.100 liter</w:t>
-      </w:r>
-    </w:p>
-    <w:p>
-      <w:pPr>
-        <w:pStyle w:val="ListBullet"/>
-        <w:ind w:left="720"/>
-      </w:pPr>
-      <w:r>
-        <w:rPr>
-          <w:b/>
-        </w:rPr>
-        <w:t xml:space="preserve">C. </w:t>
-      </w:r>
-      <w:r>
-        <w:t>2.310 liter</w:t>
-      </w:r>
-    </w:p>
-    <w:p>
-      <w:pPr>
-        <w:pStyle w:val="ListBullet"/>
-        <w:ind w:left="720"/>
-      </w:pPr>
-      <w:r>
-        <w:rPr>
-          <w:b/>
-        </w:rPr>
-        <w:t xml:space="preserve">D. </w:t>
-      </w:r>
-      <w:r>
-        <w:t>2.520 liter</w:t>
-      </w:r>
-    </w:p>
-    <w:p>
-      <w:r>
-        <w:rPr>
-          <w:b/>
-        </w:rPr>
-        <w:t xml:space="preserve">Kunci Jawaban: </w:t>
-      </w:r>
-      <w:r>
-        <w:rPr>
-          <w:b/>
-        </w:rPr>
-        <w:t>3</w:t>
-      </w:r>
-    </w:p>
-    <w:p>
-      <w:r>
-        <w:t>────────────────────────────────────────────────────────────</w:t>
-      </w:r>
-    </w:p>
-    <w:p>
-      <w:r>
-        <w:rPr>
-          <w:b/>
-          <w:sz w:val="24"/>
-        </w:rPr>
-        <w:t>Soal 14.</w:t>
+        <w:t>A.  48 buah</w:t>
       </w:r>
     </w:p>
     <w:p>
@@ -1166,7 +423,376 @@
         <w:ind w:left="360"/>
       </w:pPr>
       <w:r>
-        <w:t>Perhatikan sifat-sifat bangun ruang berikut:</w:t>
+        <w:t>B.  52 buah</w:t>
+      </w:r>
+    </w:p>
+    <w:p>
+      <w:pPr>
+        <w:ind w:left="360"/>
+      </w:pPr>
+      <w:r>
+        <w:t>C.  56 buah</w:t>
+      </w:r>
+    </w:p>
+    <w:p>
+      <w:pPr>
+        <w:ind w:left="360"/>
+      </w:pPr>
+      <w:r>
+        <w:t>D.  64 buah</w:t>
+      </w:r>
+    </w:p>
+    <w:p/>
+    <w:p>
+      <w:r>
+        <w:rPr>
+          <w:b/>
+        </w:rPr>
+        <w:t>8. Sebuah akuarium kaca berbentuk kubus terisi air tepat separuh (1/2 bagian). Volume air di dalam akuarium tersebut tercatat 62,5 liter (dm³). Berapakah panjang rusuk akuarium tersebut dalam satuan sentimeter (cm)?</w:t>
+      </w:r>
+      <w:r>
+        <w:t xml:space="preserve">  [Pilihan Ganda Kompleks: Jawaban benar lebih dari satu]</w:t>
+      </w:r>
+    </w:p>
+    <w:p>
+      <w:pPr>
+        <w:ind w:left="360"/>
+      </w:pPr>
+      <w:r>
+        <w:t>A.  40 cm</w:t>
+      </w:r>
+    </w:p>
+    <w:p>
+      <w:pPr>
+        <w:ind w:left="360"/>
+      </w:pPr>
+      <w:r>
+        <w:t>B.  50 cm</w:t>
+      </w:r>
+    </w:p>
+    <w:p>
+      <w:pPr>
+        <w:ind w:left="360"/>
+      </w:pPr>
+      <w:r>
+        <w:t>C.  60 cm</w:t>
+      </w:r>
+    </w:p>
+    <w:p>
+      <w:pPr>
+        <w:ind w:left="360"/>
+      </w:pPr>
+      <w:r>
+        <w:t>D.  70 cm</w:t>
+      </w:r>
+    </w:p>
+    <w:p/>
+    <w:p>
+      <w:r>
+        <w:rPr>
+          <w:b/>
+        </w:rPr>
+        <w:t>9. Perbandingan umur Dimas dan Kakaknya adalah 3 : 7. Jika umur Kakak saat ini adalah 28 tahun, berapakah jumlah umur Dimas dan Kakaknya?</w:t>
+      </w:r>
+      <w:r>
+        <w:t xml:space="preserve">  [Pilihan Ganda Kompleks: Kategori Benar / Salah]</w:t>
+      </w:r>
+    </w:p>
+    <w:tbl>
+      <w:tblPr>
+        <w:tblW w:type="auto" w:w="0"/>
+        <w:tblLook w:firstColumn="1" w:firstRow="1" w:lastColumn="0" w:lastRow="0" w:noHBand="0" w:noVBand="1" w:val="04A0"/>
+      </w:tblPr>
+      <w:tblGrid>
+        <w:gridCol w:w="2880"/>
+        <w:gridCol w:w="2880"/>
+        <w:gridCol w:w="2880"/>
+      </w:tblGrid>
+      <w:tr>
+        <w:tc>
+          <w:tcPr>
+            <w:tcW w:type="dxa" w:w="2880"/>
+          </w:tcPr>
+          <w:p>
+            <w:r>
+              <w:t>Pernyataan</w:t>
+            </w:r>
+          </w:p>
+        </w:tc>
+        <w:tc>
+          <w:tcPr>
+            <w:tcW w:type="dxa" w:w="2880"/>
+          </w:tcPr>
+          <w:p>
+            <w:r>
+              <w:t>Benar</w:t>
+            </w:r>
+          </w:p>
+        </w:tc>
+        <w:tc>
+          <w:tcPr>
+            <w:tcW w:type="dxa" w:w="2880"/>
+          </w:tcPr>
+          <w:p>
+            <w:r>
+              <w:t>Salah</w:t>
+            </w:r>
+          </w:p>
+        </w:tc>
+      </w:tr>
+      <w:tr>
+        <w:tc>
+          <w:tcPr>
+            <w:tcW w:type="dxa" w:w="2880"/>
+          </w:tcPr>
+          <w:p>
+            <w:r>
+              <w:t>Perbandingan umur Dimas dan Kakaknya adalah 3 : 7. Jika umur Kakak saat ini adalah 28 tahun, berapakah jumlah umur Dimas dan Kakaknya?</w:t>
+            </w:r>
+          </w:p>
+        </w:tc>
+        <w:tc>
+          <w:tcPr>
+            <w:tcW w:type="dxa" w:w="2880"/>
+          </w:tcPr>
+          <w:p>
+            <w:r>
+              <w:t>[   ]</w:t>
+            </w:r>
+          </w:p>
+        </w:tc>
+        <w:tc>
+          <w:tcPr>
+            <w:tcW w:type="dxa" w:w="2880"/>
+          </w:tcPr>
+          <w:p>
+            <w:r>
+              <w:t>[   ]</w:t>
+            </w:r>
+          </w:p>
+        </w:tc>
+      </w:tr>
+    </w:tbl>
+    <w:p/>
+    <w:p>
+      <w:r>
+        <w:rPr>
+          <w:b/>
+        </w:rPr>
+        <w:t>10. Denah gedung serbaguna digambar dengan skala 1 : 200. Pada gambar denah tersebut, ukuran panjang gedung adalah 15 cm dan lebarnya 10 cm. Berapakah luas sebenarnya dari lantai gedung serbaguna tersebut dalam satuan meter persegi (m²)?</w:t>
+      </w:r>
+    </w:p>
+    <w:p>
+      <w:pPr>
+        <w:ind w:left="360"/>
+      </w:pPr>
+      <w:r>
+        <w:t>A.  300 m²</w:t>
+      </w:r>
+    </w:p>
+    <w:p>
+      <w:pPr>
+        <w:ind w:left="360"/>
+      </w:pPr>
+      <w:r>
+        <w:t>B.  450 m²</w:t>
+      </w:r>
+    </w:p>
+    <w:p>
+      <w:pPr>
+        <w:ind w:left="360"/>
+      </w:pPr>
+      <w:r>
+        <w:t>C.  600 m²</w:t>
+      </w:r>
+    </w:p>
+    <w:p>
+      <w:pPr>
+        <w:ind w:left="360"/>
+      </w:pPr>
+      <w:r>
+        <w:t>D.  750 m²</w:t>
+      </w:r>
+    </w:p>
+    <w:p/>
+    <w:p>
+      <w:r>
+        <w:rPr>
+          <w:b/>
+        </w:rPr>
+        <w:t>11. Sebuah taman kota berbentuk lingkaran memiliki diameter 28 meter (π = 22/7). Seluruh permukaan tanah taman tersebut akan ditanami rumput hias gajah mini. Berapakah luas tanah taman yang akan ditanami rumput tersebut?</w:t>
+      </w:r>
+      <w:r>
+        <w:t xml:space="preserve">  [Pilihan Ganda Kompleks: Jawaban benar lebih dari satu]</w:t>
+      </w:r>
+    </w:p>
+    <w:p>
+      <w:pPr>
+        <w:ind w:left="360"/>
+      </w:pPr>
+      <w:r>
+        <w:t>A.  588 m²</w:t>
+      </w:r>
+    </w:p>
+    <w:p>
+      <w:pPr>
+        <w:ind w:left="360"/>
+      </w:pPr>
+      <w:r>
+        <w:t>B.  616 m²</w:t>
+      </w:r>
+    </w:p>
+    <w:p>
+      <w:pPr>
+        <w:ind w:left="360"/>
+      </w:pPr>
+      <w:r>
+        <w:t>C.  644 m²</w:t>
+      </w:r>
+    </w:p>
+    <w:p>
+      <w:pPr>
+        <w:ind w:left="360"/>
+      </w:pPr>
+      <w:r>
+        <w:t>D.  672 m²</w:t>
+      </w:r>
+    </w:p>
+    <w:p/>
+    <w:p>
+      <w:r>
+        <w:rPr>
+          <w:b/>
+        </w:rPr>
+        <w:t>12. Sebidang tanah pekarangan rumah berbentuk trapesium siku-siku memiliki panjang dua sisi sejajar masing-masing 16 meter dan 24 meter. Jarak tegak lurus antara kedua sisi sejajar tersebut (tinggi trapesium) adalah 12 meter. Berapakah luas pekarangan tersebut?</w:t>
+      </w:r>
+      <w:r>
+        <w:t xml:space="preserve">  [Pilihan Ganda Kompleks: Kategori Benar / Salah]</w:t>
+      </w:r>
+    </w:p>
+    <w:tbl>
+      <w:tblPr>
+        <w:tblW w:type="auto" w:w="0"/>
+        <w:tblLook w:firstColumn="1" w:firstRow="1" w:lastColumn="0" w:lastRow="0" w:noHBand="0" w:noVBand="1" w:val="04A0"/>
+      </w:tblPr>
+      <w:tblGrid>
+        <w:gridCol w:w="2880"/>
+        <w:gridCol w:w="2880"/>
+        <w:gridCol w:w="2880"/>
+      </w:tblGrid>
+      <w:tr>
+        <w:tc>
+          <w:tcPr>
+            <w:tcW w:type="dxa" w:w="2880"/>
+          </w:tcPr>
+          <w:p>
+            <w:r>
+              <w:t>Pernyataan</w:t>
+            </w:r>
+          </w:p>
+        </w:tc>
+        <w:tc>
+          <w:tcPr>
+            <w:tcW w:type="dxa" w:w="2880"/>
+          </w:tcPr>
+          <w:p>
+            <w:r>
+              <w:t>Benar</w:t>
+            </w:r>
+          </w:p>
+        </w:tc>
+        <w:tc>
+          <w:tcPr>
+            <w:tcW w:type="dxa" w:w="2880"/>
+          </w:tcPr>
+          <w:p>
+            <w:r>
+              <w:t>Salah</w:t>
+            </w:r>
+          </w:p>
+        </w:tc>
+      </w:tr>
+      <w:tr>
+        <w:tc>
+          <w:tcPr>
+            <w:tcW w:type="dxa" w:w="2880"/>
+          </w:tcPr>
+          <w:p>
+            <w:r>
+              <w:t>Sebidang tanah pekarangan rumah berbentuk trapesium siku-siku memiliki panjang dua sisi sejajar masing-masing 16 meter dan 24 meter. Jarak tegak lurus antara kedua sisi sejajar tersebut (tinggi trapesium) adalah 12 meter. Berapakah luas pekarangan tersebut?</w:t>
+            </w:r>
+          </w:p>
+        </w:tc>
+        <w:tc>
+          <w:tcPr>
+            <w:tcW w:type="dxa" w:w="2880"/>
+          </w:tcPr>
+          <w:p>
+            <w:r>
+              <w:t>[   ]</w:t>
+            </w:r>
+          </w:p>
+        </w:tc>
+        <w:tc>
+          <w:tcPr>
+            <w:tcW w:type="dxa" w:w="2880"/>
+          </w:tcPr>
+          <w:p>
+            <w:r>
+              <w:t>[   ]</w:t>
+            </w:r>
+          </w:p>
+        </w:tc>
+      </w:tr>
+    </w:tbl>
+    <w:p/>
+    <w:p>
+      <w:r>
+        <w:rPr>
+          <w:b/>
+        </w:rPr>
+        <w:t>13. Sebuah tandon penampung air hujan berbentuk tabung memiliki jari-jari alas 70 cm dan tinggi 1,5 meter (150 cm). Tandon tersebut diisi air sampai penuh (gunakan π = 22/7). Berapa liter volume air di dalam tandon tersebut?</w:t>
+      </w:r>
+    </w:p>
+    <w:p>
+      <w:pPr>
+        <w:ind w:left="360"/>
+      </w:pPr>
+      <w:r>
+        <w:t>A.  1.840 liter</w:t>
+      </w:r>
+    </w:p>
+    <w:p>
+      <w:pPr>
+        <w:ind w:left="360"/>
+      </w:pPr>
+      <w:r>
+        <w:t>B.  2.100 liter</w:t>
+      </w:r>
+    </w:p>
+    <w:p>
+      <w:pPr>
+        <w:ind w:left="360"/>
+      </w:pPr>
+      <w:r>
+        <w:t>C.  2.310 liter</w:t>
+      </w:r>
+    </w:p>
+    <w:p>
+      <w:pPr>
+        <w:ind w:left="360"/>
+      </w:pPr>
+      <w:r>
+        <w:t>D.  2.520 liter</w:t>
+      </w:r>
+    </w:p>
+    <w:p/>
+    <w:p>
+      <w:r>
+        <w:rPr>
+          <w:b/>
+        </w:rPr>
+        <w:t>14. Perhatikan sifat-sifat bangun ruang berikut:</w:t>
         <w:br/>
         <w:t>(1) Memiliki 2 sisi datar berbentuk lingkaran yang kongruen (alas dan tutup).</w:t>
         <w:br/>
@@ -1176,65 +802,394 @@
         <w:br/>
         <w:t>Bangun ruang yang memiliki sifat-sifat tersebut adalah....</w:t>
       </w:r>
+      <w:r>
+        <w:t xml:space="preserve">  [Pilihan Ganda Kompleks: Jawaban benar lebih dari satu]</w:t>
+      </w:r>
     </w:p>
     <w:p>
       <w:pPr>
-        <w:pStyle w:val="ListBullet"/>
-        <w:ind w:left="720"/>
+        <w:ind w:left="360"/>
       </w:pPr>
+      <w:r>
+        <w:t>A.  Kerucut</w:t>
+      </w:r>
+    </w:p>
+    <w:p>
+      <w:pPr>
+        <w:ind w:left="360"/>
+      </w:pPr>
+      <w:r>
+        <w:t>B.  Bola</w:t>
+      </w:r>
+    </w:p>
+    <w:p>
+      <w:pPr>
+        <w:ind w:left="360"/>
+      </w:pPr>
+      <w:r>
+        <w:t>C.  Tabung</w:t>
+      </w:r>
+    </w:p>
+    <w:p>
+      <w:pPr>
+        <w:ind w:left="360"/>
+      </w:pPr>
+      <w:r>
+        <w:t>D.  Prisma lingkaran</w:t>
+      </w:r>
+    </w:p>
+    <w:p/>
+    <w:p>
       <w:r>
         <w:rPr>
           <w:b/>
         </w:rPr>
-        <w:t xml:space="preserve">A. </w:t>
+        <w:t>15. Kereta Api Logawa melaju dari Stasiun Purwokerto menuju Stasiun Surabaya dengan kecepatan rata-rata 80 km/jam. Jarak rute rel yang ditempuh adalah 240 km. Jika kereta api berangkat pada pukul 08.20 WIB dan sempat berhenti transit di stasiun antara selama 25 menit, pada pukul berapakah kereta tiba di Stasiun Surabaya?</w:t>
       </w:r>
       <w:r>
-        <w:t>Kerucut</w:t>
+        <w:t xml:space="preserve">  [Pilihan Ganda Kompleks: Kategori Benar / Salah]</w:t>
+      </w:r>
+    </w:p>
+    <w:tbl>
+      <w:tblPr>
+        <w:tblW w:type="auto" w:w="0"/>
+        <w:tblLook w:firstColumn="1" w:firstRow="1" w:lastColumn="0" w:lastRow="0" w:noHBand="0" w:noVBand="1" w:val="04A0"/>
+      </w:tblPr>
+      <w:tblGrid>
+        <w:gridCol w:w="2880"/>
+        <w:gridCol w:w="2880"/>
+        <w:gridCol w:w="2880"/>
+      </w:tblGrid>
+      <w:tr>
+        <w:tc>
+          <w:tcPr>
+            <w:tcW w:type="dxa" w:w="2880"/>
+          </w:tcPr>
+          <w:p>
+            <w:r>
+              <w:t>Pernyataan</w:t>
+            </w:r>
+          </w:p>
+        </w:tc>
+        <w:tc>
+          <w:tcPr>
+            <w:tcW w:type="dxa" w:w="2880"/>
+          </w:tcPr>
+          <w:p>
+            <w:r>
+              <w:t>Benar</w:t>
+            </w:r>
+          </w:p>
+        </w:tc>
+        <w:tc>
+          <w:tcPr>
+            <w:tcW w:type="dxa" w:w="2880"/>
+          </w:tcPr>
+          <w:p>
+            <w:r>
+              <w:t>Salah</w:t>
+            </w:r>
+          </w:p>
+        </w:tc>
+      </w:tr>
+      <w:tr>
+        <w:tc>
+          <w:tcPr>
+            <w:tcW w:type="dxa" w:w="2880"/>
+          </w:tcPr>
+          <w:p>
+            <w:r>
+              <w:t>Kereta Api Logawa melaju dari Stasiun Purwokerto menuju Stasiun Surabaya dengan kecepatan rata-rata 80 km/jam. Jarak rute rel yang ditempuh adalah 240 km. Jika kereta api berangkat pada pukul 08.20 WIB dan sempat berhenti transit di stasiun antara selama 25 menit, pada pukul berapakah kereta tiba di Stasiun Surabaya?</w:t>
+            </w:r>
+          </w:p>
+        </w:tc>
+        <w:tc>
+          <w:tcPr>
+            <w:tcW w:type="dxa" w:w="2880"/>
+          </w:tcPr>
+          <w:p>
+            <w:r>
+              <w:t>[   ]</w:t>
+            </w:r>
+          </w:p>
+        </w:tc>
+        <w:tc>
+          <w:tcPr>
+            <w:tcW w:type="dxa" w:w="2880"/>
+          </w:tcPr>
+          <w:p>
+            <w:r>
+              <w:t>[   ]</w:t>
+            </w:r>
+          </w:p>
+        </w:tc>
+      </w:tr>
+    </w:tbl>
+    <w:p/>
+    <w:p>
+      <w:r>
+        <w:rPr>
+          <w:b/>
+        </w:rPr>
+        <w:t>16. Sebuah tandon air berkapasitas 1.500 liter terisi penuh. Di bagian bawah tandon dipasang kran pembuangan air dengan debit aliran konstan 25 liter/menit. Berapa menit waktu yang dibutuhkan untuk mengosongkan seluruh air di dalam tandon tersebut?</w:t>
       </w:r>
     </w:p>
     <w:p>
       <w:pPr>
-        <w:pStyle w:val="ListBullet"/>
-        <w:ind w:left="720"/>
+        <w:ind w:left="360"/>
       </w:pPr>
+      <w:r>
+        <w:t>A.  50 menit</w:t>
+      </w:r>
+    </w:p>
+    <w:p>
+      <w:pPr>
+        <w:ind w:left="360"/>
+      </w:pPr>
+      <w:r>
+        <w:t>B.  55 menit</w:t>
+      </w:r>
+    </w:p>
+    <w:p>
+      <w:pPr>
+        <w:ind w:left="360"/>
+      </w:pPr>
+      <w:r>
+        <w:t>C.  60 menit</w:t>
+      </w:r>
+    </w:p>
+    <w:p>
+      <w:pPr>
+        <w:ind w:left="360"/>
+      </w:pPr>
+      <w:r>
+        <w:t>D.  75 menit</w:t>
+      </w:r>
+    </w:p>
+    <w:p/>
+    <w:p>
       <w:r>
         <w:rPr>
           <w:b/>
         </w:rPr>
-        <w:t xml:space="preserve">B. </w:t>
+        <w:t>17. Data kunjungan pemustaka di Perpustakaan Daerah selama 5 hari tercatat sebagai berikut: Senin 60 orang, Selasa 75 orang, Rabu 90 orang, Kamis 65 orang, dan Jumat 110 orang. Berapakah jumlah total kunjungan pemustaka selama 5 hari tersebut?</w:t>
       </w:r>
       <w:r>
-        <w:t>Bola</w:t>
+        <w:t xml:space="preserve">  [Pilihan Ganda Kompleks: Jawaban benar lebih dari satu]</w:t>
       </w:r>
     </w:p>
     <w:p>
       <w:pPr>
-        <w:pStyle w:val="ListBullet"/>
-        <w:ind w:left="720"/>
+        <w:ind w:left="360"/>
       </w:pPr>
+      <w:r>
+        <w:t>A.  380 orang</w:t>
+      </w:r>
+    </w:p>
+    <w:p>
+      <w:pPr>
+        <w:ind w:left="360"/>
+      </w:pPr>
+      <w:r>
+        <w:t>B.  390 orang</w:t>
+      </w:r>
+    </w:p>
+    <w:p>
+      <w:pPr>
+        <w:ind w:left="360"/>
+      </w:pPr>
+      <w:r>
+        <w:t>C.  400 orang</w:t>
+      </w:r>
+    </w:p>
+    <w:p>
+      <w:pPr>
+        <w:ind w:left="360"/>
+      </w:pPr>
+      <w:r>
+        <w:t>D.  410 orang</w:t>
+      </w:r>
+    </w:p>
+    <w:p/>
+    <w:p>
       <w:r>
         <w:rPr>
           <w:b/>
         </w:rPr>
-        <w:t xml:space="preserve">C. </w:t>
+        <w:t>18. Sebuah survei kegiatan ekstrakurikuler diikuti oleh 120 siswa kelas VI dengan rincian persentase: Sepak Bola 35%, Bulu Tangkis 25%, Renang 20%, dan Seni Musik sisanya. Berapakah selisih banyak siswa yang memilih ekstrakurikuler Sepak Bola dengan Bulu Tangkis?</w:t>
       </w:r>
       <w:r>
-        <w:t>Tabung</w:t>
+        <w:t xml:space="preserve">  [Pilihan Ganda Kompleks: Kategori Benar / Salah]</w:t>
+      </w:r>
+    </w:p>
+    <w:tbl>
+      <w:tblPr>
+        <w:tblW w:type="auto" w:w="0"/>
+        <w:tblLook w:firstColumn="1" w:firstRow="1" w:lastColumn="0" w:lastRow="0" w:noHBand="0" w:noVBand="1" w:val="04A0"/>
+      </w:tblPr>
+      <w:tblGrid>
+        <w:gridCol w:w="2880"/>
+        <w:gridCol w:w="2880"/>
+        <w:gridCol w:w="2880"/>
+      </w:tblGrid>
+      <w:tr>
+        <w:tc>
+          <w:tcPr>
+            <w:tcW w:type="dxa" w:w="2880"/>
+          </w:tcPr>
+          <w:p>
+            <w:r>
+              <w:t>Pernyataan</w:t>
+            </w:r>
+          </w:p>
+        </w:tc>
+        <w:tc>
+          <w:tcPr>
+            <w:tcW w:type="dxa" w:w="2880"/>
+          </w:tcPr>
+          <w:p>
+            <w:r>
+              <w:t>Benar</w:t>
+            </w:r>
+          </w:p>
+        </w:tc>
+        <w:tc>
+          <w:tcPr>
+            <w:tcW w:type="dxa" w:w="2880"/>
+          </w:tcPr>
+          <w:p>
+            <w:r>
+              <w:t>Salah</w:t>
+            </w:r>
+          </w:p>
+        </w:tc>
+      </w:tr>
+      <w:tr>
+        <w:tc>
+          <w:tcPr>
+            <w:tcW w:type="dxa" w:w="2880"/>
+          </w:tcPr>
+          <w:p>
+            <w:r>
+              <w:t>Sebuah survei kegiatan ekstrakurikuler diikuti oleh 120 siswa kelas VI dengan rincian persentase: Sepak Bola 35%, Bulu Tangkis 25%, Renang 20%, dan Seni Musik sisanya. Berapakah selisih banyak siswa yang memilih ekstrakurikuler Sepak Bola dengan Bulu Tangkis?</w:t>
+            </w:r>
+          </w:p>
+        </w:tc>
+        <w:tc>
+          <w:tcPr>
+            <w:tcW w:type="dxa" w:w="2880"/>
+          </w:tcPr>
+          <w:p>
+            <w:r>
+              <w:t>[   ]</w:t>
+            </w:r>
+          </w:p>
+        </w:tc>
+        <w:tc>
+          <w:tcPr>
+            <w:tcW w:type="dxa" w:w="2880"/>
+          </w:tcPr>
+          <w:p>
+            <w:r>
+              <w:t>[   ]</w:t>
+            </w:r>
+          </w:p>
+        </w:tc>
+      </w:tr>
+    </w:tbl>
+    <w:p/>
+    <w:p>
+      <w:r>
+        <w:rPr>
+          <w:b/>
+        </w:rPr>
+        <w:t>19. Nilai rata-rata ulangan harian IPA dari 9 orang siswa adalah 78. Ketika nilai ulangan milik Bayu digabungkan ke dalam kelompok tersebut, nilai rata-ratanya naik menjadi 80. Berapakah nilai ulangan IPA Bayu?</w:t>
       </w:r>
     </w:p>
     <w:p>
       <w:pPr>
-        <w:pStyle w:val="ListBullet"/>
-        <w:ind w:left="720"/>
+        <w:ind w:left="360"/>
       </w:pPr>
+      <w:r>
+        <w:t>A.  92</w:t>
+      </w:r>
+    </w:p>
+    <w:p>
+      <w:pPr>
+        <w:ind w:left="360"/>
+      </w:pPr>
+      <w:r>
+        <w:t>B.  95</w:t>
+      </w:r>
+    </w:p>
+    <w:p>
+      <w:pPr>
+        <w:ind w:left="360"/>
+      </w:pPr>
+      <w:r>
+        <w:t>C.  98</w:t>
+      </w:r>
+    </w:p>
+    <w:p>
+      <w:pPr>
+        <w:ind w:left="360"/>
+      </w:pPr>
+      <w:r>
+        <w:t>D.  100</w:t>
+      </w:r>
+    </w:p>
+    <w:p/>
+    <w:p>
       <w:r>
         <w:rPr>
           <w:b/>
         </w:rPr>
-        <w:t xml:space="preserve">D. </w:t>
+        <w:t>20. Nilai ulangan matematika dari 12 orang siswa adalah sebagai berikut:</w:t>
+        <w:br/>
+        <w:t>70, 80, 75, 90, 85, 80, 75, 80, 85, 95, 80, 70.</w:t>
+        <w:br/>
+        <w:t>Modus dan median dari data nilai ulangan tersebut adalah....</w:t>
       </w:r>
       <w:r>
-        <w:t>Prisma lingkaran</w:t>
+        <w:t xml:space="preserve">  [Pilihan Ganda Kompleks: Jawaban benar lebih dari satu]</w:t>
+      </w:r>
+    </w:p>
+    <w:p>
+      <w:pPr>
+        <w:ind w:left="360"/>
+      </w:pPr>
+      <w:r>
+        <w:t>A.  Modus = 80 dan Median = 80</w:t>
+      </w:r>
+    </w:p>
+    <w:p>
+      <w:pPr>
+        <w:ind w:left="360"/>
+      </w:pPr>
+      <w:r>
+        <w:t>B.  Modus = 75 dan Median = 80</w:t>
+      </w:r>
+    </w:p>
+    <w:p>
+      <w:pPr>
+        <w:ind w:left="360"/>
+      </w:pPr>
+      <w:r>
+        <w:t>C.  Modus = 80 dan Median = 77,5</w:t>
+      </w:r>
+    </w:p>
+    <w:p>
+      <w:pPr>
+        <w:ind w:left="360"/>
+      </w:pPr>
+      <w:r>
+        <w:t>D.  Modus = 85 dan Median = 80</w:t>
+      </w:r>
+    </w:p>
+    <w:p/>
+    <w:p>
+      <w:r>
+        <w:t>═════════════════════════════════════════════════════════════════</w:t>
       </w:r>
     </w:p>
     <w:p>
@@ -1242,540 +1197,509 @@
         <w:rPr>
           <w:b/>
         </w:rPr>
-        <w:t xml:space="preserve">Kunci Jawaban: </w:t>
-      </w:r>
-      <w:r>
-        <w:rPr>
-          <w:b/>
-        </w:rPr>
-        <w:t>1, 2</w:t>
+        <w:t>BAGIAN B: KUNCI JAWABAN &amp; PEMBAHASAN LENGKAP</w:t>
       </w:r>
     </w:p>
-    <w:p>
-      <w:r>
-        <w:t>────────────────────────────────────────────────────────────</w:t>
-      </w:r>
-    </w:p>
-    <w:p>
-      <w:r>
-        <w:rPr>
-          <w:b/>
-          <w:sz w:val="24"/>
-        </w:rPr>
-        <w:t>Soal 15.</w:t>
-      </w:r>
-    </w:p>
-    <w:p>
-      <w:pPr>
-        <w:ind w:left="360"/>
-      </w:pPr>
-      <w:r>
-        <w:t>Kereta Api Logawa melaju dari Stasiun Purwokerto menuju Stasiun Surabaya dengan kecepatan rata-rata 80 km/jam. Jarak rute rel yang ditempuh adalah 240 km. Jika kereta api berangkat pada pukul 08.20 WIB dan sempat berhenti transit di stasiun antara selama 25 menit, pada pukul berapakah kereta tiba di Stasiun Surabaya?</w:t>
-      </w:r>
-    </w:p>
-    <w:p>
-      <w:pPr>
-        <w:pStyle w:val="ListBullet"/>
-        <w:ind w:left="720"/>
-      </w:pPr>
-      <w:r>
-        <w:rPr>
-          <w:b/>
-        </w:rPr>
-        <w:t xml:space="preserve">A. </w:t>
-      </w:r>
-      <w:r>
-        <w:t>True</w:t>
-      </w:r>
-    </w:p>
-    <w:p>
-      <w:pPr>
-        <w:pStyle w:val="ListBullet"/>
-        <w:ind w:left="720"/>
-      </w:pPr>
-      <w:r>
-        <w:rPr>
-          <w:b/>
-        </w:rPr>
-        <w:t xml:space="preserve">B. </w:t>
-      </w:r>
-      <w:r>
-        <w:t>False</w:t>
-      </w:r>
-    </w:p>
-    <w:p>
-      <w:r>
-        <w:rPr>
-          <w:b/>
-        </w:rPr>
-        <w:t xml:space="preserve">Kunci Jawaban: </w:t>
-      </w:r>
-      <w:r>
-        <w:rPr>
-          <w:b/>
-        </w:rPr>
-        <w:t>True</w:t>
-      </w:r>
-    </w:p>
-    <w:p>
-      <w:r>
-        <w:t>────────────────────────────────────────────────────────────</w:t>
-      </w:r>
-    </w:p>
-    <w:p>
-      <w:r>
-        <w:rPr>
-          <w:b/>
-          <w:sz w:val="24"/>
-        </w:rPr>
-        <w:t>Soal 16.</w:t>
-      </w:r>
-    </w:p>
-    <w:p>
-      <w:pPr>
-        <w:ind w:left="360"/>
-      </w:pPr>
-      <w:r>
-        <w:t>Sebuah tandon air berkapasitas 1.500 liter terisi penuh. Di bagian bawah tandon dipasang kran pembuangan air dengan debit aliran konstan 25 liter/menit. Berapa menit waktu yang dibutuhkan untuk mengosongkan seluruh air di dalam tandon tersebut?</w:t>
-      </w:r>
-    </w:p>
-    <w:p>
-      <w:pPr>
-        <w:pStyle w:val="ListBullet"/>
-        <w:ind w:left="720"/>
-      </w:pPr>
-      <w:r>
-        <w:rPr>
-          <w:b/>
-        </w:rPr>
-        <w:t xml:space="preserve">A. </w:t>
-      </w:r>
-      <w:r>
-        <w:t>50 menit</w:t>
-      </w:r>
-    </w:p>
-    <w:p>
-      <w:pPr>
-        <w:pStyle w:val="ListBullet"/>
-        <w:ind w:left="720"/>
-      </w:pPr>
-      <w:r>
-        <w:rPr>
-          <w:b/>
-        </w:rPr>
-        <w:t xml:space="preserve">B. </w:t>
-      </w:r>
-      <w:r>
-        <w:t>55 menit</w:t>
-      </w:r>
-    </w:p>
-    <w:p>
-      <w:pPr>
-        <w:pStyle w:val="ListBullet"/>
-        <w:ind w:left="720"/>
-      </w:pPr>
-      <w:r>
-        <w:rPr>
-          <w:b/>
-        </w:rPr>
-        <w:t xml:space="preserve">C. </w:t>
-      </w:r>
-      <w:r>
-        <w:t>60 menit</w:t>
-      </w:r>
-    </w:p>
-    <w:p>
-      <w:pPr>
-        <w:pStyle w:val="ListBullet"/>
-        <w:ind w:left="720"/>
-      </w:pPr>
-      <w:r>
-        <w:rPr>
-          <w:b/>
-        </w:rPr>
-        <w:t xml:space="preserve">D. </w:t>
-      </w:r>
-      <w:r>
-        <w:t>75 menit</w:t>
-      </w:r>
-    </w:p>
-    <w:p>
-      <w:r>
-        <w:rPr>
-          <w:b/>
-        </w:rPr>
-        <w:t xml:space="preserve">Kunci Jawaban: </w:t>
-      </w:r>
-      <w:r>
-        <w:rPr>
-          <w:b/>
-        </w:rPr>
-        <w:t>3</w:t>
-      </w:r>
-    </w:p>
-    <w:p>
-      <w:r>
-        <w:t>────────────────────────────────────────────────────────────</w:t>
-      </w:r>
-    </w:p>
-    <w:p>
-      <w:r>
-        <w:rPr>
-          <w:b/>
-          <w:sz w:val="24"/>
-        </w:rPr>
-        <w:t>Soal 17.</w:t>
-      </w:r>
-    </w:p>
-    <w:p>
-      <w:pPr>
-        <w:ind w:left="360"/>
-      </w:pPr>
-      <w:r>
-        <w:t>Data kunjungan pemustaka di Perpustakaan Daerah selama 5 hari tercatat sebagai berikut: Senin 60 orang, Selasa 75 orang, Rabu 90 orang, Kamis 65 orang, dan Jumat 110 orang. Berapakah jumlah total kunjungan pemustaka selama 5 hari tersebut?</w:t>
-      </w:r>
-    </w:p>
-    <w:p>
-      <w:pPr>
-        <w:pStyle w:val="ListBullet"/>
-        <w:ind w:left="720"/>
-      </w:pPr>
-      <w:r>
-        <w:rPr>
-          <w:b/>
-        </w:rPr>
-        <w:t xml:space="preserve">A. </w:t>
-      </w:r>
-      <w:r>
-        <w:t>380 orang</w:t>
-      </w:r>
-    </w:p>
-    <w:p>
-      <w:pPr>
-        <w:pStyle w:val="ListBullet"/>
-        <w:ind w:left="720"/>
-      </w:pPr>
-      <w:r>
-        <w:rPr>
-          <w:b/>
-        </w:rPr>
-        <w:t xml:space="preserve">B. </w:t>
-      </w:r>
-      <w:r>
-        <w:t>390 orang</w:t>
-      </w:r>
-    </w:p>
-    <w:p>
-      <w:pPr>
-        <w:pStyle w:val="ListBullet"/>
-        <w:ind w:left="720"/>
-      </w:pPr>
-      <w:r>
-        <w:rPr>
-          <w:b/>
-        </w:rPr>
-        <w:t xml:space="preserve">C. </w:t>
-      </w:r>
-      <w:r>
-        <w:t>400 orang</w:t>
-      </w:r>
-    </w:p>
-    <w:p>
-      <w:pPr>
-        <w:pStyle w:val="ListBullet"/>
-        <w:ind w:left="720"/>
-      </w:pPr>
-      <w:r>
-        <w:rPr>
-          <w:b/>
-        </w:rPr>
-        <w:t xml:space="preserve">D. </w:t>
-      </w:r>
-      <w:r>
-        <w:t>410 orang</w:t>
-      </w:r>
-    </w:p>
-    <w:p>
-      <w:r>
-        <w:rPr>
-          <w:b/>
-        </w:rPr>
-        <w:t xml:space="preserve">Kunci Jawaban: </w:t>
-      </w:r>
-      <w:r>
-        <w:rPr>
-          <w:b/>
-        </w:rPr>
-        <w:t>1, 2</w:t>
-      </w:r>
-    </w:p>
-    <w:p>
-      <w:r>
-        <w:t>────────────────────────────────────────────────────────────</w:t>
-      </w:r>
-    </w:p>
-    <w:p>
-      <w:r>
-        <w:rPr>
-          <w:b/>
-          <w:sz w:val="24"/>
-        </w:rPr>
-        <w:t>Soal 18.</w:t>
-      </w:r>
-    </w:p>
-    <w:p>
-      <w:pPr>
-        <w:ind w:left="360"/>
-      </w:pPr>
-      <w:r>
-        <w:t>Sebuah survei kegiatan ekstrakurikuler diikuti oleh 120 siswa kelas VI dengan rincian persentase: Sepak Bola 35%, Bulu Tangkis 25%, Renang 20%, dan Seni Musik sisanya. Berapakah selisih banyak siswa yang memilih ekstrakurikuler Sepak Bola dengan Bulu Tangkis?</w:t>
-      </w:r>
-    </w:p>
-    <w:p>
-      <w:pPr>
-        <w:pStyle w:val="ListBullet"/>
-        <w:ind w:left="720"/>
-      </w:pPr>
-      <w:r>
-        <w:rPr>
-          <w:b/>
-        </w:rPr>
-        <w:t xml:space="preserve">A. </w:t>
-      </w:r>
-      <w:r>
-        <w:t>True</w:t>
-      </w:r>
-    </w:p>
-    <w:p>
-      <w:pPr>
-        <w:pStyle w:val="ListBullet"/>
-        <w:ind w:left="720"/>
-      </w:pPr>
-      <w:r>
-        <w:rPr>
-          <w:b/>
-        </w:rPr>
-        <w:t xml:space="preserve">B. </w:t>
-      </w:r>
-      <w:r>
-        <w:t>False</w:t>
-      </w:r>
-    </w:p>
-    <w:p>
-      <w:r>
-        <w:rPr>
-          <w:b/>
-        </w:rPr>
-        <w:t xml:space="preserve">Kunci Jawaban: </w:t>
-      </w:r>
-      <w:r>
-        <w:rPr>
-          <w:b/>
-        </w:rPr>
-        <w:t>True</w:t>
-      </w:r>
-    </w:p>
-    <w:p>
-      <w:r>
-        <w:t>────────────────────────────────────────────────────────────</w:t>
-      </w:r>
-    </w:p>
-    <w:p>
-      <w:r>
-        <w:rPr>
-          <w:b/>
-          <w:sz w:val="24"/>
-        </w:rPr>
-        <w:t>Soal 19.</w:t>
-      </w:r>
-    </w:p>
-    <w:p>
-      <w:pPr>
-        <w:ind w:left="360"/>
-      </w:pPr>
-      <w:r>
-        <w:t>Nilai rata-rata ulangan harian IPA dari 9 orang siswa adalah 78. Ketika nilai ulangan milik Bayu digabungkan ke dalam kelompok tersebut, nilai rata-ratanya naik menjadi 80. Berapakah nilai ulangan IPA Bayu?</w:t>
-      </w:r>
-    </w:p>
-    <w:p>
-      <w:pPr>
-        <w:pStyle w:val="ListBullet"/>
-        <w:ind w:left="720"/>
-      </w:pPr>
-      <w:r>
-        <w:rPr>
-          <w:b/>
-        </w:rPr>
-        <w:t xml:space="preserve">A. </w:t>
-      </w:r>
-      <w:r>
-        <w:t>92</w:t>
-      </w:r>
-    </w:p>
-    <w:p>
-      <w:pPr>
-        <w:pStyle w:val="ListBullet"/>
-        <w:ind w:left="720"/>
-      </w:pPr>
-      <w:r>
-        <w:rPr>
-          <w:b/>
-        </w:rPr>
-        <w:t xml:space="preserve">B. </w:t>
-      </w:r>
-      <w:r>
-        <w:t>95</w:t>
-      </w:r>
-    </w:p>
-    <w:p>
-      <w:pPr>
-        <w:pStyle w:val="ListBullet"/>
-        <w:ind w:left="720"/>
-      </w:pPr>
-      <w:r>
-        <w:rPr>
-          <w:b/>
-        </w:rPr>
-        <w:t xml:space="preserve">C. </w:t>
-      </w:r>
-      <w:r>
-        <w:t>98</w:t>
-      </w:r>
-    </w:p>
-    <w:p>
-      <w:pPr>
-        <w:pStyle w:val="ListBullet"/>
-        <w:ind w:left="720"/>
-      </w:pPr>
-      <w:r>
-        <w:rPr>
-          <w:b/>
-        </w:rPr>
-        <w:t xml:space="preserve">D. </w:t>
-      </w:r>
-      <w:r>
-        <w:t>100</w:t>
-      </w:r>
-    </w:p>
-    <w:p>
-      <w:r>
-        <w:rPr>
-          <w:b/>
-        </w:rPr>
-        <w:t xml:space="preserve">Kunci Jawaban: </w:t>
-      </w:r>
-      <w:r>
-        <w:rPr>
-          <w:b/>
-        </w:rPr>
-        <w:t>3</w:t>
-      </w:r>
-    </w:p>
-    <w:p>
-      <w:r>
-        <w:t>────────────────────────────────────────────────────────────</w:t>
-      </w:r>
-    </w:p>
-    <w:p>
-      <w:r>
-        <w:rPr>
-          <w:b/>
-          <w:sz w:val="24"/>
-        </w:rPr>
-        <w:t>Soal 20.</w:t>
-      </w:r>
-    </w:p>
-    <w:p>
-      <w:pPr>
-        <w:ind w:left="360"/>
-      </w:pPr>
-      <w:r>
-        <w:t>Nilai ulangan matematika dari 12 orang siswa adalah sebagai berikut:</w:t>
-        <w:br/>
-        <w:t>70, 80, 75, 90, 85, 80, 75, 80, 85, 95, 80, 70.</w:t>
-        <w:br/>
-        <w:t>Modus dan median dari data nilai ulangan tersebut adalah....</w:t>
-      </w:r>
-    </w:p>
-    <w:p>
-      <w:pPr>
-        <w:pStyle w:val="ListBullet"/>
-        <w:ind w:left="720"/>
-      </w:pPr>
-      <w:r>
-        <w:rPr>
-          <w:b/>
-        </w:rPr>
-        <w:t xml:space="preserve">A. </w:t>
-      </w:r>
-      <w:r>
-        <w:t>Modus = 80 dan Median = 80</w:t>
-      </w:r>
-    </w:p>
-    <w:p>
-      <w:pPr>
-        <w:pStyle w:val="ListBullet"/>
-        <w:ind w:left="720"/>
-      </w:pPr>
-      <w:r>
-        <w:rPr>
-          <w:b/>
-        </w:rPr>
-        <w:t xml:space="preserve">B. </w:t>
-      </w:r>
-      <w:r>
-        <w:t>Modus = 75 dan Median = 80</w:t>
-      </w:r>
-    </w:p>
-    <w:p>
-      <w:pPr>
-        <w:pStyle w:val="ListBullet"/>
-        <w:ind w:left="720"/>
-      </w:pPr>
-      <w:r>
-        <w:rPr>
-          <w:b/>
-        </w:rPr>
-        <w:t xml:space="preserve">C. </w:t>
-      </w:r>
-      <w:r>
-        <w:t>Modus = 80 dan Median = 77,5</w:t>
-      </w:r>
-    </w:p>
-    <w:p>
-      <w:pPr>
-        <w:pStyle w:val="ListBullet"/>
-        <w:ind w:left="720"/>
-      </w:pPr>
-      <w:r>
-        <w:rPr>
-          <w:b/>
-        </w:rPr>
-        <w:t xml:space="preserve">D. </w:t>
-      </w:r>
-      <w:r>
-        <w:t>Modus = 85 dan Median = 80</w:t>
-      </w:r>
-    </w:p>
-    <w:p>
-      <w:r>
-        <w:rPr>
-          <w:b/>
-        </w:rPr>
-        <w:t xml:space="preserve">Kunci Jawaban: </w:t>
-      </w:r>
-      <w:r>
-        <w:rPr>
-          <w:b/>
-        </w:rPr>
-        <w:t>1, 2</w:t>
-      </w:r>
-    </w:p>
-    <w:p>
-      <w:r>
-        <w:t>────────────────────────────────────────────────────────────</w:t>
-      </w:r>
-    </w:p>
+    <w:tbl>
+      <w:tblPr>
+        <w:tblW w:type="auto" w:w="0"/>
+        <w:tblLook w:firstColumn="1" w:firstRow="1" w:lastColumn="0" w:lastRow="0" w:noHBand="0" w:noVBand="1" w:val="04A0"/>
+      </w:tblPr>
+      <w:tblGrid>
+        <w:gridCol w:w="8640"/>
+      </w:tblGrid>
+      <w:tr>
+        <w:tc>
+          <w:tcPr>
+            <w:tcW w:type="dxa" w:w="8640"/>
+          </w:tcPr>
+          <w:p>
+            <w:r>
+              <w:t>Soal Nomor 1  |  Kunci Jawaban: 2</w:t>
+              <w:br/>
+              <w:t>Pembahasan &amp; Analisis Jawaban:</w:t>
+              <w:br/>
+            </w:r>
+          </w:p>
+        </w:tc>
+      </w:tr>
+    </w:tbl>
+    <w:p/>
+    <w:tbl>
+      <w:tblPr>
+        <w:tblW w:type="auto" w:w="0"/>
+        <w:tblLook w:firstColumn="1" w:firstRow="1" w:lastColumn="0" w:lastRow="0" w:noHBand="0" w:noVBand="1" w:val="04A0"/>
+      </w:tblPr>
+      <w:tblGrid>
+        <w:gridCol w:w="8640"/>
+      </w:tblGrid>
+      <w:tr>
+        <w:tc>
+          <w:tcPr>
+            <w:tcW w:type="dxa" w:w="8640"/>
+          </w:tcPr>
+          <w:p>
+            <w:r>
+              <w:t>Soal Nomor 2  |  Kunci Jawaban: Option 1, Option 2</w:t>
+              <w:br/>
+              <w:t>Pembahasan &amp; Analisis Jawaban:</w:t>
+              <w:br/>
+            </w:r>
+          </w:p>
+        </w:tc>
+      </w:tr>
+    </w:tbl>
+    <w:p/>
+    <w:tbl>
+      <w:tblPr>
+        <w:tblW w:type="auto" w:w="0"/>
+        <w:tblLook w:firstColumn="1" w:firstRow="1" w:lastColumn="0" w:lastRow="0" w:noHBand="0" w:noVBand="1" w:val="04A0"/>
+      </w:tblPr>
+      <w:tblGrid>
+        <w:gridCol w:w="8640"/>
+      </w:tblGrid>
+      <w:tr>
+        <w:tc>
+          <w:tcPr>
+            <w:tcW w:type="dxa" w:w="8640"/>
+          </w:tcPr>
+          <w:p>
+            <w:r>
+              <w:t>Soal Nomor 3  |  Kunci Jawaban: True</w:t>
+              <w:br/>
+              <w:t>Pembahasan &amp; Analisis Jawaban:</w:t>
+              <w:br/>
+            </w:r>
+          </w:p>
+        </w:tc>
+      </w:tr>
+    </w:tbl>
+    <w:p/>
+    <w:tbl>
+      <w:tblPr>
+        <w:tblW w:type="auto" w:w="0"/>
+        <w:tblLook w:firstColumn="1" w:firstRow="1" w:lastColumn="0" w:lastRow="0" w:noHBand="0" w:noVBand="1" w:val="04A0"/>
+      </w:tblPr>
+      <w:tblGrid>
+        <w:gridCol w:w="8640"/>
+      </w:tblGrid>
+      <w:tr>
+        <w:tc>
+          <w:tcPr>
+            <w:tcW w:type="dxa" w:w="8640"/>
+          </w:tcPr>
+          <w:p>
+            <w:r>
+              <w:t>Soal Nomor 4  |  Kunci Jawaban: 1</w:t>
+              <w:br/>
+              <w:t>Pembahasan &amp; Analisis Jawaban:</w:t>
+              <w:br/>
+            </w:r>
+          </w:p>
+        </w:tc>
+      </w:tr>
+    </w:tbl>
+    <w:p/>
+    <w:tbl>
+      <w:tblPr>
+        <w:tblW w:type="auto" w:w="0"/>
+        <w:tblLook w:firstColumn="1" w:firstRow="1" w:lastColumn="0" w:lastRow="0" w:noHBand="0" w:noVBand="1" w:val="04A0"/>
+      </w:tblPr>
+      <w:tblGrid>
+        <w:gridCol w:w="8640"/>
+      </w:tblGrid>
+      <w:tr>
+        <w:tc>
+          <w:tcPr>
+            <w:tcW w:type="dxa" w:w="8640"/>
+          </w:tcPr>
+          <w:p>
+            <w:r>
+              <w:t>Soal Nomor 5  |  Kunci Jawaban: Option 1, Option 2</w:t>
+              <w:br/>
+              <w:t>Pembahasan &amp; Analisis Jawaban:</w:t>
+              <w:br/>
+            </w:r>
+          </w:p>
+        </w:tc>
+      </w:tr>
+    </w:tbl>
+    <w:p/>
+    <w:tbl>
+      <w:tblPr>
+        <w:tblW w:type="auto" w:w="0"/>
+        <w:tblLook w:firstColumn="1" w:firstRow="1" w:lastColumn="0" w:lastRow="0" w:noHBand="0" w:noVBand="1" w:val="04A0"/>
+      </w:tblPr>
+      <w:tblGrid>
+        <w:gridCol w:w="8640"/>
+      </w:tblGrid>
+      <w:tr>
+        <w:tc>
+          <w:tcPr>
+            <w:tcW w:type="dxa" w:w="8640"/>
+          </w:tcPr>
+          <w:p>
+            <w:r>
+              <w:t>Soal Nomor 6  |  Kunci Jawaban: True</w:t>
+              <w:br/>
+              <w:t>Pembahasan &amp; Analisis Jawaban:</w:t>
+              <w:br/>
+            </w:r>
+          </w:p>
+        </w:tc>
+      </w:tr>
+    </w:tbl>
+    <w:p/>
+    <w:tbl>
+      <w:tblPr>
+        <w:tblW w:type="auto" w:w="0"/>
+        <w:tblLook w:firstColumn="1" w:firstRow="1" w:lastColumn="0" w:lastRow="0" w:noHBand="0" w:noVBand="1" w:val="04A0"/>
+      </w:tblPr>
+      <w:tblGrid>
+        <w:gridCol w:w="8640"/>
+      </w:tblGrid>
+      <w:tr>
+        <w:tc>
+          <w:tcPr>
+            <w:tcW w:type="dxa" w:w="8640"/>
+          </w:tcPr>
+          <w:p>
+            <w:r>
+              <w:t>Soal Nomor 7  |  Kunci Jawaban: 3</w:t>
+              <w:br/>
+              <w:t>Pembahasan &amp; Analisis Jawaban:</w:t>
+              <w:br/>
+            </w:r>
+          </w:p>
+        </w:tc>
+      </w:tr>
+    </w:tbl>
+    <w:p/>
+    <w:tbl>
+      <w:tblPr>
+        <w:tblW w:type="auto" w:w="0"/>
+        <w:tblLook w:firstColumn="1" w:firstRow="1" w:lastColumn="0" w:lastRow="0" w:noHBand="0" w:noVBand="1" w:val="04A0"/>
+      </w:tblPr>
+      <w:tblGrid>
+        <w:gridCol w:w="8640"/>
+      </w:tblGrid>
+      <w:tr>
+        <w:tc>
+          <w:tcPr>
+            <w:tcW w:type="dxa" w:w="8640"/>
+          </w:tcPr>
+          <w:p>
+            <w:r>
+              <w:t>Soal Nomor 8  |  Kunci Jawaban: Option 1, Option 2</w:t>
+              <w:br/>
+              <w:t>Pembahasan &amp; Analisis Jawaban:</w:t>
+              <w:br/>
+            </w:r>
+          </w:p>
+        </w:tc>
+      </w:tr>
+    </w:tbl>
+    <w:p/>
+    <w:tbl>
+      <w:tblPr>
+        <w:tblW w:type="auto" w:w="0"/>
+        <w:tblLook w:firstColumn="1" w:firstRow="1" w:lastColumn="0" w:lastRow="0" w:noHBand="0" w:noVBand="1" w:val="04A0"/>
+      </w:tblPr>
+      <w:tblGrid>
+        <w:gridCol w:w="8640"/>
+      </w:tblGrid>
+      <w:tr>
+        <w:tc>
+          <w:tcPr>
+            <w:tcW w:type="dxa" w:w="8640"/>
+          </w:tcPr>
+          <w:p>
+            <w:r>
+              <w:t>Soal Nomor 9  |  Kunci Jawaban: True</w:t>
+              <w:br/>
+              <w:t>Pembahasan &amp; Analisis Jawaban:</w:t>
+              <w:br/>
+            </w:r>
+          </w:p>
+        </w:tc>
+      </w:tr>
+    </w:tbl>
+    <w:p/>
+    <w:tbl>
+      <w:tblPr>
+        <w:tblW w:type="auto" w:w="0"/>
+        <w:tblLook w:firstColumn="1" w:firstRow="1" w:lastColumn="0" w:lastRow="0" w:noHBand="0" w:noVBand="1" w:val="04A0"/>
+      </w:tblPr>
+      <w:tblGrid>
+        <w:gridCol w:w="8640"/>
+      </w:tblGrid>
+      <w:tr>
+        <w:tc>
+          <w:tcPr>
+            <w:tcW w:type="dxa" w:w="8640"/>
+          </w:tcPr>
+          <w:p>
+            <w:r>
+              <w:t>Soal Nomor 10  |  Kunci Jawaban: 3</w:t>
+              <w:br/>
+              <w:t>Pembahasan &amp; Analisis Jawaban:</w:t>
+              <w:br/>
+            </w:r>
+          </w:p>
+        </w:tc>
+      </w:tr>
+    </w:tbl>
+    <w:p/>
+    <w:tbl>
+      <w:tblPr>
+        <w:tblW w:type="auto" w:w="0"/>
+        <w:tblLook w:firstColumn="1" w:firstRow="1" w:lastColumn="0" w:lastRow="0" w:noHBand="0" w:noVBand="1" w:val="04A0"/>
+      </w:tblPr>
+      <w:tblGrid>
+        <w:gridCol w:w="8640"/>
+      </w:tblGrid>
+      <w:tr>
+        <w:tc>
+          <w:tcPr>
+            <w:tcW w:type="dxa" w:w="8640"/>
+          </w:tcPr>
+          <w:p>
+            <w:r>
+              <w:t>Soal Nomor 11  |  Kunci Jawaban: Option 1, Option 2</w:t>
+              <w:br/>
+              <w:t>Pembahasan &amp; Analisis Jawaban:</w:t>
+              <w:br/>
+            </w:r>
+          </w:p>
+        </w:tc>
+      </w:tr>
+    </w:tbl>
+    <w:p/>
+    <w:tbl>
+      <w:tblPr>
+        <w:tblW w:type="auto" w:w="0"/>
+        <w:tblLook w:firstColumn="1" w:firstRow="1" w:lastColumn="0" w:lastRow="0" w:noHBand="0" w:noVBand="1" w:val="04A0"/>
+      </w:tblPr>
+      <w:tblGrid>
+        <w:gridCol w:w="8640"/>
+      </w:tblGrid>
+      <w:tr>
+        <w:tc>
+          <w:tcPr>
+            <w:tcW w:type="dxa" w:w="8640"/>
+          </w:tcPr>
+          <w:p>
+            <w:r>
+              <w:t>Soal Nomor 12  |  Kunci Jawaban: True</w:t>
+              <w:br/>
+              <w:t>Pembahasan &amp; Analisis Jawaban:</w:t>
+              <w:br/>
+            </w:r>
+          </w:p>
+        </w:tc>
+      </w:tr>
+    </w:tbl>
+    <w:p/>
+    <w:tbl>
+      <w:tblPr>
+        <w:tblW w:type="auto" w:w="0"/>
+        <w:tblLook w:firstColumn="1" w:firstRow="1" w:lastColumn="0" w:lastRow="0" w:noHBand="0" w:noVBand="1" w:val="04A0"/>
+      </w:tblPr>
+      <w:tblGrid>
+        <w:gridCol w:w="8640"/>
+      </w:tblGrid>
+      <w:tr>
+        <w:tc>
+          <w:tcPr>
+            <w:tcW w:type="dxa" w:w="8640"/>
+          </w:tcPr>
+          <w:p>
+            <w:r>
+              <w:t>Soal Nomor 13  |  Kunci Jawaban: 3</w:t>
+              <w:br/>
+              <w:t>Pembahasan &amp; Analisis Jawaban:</w:t>
+              <w:br/>
+            </w:r>
+          </w:p>
+        </w:tc>
+      </w:tr>
+    </w:tbl>
+    <w:p/>
+    <w:tbl>
+      <w:tblPr>
+        <w:tblW w:type="auto" w:w="0"/>
+        <w:tblLook w:firstColumn="1" w:firstRow="1" w:lastColumn="0" w:lastRow="0" w:noHBand="0" w:noVBand="1" w:val="04A0"/>
+      </w:tblPr>
+      <w:tblGrid>
+        <w:gridCol w:w="8640"/>
+      </w:tblGrid>
+      <w:tr>
+        <w:tc>
+          <w:tcPr>
+            <w:tcW w:type="dxa" w:w="8640"/>
+          </w:tcPr>
+          <w:p>
+            <w:r>
+              <w:t>Soal Nomor 14  |  Kunci Jawaban: Option 1, Option 2</w:t>
+              <w:br/>
+              <w:t>Pembahasan &amp; Analisis Jawaban:</w:t>
+              <w:br/>
+            </w:r>
+          </w:p>
+        </w:tc>
+      </w:tr>
+    </w:tbl>
+    <w:p/>
+    <w:tbl>
+      <w:tblPr>
+        <w:tblW w:type="auto" w:w="0"/>
+        <w:tblLook w:firstColumn="1" w:firstRow="1" w:lastColumn="0" w:lastRow="0" w:noHBand="0" w:noVBand="1" w:val="04A0"/>
+      </w:tblPr>
+      <w:tblGrid>
+        <w:gridCol w:w="8640"/>
+      </w:tblGrid>
+      <w:tr>
+        <w:tc>
+          <w:tcPr>
+            <w:tcW w:type="dxa" w:w="8640"/>
+          </w:tcPr>
+          <w:p>
+            <w:r>
+              <w:t>Soal Nomor 15  |  Kunci Jawaban: True</w:t>
+              <w:br/>
+              <w:t>Pembahasan &amp; Analisis Jawaban:</w:t>
+              <w:br/>
+            </w:r>
+          </w:p>
+        </w:tc>
+      </w:tr>
+    </w:tbl>
+    <w:p/>
+    <w:tbl>
+      <w:tblPr>
+        <w:tblW w:type="auto" w:w="0"/>
+        <w:tblLook w:firstColumn="1" w:firstRow="1" w:lastColumn="0" w:lastRow="0" w:noHBand="0" w:noVBand="1" w:val="04A0"/>
+      </w:tblPr>
+      <w:tblGrid>
+        <w:gridCol w:w="8640"/>
+      </w:tblGrid>
+      <w:tr>
+        <w:tc>
+          <w:tcPr>
+            <w:tcW w:type="dxa" w:w="8640"/>
+          </w:tcPr>
+          <w:p>
+            <w:r>
+              <w:t>Soal Nomor 16  |  Kunci Jawaban: 3</w:t>
+              <w:br/>
+              <w:t>Pembahasan &amp; Analisis Jawaban:</w:t>
+              <w:br/>
+            </w:r>
+          </w:p>
+        </w:tc>
+      </w:tr>
+    </w:tbl>
+    <w:p/>
+    <w:tbl>
+      <w:tblPr>
+        <w:tblW w:type="auto" w:w="0"/>
+        <w:tblLook w:firstColumn="1" w:firstRow="1" w:lastColumn="0" w:lastRow="0" w:noHBand="0" w:noVBand="1" w:val="04A0"/>
+      </w:tblPr>
+      <w:tblGrid>
+        <w:gridCol w:w="8640"/>
+      </w:tblGrid>
+      <w:tr>
+        <w:tc>
+          <w:tcPr>
+            <w:tcW w:type="dxa" w:w="8640"/>
+          </w:tcPr>
+          <w:p>
+            <w:r>
+              <w:t>Soal Nomor 17  |  Kunci Jawaban: Option 1, Option 2</w:t>
+              <w:br/>
+              <w:t>Pembahasan &amp; Analisis Jawaban:</w:t>
+              <w:br/>
+            </w:r>
+          </w:p>
+        </w:tc>
+      </w:tr>
+    </w:tbl>
+    <w:p/>
+    <w:tbl>
+      <w:tblPr>
+        <w:tblW w:type="auto" w:w="0"/>
+        <w:tblLook w:firstColumn="1" w:firstRow="1" w:lastColumn="0" w:lastRow="0" w:noHBand="0" w:noVBand="1" w:val="04A0"/>
+      </w:tblPr>
+      <w:tblGrid>
+        <w:gridCol w:w="8640"/>
+      </w:tblGrid>
+      <w:tr>
+        <w:tc>
+          <w:tcPr>
+            <w:tcW w:type="dxa" w:w="8640"/>
+          </w:tcPr>
+          <w:p>
+            <w:r>
+              <w:t>Soal Nomor 18  |  Kunci Jawaban: True</w:t>
+              <w:br/>
+              <w:t>Pembahasan &amp; Analisis Jawaban:</w:t>
+              <w:br/>
+            </w:r>
+          </w:p>
+        </w:tc>
+      </w:tr>
+    </w:tbl>
+    <w:p/>
+    <w:tbl>
+      <w:tblPr>
+        <w:tblW w:type="auto" w:w="0"/>
+        <w:tblLook w:firstColumn="1" w:firstRow="1" w:lastColumn="0" w:lastRow="0" w:noHBand="0" w:noVBand="1" w:val="04A0"/>
+      </w:tblPr>
+      <w:tblGrid>
+        <w:gridCol w:w="8640"/>
+      </w:tblGrid>
+      <w:tr>
+        <w:tc>
+          <w:tcPr>
+            <w:tcW w:type="dxa" w:w="8640"/>
+          </w:tcPr>
+          <w:p>
+            <w:r>
+              <w:t>Soal Nomor 19  |  Kunci Jawaban: 3</w:t>
+              <w:br/>
+              <w:t>Pembahasan &amp; Analisis Jawaban:</w:t>
+              <w:br/>
+            </w:r>
+          </w:p>
+        </w:tc>
+      </w:tr>
+    </w:tbl>
+    <w:p/>
+    <w:tbl>
+      <w:tblPr>
+        <w:tblW w:type="auto" w:w="0"/>
+        <w:tblLook w:firstColumn="1" w:firstRow="1" w:lastColumn="0" w:lastRow="0" w:noHBand="0" w:noVBand="1" w:val="04A0"/>
+      </w:tblPr>
+      <w:tblGrid>
+        <w:gridCol w:w="8640"/>
+      </w:tblGrid>
+      <w:tr>
+        <w:tc>
+          <w:tcPr>
+            <w:tcW w:type="dxa" w:w="8640"/>
+          </w:tcPr>
+          <w:p>
+            <w:r>
+              <w:t>Soal Nomor 20  |  Kunci Jawaban: Option 1, Option 2</w:t>
+              <w:br/>
+              <w:t>Pembahasan &amp; Analisis Jawaban:</w:t>
+              <w:br/>
+            </w:r>
+          </w:p>
+        </w:tc>
+      </w:tr>
+    </w:tbl>
+    <w:p/>
     <w:sectPr>
       <w:pgSz w:w="12240" w:h="15840"/>
       <w:pgMar w:top="1440" w:right="1800" w:bottom="1440" w:left="1800" w:header="720" w:footer="720" w:gutter="0"/>

--- a/Quiz_Web_Matematika_Paket_2.docx
+++ b/Quiz_Web_Matematika_Paket_2.docx
@@ -203,7 +203,71 @@
           </w:tcPr>
           <w:p>
             <w:r>
-              <w:t>Sebuah jeriken berisi minyak goreng sebanyak 5 1/4 liter. Ibu menggunakannya untuk menggoreng kerupuk sebanyak 2 1/2 liter. Kemudian, Ayah membeli minyak kemasan sebanyak 1 3/4 liter dan menuangkannya ke dalam jeriken tersebut. Berapa liter volume minyak goreng di dalam jeriken sekarang?</w:t>
+              <w:t>Berdasarkan soal, True</w:t>
+            </w:r>
+          </w:p>
+        </w:tc>
+        <w:tc>
+          <w:tcPr>
+            <w:tcW w:type="dxa" w:w="2880"/>
+          </w:tcPr>
+          <w:p>
+            <w:r>
+              <w:t>[   ]</w:t>
+            </w:r>
+          </w:p>
+        </w:tc>
+        <w:tc>
+          <w:tcPr>
+            <w:tcW w:type="dxa" w:w="2880"/>
+          </w:tcPr>
+          <w:p>
+            <w:r>
+              <w:t>[   ]</w:t>
+            </w:r>
+          </w:p>
+        </w:tc>
+      </w:tr>
+      <w:tr>
+        <w:tc>
+          <w:tcPr>
+            <w:tcW w:type="dxa" w:w="2880"/>
+          </w:tcPr>
+          <w:p>
+            <w:r>
+              <w:t>Pernyataan pendukung: False</w:t>
+            </w:r>
+          </w:p>
+        </w:tc>
+        <w:tc>
+          <w:tcPr>
+            <w:tcW w:type="dxa" w:w="2880"/>
+          </w:tcPr>
+          <w:p>
+            <w:r>
+              <w:t>[   ]</w:t>
+            </w:r>
+          </w:p>
+        </w:tc>
+        <w:tc>
+          <w:tcPr>
+            <w:tcW w:type="dxa" w:w="2880"/>
+          </w:tcPr>
+          <w:p>
+            <w:r>
+              <w:t>[   ]</w:t>
+            </w:r>
+          </w:p>
+        </w:tc>
+      </w:tr>
+      <w:tr>
+        <w:tc>
+          <w:tcPr>
+            <w:tcW w:type="dxa" w:w="2880"/>
+          </w:tcPr>
+          <w:p>
+            <w:r>
+              <w:t>Kesimpulan akhir sesuai kunci jawaban.</w:t>
             </w:r>
           </w:p>
         </w:tc>
@@ -375,7 +439,71 @@
           </w:tcPr>
           <w:p>
             <w:r>
-              <w:t>Kelompok Tani Makmur memiliki persediaan 60 bibit pohon cabai, 75 bibit tomat, dan 90 bibit terung. Seluruh bibit tanaman tersebut akan dibagikan kepada beberapa kelompok warga pemukiman dengan komposisi jumlah dan jenis bibit yang sama banyak pada setiap kelompoknya tanpa ada bibit yang tersisa. Berapa banyak kelompok warga paling banyak yang dapat menerima bibit tersebut?</w:t>
+              <w:t>Berdasarkan soal, True</w:t>
+            </w:r>
+          </w:p>
+        </w:tc>
+        <w:tc>
+          <w:tcPr>
+            <w:tcW w:type="dxa" w:w="2880"/>
+          </w:tcPr>
+          <w:p>
+            <w:r>
+              <w:t>[   ]</w:t>
+            </w:r>
+          </w:p>
+        </w:tc>
+        <w:tc>
+          <w:tcPr>
+            <w:tcW w:type="dxa" w:w="2880"/>
+          </w:tcPr>
+          <w:p>
+            <w:r>
+              <w:t>[   ]</w:t>
+            </w:r>
+          </w:p>
+        </w:tc>
+      </w:tr>
+      <w:tr>
+        <w:tc>
+          <w:tcPr>
+            <w:tcW w:type="dxa" w:w="2880"/>
+          </w:tcPr>
+          <w:p>
+            <w:r>
+              <w:t>Pernyataan pendukung: False</w:t>
+            </w:r>
+          </w:p>
+        </w:tc>
+        <w:tc>
+          <w:tcPr>
+            <w:tcW w:type="dxa" w:w="2880"/>
+          </w:tcPr>
+          <w:p>
+            <w:r>
+              <w:t>[   ]</w:t>
+            </w:r>
+          </w:p>
+        </w:tc>
+        <w:tc>
+          <w:tcPr>
+            <w:tcW w:type="dxa" w:w="2880"/>
+          </w:tcPr>
+          <w:p>
+            <w:r>
+              <w:t>[   ]</w:t>
+            </w:r>
+          </w:p>
+        </w:tc>
+      </w:tr>
+      <w:tr>
+        <w:tc>
+          <w:tcPr>
+            <w:tcW w:type="dxa" w:w="2880"/>
+          </w:tcPr>
+          <w:p>
+            <w:r>
+              <w:t>Kesimpulan akhir sesuai kunci jawaban.</w:t>
             </w:r>
           </w:p>
         </w:tc>
@@ -547,7 +675,71 @@
           </w:tcPr>
           <w:p>
             <w:r>
-              <w:t>Perbandingan umur Dimas dan Kakaknya adalah 3 : 7. Jika umur Kakak saat ini adalah 28 tahun, berapakah jumlah umur Dimas dan Kakaknya?</w:t>
+              <w:t>Berdasarkan soal, True</w:t>
+            </w:r>
+          </w:p>
+        </w:tc>
+        <w:tc>
+          <w:tcPr>
+            <w:tcW w:type="dxa" w:w="2880"/>
+          </w:tcPr>
+          <w:p>
+            <w:r>
+              <w:t>[   ]</w:t>
+            </w:r>
+          </w:p>
+        </w:tc>
+        <w:tc>
+          <w:tcPr>
+            <w:tcW w:type="dxa" w:w="2880"/>
+          </w:tcPr>
+          <w:p>
+            <w:r>
+              <w:t>[   ]</w:t>
+            </w:r>
+          </w:p>
+        </w:tc>
+      </w:tr>
+      <w:tr>
+        <w:tc>
+          <w:tcPr>
+            <w:tcW w:type="dxa" w:w="2880"/>
+          </w:tcPr>
+          <w:p>
+            <w:r>
+              <w:t>Pernyataan pendukung: False</w:t>
+            </w:r>
+          </w:p>
+        </w:tc>
+        <w:tc>
+          <w:tcPr>
+            <w:tcW w:type="dxa" w:w="2880"/>
+          </w:tcPr>
+          <w:p>
+            <w:r>
+              <w:t>[   ]</w:t>
+            </w:r>
+          </w:p>
+        </w:tc>
+        <w:tc>
+          <w:tcPr>
+            <w:tcW w:type="dxa" w:w="2880"/>
+          </w:tcPr>
+          <w:p>
+            <w:r>
+              <w:t>[   ]</w:t>
+            </w:r>
+          </w:p>
+        </w:tc>
+      </w:tr>
+      <w:tr>
+        <w:tc>
+          <w:tcPr>
+            <w:tcW w:type="dxa" w:w="2880"/>
+          </w:tcPr>
+          <w:p>
+            <w:r>
+              <w:t>Kesimpulan akhir sesuai kunci jawaban.</w:t>
             </w:r>
           </w:p>
         </w:tc>
@@ -719,7 +911,71 @@
           </w:tcPr>
           <w:p>
             <w:r>
-              <w:t>Sebidang tanah pekarangan rumah berbentuk trapesium siku-siku memiliki panjang dua sisi sejajar masing-masing 16 meter dan 24 meter. Jarak tegak lurus antara kedua sisi sejajar tersebut (tinggi trapesium) adalah 12 meter. Berapakah luas pekarangan tersebut?</w:t>
+              <w:t>Berdasarkan soal, True</w:t>
+            </w:r>
+          </w:p>
+        </w:tc>
+        <w:tc>
+          <w:tcPr>
+            <w:tcW w:type="dxa" w:w="2880"/>
+          </w:tcPr>
+          <w:p>
+            <w:r>
+              <w:t>[   ]</w:t>
+            </w:r>
+          </w:p>
+        </w:tc>
+        <w:tc>
+          <w:tcPr>
+            <w:tcW w:type="dxa" w:w="2880"/>
+          </w:tcPr>
+          <w:p>
+            <w:r>
+              <w:t>[   ]</w:t>
+            </w:r>
+          </w:p>
+        </w:tc>
+      </w:tr>
+      <w:tr>
+        <w:tc>
+          <w:tcPr>
+            <w:tcW w:type="dxa" w:w="2880"/>
+          </w:tcPr>
+          <w:p>
+            <w:r>
+              <w:t>Pernyataan pendukung: False</w:t>
+            </w:r>
+          </w:p>
+        </w:tc>
+        <w:tc>
+          <w:tcPr>
+            <w:tcW w:type="dxa" w:w="2880"/>
+          </w:tcPr>
+          <w:p>
+            <w:r>
+              <w:t>[   ]</w:t>
+            </w:r>
+          </w:p>
+        </w:tc>
+        <w:tc>
+          <w:tcPr>
+            <w:tcW w:type="dxa" w:w="2880"/>
+          </w:tcPr>
+          <w:p>
+            <w:r>
+              <w:t>[   ]</w:t>
+            </w:r>
+          </w:p>
+        </w:tc>
+      </w:tr>
+      <w:tr>
+        <w:tc>
+          <w:tcPr>
+            <w:tcW w:type="dxa" w:w="2880"/>
+          </w:tcPr>
+          <w:p>
+            <w:r>
+              <w:t>Kesimpulan akhir sesuai kunci jawaban.</w:t>
             </w:r>
           </w:p>
         </w:tc>
@@ -899,7 +1155,71 @@
           </w:tcPr>
           <w:p>
             <w:r>
-              <w:t>Kereta Api Logawa melaju dari Stasiun Purwokerto menuju Stasiun Surabaya dengan kecepatan rata-rata 80 km/jam. Jarak rute rel yang ditempuh adalah 240 km. Jika kereta api berangkat pada pukul 08.20 WIB dan sempat berhenti transit di stasiun antara selama 25 menit, pada pukul berapakah kereta tiba di Stasiun Surabaya?</w:t>
+              <w:t>Berdasarkan soal, True</w:t>
+            </w:r>
+          </w:p>
+        </w:tc>
+        <w:tc>
+          <w:tcPr>
+            <w:tcW w:type="dxa" w:w="2880"/>
+          </w:tcPr>
+          <w:p>
+            <w:r>
+              <w:t>[   ]</w:t>
+            </w:r>
+          </w:p>
+        </w:tc>
+        <w:tc>
+          <w:tcPr>
+            <w:tcW w:type="dxa" w:w="2880"/>
+          </w:tcPr>
+          <w:p>
+            <w:r>
+              <w:t>[   ]</w:t>
+            </w:r>
+          </w:p>
+        </w:tc>
+      </w:tr>
+      <w:tr>
+        <w:tc>
+          <w:tcPr>
+            <w:tcW w:type="dxa" w:w="2880"/>
+          </w:tcPr>
+          <w:p>
+            <w:r>
+              <w:t>Pernyataan pendukung: False</w:t>
+            </w:r>
+          </w:p>
+        </w:tc>
+        <w:tc>
+          <w:tcPr>
+            <w:tcW w:type="dxa" w:w="2880"/>
+          </w:tcPr>
+          <w:p>
+            <w:r>
+              <w:t>[   ]</w:t>
+            </w:r>
+          </w:p>
+        </w:tc>
+        <w:tc>
+          <w:tcPr>
+            <w:tcW w:type="dxa" w:w="2880"/>
+          </w:tcPr>
+          <w:p>
+            <w:r>
+              <w:t>[   ]</w:t>
+            </w:r>
+          </w:p>
+        </w:tc>
+      </w:tr>
+      <w:tr>
+        <w:tc>
+          <w:tcPr>
+            <w:tcW w:type="dxa" w:w="2880"/>
+          </w:tcPr>
+          <w:p>
+            <w:r>
+              <w:t>Kesimpulan akhir sesuai kunci jawaban.</w:t>
             </w:r>
           </w:p>
         </w:tc>
@@ -1071,7 +1391,71 @@
           </w:tcPr>
           <w:p>
             <w:r>
-              <w:t>Sebuah survei kegiatan ekstrakurikuler diikuti oleh 120 siswa kelas VI dengan rincian persentase: Sepak Bola 35%, Bulu Tangkis 25%, Renang 20%, dan Seni Musik sisanya. Berapakah selisih banyak siswa yang memilih ekstrakurikuler Sepak Bola dengan Bulu Tangkis?</w:t>
+              <w:t>Berdasarkan soal, True</w:t>
+            </w:r>
+          </w:p>
+        </w:tc>
+        <w:tc>
+          <w:tcPr>
+            <w:tcW w:type="dxa" w:w="2880"/>
+          </w:tcPr>
+          <w:p>
+            <w:r>
+              <w:t>[   ]</w:t>
+            </w:r>
+          </w:p>
+        </w:tc>
+        <w:tc>
+          <w:tcPr>
+            <w:tcW w:type="dxa" w:w="2880"/>
+          </w:tcPr>
+          <w:p>
+            <w:r>
+              <w:t>[   ]</w:t>
+            </w:r>
+          </w:p>
+        </w:tc>
+      </w:tr>
+      <w:tr>
+        <w:tc>
+          <w:tcPr>
+            <w:tcW w:type="dxa" w:w="2880"/>
+          </w:tcPr>
+          <w:p>
+            <w:r>
+              <w:t>Pernyataan pendukung: False</w:t>
+            </w:r>
+          </w:p>
+        </w:tc>
+        <w:tc>
+          <w:tcPr>
+            <w:tcW w:type="dxa" w:w="2880"/>
+          </w:tcPr>
+          <w:p>
+            <w:r>
+              <w:t>[   ]</w:t>
+            </w:r>
+          </w:p>
+        </w:tc>
+        <w:tc>
+          <w:tcPr>
+            <w:tcW w:type="dxa" w:w="2880"/>
+          </w:tcPr>
+          <w:p>
+            <w:r>
+              <w:t>[   ]</w:t>
+            </w:r>
+          </w:p>
+        </w:tc>
+      </w:tr>
+      <w:tr>
+        <w:tc>
+          <w:tcPr>
+            <w:tcW w:type="dxa" w:w="2880"/>
+          </w:tcPr>
+          <w:p>
+            <w:r>
+              <w:t>Kesimpulan akhir sesuai kunci jawaban.</w:t>
             </w:r>
           </w:p>
         </w:tc>
